--- a/TS Jatai Ghanam Project/TS 7.4/TS 7.4 Ghanam Malayalam Corrections.docx
+++ b/TS Jatai Ghanam Project/TS 7.4/TS 7.4 Ghanam Malayalam Corrections.docx
@@ -1,6 +1,6 @@
 
 <file path=word/document.xml><?xml version="1.0" encoding="utf-8"?>
-<w:document xmlns:wpc="http://schemas.microsoft.com/office/word/2010/wordprocessingCanvas" xmlns:cx="http://schemas.microsoft.com/office/drawing/2014/chartex" xmlns:cx1="http://schemas.microsoft.com/office/drawing/2015/9/8/chartex" xmlns:cx2="http://schemas.microsoft.com/office/drawing/2015/10/21/chartex" xmlns:cx3="http://schemas.microsoft.com/office/drawing/2016/5/9/chartex" xmlns:cx4="http://schemas.microsoft.com/office/drawing/2016/5/10/chartex" xmlns:cx5="http://schemas.microsoft.com/office/drawing/2016/5/11/chartex" xmlns:cx6="http://schemas.microsoft.com/office/drawing/2016/5/12/chartex" xmlns:cx7="http://schemas.microsoft.com/office/drawing/2016/5/13/chartex" xmlns:cx8="http://schemas.microsoft.com/office/drawing/2016/5/14/chartex" xmlns:mc="http://schemas.openxmlformats.org/markup-compatibility/2006" xmlns:aink="http://schemas.microsoft.com/office/drawing/2016/ink" xmlns:am3d="http://schemas.microsoft.com/office/drawing/2017/model3d" xmlns:o="urn:schemas-microsoft-com:office:office" xmlns:oel="http://schemas.microsoft.com/office/2019/extlst" xmlns:r="http://schemas.openxmlformats.org/officeDocument/2006/relationships" xmlns:m="http://schemas.openxmlformats.org/officeDocument/2006/math" xmlns:v="urn:schemas-microsoft-com:vml" xmlns:wp14="http://schemas.microsoft.com/office/word/2010/wordprocessingDrawing" xmlns:wp="http://schemas.openxmlformats.org/drawingml/2006/wordprocessingDrawing" xmlns:w10="urn:schemas-microsoft-com:office:word" xmlns:w="http://schemas.openxmlformats.org/wordprocessingml/2006/main" xmlns:w14="http://schemas.microsoft.com/office/word/2010/wordml" xmlns:w15="http://schemas.microsoft.com/office/word/2012/wordml" xmlns:w16cei="http://schemas.microsoft.com/office/word/2026/wordml/cei" xmlns:w16cex="http://schemas.microsoft.com/office/word/2018/wordml/cex" xmlns:w16cid="http://schemas.microsoft.com/office/word/2016/wordml/cid" xmlns:w16="http://schemas.microsoft.com/office/word/2018/wordml" xmlns:w16du="http://schemas.microsoft.com/office/word/2023/wordml/word16du" xmlns:w16sdtdh="http://schemas.microsoft.com/office/word/2020/wordml/sdtdatahash" xmlns:w16sdtfl="http://schemas.microsoft.com/office/word/2024/wordml/sdtformatlock" xmlns:w16se="http://schemas.microsoft.com/office/word/2015/wordml/symex" xmlns:wpg="http://schemas.microsoft.com/office/word/2010/wordprocessingGroup" xmlns:wpi="http://schemas.microsoft.com/office/word/2010/wordprocessingInk" xmlns:wne="http://schemas.microsoft.com/office/word/2006/wordml" xmlns:wps="http://schemas.microsoft.com/office/word/2010/wordprocessingShape" mc:Ignorable="w14 w15 w16se w16cid w16 w16cex w16sdtdh w16sdtfl w16du wp14">
+<w:document xmlns:wpc="http://schemas.microsoft.com/office/word/2010/wordprocessingCanvas" xmlns:cx="http://schemas.microsoft.com/office/drawing/2014/chartex" xmlns:cx1="http://schemas.microsoft.com/office/drawing/2015/9/8/chartex" xmlns:cx2="http://schemas.microsoft.com/office/drawing/2015/10/21/chartex" xmlns:cx3="http://schemas.microsoft.com/office/drawing/2016/5/9/chartex" xmlns:cx4="http://schemas.microsoft.com/office/drawing/2016/5/10/chartex" xmlns:cx5="http://schemas.microsoft.com/office/drawing/2016/5/11/chartex" xmlns:cx6="http://schemas.microsoft.com/office/drawing/2016/5/12/chartex" xmlns:cx7="http://schemas.microsoft.com/office/drawing/2016/5/13/chartex" xmlns:cx8="http://schemas.microsoft.com/office/drawing/2016/5/14/chartex" xmlns:mc="http://schemas.openxmlformats.org/markup-compatibility/2006" xmlns:aink="http://schemas.microsoft.com/office/drawing/2016/ink" xmlns:am3d="http://schemas.microsoft.com/office/drawing/2017/model3d" xmlns:o="urn:schemas-microsoft-com:office:office" xmlns:oel="http://schemas.microsoft.com/office/2019/extlst" xmlns:r="http://schemas.openxmlformats.org/officeDocument/2006/relationships" xmlns:m="http://schemas.openxmlformats.org/officeDocument/2006/math" xmlns:v="urn:schemas-microsoft-com:vml" xmlns:wp14="http://schemas.microsoft.com/office/word/2010/wordprocessingDrawing" xmlns:wp="http://schemas.openxmlformats.org/drawingml/2006/wordprocessingDrawing" xmlns:w10="urn:schemas-microsoft-com:office:word" xmlns:w="http://schemas.openxmlformats.org/wordprocessingml/2006/main" xmlns:w14="http://schemas.microsoft.com/office/word/2010/wordml" xmlns:w15="http://schemas.microsoft.com/office/word/2012/wordml" xmlns:w16cex="http://schemas.microsoft.com/office/word/2018/wordml/cex" xmlns:w16cid="http://schemas.microsoft.com/office/word/2016/wordml/cid" xmlns:w16="http://schemas.microsoft.com/office/word/2018/wordml" xmlns:w16du="http://schemas.microsoft.com/office/word/2023/wordml/word16du" xmlns:w16sdtdh="http://schemas.microsoft.com/office/word/2020/wordml/sdtdatahash" xmlns:w16sdtfl="http://schemas.microsoft.com/office/word/2024/wordml/sdtformatlock" xmlns:w16se="http://schemas.microsoft.com/office/word/2015/wordml/symex" xmlns:wpg="http://schemas.microsoft.com/office/word/2010/wordprocessingGroup" xmlns:wpi="http://schemas.microsoft.com/office/word/2010/wordprocessingInk" xmlns:wne="http://schemas.microsoft.com/office/word/2006/wordml" xmlns:wps="http://schemas.microsoft.com/office/word/2010/wordprocessingShape" mc:Ignorable="w14 w15 w16se w16cid w16 w16cex w16sdtdh w16sdtfl w16du wp14">
   <w:body>
     <w:p>
       <w:pPr>
@@ -938,7 +938,7 @@
       </w:tr>
       <w:tr>
         <w:trPr>
-          <w:trHeight w:val="540"/>
+          <w:trHeight w:val="1682"/>
         </w:trPr>
         <w:tc>
           <w:tcPr>
@@ -952,10 +952,396 @@
               <w:adjustRightInd w:val="0"/>
               <w:spacing w:before="0" w:line="240" w:lineRule="auto"/>
               <w:rPr>
+                <w:rFonts w:ascii="BRH Malayalam Extra" w:hAnsi="BRH Malayalam Extra" w:cs="BRH Malayalam Extra"/>
+                <w:color w:val="000000"/>
+                <w:sz w:val="32"/>
+                <w:szCs w:val="32"/>
+              </w:rPr>
+            </w:pPr>
+            <w:r>
+              <w:rPr>
+                <w:rFonts w:ascii="BRH Malayalam Extra" w:hAnsi="BRH Malayalam Extra" w:cs="BRH Malayalam Extra"/>
+                <w:color w:val="000000"/>
+                <w:sz w:val="32"/>
+                <w:szCs w:val="32"/>
+              </w:rPr>
+              <w:t>(</w:t>
+            </w:r>
+            <w:r>
+              <w:rPr>
+                <w:rFonts w:cs="BRH Malayalam Extra"/>
+                <w:color w:val="000000"/>
+                <w:szCs w:val="32"/>
+              </w:rPr>
+              <w:t>45</w:t>
+            </w:r>
+            <w:r>
+              <w:rPr>
+                <w:rFonts w:ascii="BRH Malayalam Extra" w:hAnsi="BRH Malayalam Extra" w:cs="BRH Malayalam Extra"/>
+                <w:color w:val="000000"/>
+                <w:sz w:val="32"/>
+                <w:szCs w:val="32"/>
+              </w:rPr>
+              <w:t>)</w:t>
+            </w:r>
+            <w:r>
+              <w:rPr>
+                <w:rFonts w:cs="BRH Malayalam Extra"/>
+                <w:color w:val="000000"/>
+                <w:szCs w:val="32"/>
+              </w:rPr>
+              <w:t>[P41</w:t>
+            </w:r>
+            <w:r>
+              <w:rPr>
+                <w:rFonts w:ascii="BRH Malayalam Extra" w:hAnsi="BRH Malayalam Extra" w:cs="BRH Malayalam Extra"/>
+                <w:color w:val="000000"/>
+                <w:sz w:val="32"/>
+                <w:szCs w:val="32"/>
+              </w:rPr>
+              <w:t xml:space="preserve">] </w:t>
+            </w:r>
+            <w:r>
+              <w:rPr>
+                <w:rFonts w:cs="BRH Malayalam Extra"/>
+                <w:color w:val="000000"/>
+                <w:szCs w:val="32"/>
+              </w:rPr>
+              <w:t>7</w:t>
+            </w:r>
+            <w:r>
+              <w:rPr>
+                <w:rFonts w:ascii="BRH Malayalam Extra" w:hAnsi="BRH Malayalam Extra" w:cs="BRH Malayalam Extra"/>
+                <w:color w:val="000000"/>
+                <w:sz w:val="32"/>
+                <w:szCs w:val="32"/>
+              </w:rPr>
+              <w:t>.</w:t>
+            </w:r>
+            <w:r>
+              <w:rPr>
+                <w:rFonts w:cs="BRH Malayalam Extra"/>
+                <w:color w:val="000000"/>
+                <w:szCs w:val="32"/>
+              </w:rPr>
+              <w:t>4</w:t>
+            </w:r>
+            <w:r>
+              <w:rPr>
+                <w:rFonts w:ascii="BRH Malayalam Extra" w:hAnsi="BRH Malayalam Extra" w:cs="BRH Malayalam Extra"/>
+                <w:color w:val="000000"/>
+                <w:sz w:val="32"/>
+                <w:szCs w:val="32"/>
+              </w:rPr>
+              <w:t>.</w:t>
+            </w:r>
+            <w:r>
+              <w:rPr>
+                <w:rFonts w:cs="BRH Malayalam Extra"/>
+                <w:color w:val="000000"/>
+                <w:szCs w:val="32"/>
+              </w:rPr>
+              <w:t>15</w:t>
+            </w:r>
+            <w:r>
+              <w:rPr>
+                <w:rFonts w:ascii="BRH Malayalam Extra" w:hAnsi="BRH Malayalam Extra" w:cs="BRH Malayalam Extra"/>
+                <w:color w:val="000000"/>
+                <w:sz w:val="32"/>
+                <w:szCs w:val="32"/>
+              </w:rPr>
+              <w:t>.</w:t>
+            </w:r>
+            <w:r>
+              <w:rPr>
+                <w:rFonts w:cs="BRH Malayalam Extra"/>
+                <w:color w:val="000000"/>
+                <w:szCs w:val="32"/>
+              </w:rPr>
+              <w:t>1</w:t>
+            </w:r>
+            <w:r>
+              <w:rPr>
+                <w:rFonts w:ascii="BRH Malayalam Extra" w:hAnsi="BRH Malayalam Extra" w:cs="BRH Malayalam Extra"/>
+                <w:color w:val="000000"/>
+                <w:sz w:val="32"/>
+                <w:szCs w:val="32"/>
+              </w:rPr>
+              <w:t>(</w:t>
+            </w:r>
+            <w:r>
+              <w:rPr>
+                <w:rFonts w:cs="BRH Malayalam Extra"/>
+                <w:color w:val="000000"/>
+                <w:szCs w:val="32"/>
+              </w:rPr>
+              <w:t>42</w:t>
+            </w:r>
+            <w:r>
+              <w:rPr>
+                <w:rFonts w:ascii="BRH Malayalam Extra" w:hAnsi="BRH Malayalam Extra" w:cs="BRH Malayalam Extra"/>
+                <w:color w:val="000000"/>
+                <w:sz w:val="32"/>
+                <w:szCs w:val="32"/>
+              </w:rPr>
+              <w:t>)- ¥sûd— | ty | p£</w:t>
+            </w:r>
+            <w:r>
+              <w:rPr>
+                <w:rFonts w:ascii="BRH Malayalam Extra" w:hAnsi="BRH Malayalam Extra" w:cs="BRH Malayalam Extra"/>
+                <w:color w:val="000000"/>
+                <w:sz w:val="28"/>
+                <w:szCs w:val="32"/>
+              </w:rPr>
+              <w:t>–</w:t>
+            </w:r>
+            <w:r>
+              <w:rPr>
+                <w:rFonts w:ascii="BRH Malayalam Extra" w:hAnsi="BRH Malayalam Extra" w:cs="BRH Malayalam Extra"/>
+                <w:color w:val="000000"/>
+                <w:sz w:val="32"/>
+                <w:szCs w:val="32"/>
+              </w:rPr>
+              <w:t>öZI |</w:t>
+            </w:r>
+          </w:p>
+          <w:p>
+            <w:pPr>
+              <w:widowControl w:val="0"/>
+              <w:autoSpaceDE w:val="0"/>
+              <w:autoSpaceDN w:val="0"/>
+              <w:adjustRightInd w:val="0"/>
+              <w:spacing w:before="0" w:line="240" w:lineRule="auto"/>
+              <w:rPr>
+                <w:rFonts w:ascii="BRH Malayalam Extra" w:hAnsi="BRH Malayalam Extra" w:cs="BRH Malayalam Extra"/>
+                <w:color w:val="000000"/>
+                <w:sz w:val="32"/>
+                <w:szCs w:val="32"/>
+              </w:rPr>
+            </w:pPr>
+            <w:r>
+              <w:rPr>
+                <w:rFonts w:ascii="BRH Malayalam Extra" w:hAnsi="BRH Malayalam Extra" w:cs="BRH Malayalam Extra"/>
+                <w:color w:val="000000"/>
+                <w:sz w:val="32"/>
+                <w:szCs w:val="32"/>
+              </w:rPr>
+              <w:t>¥sû</w:t>
+            </w:r>
+            <w:r>
+              <w:rPr>
+                <w:rFonts w:ascii="BRH Malayalam Extra" w:hAnsi="BRH Malayalam Extra" w:cs="BRH Malayalam Extra"/>
+                <w:color w:val="000000"/>
+                <w:sz w:val="32"/>
+                <w:szCs w:val="32"/>
+                <w:highlight w:val="yellow"/>
+              </w:rPr>
+              <w:t>d</w:t>
+            </w:r>
+            <w:r>
+              <w:rPr>
+                <w:rFonts w:ascii="BRH Malayalam Extra" w:hAnsi="BRH Malayalam Extra" w:cs="BRH Malayalam Extra"/>
+                <w:color w:val="000000"/>
+                <w:sz w:val="28"/>
+                <w:szCs w:val="32"/>
+              </w:rPr>
+              <w:t>–</w:t>
+            </w:r>
+            <w:r>
+              <w:rPr>
+                <w:rFonts w:ascii="BRH Malayalam Extra" w:hAnsi="BRH Malayalam Extra" w:cs="BRH Malayalam Extra"/>
+                <w:color w:val="000000"/>
+                <w:sz w:val="32"/>
+                <w:szCs w:val="32"/>
+              </w:rPr>
+              <w:t xml:space="preserve"> ty ty ¥sûd</w:t>
+            </w:r>
+            <w:r>
+              <w:rPr>
+                <w:rFonts w:ascii="BRH Malayalam Extra" w:hAnsi="BRH Malayalam Extra" w:cs="BRH Malayalam Extra"/>
+                <w:color w:val="000000"/>
+                <w:sz w:val="28"/>
+                <w:szCs w:val="32"/>
+              </w:rPr>
+              <w:t>–</w:t>
+            </w:r>
+            <w:r>
+              <w:rPr>
+                <w:rFonts w:ascii="BRH Malayalam Extra" w:hAnsi="BRH Malayalam Extra" w:cs="BRH Malayalam Extra"/>
+                <w:color w:val="000000"/>
+                <w:sz w:val="32"/>
+                <w:szCs w:val="32"/>
+              </w:rPr>
+              <w:t xml:space="preserve"> ¥sû</w:t>
+            </w:r>
+            <w:r>
+              <w:rPr>
+                <w:rFonts w:ascii="BRH Malayalam Extra" w:hAnsi="BRH Malayalam Extra" w:cs="BRH Malayalam Extra"/>
+                <w:color w:val="000000"/>
+                <w:sz w:val="32"/>
+                <w:szCs w:val="32"/>
+                <w:highlight w:val="yellow"/>
+              </w:rPr>
+              <w:t>d</w:t>
+            </w:r>
+            <w:r>
+              <w:rPr>
+                <w:rFonts w:ascii="BRH Malayalam Extra" w:hAnsi="BRH Malayalam Extra" w:cs="BRH Malayalam Extra"/>
+                <w:color w:val="000000"/>
+                <w:sz w:val="28"/>
+                <w:szCs w:val="32"/>
+              </w:rPr>
+              <w:t>–</w:t>
+            </w:r>
+            <w:r>
+              <w:rPr>
+                <w:rFonts w:ascii="BRH Malayalam Extra" w:hAnsi="BRH Malayalam Extra" w:cs="BRH Malayalam Extra"/>
+                <w:color w:val="000000"/>
+                <w:sz w:val="32"/>
+                <w:szCs w:val="32"/>
+              </w:rPr>
+              <w:t xml:space="preserve"> ty p£</w:t>
+            </w:r>
+            <w:r>
+              <w:rPr>
+                <w:rFonts w:ascii="BRH Malayalam Extra" w:hAnsi="BRH Malayalam Extra" w:cs="BRH Malayalam Extra"/>
+                <w:color w:val="000000"/>
+                <w:sz w:val="28"/>
+                <w:szCs w:val="32"/>
+              </w:rPr>
+              <w:t>–</w:t>
+            </w:r>
+            <w:r>
+              <w:rPr>
+                <w:rFonts w:ascii="BRH Malayalam Extra" w:hAnsi="BRH Malayalam Extra" w:cs="BRH Malayalam Extra"/>
+                <w:color w:val="000000"/>
+                <w:sz w:val="32"/>
+                <w:szCs w:val="32"/>
+              </w:rPr>
+              <w:t xml:space="preserve">öZI </w:t>
+            </w:r>
+          </w:p>
+          <w:p>
+            <w:pPr>
+              <w:widowControl w:val="0"/>
+              <w:autoSpaceDE w:val="0"/>
+              <w:autoSpaceDN w:val="0"/>
+              <w:adjustRightInd w:val="0"/>
+              <w:spacing w:before="0" w:line="240" w:lineRule="auto"/>
+              <w:rPr>
                 <w:rFonts w:cs="BRH Malayalam Extra"/>
                 <w:szCs w:val="40"/>
               </w:rPr>
             </w:pPr>
+            <w:r>
+              <w:rPr>
+                <w:rFonts w:ascii="BRH Malayalam Extra" w:hAnsi="BRH Malayalam Extra" w:cs="BRH Malayalam Extra"/>
+                <w:color w:val="000000"/>
+                <w:sz w:val="32"/>
+                <w:szCs w:val="32"/>
+              </w:rPr>
+              <w:t>ƒp£</w:t>
+            </w:r>
+            <w:r>
+              <w:rPr>
+                <w:rFonts w:ascii="BRH Malayalam Extra" w:hAnsi="BRH Malayalam Extra" w:cs="BRH Malayalam Extra"/>
+                <w:color w:val="000000"/>
+                <w:sz w:val="28"/>
+                <w:szCs w:val="32"/>
+              </w:rPr>
+              <w:t>–</w:t>
+            </w:r>
+            <w:r>
+              <w:rPr>
+                <w:rFonts w:ascii="BRH Malayalam Extra" w:hAnsi="BRH Malayalam Extra" w:cs="BRH Malayalam Extra"/>
+                <w:color w:val="000000"/>
+                <w:sz w:val="32"/>
+                <w:szCs w:val="32"/>
+              </w:rPr>
+              <w:t>öZ</w:t>
+            </w:r>
+            <w:r>
+              <w:rPr>
+                <w:rFonts w:ascii="BRH Devanagari Extra" w:hAnsi="BRH Devanagari Extra" w:cs="BRH Malayalam Extra"/>
+                <w:color w:val="000000"/>
+                <w:sz w:val="26"/>
+                <w:szCs w:val="32"/>
+              </w:rPr>
+              <w:t>óè</w:t>
+            </w:r>
+            <w:r>
+              <w:rPr>
+                <w:rFonts w:ascii="BRH Malayalam Extra" w:hAnsi="BRH Malayalam Extra" w:cs="BRH Malayalam Extra"/>
+                <w:color w:val="000000"/>
+                <w:sz w:val="32"/>
+                <w:szCs w:val="32"/>
+              </w:rPr>
+              <w:t xml:space="preserve"> ty ¥sûd</w:t>
+            </w:r>
+            <w:r>
+              <w:rPr>
+                <w:rFonts w:ascii="BRH Malayalam Extra" w:hAnsi="BRH Malayalam Extra" w:cs="BRH Malayalam Extra"/>
+                <w:color w:val="000000"/>
+                <w:sz w:val="28"/>
+                <w:szCs w:val="32"/>
+              </w:rPr>
+              <w:t>–</w:t>
+            </w:r>
+            <w:r>
+              <w:rPr>
+                <w:rFonts w:ascii="BRH Malayalam Extra" w:hAnsi="BRH Malayalam Extra" w:cs="BRH Malayalam Extra"/>
+                <w:color w:val="000000"/>
+                <w:sz w:val="32"/>
+                <w:szCs w:val="32"/>
+              </w:rPr>
+              <w:t xml:space="preserve"> ¥sû</w:t>
+            </w:r>
+            <w:r>
+              <w:rPr>
+                <w:rFonts w:ascii="BRH Malayalam Extra" w:hAnsi="BRH Malayalam Extra" w:cs="BRH Malayalam Extra"/>
+                <w:color w:val="000000"/>
+                <w:sz w:val="32"/>
+                <w:szCs w:val="32"/>
+                <w:highlight w:val="yellow"/>
+              </w:rPr>
+              <w:t>d</w:t>
+            </w:r>
+            <w:r>
+              <w:rPr>
+                <w:rFonts w:ascii="BRH Malayalam Extra" w:hAnsi="BRH Malayalam Extra" w:cs="BRH Malayalam Extra"/>
+                <w:color w:val="000000"/>
+                <w:sz w:val="28"/>
+                <w:szCs w:val="32"/>
+              </w:rPr>
+              <w:t>–</w:t>
+            </w:r>
+            <w:r>
+              <w:rPr>
+                <w:rFonts w:ascii="BRH Malayalam Extra" w:hAnsi="BRH Malayalam Extra" w:cs="BRH Malayalam Extra"/>
+                <w:color w:val="000000"/>
+                <w:sz w:val="32"/>
+                <w:szCs w:val="32"/>
+              </w:rPr>
+              <w:t xml:space="preserve"> ty p£</w:t>
+            </w:r>
+            <w:r>
+              <w:rPr>
+                <w:rFonts w:ascii="BRH Malayalam Extra" w:hAnsi="BRH Malayalam Extra" w:cs="BRH Malayalam Extra"/>
+                <w:color w:val="000000"/>
+                <w:sz w:val="28"/>
+                <w:szCs w:val="32"/>
+              </w:rPr>
+              <w:t>–</w:t>
+            </w:r>
+            <w:r>
+              <w:rPr>
+                <w:rFonts w:ascii="BRH Malayalam Extra" w:hAnsi="BRH Malayalam Extra" w:cs="BRH Malayalam Extra"/>
+                <w:color w:val="000000"/>
+                <w:sz w:val="32"/>
+                <w:szCs w:val="32"/>
+              </w:rPr>
+              <w:t xml:space="preserve">öZI | </w:t>
+            </w:r>
           </w:p>
         </w:tc>
         <w:tc>
@@ -970,11 +1356,419 @@
               <w:adjustRightInd w:val="0"/>
               <w:spacing w:before="0" w:line="240" w:lineRule="auto"/>
               <w:rPr>
+                <w:rFonts w:ascii="BRH Malayalam Extra" w:hAnsi="BRH Malayalam Extra" w:cs="BRH Malayalam Extra"/>
+                <w:color w:val="000000"/>
+                <w:sz w:val="32"/>
+                <w:szCs w:val="32"/>
+              </w:rPr>
+            </w:pPr>
+            <w:r>
+              <w:rPr>
+                <w:rFonts w:ascii="BRH Malayalam Extra" w:hAnsi="BRH Malayalam Extra" w:cs="BRH Malayalam Extra"/>
+                <w:color w:val="000000"/>
+                <w:sz w:val="32"/>
+                <w:szCs w:val="32"/>
+              </w:rPr>
+              <w:t>(</w:t>
+            </w:r>
+            <w:r>
+              <w:rPr>
                 <w:rFonts w:cs="BRH Malayalam Extra"/>
                 <w:color w:val="000000"/>
+                <w:szCs w:val="32"/>
+              </w:rPr>
+              <w:t>45</w:t>
+            </w:r>
+            <w:r>
+              <w:rPr>
+                <w:rFonts w:ascii="BRH Malayalam Extra" w:hAnsi="BRH Malayalam Extra" w:cs="BRH Malayalam Extra"/>
+                <w:color w:val="000000"/>
+                <w:sz w:val="32"/>
+                <w:szCs w:val="32"/>
+              </w:rPr>
+              <w:t>)</w:t>
+            </w:r>
+            <w:r>
+              <w:rPr>
+                <w:rFonts w:cs="BRH Malayalam Extra"/>
+                <w:color w:val="000000"/>
+                <w:szCs w:val="32"/>
+              </w:rPr>
+              <w:t>[P41</w:t>
+            </w:r>
+            <w:r>
+              <w:rPr>
+                <w:rFonts w:ascii="BRH Malayalam Extra" w:hAnsi="BRH Malayalam Extra" w:cs="BRH Malayalam Extra"/>
+                <w:color w:val="000000"/>
+                <w:sz w:val="32"/>
+                <w:szCs w:val="32"/>
+              </w:rPr>
+              <w:t xml:space="preserve">] </w:t>
+            </w:r>
+            <w:r>
+              <w:rPr>
+                <w:rFonts w:cs="BRH Malayalam Extra"/>
+                <w:color w:val="000000"/>
+                <w:szCs w:val="32"/>
+              </w:rPr>
+              <w:t>7</w:t>
+            </w:r>
+            <w:r>
+              <w:rPr>
+                <w:rFonts w:ascii="BRH Malayalam Extra" w:hAnsi="BRH Malayalam Extra" w:cs="BRH Malayalam Extra"/>
+                <w:color w:val="000000"/>
+                <w:sz w:val="32"/>
+                <w:szCs w:val="32"/>
+              </w:rPr>
+              <w:t>.</w:t>
+            </w:r>
+            <w:r>
+              <w:rPr>
+                <w:rFonts w:cs="BRH Malayalam Extra"/>
+                <w:color w:val="000000"/>
+                <w:szCs w:val="32"/>
+              </w:rPr>
+              <w:t>4</w:t>
+            </w:r>
+            <w:r>
+              <w:rPr>
+                <w:rFonts w:ascii="BRH Malayalam Extra" w:hAnsi="BRH Malayalam Extra" w:cs="BRH Malayalam Extra"/>
+                <w:color w:val="000000"/>
+                <w:sz w:val="32"/>
+                <w:szCs w:val="32"/>
+              </w:rPr>
+              <w:t>.</w:t>
+            </w:r>
+            <w:r>
+              <w:rPr>
+                <w:rFonts w:cs="BRH Malayalam Extra"/>
+                <w:color w:val="000000"/>
+                <w:szCs w:val="32"/>
+              </w:rPr>
+              <w:t>15</w:t>
+            </w:r>
+            <w:r>
+              <w:rPr>
+                <w:rFonts w:ascii="BRH Malayalam Extra" w:hAnsi="BRH Malayalam Extra" w:cs="BRH Malayalam Extra"/>
+                <w:color w:val="000000"/>
+                <w:sz w:val="32"/>
+                <w:szCs w:val="32"/>
+              </w:rPr>
+              <w:t>.</w:t>
+            </w:r>
+            <w:r>
+              <w:rPr>
+                <w:rFonts w:cs="BRH Malayalam Extra"/>
+                <w:color w:val="000000"/>
+                <w:szCs w:val="32"/>
+              </w:rPr>
+              <w:t>1</w:t>
+            </w:r>
+            <w:r>
+              <w:rPr>
+                <w:rFonts w:ascii="BRH Malayalam Extra" w:hAnsi="BRH Malayalam Extra" w:cs="BRH Malayalam Extra"/>
+                <w:color w:val="000000"/>
+                <w:sz w:val="32"/>
+                <w:szCs w:val="32"/>
+              </w:rPr>
+              <w:t>(</w:t>
+            </w:r>
+            <w:r>
+              <w:rPr>
+                <w:rFonts w:cs="BRH Malayalam Extra"/>
+                <w:color w:val="000000"/>
+                <w:szCs w:val="32"/>
+              </w:rPr>
+              <w:t>42</w:t>
+            </w:r>
+            <w:r>
+              <w:rPr>
+                <w:rFonts w:ascii="BRH Malayalam Extra" w:hAnsi="BRH Malayalam Extra" w:cs="BRH Malayalam Extra"/>
+                <w:color w:val="000000"/>
+                <w:sz w:val="32"/>
+                <w:szCs w:val="32"/>
+              </w:rPr>
+              <w:t>)- ¥sûd— | ty | p£</w:t>
+            </w:r>
+            <w:r>
+              <w:rPr>
+                <w:rFonts w:ascii="BRH Malayalam Extra" w:hAnsi="BRH Malayalam Extra" w:cs="BRH Malayalam Extra"/>
+                <w:color w:val="000000"/>
+                <w:sz w:val="28"/>
+                <w:szCs w:val="32"/>
+              </w:rPr>
+              <w:t>–</w:t>
+            </w:r>
+            <w:r>
+              <w:rPr>
+                <w:rFonts w:ascii="BRH Malayalam Extra" w:hAnsi="BRH Malayalam Extra" w:cs="BRH Malayalam Extra"/>
+                <w:color w:val="000000"/>
+                <w:sz w:val="32"/>
+                <w:szCs w:val="32"/>
+              </w:rPr>
+              <w:t>öZI |</w:t>
+            </w:r>
+          </w:p>
+          <w:p>
+            <w:pPr>
+              <w:widowControl w:val="0"/>
+              <w:autoSpaceDE w:val="0"/>
+              <w:autoSpaceDN w:val="0"/>
+              <w:adjustRightInd w:val="0"/>
+              <w:spacing w:before="0" w:line="240" w:lineRule="auto"/>
+              <w:rPr>
+                <w:rFonts w:ascii="BRH Malayalam Extra" w:hAnsi="BRH Malayalam Extra" w:cs="BRH Malayalam Extra"/>
+                <w:color w:val="000000"/>
+                <w:sz w:val="32"/>
+                <w:szCs w:val="32"/>
+              </w:rPr>
+            </w:pPr>
+            <w:r>
+              <w:rPr>
+                <w:rFonts w:ascii="BRH Malayalam Extra" w:hAnsi="BRH Malayalam Extra" w:cs="BRH Malayalam Extra"/>
+                <w:color w:val="000000"/>
+                <w:sz w:val="32"/>
+                <w:szCs w:val="32"/>
+              </w:rPr>
+              <w:t>¥sû</w:t>
+            </w:r>
+            <w:r>
+              <w:rPr>
+                <w:rFonts w:ascii="BRH Malayalam Extra" w:hAnsi="BRH Malayalam Extra" w:cs="BRH Malayalam Extra"/>
+                <w:color w:val="000000"/>
+                <w:sz w:val="32"/>
+                <w:szCs w:val="32"/>
+                <w:highlight w:val="green"/>
+              </w:rPr>
+              <w:t>d</w:t>
+            </w:r>
+            <w:r>
+              <w:rPr>
+                <w:rFonts w:ascii="BRH Malayalam Extra" w:hAnsi="BRH Malayalam Extra" w:cs="BRH Malayalam Extra"/>
+                <w:color w:val="000000"/>
+                <w:sz w:val="28"/>
+                <w:szCs w:val="32"/>
+                <w:highlight w:val="green"/>
+              </w:rPr>
+              <w:t>–</w:t>
+            </w:r>
+            <w:r>
+              <w:rPr>
+                <w:rFonts w:ascii="BRH Malayalam Extra" w:hAnsi="BRH Malayalam Extra" w:cs="BRH Malayalam Extra"/>
+                <w:color w:val="000000"/>
+                <w:sz w:val="32"/>
+                <w:szCs w:val="32"/>
+                <w:highlight w:val="green"/>
+              </w:rPr>
+              <w:t>x</w:t>
+            </w:r>
+            <w:r>
+              <w:rPr>
+                <w:rFonts w:ascii="BRH Malayalam Extra" w:hAnsi="BRH Malayalam Extra" w:cs="BRH Malayalam Extra"/>
+                <w:color w:val="000000"/>
+                <w:sz w:val="32"/>
+                <w:szCs w:val="32"/>
+              </w:rPr>
+              <w:t xml:space="preserve"> ty ty ¥sûd</w:t>
+            </w:r>
+            <w:r>
+              <w:rPr>
+                <w:rFonts w:ascii="BRH Malayalam Extra" w:hAnsi="BRH Malayalam Extra" w:cs="BRH Malayalam Extra"/>
+                <w:color w:val="000000"/>
+                <w:sz w:val="28"/>
+                <w:szCs w:val="32"/>
+              </w:rPr>
+              <w:t>–</w:t>
+            </w:r>
+            <w:r>
+              <w:rPr>
+                <w:rFonts w:ascii="BRH Malayalam Extra" w:hAnsi="BRH Malayalam Extra" w:cs="BRH Malayalam Extra"/>
+                <w:color w:val="000000"/>
+                <w:sz w:val="32"/>
+                <w:szCs w:val="32"/>
+              </w:rPr>
+              <w:t xml:space="preserve"> ¥sû</w:t>
+            </w:r>
+            <w:r>
+              <w:rPr>
+                <w:rFonts w:ascii="BRH Malayalam Extra" w:hAnsi="BRH Malayalam Extra" w:cs="BRH Malayalam Extra"/>
+                <w:color w:val="000000"/>
+                <w:sz w:val="32"/>
+                <w:szCs w:val="32"/>
+                <w:highlight w:val="green"/>
+              </w:rPr>
+              <w:t>dx</w:t>
+            </w:r>
+            <w:r>
+              <w:rPr>
+                <w:rFonts w:ascii="BRH Malayalam Extra" w:hAnsi="BRH Malayalam Extra" w:cs="BRH Malayalam Extra"/>
+                <w:color w:val="000000"/>
+                <w:sz w:val="28"/>
+                <w:szCs w:val="32"/>
+              </w:rPr>
+              <w:t>–</w:t>
+            </w:r>
+            <w:r>
+              <w:rPr>
+                <w:rFonts w:ascii="BRH Malayalam Extra" w:hAnsi="BRH Malayalam Extra" w:cs="BRH Malayalam Extra"/>
+                <w:color w:val="000000"/>
+                <w:sz w:val="32"/>
+                <w:szCs w:val="32"/>
+              </w:rPr>
+              <w:t xml:space="preserve"> ty p£</w:t>
+            </w:r>
+            <w:r>
+              <w:rPr>
+                <w:rFonts w:ascii="BRH Malayalam Extra" w:hAnsi="BRH Malayalam Extra" w:cs="BRH Malayalam Extra"/>
+                <w:color w:val="000000"/>
+                <w:sz w:val="28"/>
+                <w:szCs w:val="32"/>
+              </w:rPr>
+              <w:t>–</w:t>
+            </w:r>
+            <w:r>
+              <w:rPr>
+                <w:rFonts w:ascii="BRH Malayalam Extra" w:hAnsi="BRH Malayalam Extra" w:cs="BRH Malayalam Extra"/>
+                <w:color w:val="000000"/>
+                <w:sz w:val="32"/>
+                <w:szCs w:val="32"/>
+              </w:rPr>
+              <w:t xml:space="preserve">öZI </w:t>
+            </w:r>
+          </w:p>
+          <w:p>
+            <w:pPr>
+              <w:widowControl w:val="0"/>
+              <w:autoSpaceDE w:val="0"/>
+              <w:autoSpaceDN w:val="0"/>
+              <w:adjustRightInd w:val="0"/>
+              <w:spacing w:before="0" w:line="240" w:lineRule="auto"/>
+              <w:rPr>
+                <w:rFonts w:cs="BRH Malayalam Extra"/>
+                <w:color w:val="000000"/>
                 <w:szCs w:val="40"/>
               </w:rPr>
             </w:pPr>
+            <w:r>
+              <w:rPr>
+                <w:rFonts w:ascii="BRH Malayalam Extra" w:hAnsi="BRH Malayalam Extra" w:cs="BRH Malayalam Extra"/>
+                <w:color w:val="000000"/>
+                <w:sz w:val="32"/>
+                <w:szCs w:val="32"/>
+              </w:rPr>
+              <w:t>ƒp£</w:t>
+            </w:r>
+            <w:r>
+              <w:rPr>
+                <w:rFonts w:ascii="BRH Malayalam Extra" w:hAnsi="BRH Malayalam Extra" w:cs="BRH Malayalam Extra"/>
+                <w:color w:val="000000"/>
+                <w:sz w:val="28"/>
+                <w:szCs w:val="32"/>
+              </w:rPr>
+              <w:t>–</w:t>
+            </w:r>
+            <w:r>
+              <w:rPr>
+                <w:rFonts w:ascii="BRH Malayalam Extra" w:hAnsi="BRH Malayalam Extra" w:cs="BRH Malayalam Extra"/>
+                <w:color w:val="000000"/>
+                <w:sz w:val="32"/>
+                <w:szCs w:val="32"/>
+              </w:rPr>
+              <w:t>öZ</w:t>
+            </w:r>
+            <w:r>
+              <w:rPr>
+                <w:rFonts w:ascii="BRH Devanagari Extra" w:hAnsi="BRH Devanagari Extra" w:cs="BRH Malayalam Extra"/>
+                <w:color w:val="000000"/>
+                <w:sz w:val="26"/>
+                <w:szCs w:val="32"/>
+              </w:rPr>
+              <w:t>óè</w:t>
+            </w:r>
+            <w:r>
+              <w:rPr>
+                <w:rFonts w:ascii="BRH Malayalam Extra" w:hAnsi="BRH Malayalam Extra" w:cs="BRH Malayalam Extra"/>
+                <w:color w:val="000000"/>
+                <w:sz w:val="32"/>
+                <w:szCs w:val="32"/>
+              </w:rPr>
+              <w:t xml:space="preserve"> ty ¥sûd</w:t>
+            </w:r>
+            <w:r>
+              <w:rPr>
+                <w:rFonts w:ascii="BRH Malayalam Extra" w:hAnsi="BRH Malayalam Extra" w:cs="BRH Malayalam Extra"/>
+                <w:color w:val="000000"/>
+                <w:sz w:val="28"/>
+                <w:szCs w:val="32"/>
+              </w:rPr>
+              <w:t>–</w:t>
+            </w:r>
+            <w:r>
+              <w:rPr>
+                <w:rFonts w:ascii="BRH Malayalam Extra" w:hAnsi="BRH Malayalam Extra" w:cs="BRH Malayalam Extra"/>
+                <w:color w:val="000000"/>
+                <w:sz w:val="32"/>
+                <w:szCs w:val="32"/>
+              </w:rPr>
+              <w:t xml:space="preserve"> ¥sû</w:t>
+            </w:r>
+            <w:r>
+              <w:rPr>
+                <w:rFonts w:ascii="BRH Malayalam Extra" w:hAnsi="BRH Malayalam Extra" w:cs="BRH Malayalam Extra"/>
+                <w:color w:val="000000"/>
+                <w:sz w:val="32"/>
+                <w:szCs w:val="32"/>
+                <w:highlight w:val="green"/>
+              </w:rPr>
+              <w:t>d</w:t>
+            </w:r>
+            <w:r>
+              <w:rPr>
+                <w:rFonts w:ascii="BRH Malayalam Extra" w:hAnsi="BRH Malayalam Extra" w:cs="BRH Malayalam Extra"/>
+                <w:color w:val="000000"/>
+                <w:sz w:val="28"/>
+                <w:szCs w:val="32"/>
+                <w:highlight w:val="green"/>
+              </w:rPr>
+              <w:t>–</w:t>
+            </w:r>
+            <w:r>
+              <w:rPr>
+                <w:rFonts w:ascii="BRH Malayalam Extra" w:hAnsi="BRH Malayalam Extra" w:cs="BRH Malayalam Extra"/>
+                <w:color w:val="000000"/>
+                <w:sz w:val="32"/>
+                <w:szCs w:val="32"/>
+                <w:highlight w:val="green"/>
+              </w:rPr>
+              <w:t>x</w:t>
+            </w:r>
+            <w:r>
+              <w:rPr>
+                <w:rFonts w:ascii="BRH Malayalam Extra" w:hAnsi="BRH Malayalam Extra" w:cs="BRH Malayalam Extra"/>
+                <w:color w:val="000000"/>
+                <w:sz w:val="32"/>
+                <w:szCs w:val="32"/>
+              </w:rPr>
+              <w:t xml:space="preserve"> ty p£</w:t>
+            </w:r>
+            <w:r>
+              <w:rPr>
+                <w:rFonts w:ascii="BRH Malayalam Extra" w:hAnsi="BRH Malayalam Extra" w:cs="BRH Malayalam Extra"/>
+                <w:color w:val="000000"/>
+                <w:sz w:val="28"/>
+                <w:szCs w:val="32"/>
+              </w:rPr>
+              <w:t>–</w:t>
+            </w:r>
+            <w:r>
+              <w:rPr>
+                <w:rFonts w:ascii="BRH Malayalam Extra" w:hAnsi="BRH Malayalam Extra" w:cs="BRH Malayalam Extra"/>
+                <w:color w:val="000000"/>
+                <w:sz w:val="32"/>
+                <w:szCs w:val="32"/>
+              </w:rPr>
+              <w:t xml:space="preserve">öZI | </w:t>
+            </w:r>
           </w:p>
         </w:tc>
       </w:tr>
@@ -1485,7 +2279,7 @@
 </file>
 
 <file path=word/endnotes.xml><?xml version="1.0" encoding="utf-8"?>
-<w:endnotes xmlns:wpc="http://schemas.microsoft.com/office/word/2010/wordprocessingCanvas" xmlns:cx="http://schemas.microsoft.com/office/drawing/2014/chartex" xmlns:cx1="http://schemas.microsoft.com/office/drawing/2015/9/8/chartex" xmlns:cx2="http://schemas.microsoft.com/office/drawing/2015/10/21/chartex" xmlns:cx3="http://schemas.microsoft.com/office/drawing/2016/5/9/chartex" xmlns:cx4="http://schemas.microsoft.com/office/drawing/2016/5/10/chartex" xmlns:cx5="http://schemas.microsoft.com/office/drawing/2016/5/11/chartex" xmlns:cx6="http://schemas.microsoft.com/office/drawing/2016/5/12/chartex" xmlns:cx7="http://schemas.microsoft.com/office/drawing/2016/5/13/chartex" xmlns:cx8="http://schemas.microsoft.com/office/drawing/2016/5/14/chartex" xmlns:mc="http://schemas.openxmlformats.org/markup-compatibility/2006" xmlns:aink="http://schemas.microsoft.com/office/drawing/2016/ink" xmlns:am3d="http://schemas.microsoft.com/office/drawing/2017/model3d" xmlns:o="urn:schemas-microsoft-com:office:office" xmlns:oel="http://schemas.microsoft.com/office/2019/extlst" xmlns:r="http://schemas.openxmlformats.org/officeDocument/2006/relationships" xmlns:m="http://schemas.openxmlformats.org/officeDocument/2006/math" xmlns:v="urn:schemas-microsoft-com:vml" xmlns:wp14="http://schemas.microsoft.com/office/word/2010/wordprocessingDrawing" xmlns:wp="http://schemas.openxmlformats.org/drawingml/2006/wordprocessingDrawing" xmlns:w10="urn:schemas-microsoft-com:office:word" xmlns:w="http://schemas.openxmlformats.org/wordprocessingml/2006/main" xmlns:w14="http://schemas.microsoft.com/office/word/2010/wordml" xmlns:w15="http://schemas.microsoft.com/office/word/2012/wordml" xmlns:w16cei="http://schemas.microsoft.com/office/word/2026/wordml/cei" xmlns:w16cex="http://schemas.microsoft.com/office/word/2018/wordml/cex" xmlns:w16cid="http://schemas.microsoft.com/office/word/2016/wordml/cid" xmlns:w16="http://schemas.microsoft.com/office/word/2018/wordml" xmlns:w16du="http://schemas.microsoft.com/office/word/2023/wordml/word16du" xmlns:w16sdtdh="http://schemas.microsoft.com/office/word/2020/wordml/sdtdatahash" xmlns:w16sdtfl="http://schemas.microsoft.com/office/word/2024/wordml/sdtformatlock" xmlns:w16se="http://schemas.microsoft.com/office/word/2015/wordml/symex" xmlns:wpg="http://schemas.microsoft.com/office/word/2010/wordprocessingGroup" xmlns:wpi="http://schemas.microsoft.com/office/word/2010/wordprocessingInk" xmlns:wne="http://schemas.microsoft.com/office/word/2006/wordml" xmlns:wps="http://schemas.microsoft.com/office/word/2010/wordprocessingShape" mc:Ignorable="w14 w15 w16se w16cid w16 w16cex w16sdtdh w16sdtfl w16du wp14">
+<w:endnotes xmlns:wpc="http://schemas.microsoft.com/office/word/2010/wordprocessingCanvas" xmlns:cx="http://schemas.microsoft.com/office/drawing/2014/chartex" xmlns:cx1="http://schemas.microsoft.com/office/drawing/2015/9/8/chartex" xmlns:cx2="http://schemas.microsoft.com/office/drawing/2015/10/21/chartex" xmlns:cx3="http://schemas.microsoft.com/office/drawing/2016/5/9/chartex" xmlns:cx4="http://schemas.microsoft.com/office/drawing/2016/5/10/chartex" xmlns:cx5="http://schemas.microsoft.com/office/drawing/2016/5/11/chartex" xmlns:cx6="http://schemas.microsoft.com/office/drawing/2016/5/12/chartex" xmlns:cx7="http://schemas.microsoft.com/office/drawing/2016/5/13/chartex" xmlns:cx8="http://schemas.microsoft.com/office/drawing/2016/5/14/chartex" xmlns:mc="http://schemas.openxmlformats.org/markup-compatibility/2006" xmlns:aink="http://schemas.microsoft.com/office/drawing/2016/ink" xmlns:am3d="http://schemas.microsoft.com/office/drawing/2017/model3d" xmlns:o="urn:schemas-microsoft-com:office:office" xmlns:oel="http://schemas.microsoft.com/office/2019/extlst" xmlns:r="http://schemas.openxmlformats.org/officeDocument/2006/relationships" xmlns:m="http://schemas.openxmlformats.org/officeDocument/2006/math" xmlns:v="urn:schemas-microsoft-com:vml" xmlns:wp14="http://schemas.microsoft.com/office/word/2010/wordprocessingDrawing" xmlns:wp="http://schemas.openxmlformats.org/drawingml/2006/wordprocessingDrawing" xmlns:w10="urn:schemas-microsoft-com:office:word" xmlns:w="http://schemas.openxmlformats.org/wordprocessingml/2006/main" xmlns:w14="http://schemas.microsoft.com/office/word/2010/wordml" xmlns:w15="http://schemas.microsoft.com/office/word/2012/wordml" xmlns:w16cex="http://schemas.microsoft.com/office/word/2018/wordml/cex" xmlns:w16cid="http://schemas.microsoft.com/office/word/2016/wordml/cid" xmlns:w16="http://schemas.microsoft.com/office/word/2018/wordml" xmlns:w16du="http://schemas.microsoft.com/office/word/2023/wordml/word16du" xmlns:w16sdtdh="http://schemas.microsoft.com/office/word/2020/wordml/sdtdatahash" xmlns:w16sdtfl="http://schemas.microsoft.com/office/word/2024/wordml/sdtformatlock" xmlns:w16se="http://schemas.microsoft.com/office/word/2015/wordml/symex" xmlns:wpg="http://schemas.microsoft.com/office/word/2010/wordprocessingGroup" xmlns:wpi="http://schemas.microsoft.com/office/word/2010/wordprocessingInk" xmlns:wne="http://schemas.microsoft.com/office/word/2006/wordml" xmlns:wps="http://schemas.microsoft.com/office/word/2010/wordprocessingShape" mc:Ignorable="w14 w15 w16se w16cid w16 w16cex w16sdtdh w16sdtfl w16du wp14">
   <w:endnote w:type="separator" w:id="-1">
     <w:p>
       <w:pPr>
@@ -1510,7 +2304,7 @@
 </file>
 
 <file path=word/footer1.xml><?xml version="1.0" encoding="utf-8"?>
-<w:ftr xmlns:wpc="http://schemas.microsoft.com/office/word/2010/wordprocessingCanvas" xmlns:cx="http://schemas.microsoft.com/office/drawing/2014/chartex" xmlns:cx1="http://schemas.microsoft.com/office/drawing/2015/9/8/chartex" xmlns:cx2="http://schemas.microsoft.com/office/drawing/2015/10/21/chartex" xmlns:cx3="http://schemas.microsoft.com/office/drawing/2016/5/9/chartex" xmlns:cx4="http://schemas.microsoft.com/office/drawing/2016/5/10/chartex" xmlns:cx5="http://schemas.microsoft.com/office/drawing/2016/5/11/chartex" xmlns:cx6="http://schemas.microsoft.com/office/drawing/2016/5/12/chartex" xmlns:cx7="http://schemas.microsoft.com/office/drawing/2016/5/13/chartex" xmlns:cx8="http://schemas.microsoft.com/office/drawing/2016/5/14/chartex" xmlns:mc="http://schemas.openxmlformats.org/markup-compatibility/2006" xmlns:aink="http://schemas.microsoft.com/office/drawing/2016/ink" xmlns:am3d="http://schemas.microsoft.com/office/drawing/2017/model3d" xmlns:o="urn:schemas-microsoft-com:office:office" xmlns:oel="http://schemas.microsoft.com/office/2019/extlst" xmlns:r="http://schemas.openxmlformats.org/officeDocument/2006/relationships" xmlns:m="http://schemas.openxmlformats.org/officeDocument/2006/math" xmlns:v="urn:schemas-microsoft-com:vml" xmlns:wp14="http://schemas.microsoft.com/office/word/2010/wordprocessingDrawing" xmlns:wp="http://schemas.openxmlformats.org/drawingml/2006/wordprocessingDrawing" xmlns:w10="urn:schemas-microsoft-com:office:word" xmlns:w="http://schemas.openxmlformats.org/wordprocessingml/2006/main" xmlns:w14="http://schemas.microsoft.com/office/word/2010/wordml" xmlns:w15="http://schemas.microsoft.com/office/word/2012/wordml" xmlns:w16cei="http://schemas.microsoft.com/office/word/2026/wordml/cei" xmlns:w16cex="http://schemas.microsoft.com/office/word/2018/wordml/cex" xmlns:w16cid="http://schemas.microsoft.com/office/word/2016/wordml/cid" xmlns:w16="http://schemas.microsoft.com/office/word/2018/wordml" xmlns:w16du="http://schemas.microsoft.com/office/word/2023/wordml/word16du" xmlns:w16sdtdh="http://schemas.microsoft.com/office/word/2020/wordml/sdtdatahash" xmlns:w16sdtfl="http://schemas.microsoft.com/office/word/2024/wordml/sdtformatlock" xmlns:w16se="http://schemas.microsoft.com/office/word/2015/wordml/symex" xmlns:wpg="http://schemas.microsoft.com/office/word/2010/wordprocessingGroup" xmlns:wpi="http://schemas.microsoft.com/office/word/2010/wordprocessingInk" xmlns:wne="http://schemas.microsoft.com/office/word/2006/wordml" xmlns:wps="http://schemas.microsoft.com/office/word/2010/wordprocessingShape" mc:Ignorable="w14 w15 w16se w16cid w16 w16cex w16sdtdh w16sdtfl w16du wp14">
+<w:ftr xmlns:wpc="http://schemas.microsoft.com/office/word/2010/wordprocessingCanvas" xmlns:cx="http://schemas.microsoft.com/office/drawing/2014/chartex" xmlns:cx1="http://schemas.microsoft.com/office/drawing/2015/9/8/chartex" xmlns:cx2="http://schemas.microsoft.com/office/drawing/2015/10/21/chartex" xmlns:cx3="http://schemas.microsoft.com/office/drawing/2016/5/9/chartex" xmlns:cx4="http://schemas.microsoft.com/office/drawing/2016/5/10/chartex" xmlns:cx5="http://schemas.microsoft.com/office/drawing/2016/5/11/chartex" xmlns:cx6="http://schemas.microsoft.com/office/drawing/2016/5/12/chartex" xmlns:cx7="http://schemas.microsoft.com/office/drawing/2016/5/13/chartex" xmlns:cx8="http://schemas.microsoft.com/office/drawing/2016/5/14/chartex" xmlns:mc="http://schemas.openxmlformats.org/markup-compatibility/2006" xmlns:aink="http://schemas.microsoft.com/office/drawing/2016/ink" xmlns:am3d="http://schemas.microsoft.com/office/drawing/2017/model3d" xmlns:o="urn:schemas-microsoft-com:office:office" xmlns:oel="http://schemas.microsoft.com/office/2019/extlst" xmlns:r="http://schemas.openxmlformats.org/officeDocument/2006/relationships" xmlns:m="http://schemas.openxmlformats.org/officeDocument/2006/math" xmlns:v="urn:schemas-microsoft-com:vml" xmlns:wp14="http://schemas.microsoft.com/office/word/2010/wordprocessingDrawing" xmlns:wp="http://schemas.openxmlformats.org/drawingml/2006/wordprocessingDrawing" xmlns:w10="urn:schemas-microsoft-com:office:word" xmlns:w="http://schemas.openxmlformats.org/wordprocessingml/2006/main" xmlns:w14="http://schemas.microsoft.com/office/word/2010/wordml" xmlns:w15="http://schemas.microsoft.com/office/word/2012/wordml" xmlns:w16cex="http://schemas.microsoft.com/office/word/2018/wordml/cex" xmlns:w16cid="http://schemas.microsoft.com/office/word/2016/wordml/cid" xmlns:w16="http://schemas.microsoft.com/office/word/2018/wordml" xmlns:w16du="http://schemas.microsoft.com/office/word/2023/wordml/word16du" xmlns:w16sdtdh="http://schemas.microsoft.com/office/word/2020/wordml/sdtdatahash" xmlns:w16sdtfl="http://schemas.microsoft.com/office/word/2024/wordml/sdtformatlock" xmlns:w16se="http://schemas.microsoft.com/office/word/2015/wordml/symex" xmlns:wpg="http://schemas.microsoft.com/office/word/2010/wordprocessingGroup" xmlns:wpi="http://schemas.microsoft.com/office/word/2010/wordprocessingInk" xmlns:wne="http://schemas.microsoft.com/office/word/2006/wordml" xmlns:wps="http://schemas.microsoft.com/office/word/2010/wordprocessingShape" mc:Ignorable="w14 w15 w16se w16cid w16 w16cex w16sdtdh w16sdtfl w16du wp14">
   <w:p>
     <w:pPr>
       <w:pBdr>
@@ -1692,7 +2486,7 @@
 </file>
 
 <file path=word/footer2.xml><?xml version="1.0" encoding="utf-8"?>
-<w:ftr xmlns:wpc="http://schemas.microsoft.com/office/word/2010/wordprocessingCanvas" xmlns:cx="http://schemas.microsoft.com/office/drawing/2014/chartex" xmlns:cx1="http://schemas.microsoft.com/office/drawing/2015/9/8/chartex" xmlns:cx2="http://schemas.microsoft.com/office/drawing/2015/10/21/chartex" xmlns:cx3="http://schemas.microsoft.com/office/drawing/2016/5/9/chartex" xmlns:cx4="http://schemas.microsoft.com/office/drawing/2016/5/10/chartex" xmlns:cx5="http://schemas.microsoft.com/office/drawing/2016/5/11/chartex" xmlns:cx6="http://schemas.microsoft.com/office/drawing/2016/5/12/chartex" xmlns:cx7="http://schemas.microsoft.com/office/drawing/2016/5/13/chartex" xmlns:cx8="http://schemas.microsoft.com/office/drawing/2016/5/14/chartex" xmlns:mc="http://schemas.openxmlformats.org/markup-compatibility/2006" xmlns:aink="http://schemas.microsoft.com/office/drawing/2016/ink" xmlns:am3d="http://schemas.microsoft.com/office/drawing/2017/model3d" xmlns:o="urn:schemas-microsoft-com:office:office" xmlns:oel="http://schemas.microsoft.com/office/2019/extlst" xmlns:r="http://schemas.openxmlformats.org/officeDocument/2006/relationships" xmlns:m="http://schemas.openxmlformats.org/officeDocument/2006/math" xmlns:v="urn:schemas-microsoft-com:vml" xmlns:wp14="http://schemas.microsoft.com/office/word/2010/wordprocessingDrawing" xmlns:wp="http://schemas.openxmlformats.org/drawingml/2006/wordprocessingDrawing" xmlns:w10="urn:schemas-microsoft-com:office:word" xmlns:w="http://schemas.openxmlformats.org/wordprocessingml/2006/main" xmlns:w14="http://schemas.microsoft.com/office/word/2010/wordml" xmlns:w15="http://schemas.microsoft.com/office/word/2012/wordml" xmlns:w16cei="http://schemas.microsoft.com/office/word/2026/wordml/cei" xmlns:w16cex="http://schemas.microsoft.com/office/word/2018/wordml/cex" xmlns:w16cid="http://schemas.microsoft.com/office/word/2016/wordml/cid" xmlns:w16="http://schemas.microsoft.com/office/word/2018/wordml" xmlns:w16du="http://schemas.microsoft.com/office/word/2023/wordml/word16du" xmlns:w16sdtdh="http://schemas.microsoft.com/office/word/2020/wordml/sdtdatahash" xmlns:w16sdtfl="http://schemas.microsoft.com/office/word/2024/wordml/sdtformatlock" xmlns:w16se="http://schemas.microsoft.com/office/word/2015/wordml/symex" xmlns:wpg="http://schemas.microsoft.com/office/word/2010/wordprocessingGroup" xmlns:wpi="http://schemas.microsoft.com/office/word/2010/wordprocessingInk" xmlns:wne="http://schemas.microsoft.com/office/word/2006/wordml" xmlns:wps="http://schemas.microsoft.com/office/word/2010/wordprocessingShape" mc:Ignorable="w14 w15 w16se w16cid w16 w16cex w16sdtdh w16sdtfl w16du wp14">
+<w:ftr xmlns:wpc="http://schemas.microsoft.com/office/word/2010/wordprocessingCanvas" xmlns:cx="http://schemas.microsoft.com/office/drawing/2014/chartex" xmlns:cx1="http://schemas.microsoft.com/office/drawing/2015/9/8/chartex" xmlns:cx2="http://schemas.microsoft.com/office/drawing/2015/10/21/chartex" xmlns:cx3="http://schemas.microsoft.com/office/drawing/2016/5/9/chartex" xmlns:cx4="http://schemas.microsoft.com/office/drawing/2016/5/10/chartex" xmlns:cx5="http://schemas.microsoft.com/office/drawing/2016/5/11/chartex" xmlns:cx6="http://schemas.microsoft.com/office/drawing/2016/5/12/chartex" xmlns:cx7="http://schemas.microsoft.com/office/drawing/2016/5/13/chartex" xmlns:cx8="http://schemas.microsoft.com/office/drawing/2016/5/14/chartex" xmlns:mc="http://schemas.openxmlformats.org/markup-compatibility/2006" xmlns:aink="http://schemas.microsoft.com/office/drawing/2016/ink" xmlns:am3d="http://schemas.microsoft.com/office/drawing/2017/model3d" xmlns:o="urn:schemas-microsoft-com:office:office" xmlns:oel="http://schemas.microsoft.com/office/2019/extlst" xmlns:r="http://schemas.openxmlformats.org/officeDocument/2006/relationships" xmlns:m="http://schemas.openxmlformats.org/officeDocument/2006/math" xmlns:v="urn:schemas-microsoft-com:vml" xmlns:wp14="http://schemas.microsoft.com/office/word/2010/wordprocessingDrawing" xmlns:wp="http://schemas.openxmlformats.org/drawingml/2006/wordprocessingDrawing" xmlns:w10="urn:schemas-microsoft-com:office:word" xmlns:w="http://schemas.openxmlformats.org/wordprocessingml/2006/main" xmlns:w14="http://schemas.microsoft.com/office/word/2010/wordml" xmlns:w15="http://schemas.microsoft.com/office/word/2012/wordml" xmlns:w16cex="http://schemas.microsoft.com/office/word/2018/wordml/cex" xmlns:w16cid="http://schemas.microsoft.com/office/word/2016/wordml/cid" xmlns:w16="http://schemas.microsoft.com/office/word/2018/wordml" xmlns:w16du="http://schemas.microsoft.com/office/word/2023/wordml/word16du" xmlns:w16sdtdh="http://schemas.microsoft.com/office/word/2020/wordml/sdtdatahash" xmlns:w16sdtfl="http://schemas.microsoft.com/office/word/2024/wordml/sdtformatlock" xmlns:w16se="http://schemas.microsoft.com/office/word/2015/wordml/symex" xmlns:wpg="http://schemas.microsoft.com/office/word/2010/wordprocessingGroup" xmlns:wpi="http://schemas.microsoft.com/office/word/2010/wordprocessingInk" xmlns:wne="http://schemas.microsoft.com/office/word/2006/wordml" xmlns:wps="http://schemas.microsoft.com/office/word/2010/wordprocessingShape" mc:Ignorable="w14 w15 w16se w16cid w16 w16cex w16sdtdh w16sdtfl w16du wp14">
   <w:p>
     <w:pPr>
       <w:pBdr>
@@ -1898,7 +2692,7 @@
 </file>
 
 <file path=word/footnotes.xml><?xml version="1.0" encoding="utf-8"?>
-<w:footnotes xmlns:wpc="http://schemas.microsoft.com/office/word/2010/wordprocessingCanvas" xmlns:cx="http://schemas.microsoft.com/office/drawing/2014/chartex" xmlns:cx1="http://schemas.microsoft.com/office/drawing/2015/9/8/chartex" xmlns:cx2="http://schemas.microsoft.com/office/drawing/2015/10/21/chartex" xmlns:cx3="http://schemas.microsoft.com/office/drawing/2016/5/9/chartex" xmlns:cx4="http://schemas.microsoft.com/office/drawing/2016/5/10/chartex" xmlns:cx5="http://schemas.microsoft.com/office/drawing/2016/5/11/chartex" xmlns:cx6="http://schemas.microsoft.com/office/drawing/2016/5/12/chartex" xmlns:cx7="http://schemas.microsoft.com/office/drawing/2016/5/13/chartex" xmlns:cx8="http://schemas.microsoft.com/office/drawing/2016/5/14/chartex" xmlns:mc="http://schemas.openxmlformats.org/markup-compatibility/2006" xmlns:aink="http://schemas.microsoft.com/office/drawing/2016/ink" xmlns:am3d="http://schemas.microsoft.com/office/drawing/2017/model3d" xmlns:o="urn:schemas-microsoft-com:office:office" xmlns:oel="http://schemas.microsoft.com/office/2019/extlst" xmlns:r="http://schemas.openxmlformats.org/officeDocument/2006/relationships" xmlns:m="http://schemas.openxmlformats.org/officeDocument/2006/math" xmlns:v="urn:schemas-microsoft-com:vml" xmlns:wp14="http://schemas.microsoft.com/office/word/2010/wordprocessingDrawing" xmlns:wp="http://schemas.openxmlformats.org/drawingml/2006/wordprocessingDrawing" xmlns:w10="urn:schemas-microsoft-com:office:word" xmlns:w="http://schemas.openxmlformats.org/wordprocessingml/2006/main" xmlns:w14="http://schemas.microsoft.com/office/word/2010/wordml" xmlns:w15="http://schemas.microsoft.com/office/word/2012/wordml" xmlns:w16cei="http://schemas.microsoft.com/office/word/2026/wordml/cei" xmlns:w16cex="http://schemas.microsoft.com/office/word/2018/wordml/cex" xmlns:w16cid="http://schemas.microsoft.com/office/word/2016/wordml/cid" xmlns:w16="http://schemas.microsoft.com/office/word/2018/wordml" xmlns:w16du="http://schemas.microsoft.com/office/word/2023/wordml/word16du" xmlns:w16sdtdh="http://schemas.microsoft.com/office/word/2020/wordml/sdtdatahash" xmlns:w16sdtfl="http://schemas.microsoft.com/office/word/2024/wordml/sdtformatlock" xmlns:w16se="http://schemas.microsoft.com/office/word/2015/wordml/symex" xmlns:wpg="http://schemas.microsoft.com/office/word/2010/wordprocessingGroup" xmlns:wpi="http://schemas.microsoft.com/office/word/2010/wordprocessingInk" xmlns:wne="http://schemas.microsoft.com/office/word/2006/wordml" xmlns:wps="http://schemas.microsoft.com/office/word/2010/wordprocessingShape" mc:Ignorable="w14 w15 w16se w16cid w16 w16cex w16sdtdh w16sdtfl w16du wp14">
+<w:footnotes xmlns:wpc="http://schemas.microsoft.com/office/word/2010/wordprocessingCanvas" xmlns:cx="http://schemas.microsoft.com/office/drawing/2014/chartex" xmlns:cx1="http://schemas.microsoft.com/office/drawing/2015/9/8/chartex" xmlns:cx2="http://schemas.microsoft.com/office/drawing/2015/10/21/chartex" xmlns:cx3="http://schemas.microsoft.com/office/drawing/2016/5/9/chartex" xmlns:cx4="http://schemas.microsoft.com/office/drawing/2016/5/10/chartex" xmlns:cx5="http://schemas.microsoft.com/office/drawing/2016/5/11/chartex" xmlns:cx6="http://schemas.microsoft.com/office/drawing/2016/5/12/chartex" xmlns:cx7="http://schemas.microsoft.com/office/drawing/2016/5/13/chartex" xmlns:cx8="http://schemas.microsoft.com/office/drawing/2016/5/14/chartex" xmlns:mc="http://schemas.openxmlformats.org/markup-compatibility/2006" xmlns:aink="http://schemas.microsoft.com/office/drawing/2016/ink" xmlns:am3d="http://schemas.microsoft.com/office/drawing/2017/model3d" xmlns:o="urn:schemas-microsoft-com:office:office" xmlns:oel="http://schemas.microsoft.com/office/2019/extlst" xmlns:r="http://schemas.openxmlformats.org/officeDocument/2006/relationships" xmlns:m="http://schemas.openxmlformats.org/officeDocument/2006/math" xmlns:v="urn:schemas-microsoft-com:vml" xmlns:wp14="http://schemas.microsoft.com/office/word/2010/wordprocessingDrawing" xmlns:wp="http://schemas.openxmlformats.org/drawingml/2006/wordprocessingDrawing" xmlns:w10="urn:schemas-microsoft-com:office:word" xmlns:w="http://schemas.openxmlformats.org/wordprocessingml/2006/main" xmlns:w14="http://schemas.microsoft.com/office/word/2010/wordml" xmlns:w15="http://schemas.microsoft.com/office/word/2012/wordml" xmlns:w16cex="http://schemas.microsoft.com/office/word/2018/wordml/cex" xmlns:w16cid="http://schemas.microsoft.com/office/word/2016/wordml/cid" xmlns:w16="http://schemas.microsoft.com/office/word/2018/wordml" xmlns:w16du="http://schemas.microsoft.com/office/word/2023/wordml/word16du" xmlns:w16sdtdh="http://schemas.microsoft.com/office/word/2020/wordml/sdtdatahash" xmlns:w16sdtfl="http://schemas.microsoft.com/office/word/2024/wordml/sdtformatlock" xmlns:w16se="http://schemas.microsoft.com/office/word/2015/wordml/symex" xmlns:wpg="http://schemas.microsoft.com/office/word/2010/wordprocessingGroup" xmlns:wpi="http://schemas.microsoft.com/office/word/2010/wordprocessingInk" xmlns:wne="http://schemas.microsoft.com/office/word/2006/wordml" xmlns:wps="http://schemas.microsoft.com/office/word/2010/wordprocessingShape" mc:Ignorable="w14 w15 w16se w16cid w16 w16cex w16sdtdh w16sdtfl w16du wp14">
   <w:footnote w:type="separator" w:id="-1">
     <w:p>
       <w:pPr>
@@ -1923,7 +2717,7 @@
 </file>
 
 <file path=word/header1.xml><?xml version="1.0" encoding="utf-8"?>
-<w:hdr xmlns:wpc="http://schemas.microsoft.com/office/word/2010/wordprocessingCanvas" xmlns:cx="http://schemas.microsoft.com/office/drawing/2014/chartex" xmlns:cx1="http://schemas.microsoft.com/office/drawing/2015/9/8/chartex" xmlns:cx2="http://schemas.microsoft.com/office/drawing/2015/10/21/chartex" xmlns:cx3="http://schemas.microsoft.com/office/drawing/2016/5/9/chartex" xmlns:cx4="http://schemas.microsoft.com/office/drawing/2016/5/10/chartex" xmlns:cx5="http://schemas.microsoft.com/office/drawing/2016/5/11/chartex" xmlns:cx6="http://schemas.microsoft.com/office/drawing/2016/5/12/chartex" xmlns:cx7="http://schemas.microsoft.com/office/drawing/2016/5/13/chartex" xmlns:cx8="http://schemas.microsoft.com/office/drawing/2016/5/14/chartex" xmlns:mc="http://schemas.openxmlformats.org/markup-compatibility/2006" xmlns:aink="http://schemas.microsoft.com/office/drawing/2016/ink" xmlns:am3d="http://schemas.microsoft.com/office/drawing/2017/model3d" xmlns:o="urn:schemas-microsoft-com:office:office" xmlns:oel="http://schemas.microsoft.com/office/2019/extlst" xmlns:r="http://schemas.openxmlformats.org/officeDocument/2006/relationships" xmlns:m="http://schemas.openxmlformats.org/officeDocument/2006/math" xmlns:v="urn:schemas-microsoft-com:vml" xmlns:wp14="http://schemas.microsoft.com/office/word/2010/wordprocessingDrawing" xmlns:wp="http://schemas.openxmlformats.org/drawingml/2006/wordprocessingDrawing" xmlns:w10="urn:schemas-microsoft-com:office:word" xmlns:w="http://schemas.openxmlformats.org/wordprocessingml/2006/main" xmlns:w14="http://schemas.microsoft.com/office/word/2010/wordml" xmlns:w15="http://schemas.microsoft.com/office/word/2012/wordml" xmlns:w16cei="http://schemas.microsoft.com/office/word/2026/wordml/cei" xmlns:w16cex="http://schemas.microsoft.com/office/word/2018/wordml/cex" xmlns:w16cid="http://schemas.microsoft.com/office/word/2016/wordml/cid" xmlns:w16="http://schemas.microsoft.com/office/word/2018/wordml" xmlns:w16du="http://schemas.microsoft.com/office/word/2023/wordml/word16du" xmlns:w16sdtdh="http://schemas.microsoft.com/office/word/2020/wordml/sdtdatahash" xmlns:w16sdtfl="http://schemas.microsoft.com/office/word/2024/wordml/sdtformatlock" xmlns:w16se="http://schemas.microsoft.com/office/word/2015/wordml/symex" xmlns:wpg="http://schemas.microsoft.com/office/word/2010/wordprocessingGroup" xmlns:wpi="http://schemas.microsoft.com/office/word/2010/wordprocessingInk" xmlns:wne="http://schemas.microsoft.com/office/word/2006/wordml" xmlns:wps="http://schemas.microsoft.com/office/word/2010/wordprocessingShape" mc:Ignorable="w14 w15 w16se w16cid w16 w16cex w16sdtdh w16sdtfl w16du wp14">
+<w:hdr xmlns:wpc="http://schemas.microsoft.com/office/word/2010/wordprocessingCanvas" xmlns:cx="http://schemas.microsoft.com/office/drawing/2014/chartex" xmlns:cx1="http://schemas.microsoft.com/office/drawing/2015/9/8/chartex" xmlns:cx2="http://schemas.microsoft.com/office/drawing/2015/10/21/chartex" xmlns:cx3="http://schemas.microsoft.com/office/drawing/2016/5/9/chartex" xmlns:cx4="http://schemas.microsoft.com/office/drawing/2016/5/10/chartex" xmlns:cx5="http://schemas.microsoft.com/office/drawing/2016/5/11/chartex" xmlns:cx6="http://schemas.microsoft.com/office/drawing/2016/5/12/chartex" xmlns:cx7="http://schemas.microsoft.com/office/drawing/2016/5/13/chartex" xmlns:cx8="http://schemas.microsoft.com/office/drawing/2016/5/14/chartex" xmlns:mc="http://schemas.openxmlformats.org/markup-compatibility/2006" xmlns:aink="http://schemas.microsoft.com/office/drawing/2016/ink" xmlns:am3d="http://schemas.microsoft.com/office/drawing/2017/model3d" xmlns:o="urn:schemas-microsoft-com:office:office" xmlns:oel="http://schemas.microsoft.com/office/2019/extlst" xmlns:r="http://schemas.openxmlformats.org/officeDocument/2006/relationships" xmlns:m="http://schemas.openxmlformats.org/officeDocument/2006/math" xmlns:v="urn:schemas-microsoft-com:vml" xmlns:wp14="http://schemas.microsoft.com/office/word/2010/wordprocessingDrawing" xmlns:wp="http://schemas.openxmlformats.org/drawingml/2006/wordprocessingDrawing" xmlns:w10="urn:schemas-microsoft-com:office:word" xmlns:w="http://schemas.openxmlformats.org/wordprocessingml/2006/main" xmlns:w14="http://schemas.microsoft.com/office/word/2010/wordml" xmlns:w15="http://schemas.microsoft.com/office/word/2012/wordml" xmlns:w16cex="http://schemas.microsoft.com/office/word/2018/wordml/cex" xmlns:w16cid="http://schemas.microsoft.com/office/word/2016/wordml/cid" xmlns:w16="http://schemas.microsoft.com/office/word/2018/wordml" xmlns:w16du="http://schemas.microsoft.com/office/word/2023/wordml/word16du" xmlns:w16sdtdh="http://schemas.microsoft.com/office/word/2020/wordml/sdtdatahash" xmlns:w16sdtfl="http://schemas.microsoft.com/office/word/2024/wordml/sdtformatlock" xmlns:w16se="http://schemas.microsoft.com/office/word/2015/wordml/symex" xmlns:wpg="http://schemas.microsoft.com/office/word/2010/wordprocessingGroup" xmlns:wpi="http://schemas.microsoft.com/office/word/2010/wordprocessingInk" xmlns:wne="http://schemas.microsoft.com/office/word/2006/wordml" xmlns:wps="http://schemas.microsoft.com/office/word/2010/wordprocessingShape" mc:Ignorable="w14 w15 w16se w16cid w16 w16cex w16sdtdh w16sdtfl w16du wp14">
   <w:p>
     <w:pPr>
       <w:pStyle w:val="Header"/>
@@ -1944,7 +2738,7 @@
 </file>
 
 <file path=word/header2.xml><?xml version="1.0" encoding="utf-8"?>
-<w:hdr xmlns:wpc="http://schemas.microsoft.com/office/word/2010/wordprocessingCanvas" xmlns:cx="http://schemas.microsoft.com/office/drawing/2014/chartex" xmlns:cx1="http://schemas.microsoft.com/office/drawing/2015/9/8/chartex" xmlns:cx2="http://schemas.microsoft.com/office/drawing/2015/10/21/chartex" xmlns:cx3="http://schemas.microsoft.com/office/drawing/2016/5/9/chartex" xmlns:cx4="http://schemas.microsoft.com/office/drawing/2016/5/10/chartex" xmlns:cx5="http://schemas.microsoft.com/office/drawing/2016/5/11/chartex" xmlns:cx6="http://schemas.microsoft.com/office/drawing/2016/5/12/chartex" xmlns:cx7="http://schemas.microsoft.com/office/drawing/2016/5/13/chartex" xmlns:cx8="http://schemas.microsoft.com/office/drawing/2016/5/14/chartex" xmlns:mc="http://schemas.openxmlformats.org/markup-compatibility/2006" xmlns:aink="http://schemas.microsoft.com/office/drawing/2016/ink" xmlns:am3d="http://schemas.microsoft.com/office/drawing/2017/model3d" xmlns:o="urn:schemas-microsoft-com:office:office" xmlns:oel="http://schemas.microsoft.com/office/2019/extlst" xmlns:r="http://schemas.openxmlformats.org/officeDocument/2006/relationships" xmlns:m="http://schemas.openxmlformats.org/officeDocument/2006/math" xmlns:v="urn:schemas-microsoft-com:vml" xmlns:wp14="http://schemas.microsoft.com/office/word/2010/wordprocessingDrawing" xmlns:wp="http://schemas.openxmlformats.org/drawingml/2006/wordprocessingDrawing" xmlns:w10="urn:schemas-microsoft-com:office:word" xmlns:w="http://schemas.openxmlformats.org/wordprocessingml/2006/main" xmlns:w14="http://schemas.microsoft.com/office/word/2010/wordml" xmlns:w15="http://schemas.microsoft.com/office/word/2012/wordml" xmlns:w16cei="http://schemas.microsoft.com/office/word/2026/wordml/cei" xmlns:w16cex="http://schemas.microsoft.com/office/word/2018/wordml/cex" xmlns:w16cid="http://schemas.microsoft.com/office/word/2016/wordml/cid" xmlns:w16="http://schemas.microsoft.com/office/word/2018/wordml" xmlns:w16du="http://schemas.microsoft.com/office/word/2023/wordml/word16du" xmlns:w16sdtdh="http://schemas.microsoft.com/office/word/2020/wordml/sdtdatahash" xmlns:w16sdtfl="http://schemas.microsoft.com/office/word/2024/wordml/sdtformatlock" xmlns:w16se="http://schemas.microsoft.com/office/word/2015/wordml/symex" xmlns:wpg="http://schemas.microsoft.com/office/word/2010/wordprocessingGroup" xmlns:wpi="http://schemas.microsoft.com/office/word/2010/wordprocessingInk" xmlns:wne="http://schemas.microsoft.com/office/word/2006/wordml" xmlns:wps="http://schemas.microsoft.com/office/word/2010/wordprocessingShape" mc:Ignorable="w14 w15 w16se w16cid w16 w16cex w16sdtdh w16sdtfl w16du wp14">
+<w:hdr xmlns:wpc="http://schemas.microsoft.com/office/word/2010/wordprocessingCanvas" xmlns:cx="http://schemas.microsoft.com/office/drawing/2014/chartex" xmlns:cx1="http://schemas.microsoft.com/office/drawing/2015/9/8/chartex" xmlns:cx2="http://schemas.microsoft.com/office/drawing/2015/10/21/chartex" xmlns:cx3="http://schemas.microsoft.com/office/drawing/2016/5/9/chartex" xmlns:cx4="http://schemas.microsoft.com/office/drawing/2016/5/10/chartex" xmlns:cx5="http://schemas.microsoft.com/office/drawing/2016/5/11/chartex" xmlns:cx6="http://schemas.microsoft.com/office/drawing/2016/5/12/chartex" xmlns:cx7="http://schemas.microsoft.com/office/drawing/2016/5/13/chartex" xmlns:cx8="http://schemas.microsoft.com/office/drawing/2016/5/14/chartex" xmlns:mc="http://schemas.openxmlformats.org/markup-compatibility/2006" xmlns:aink="http://schemas.microsoft.com/office/drawing/2016/ink" xmlns:am3d="http://schemas.microsoft.com/office/drawing/2017/model3d" xmlns:o="urn:schemas-microsoft-com:office:office" xmlns:oel="http://schemas.microsoft.com/office/2019/extlst" xmlns:r="http://schemas.openxmlformats.org/officeDocument/2006/relationships" xmlns:m="http://schemas.openxmlformats.org/officeDocument/2006/math" xmlns:v="urn:schemas-microsoft-com:vml" xmlns:wp14="http://schemas.microsoft.com/office/word/2010/wordprocessingDrawing" xmlns:wp="http://schemas.openxmlformats.org/drawingml/2006/wordprocessingDrawing" xmlns:w10="urn:schemas-microsoft-com:office:word" xmlns:w="http://schemas.openxmlformats.org/wordprocessingml/2006/main" xmlns:w14="http://schemas.microsoft.com/office/word/2010/wordml" xmlns:w15="http://schemas.microsoft.com/office/word/2012/wordml" xmlns:w16cex="http://schemas.microsoft.com/office/word/2018/wordml/cex" xmlns:w16cid="http://schemas.microsoft.com/office/word/2016/wordml/cid" xmlns:w16="http://schemas.microsoft.com/office/word/2018/wordml" xmlns:w16du="http://schemas.microsoft.com/office/word/2023/wordml/word16du" xmlns:w16sdtdh="http://schemas.microsoft.com/office/word/2020/wordml/sdtdatahash" xmlns:w16sdtfl="http://schemas.microsoft.com/office/word/2024/wordml/sdtformatlock" xmlns:w16se="http://schemas.microsoft.com/office/word/2015/wordml/symex" xmlns:wpg="http://schemas.microsoft.com/office/word/2010/wordprocessingGroup" xmlns:wpi="http://schemas.microsoft.com/office/word/2010/wordprocessingInk" xmlns:wne="http://schemas.microsoft.com/office/word/2006/wordml" xmlns:wps="http://schemas.microsoft.com/office/word/2010/wordprocessingShape" mc:Ignorable="w14 w15 w16se w16cid w16 w16cex w16sdtdh w16sdtfl w16du wp14">
   <w:p>
     <w:pPr>
       <w:pStyle w:val="Header"/>

--- a/TS Jatai Ghanam Project/TS 7.4/TS 7.4 Ghanam Malayalam Corrections.docx
+++ b/TS Jatai Ghanam Project/TS 7.4/TS 7.4 Ghanam Malayalam Corrections.docx
@@ -100,10 +100,9 @@
           <w:bCs/>
           <w:sz w:val="32"/>
           <w:szCs w:val="32"/>
-          <w:highlight w:val="red"/>
           <w:u w:val="single"/>
         </w:rPr>
-        <w:t>????</w:t>
+        <w:t>31st Aug 2026</w:t>
       </w:r>
     </w:p>
     <w:p>
@@ -213,7 +212,6 @@
               <w:spacing w:before="0" w:line="240" w:lineRule="auto"/>
               <w:rPr>
                 <w:rFonts w:ascii="BRH Malayalam Extra" w:hAnsi="BRH Malayalam Extra" w:cs="BRH Malayalam Extra"/>
-                <w:color w:val="000000"/>
                 <w:sz w:val="32"/>
                 <w:szCs w:val="32"/>
               </w:rPr>
@@ -221,16 +219,15 @@
             <w:r>
               <w:rPr>
                 <w:rFonts w:ascii="BRH Malayalam Extra" w:hAnsi="BRH Malayalam Extra" w:cs="BRH Malayalam Extra"/>
-                <w:color w:val="000000"/>
                 <w:sz w:val="32"/>
                 <w:szCs w:val="32"/>
               </w:rPr>
               <w:t>(</w:t>
             </w:r>
-            <w:r>
-              <w:rPr>
-                <w:rFonts w:cs="BRH Malayalam Extra"/>
-                <w:color w:val="000000"/>
+            <w:proofErr w:type="gramStart"/>
+            <w:r>
+              <w:rPr>
+                <w:rFonts w:cs="BRH Malayalam Extra"/>
                 <w:szCs w:val="32"/>
               </w:rPr>
               <w:t>100</w:t>
@@ -238,7 +235,6 @@
             <w:r>
               <w:rPr>
                 <w:rFonts w:ascii="BRH Malayalam Extra" w:hAnsi="BRH Malayalam Extra" w:cs="BRH Malayalam Extra"/>
-                <w:color w:val="000000"/>
                 <w:sz w:val="32"/>
                 <w:szCs w:val="32"/>
               </w:rPr>
@@ -247,15 +243,21 @@
             <w:r>
               <w:rPr>
                 <w:rFonts w:cs="BRH Malayalam Extra"/>
-                <w:color w:val="000000"/>
-                <w:szCs w:val="32"/>
-              </w:rPr>
-              <w:t>[P8</w:t>
-            </w:r>
-            <w:r>
-              <w:rPr>
-                <w:rFonts w:ascii="BRH Malayalam Extra" w:hAnsi="BRH Malayalam Extra" w:cs="BRH Malayalam Extra"/>
-                <w:color w:val="000000"/>
+                <w:szCs w:val="32"/>
+              </w:rPr>
+              <w:t>[</w:t>
+            </w:r>
+            <w:proofErr w:type="gramEnd"/>
+            <w:r>
+              <w:rPr>
+                <w:rFonts w:cs="BRH Malayalam Extra"/>
+                <w:szCs w:val="32"/>
+              </w:rPr>
+              <w:t>P8</w:t>
+            </w:r>
+            <w:r>
+              <w:rPr>
+                <w:rFonts w:ascii="BRH Malayalam Extra" w:hAnsi="BRH Malayalam Extra" w:cs="BRH Malayalam Extra"/>
                 <w:sz w:val="32"/>
                 <w:szCs w:val="32"/>
               </w:rPr>
@@ -264,7 +266,6 @@
             <w:r>
               <w:rPr>
                 <w:rFonts w:cs="BRH Malayalam Extra"/>
-                <w:color w:val="000000"/>
                 <w:szCs w:val="32"/>
               </w:rPr>
               <w:t>7</w:t>
@@ -272,7 +273,6 @@
             <w:r>
               <w:rPr>
                 <w:rFonts w:ascii="BRH Malayalam Extra" w:hAnsi="BRH Malayalam Extra" w:cs="BRH Malayalam Extra"/>
-                <w:color w:val="000000"/>
                 <w:sz w:val="32"/>
                 <w:szCs w:val="32"/>
               </w:rPr>
@@ -281,7 +281,6 @@
             <w:r>
               <w:rPr>
                 <w:rFonts w:cs="BRH Malayalam Extra"/>
-                <w:color w:val="000000"/>
                 <w:szCs w:val="32"/>
               </w:rPr>
               <w:t>4</w:t>
@@ -289,7 +288,6 @@
             <w:r>
               <w:rPr>
                 <w:rFonts w:ascii="BRH Malayalam Extra" w:hAnsi="BRH Malayalam Extra" w:cs="BRH Malayalam Extra"/>
-                <w:color w:val="000000"/>
                 <w:sz w:val="32"/>
                 <w:szCs w:val="32"/>
               </w:rPr>
@@ -298,7 +296,6 @@
             <w:r>
               <w:rPr>
                 <w:rFonts w:cs="BRH Malayalam Extra"/>
-                <w:color w:val="000000"/>
                 <w:szCs w:val="32"/>
               </w:rPr>
               <w:t>2</w:t>
@@ -306,7 +303,6 @@
             <w:r>
               <w:rPr>
                 <w:rFonts w:ascii="BRH Malayalam Extra" w:hAnsi="BRH Malayalam Extra" w:cs="BRH Malayalam Extra"/>
-                <w:color w:val="000000"/>
                 <w:sz w:val="32"/>
                 <w:szCs w:val="32"/>
               </w:rPr>
@@ -315,7 +311,6 @@
             <w:r>
               <w:rPr>
                 <w:rFonts w:cs="BRH Malayalam Extra"/>
-                <w:color w:val="000000"/>
                 <w:szCs w:val="32"/>
               </w:rPr>
               <w:t>5</w:t>
@@ -323,7 +318,6 @@
             <w:r>
               <w:rPr>
                 <w:rFonts w:ascii="BRH Malayalam Extra" w:hAnsi="BRH Malayalam Extra" w:cs="BRH Malayalam Extra"/>
-                <w:color w:val="000000"/>
                 <w:sz w:val="32"/>
                 <w:szCs w:val="32"/>
               </w:rPr>
@@ -332,7 +326,6 @@
             <w:r>
               <w:rPr>
                 <w:rFonts w:cs="BRH Malayalam Extra"/>
-                <w:color w:val="000000"/>
                 <w:szCs w:val="32"/>
               </w:rPr>
               <w:t>73</w:t>
@@ -340,7 +333,6 @@
             <w:r>
               <w:rPr>
                 <w:rFonts w:ascii="BRH Malayalam Extra" w:hAnsi="BRH Malayalam Extra" w:cs="BRH Malayalam Extra"/>
-                <w:color w:val="000000"/>
                 <w:sz w:val="32"/>
                 <w:szCs w:val="32"/>
               </w:rPr>
@@ -349,16 +341,14 @@
             <w:r>
               <w:rPr>
                 <w:rFonts w:ascii="BRH Malayalam Extra" w:hAnsi="BRH Malayalam Extra" w:cs="BRH Malayalam Extra"/>
-                <w:color w:val="000000"/>
-                <w:sz w:val="28"/>
-                <w:szCs w:val="32"/>
-              </w:rPr>
-              <w:t>–</w:t>
-            </w:r>
-            <w:r>
-              <w:rPr>
-                <w:rFonts w:ascii="BRH Malayalam Extra" w:hAnsi="BRH Malayalam Extra" w:cs="BRH Malayalam Extra"/>
-                <w:color w:val="000000"/>
+                <w:sz w:val="28"/>
+                <w:szCs w:val="32"/>
+              </w:rPr>
+              <w:t>–</w:t>
+            </w:r>
+            <w:r>
+              <w:rPr>
+                <w:rFonts w:ascii="BRH Malayalam Extra" w:hAnsi="BRH Malayalam Extra" w:cs="BRH Malayalam Extra"/>
                 <w:sz w:val="32"/>
                 <w:szCs w:val="32"/>
               </w:rPr>
@@ -367,16 +357,14 @@
             <w:r>
               <w:rPr>
                 <w:rFonts w:ascii="BRH Malayalam Extra" w:hAnsi="BRH Malayalam Extra" w:cs="BRH Malayalam Extra"/>
-                <w:color w:val="000000"/>
-                <w:sz w:val="28"/>
-                <w:szCs w:val="32"/>
-              </w:rPr>
-              <w:t>–</w:t>
-            </w:r>
-            <w:r>
-              <w:rPr>
-                <w:rFonts w:ascii="BRH Malayalam Extra" w:hAnsi="BRH Malayalam Extra" w:cs="BRH Malayalam Extra"/>
-                <w:color w:val="000000"/>
+                <w:sz w:val="28"/>
+                <w:szCs w:val="32"/>
+              </w:rPr>
+              <w:t>–</w:t>
+            </w:r>
+            <w:r>
+              <w:rPr>
+                <w:rFonts w:ascii="BRH Malayalam Extra" w:hAnsi="BRH Malayalam Extra" w:cs="BRH Malayalam Extra"/>
                 <w:sz w:val="32"/>
                 <w:szCs w:val="32"/>
               </w:rPr>
@@ -385,16 +373,14 @@
             <w:r>
               <w:rPr>
                 <w:rFonts w:ascii="BRH Malayalam Extra" w:hAnsi="BRH Malayalam Extra" w:cs="BRH Malayalam Extra"/>
-                <w:color w:val="000000"/>
-                <w:sz w:val="28"/>
-                <w:szCs w:val="32"/>
-              </w:rPr>
-              <w:t>–</w:t>
-            </w:r>
-            <w:r>
-              <w:rPr>
-                <w:rFonts w:ascii="BRH Malayalam Extra" w:hAnsi="BRH Malayalam Extra" w:cs="BRH Malayalam Extra"/>
-                <w:color w:val="000000"/>
+                <w:sz w:val="28"/>
+                <w:szCs w:val="32"/>
+              </w:rPr>
+              <w:t>–</w:t>
+            </w:r>
+            <w:r>
+              <w:rPr>
+                <w:rFonts w:ascii="BRH Malayalam Extra" w:hAnsi="BRH Malayalam Extra" w:cs="BRH Malayalam Extra"/>
                 <w:sz w:val="32"/>
                 <w:szCs w:val="32"/>
               </w:rPr>
@@ -403,16 +389,14 @@
             <w:r>
               <w:rPr>
                 <w:rFonts w:ascii="BRH Malayalam Extra" w:hAnsi="BRH Malayalam Extra" w:cs="BRH Malayalam Extra"/>
-                <w:color w:val="000000"/>
-                <w:sz w:val="28"/>
-                <w:szCs w:val="32"/>
-              </w:rPr>
-              <w:t>–</w:t>
-            </w:r>
-            <w:r>
-              <w:rPr>
-                <w:rFonts w:ascii="BRH Malayalam Extra" w:hAnsi="BRH Malayalam Extra" w:cs="BRH Malayalam Extra"/>
-                <w:color w:val="000000"/>
+                <w:sz w:val="28"/>
+                <w:szCs w:val="32"/>
+              </w:rPr>
+              <w:t>–</w:t>
+            </w:r>
+            <w:r>
+              <w:rPr>
+                <w:rFonts w:ascii="BRH Malayalam Extra" w:hAnsi="BRH Malayalam Extra" w:cs="BRH Malayalam Extra"/>
                 <w:sz w:val="32"/>
                 <w:szCs w:val="32"/>
               </w:rPr>
@@ -428,7 +412,6 @@
               <w:spacing w:before="0" w:line="240" w:lineRule="auto"/>
               <w:rPr>
                 <w:rFonts w:cs="Arial"/>
-                <w:color w:val="000000"/>
                 <w:sz w:val="32"/>
                 <w:szCs w:val="32"/>
               </w:rPr>
@@ -436,7 +419,6 @@
             <w:r>
               <w:rPr>
                 <w:rFonts w:ascii="BRH Malayalam Extra" w:hAnsi="BRH Malayalam Extra" w:cs="BRH Malayalam Extra"/>
-                <w:color w:val="000000"/>
                 <w:sz w:val="32"/>
                 <w:szCs w:val="32"/>
               </w:rPr>
@@ -445,16 +427,14 @@
             <w:r>
               <w:rPr>
                 <w:rFonts w:ascii="BRH Malayalam Extra" w:hAnsi="BRH Malayalam Extra" w:cs="BRH Malayalam Extra"/>
-                <w:color w:val="000000"/>
-                <w:sz w:val="28"/>
-                <w:szCs w:val="32"/>
-              </w:rPr>
-              <w:t>–</w:t>
-            </w:r>
-            <w:r>
-              <w:rPr>
-                <w:rFonts w:ascii="BRH Malayalam Extra" w:hAnsi="BRH Malayalam Extra" w:cs="BRH Malayalam Extra"/>
-                <w:color w:val="000000"/>
+                <w:sz w:val="28"/>
+                <w:szCs w:val="32"/>
+              </w:rPr>
+              <w:t>–</w:t>
+            </w:r>
+            <w:r>
+              <w:rPr>
+                <w:rFonts w:ascii="BRH Malayalam Extra" w:hAnsi="BRH Malayalam Extra" w:cs="BRH Malayalam Extra"/>
                 <w:sz w:val="32"/>
                 <w:szCs w:val="32"/>
               </w:rPr>
@@ -463,16 +443,14 @@
             <w:r>
               <w:rPr>
                 <w:rFonts w:ascii="BRH Malayalam Extra" w:hAnsi="BRH Malayalam Extra" w:cs="BRH Malayalam Extra"/>
-                <w:color w:val="000000"/>
-                <w:sz w:val="28"/>
-                <w:szCs w:val="32"/>
-              </w:rPr>
-              <w:t>–</w:t>
-            </w:r>
-            <w:r>
-              <w:rPr>
-                <w:rFonts w:ascii="BRH Malayalam Extra" w:hAnsi="BRH Malayalam Extra" w:cs="BRH Malayalam Extra"/>
-                <w:color w:val="000000"/>
+                <w:sz w:val="28"/>
+                <w:szCs w:val="32"/>
+              </w:rPr>
+              <w:t>–</w:t>
+            </w:r>
+            <w:r>
+              <w:rPr>
+                <w:rFonts w:ascii="BRH Malayalam Extra" w:hAnsi="BRH Malayalam Extra" w:cs="BRH Malayalam Extra"/>
                 <w:sz w:val="32"/>
                 <w:szCs w:val="32"/>
               </w:rPr>
@@ -481,16 +459,14 @@
             <w:r>
               <w:rPr>
                 <w:rFonts w:ascii="BRH Malayalam Extra" w:hAnsi="BRH Malayalam Extra" w:cs="BRH Malayalam Extra"/>
-                <w:color w:val="000000"/>
-                <w:sz w:val="28"/>
-                <w:szCs w:val="32"/>
-              </w:rPr>
-              <w:t>–</w:t>
-            </w:r>
-            <w:r>
-              <w:rPr>
-                <w:rFonts w:ascii="BRH Malayalam Extra" w:hAnsi="BRH Malayalam Extra" w:cs="BRH Malayalam Extra"/>
-                <w:color w:val="000000"/>
+                <w:sz w:val="28"/>
+                <w:szCs w:val="32"/>
+              </w:rPr>
+              <w:t>–</w:t>
+            </w:r>
+            <w:r>
+              <w:rPr>
+                <w:rFonts w:ascii="BRH Malayalam Extra" w:hAnsi="BRH Malayalam Extra" w:cs="BRH Malayalam Extra"/>
                 <w:sz w:val="32"/>
                 <w:szCs w:val="32"/>
               </w:rPr>
@@ -499,7 +475,6 @@
             <w:r>
               <w:rPr>
                 <w:rFonts w:ascii="BRH Malayalam Extra" w:hAnsi="BRH Malayalam Extra" w:cs="BRH Malayalam Extra"/>
-                <w:color w:val="000000"/>
                 <w:sz w:val="32"/>
                 <w:szCs w:val="32"/>
                 <w:highlight w:val="yellow"/>
@@ -509,7 +484,6 @@
             <w:r>
               <w:rPr>
                 <w:rFonts w:ascii="BRH Malayalam Extra" w:hAnsi="BRH Malayalam Extra" w:cs="BRH Malayalam Extra"/>
-                <w:color w:val="000000"/>
                 <w:sz w:val="28"/>
                 <w:szCs w:val="32"/>
                 <w:highlight w:val="yellow"/>
@@ -519,7 +493,6 @@
             <w:r>
               <w:rPr>
                 <w:rFonts w:ascii="BRH Malayalam Extra" w:hAnsi="BRH Malayalam Extra" w:cs="BRH Malayalam Extra"/>
-                <w:color w:val="000000"/>
                 <w:sz w:val="32"/>
                 <w:szCs w:val="32"/>
                 <w:highlight w:val="yellow"/>
@@ -529,7 +502,6 @@
             <w:r>
               <w:rPr>
                 <w:rFonts w:ascii="BRH Malayalam Extra" w:hAnsi="BRH Malayalam Extra" w:cs="BRH Malayalam Extra"/>
-                <w:color w:val="000000"/>
                 <w:sz w:val="32"/>
                 <w:szCs w:val="32"/>
               </w:rPr>
@@ -538,16 +510,14 @@
             <w:r>
               <w:rPr>
                 <w:rFonts w:ascii="BRH Malayalam Extra" w:hAnsi="BRH Malayalam Extra" w:cs="BRH Malayalam Extra"/>
-                <w:color w:val="000000"/>
-                <w:sz w:val="28"/>
-                <w:szCs w:val="32"/>
-              </w:rPr>
-              <w:t>–</w:t>
-            </w:r>
-            <w:r>
-              <w:rPr>
-                <w:rFonts w:ascii="BRH Malayalam Extra" w:hAnsi="BRH Malayalam Extra" w:cs="BRH Malayalam Extra"/>
-                <w:color w:val="000000"/>
+                <w:sz w:val="28"/>
+                <w:szCs w:val="32"/>
+              </w:rPr>
+              <w:t>–</w:t>
+            </w:r>
+            <w:r>
+              <w:rPr>
+                <w:rFonts w:ascii="BRH Malayalam Extra" w:hAnsi="BRH Malayalam Extra" w:cs="BRH Malayalam Extra"/>
                 <w:sz w:val="32"/>
                 <w:szCs w:val="32"/>
               </w:rPr>
@@ -556,16 +526,14 @@
             <w:r>
               <w:rPr>
                 <w:rFonts w:ascii="BRH Malayalam Extra" w:hAnsi="BRH Malayalam Extra" w:cs="BRH Malayalam Extra"/>
-                <w:color w:val="000000"/>
-                <w:sz w:val="28"/>
-                <w:szCs w:val="32"/>
-              </w:rPr>
-              <w:t>–</w:t>
-            </w:r>
-            <w:r>
-              <w:rPr>
-                <w:rFonts w:ascii="BRH Malayalam Extra" w:hAnsi="BRH Malayalam Extra" w:cs="BRH Malayalam Extra"/>
-                <w:color w:val="000000"/>
+                <w:sz w:val="28"/>
+                <w:szCs w:val="32"/>
+              </w:rPr>
+              <w:t>–</w:t>
+            </w:r>
+            <w:r>
+              <w:rPr>
+                <w:rFonts w:ascii="BRH Malayalam Extra" w:hAnsi="BRH Malayalam Extra" w:cs="BRH Malayalam Extra"/>
                 <w:sz w:val="32"/>
                 <w:szCs w:val="32"/>
               </w:rPr>
@@ -586,7 +554,6 @@
               <w:spacing w:before="0" w:line="240" w:lineRule="auto"/>
               <w:rPr>
                 <w:rFonts w:ascii="BRH Malayalam Extra" w:hAnsi="BRH Malayalam Extra" w:cs="BRH Malayalam Extra"/>
-                <w:color w:val="000000"/>
                 <w:sz w:val="32"/>
                 <w:szCs w:val="32"/>
               </w:rPr>
@@ -594,16 +561,15 @@
             <w:r>
               <w:rPr>
                 <w:rFonts w:ascii="BRH Malayalam Extra" w:hAnsi="BRH Malayalam Extra" w:cs="BRH Malayalam Extra"/>
-                <w:color w:val="000000"/>
                 <w:sz w:val="32"/>
                 <w:szCs w:val="32"/>
               </w:rPr>
               <w:t>(</w:t>
             </w:r>
-            <w:r>
-              <w:rPr>
-                <w:rFonts w:cs="BRH Malayalam Extra"/>
-                <w:color w:val="000000"/>
+            <w:proofErr w:type="gramStart"/>
+            <w:r>
+              <w:rPr>
+                <w:rFonts w:cs="BRH Malayalam Extra"/>
                 <w:szCs w:val="32"/>
               </w:rPr>
               <w:t>100</w:t>
@@ -611,7 +577,6 @@
             <w:r>
               <w:rPr>
                 <w:rFonts w:ascii="BRH Malayalam Extra" w:hAnsi="BRH Malayalam Extra" w:cs="BRH Malayalam Extra"/>
-                <w:color w:val="000000"/>
                 <w:sz w:val="32"/>
                 <w:szCs w:val="32"/>
               </w:rPr>
@@ -620,15 +585,21 @@
             <w:r>
               <w:rPr>
                 <w:rFonts w:cs="BRH Malayalam Extra"/>
-                <w:color w:val="000000"/>
-                <w:szCs w:val="32"/>
-              </w:rPr>
-              <w:t>[P8</w:t>
-            </w:r>
-            <w:r>
-              <w:rPr>
-                <w:rFonts w:ascii="BRH Malayalam Extra" w:hAnsi="BRH Malayalam Extra" w:cs="BRH Malayalam Extra"/>
-                <w:color w:val="000000"/>
+                <w:szCs w:val="32"/>
+              </w:rPr>
+              <w:t>[</w:t>
+            </w:r>
+            <w:proofErr w:type="gramEnd"/>
+            <w:r>
+              <w:rPr>
+                <w:rFonts w:cs="BRH Malayalam Extra"/>
+                <w:szCs w:val="32"/>
+              </w:rPr>
+              <w:t>P8</w:t>
+            </w:r>
+            <w:r>
+              <w:rPr>
+                <w:rFonts w:ascii="BRH Malayalam Extra" w:hAnsi="BRH Malayalam Extra" w:cs="BRH Malayalam Extra"/>
                 <w:sz w:val="32"/>
                 <w:szCs w:val="32"/>
               </w:rPr>
@@ -637,7 +608,6 @@
             <w:r>
               <w:rPr>
                 <w:rFonts w:cs="BRH Malayalam Extra"/>
-                <w:color w:val="000000"/>
                 <w:szCs w:val="32"/>
               </w:rPr>
               <w:t>7</w:t>
@@ -645,7 +615,6 @@
             <w:r>
               <w:rPr>
                 <w:rFonts w:ascii="BRH Malayalam Extra" w:hAnsi="BRH Malayalam Extra" w:cs="BRH Malayalam Extra"/>
-                <w:color w:val="000000"/>
                 <w:sz w:val="32"/>
                 <w:szCs w:val="32"/>
               </w:rPr>
@@ -654,7 +623,6 @@
             <w:r>
               <w:rPr>
                 <w:rFonts w:cs="BRH Malayalam Extra"/>
-                <w:color w:val="000000"/>
                 <w:szCs w:val="32"/>
               </w:rPr>
               <w:t>4</w:t>
@@ -662,7 +630,6 @@
             <w:r>
               <w:rPr>
                 <w:rFonts w:ascii="BRH Malayalam Extra" w:hAnsi="BRH Malayalam Extra" w:cs="BRH Malayalam Extra"/>
-                <w:color w:val="000000"/>
                 <w:sz w:val="32"/>
                 <w:szCs w:val="32"/>
               </w:rPr>
@@ -671,7 +638,6 @@
             <w:r>
               <w:rPr>
                 <w:rFonts w:cs="BRH Malayalam Extra"/>
-                <w:color w:val="000000"/>
                 <w:szCs w:val="32"/>
               </w:rPr>
               <w:t>2</w:t>
@@ -679,7 +645,6 @@
             <w:r>
               <w:rPr>
                 <w:rFonts w:ascii="BRH Malayalam Extra" w:hAnsi="BRH Malayalam Extra" w:cs="BRH Malayalam Extra"/>
-                <w:color w:val="000000"/>
                 <w:sz w:val="32"/>
                 <w:szCs w:val="32"/>
               </w:rPr>
@@ -688,7 +653,6 @@
             <w:r>
               <w:rPr>
                 <w:rFonts w:cs="BRH Malayalam Extra"/>
-                <w:color w:val="000000"/>
                 <w:szCs w:val="32"/>
               </w:rPr>
               <w:t>5</w:t>
@@ -696,7 +660,6 @@
             <w:r>
               <w:rPr>
                 <w:rFonts w:ascii="BRH Malayalam Extra" w:hAnsi="BRH Malayalam Extra" w:cs="BRH Malayalam Extra"/>
-                <w:color w:val="000000"/>
                 <w:sz w:val="32"/>
                 <w:szCs w:val="32"/>
               </w:rPr>
@@ -705,7 +668,6 @@
             <w:r>
               <w:rPr>
                 <w:rFonts w:cs="BRH Malayalam Extra"/>
-                <w:color w:val="000000"/>
                 <w:szCs w:val="32"/>
               </w:rPr>
               <w:t>73</w:t>
@@ -713,7 +675,6 @@
             <w:r>
               <w:rPr>
                 <w:rFonts w:ascii="BRH Malayalam Extra" w:hAnsi="BRH Malayalam Extra" w:cs="BRH Malayalam Extra"/>
-                <w:color w:val="000000"/>
                 <w:sz w:val="32"/>
                 <w:szCs w:val="32"/>
               </w:rPr>
@@ -722,16 +683,14 @@
             <w:r>
               <w:rPr>
                 <w:rFonts w:ascii="BRH Malayalam Extra" w:hAnsi="BRH Malayalam Extra" w:cs="BRH Malayalam Extra"/>
-                <w:color w:val="000000"/>
-                <w:sz w:val="28"/>
-                <w:szCs w:val="32"/>
-              </w:rPr>
-              <w:t>–</w:t>
-            </w:r>
-            <w:r>
-              <w:rPr>
-                <w:rFonts w:ascii="BRH Malayalam Extra" w:hAnsi="BRH Malayalam Extra" w:cs="BRH Malayalam Extra"/>
-                <w:color w:val="000000"/>
+                <w:sz w:val="28"/>
+                <w:szCs w:val="32"/>
+              </w:rPr>
+              <w:t>–</w:t>
+            </w:r>
+            <w:r>
+              <w:rPr>
+                <w:rFonts w:ascii="BRH Malayalam Extra" w:hAnsi="BRH Malayalam Extra" w:cs="BRH Malayalam Extra"/>
                 <w:sz w:val="32"/>
                 <w:szCs w:val="32"/>
               </w:rPr>
@@ -740,16 +699,14 @@
             <w:r>
               <w:rPr>
                 <w:rFonts w:ascii="BRH Malayalam Extra" w:hAnsi="BRH Malayalam Extra" w:cs="BRH Malayalam Extra"/>
-                <w:color w:val="000000"/>
-                <w:sz w:val="28"/>
-                <w:szCs w:val="32"/>
-              </w:rPr>
-              <w:t>–</w:t>
-            </w:r>
-            <w:r>
-              <w:rPr>
-                <w:rFonts w:ascii="BRH Malayalam Extra" w:hAnsi="BRH Malayalam Extra" w:cs="BRH Malayalam Extra"/>
-                <w:color w:val="000000"/>
+                <w:sz w:val="28"/>
+                <w:szCs w:val="32"/>
+              </w:rPr>
+              <w:t>–</w:t>
+            </w:r>
+            <w:r>
+              <w:rPr>
+                <w:rFonts w:ascii="BRH Malayalam Extra" w:hAnsi="BRH Malayalam Extra" w:cs="BRH Malayalam Extra"/>
                 <w:sz w:val="32"/>
                 <w:szCs w:val="32"/>
               </w:rPr>
@@ -758,16 +715,14 @@
             <w:r>
               <w:rPr>
                 <w:rFonts w:ascii="BRH Malayalam Extra" w:hAnsi="BRH Malayalam Extra" w:cs="BRH Malayalam Extra"/>
-                <w:color w:val="000000"/>
-                <w:sz w:val="28"/>
-                <w:szCs w:val="32"/>
-              </w:rPr>
-              <w:t>–</w:t>
-            </w:r>
-            <w:r>
-              <w:rPr>
-                <w:rFonts w:ascii="BRH Malayalam Extra" w:hAnsi="BRH Malayalam Extra" w:cs="BRH Malayalam Extra"/>
-                <w:color w:val="000000"/>
+                <w:sz w:val="28"/>
+                <w:szCs w:val="32"/>
+              </w:rPr>
+              <w:t>–</w:t>
+            </w:r>
+            <w:r>
+              <w:rPr>
+                <w:rFonts w:ascii="BRH Malayalam Extra" w:hAnsi="BRH Malayalam Extra" w:cs="BRH Malayalam Extra"/>
                 <w:sz w:val="32"/>
                 <w:szCs w:val="32"/>
               </w:rPr>
@@ -776,16 +731,14 @@
             <w:r>
               <w:rPr>
                 <w:rFonts w:ascii="BRH Malayalam Extra" w:hAnsi="BRH Malayalam Extra" w:cs="BRH Malayalam Extra"/>
-                <w:color w:val="000000"/>
-                <w:sz w:val="28"/>
-                <w:szCs w:val="32"/>
-              </w:rPr>
-              <w:t>–</w:t>
-            </w:r>
-            <w:r>
-              <w:rPr>
-                <w:rFonts w:ascii="BRH Malayalam Extra" w:hAnsi="BRH Malayalam Extra" w:cs="BRH Malayalam Extra"/>
-                <w:color w:val="000000"/>
+                <w:sz w:val="28"/>
+                <w:szCs w:val="32"/>
+              </w:rPr>
+              <w:t>–</w:t>
+            </w:r>
+            <w:r>
+              <w:rPr>
+                <w:rFonts w:ascii="BRH Malayalam Extra" w:hAnsi="BRH Malayalam Extra" w:cs="BRH Malayalam Extra"/>
                 <w:sz w:val="32"/>
                 <w:szCs w:val="32"/>
               </w:rPr>
@@ -801,7 +754,6 @@
               <w:spacing w:before="0" w:line="240" w:lineRule="auto"/>
               <w:rPr>
                 <w:rFonts w:ascii="BRH Malayalam Extra" w:hAnsi="BRH Malayalam Extra" w:cs="BRH Malayalam Extra"/>
-                <w:color w:val="000000"/>
                 <w:sz w:val="32"/>
                 <w:szCs w:val="32"/>
               </w:rPr>
@@ -809,7 +761,6 @@
             <w:r>
               <w:rPr>
                 <w:rFonts w:ascii="BRH Malayalam Extra" w:hAnsi="BRH Malayalam Extra" w:cs="BRH Malayalam Extra"/>
-                <w:color w:val="000000"/>
                 <w:sz w:val="32"/>
                 <w:szCs w:val="32"/>
               </w:rPr>
@@ -818,16 +769,14 @@
             <w:r>
               <w:rPr>
                 <w:rFonts w:ascii="BRH Malayalam Extra" w:hAnsi="BRH Malayalam Extra" w:cs="BRH Malayalam Extra"/>
-                <w:color w:val="000000"/>
-                <w:sz w:val="28"/>
-                <w:szCs w:val="32"/>
-              </w:rPr>
-              <w:t>–</w:t>
-            </w:r>
-            <w:r>
-              <w:rPr>
-                <w:rFonts w:ascii="BRH Malayalam Extra" w:hAnsi="BRH Malayalam Extra" w:cs="BRH Malayalam Extra"/>
-                <w:color w:val="000000"/>
+                <w:sz w:val="28"/>
+                <w:szCs w:val="32"/>
+              </w:rPr>
+              <w:t>–</w:t>
+            </w:r>
+            <w:r>
+              <w:rPr>
+                <w:rFonts w:ascii="BRH Malayalam Extra" w:hAnsi="BRH Malayalam Extra" w:cs="BRH Malayalam Extra"/>
                 <w:sz w:val="32"/>
                 <w:szCs w:val="32"/>
               </w:rPr>
@@ -836,16 +785,14 @@
             <w:r>
               <w:rPr>
                 <w:rFonts w:ascii="BRH Malayalam Extra" w:hAnsi="BRH Malayalam Extra" w:cs="BRH Malayalam Extra"/>
-                <w:color w:val="000000"/>
-                <w:sz w:val="28"/>
-                <w:szCs w:val="32"/>
-              </w:rPr>
-              <w:t>–</w:t>
-            </w:r>
-            <w:r>
-              <w:rPr>
-                <w:rFonts w:ascii="BRH Malayalam Extra" w:hAnsi="BRH Malayalam Extra" w:cs="BRH Malayalam Extra"/>
-                <w:color w:val="000000"/>
+                <w:sz w:val="28"/>
+                <w:szCs w:val="32"/>
+              </w:rPr>
+              <w:t>–</w:t>
+            </w:r>
+            <w:r>
+              <w:rPr>
+                <w:rFonts w:ascii="BRH Malayalam Extra" w:hAnsi="BRH Malayalam Extra" w:cs="BRH Malayalam Extra"/>
                 <w:sz w:val="32"/>
                 <w:szCs w:val="32"/>
               </w:rPr>
@@ -854,16 +801,14 @@
             <w:r>
               <w:rPr>
                 <w:rFonts w:ascii="BRH Malayalam Extra" w:hAnsi="BRH Malayalam Extra" w:cs="BRH Malayalam Extra"/>
-                <w:color w:val="000000"/>
-                <w:sz w:val="28"/>
-                <w:szCs w:val="32"/>
-              </w:rPr>
-              <w:t>–</w:t>
-            </w:r>
-            <w:r>
-              <w:rPr>
-                <w:rFonts w:ascii="BRH Malayalam Extra" w:hAnsi="BRH Malayalam Extra" w:cs="BRH Malayalam Extra"/>
-                <w:color w:val="000000"/>
+                <w:sz w:val="28"/>
+                <w:szCs w:val="32"/>
+              </w:rPr>
+              <w:t>–</w:t>
+            </w:r>
+            <w:r>
+              <w:rPr>
+                <w:rFonts w:ascii="BRH Malayalam Extra" w:hAnsi="BRH Malayalam Extra" w:cs="BRH Malayalam Extra"/>
                 <w:sz w:val="32"/>
                 <w:szCs w:val="32"/>
               </w:rPr>
@@ -872,16 +817,14 @@
             <w:r>
               <w:rPr>
                 <w:rFonts w:ascii="BRH Malayalam Extra" w:hAnsi="BRH Malayalam Extra" w:cs="BRH Malayalam Extra"/>
-                <w:color w:val="000000"/>
-                <w:sz w:val="28"/>
-                <w:szCs w:val="32"/>
-              </w:rPr>
-              <w:t>–</w:t>
-            </w:r>
-            <w:r>
-              <w:rPr>
-                <w:rFonts w:ascii="BRH Malayalam Extra" w:hAnsi="BRH Malayalam Extra" w:cs="BRH Malayalam Extra"/>
-                <w:color w:val="000000"/>
+                <w:sz w:val="28"/>
+                <w:szCs w:val="32"/>
+              </w:rPr>
+              <w:t>–</w:t>
+            </w:r>
+            <w:r>
+              <w:rPr>
+                <w:rFonts w:ascii="BRH Malayalam Extra" w:hAnsi="BRH Malayalam Extra" w:cs="BRH Malayalam Extra"/>
                 <w:sz w:val="32"/>
                 <w:szCs w:val="32"/>
                 <w:highlight w:val="green"/>
@@ -891,7 +834,6 @@
             <w:r>
               <w:rPr>
                 <w:rFonts w:ascii="BRH Malayalam Extra" w:hAnsi="BRH Malayalam Extra" w:cs="BRH Malayalam Extra"/>
-                <w:color w:val="000000"/>
                 <w:sz w:val="32"/>
                 <w:szCs w:val="32"/>
               </w:rPr>
@@ -900,16 +842,14 @@
             <w:r>
               <w:rPr>
                 <w:rFonts w:ascii="BRH Malayalam Extra" w:hAnsi="BRH Malayalam Extra" w:cs="BRH Malayalam Extra"/>
-                <w:color w:val="000000"/>
-                <w:sz w:val="28"/>
-                <w:szCs w:val="32"/>
-              </w:rPr>
-              <w:t>–</w:t>
-            </w:r>
-            <w:r>
-              <w:rPr>
-                <w:rFonts w:ascii="BRH Malayalam Extra" w:hAnsi="BRH Malayalam Extra" w:cs="BRH Malayalam Extra"/>
-                <w:color w:val="000000"/>
+                <w:sz w:val="28"/>
+                <w:szCs w:val="32"/>
+              </w:rPr>
+              <w:t>–</w:t>
+            </w:r>
+            <w:r>
+              <w:rPr>
+                <w:rFonts w:ascii="BRH Malayalam Extra" w:hAnsi="BRH Malayalam Extra" w:cs="BRH Malayalam Extra"/>
                 <w:sz w:val="32"/>
                 <w:szCs w:val="32"/>
               </w:rPr>
@@ -918,20 +858,7807 @@
             <w:r>
               <w:rPr>
                 <w:rFonts w:ascii="BRH Malayalam Extra" w:hAnsi="BRH Malayalam Extra" w:cs="BRH Malayalam Extra"/>
-                <w:color w:val="000000"/>
-                <w:sz w:val="28"/>
-                <w:szCs w:val="32"/>
-              </w:rPr>
-              <w:t>–</w:t>
-            </w:r>
-            <w:r>
-              <w:rPr>
-                <w:rFonts w:ascii="BRH Malayalam Extra" w:hAnsi="BRH Malayalam Extra" w:cs="BRH Malayalam Extra"/>
-                <w:color w:val="000000"/>
+                <w:sz w:val="28"/>
+                <w:szCs w:val="32"/>
+              </w:rPr>
+              <w:t>–</w:t>
+            </w:r>
+            <w:r>
+              <w:rPr>
+                <w:rFonts w:ascii="BRH Malayalam Extra" w:hAnsi="BRH Malayalam Extra" w:cs="BRH Malayalam Extra"/>
                 <w:sz w:val="32"/>
                 <w:szCs w:val="32"/>
               </w:rPr>
               <w:t xml:space="preserve">ssõ— | </w:t>
+            </w:r>
+          </w:p>
+        </w:tc>
+      </w:tr>
+      <w:tr>
+        <w:trPr>
+          <w:trHeight w:val="3352"/>
+        </w:trPr>
+        <w:tc>
+          <w:tcPr>
+            <w:tcW w:w="7024" w:type="dxa"/>
+          </w:tcPr>
+          <w:p>
+            <w:pPr>
+              <w:widowControl w:val="0"/>
+              <w:autoSpaceDE w:val="0"/>
+              <w:autoSpaceDN w:val="0"/>
+              <w:adjustRightInd w:val="0"/>
+              <w:spacing w:before="0" w:line="240" w:lineRule="auto"/>
+              <w:rPr>
+                <w:rFonts w:ascii="BRH Malayalam Extra" w:hAnsi="BRH Malayalam Extra" w:cs="BRH Malayalam Extra"/>
+                <w:sz w:val="32"/>
+                <w:szCs w:val="32"/>
+              </w:rPr>
+            </w:pPr>
+            <w:r>
+              <w:rPr>
+                <w:rFonts w:ascii="BRH Malayalam Extra" w:hAnsi="BRH Malayalam Extra" w:cs="BRH Malayalam Extra"/>
+                <w:sz w:val="32"/>
+                <w:szCs w:val="32"/>
+              </w:rPr>
+              <w:t>(</w:t>
+            </w:r>
+            <w:proofErr w:type="gramStart"/>
+            <w:r>
+              <w:rPr>
+                <w:rFonts w:cs="BRH Malayalam Extra"/>
+                <w:szCs w:val="32"/>
+              </w:rPr>
+              <w:t>52</w:t>
+            </w:r>
+            <w:r>
+              <w:rPr>
+                <w:rFonts w:ascii="BRH Malayalam Extra" w:hAnsi="BRH Malayalam Extra" w:cs="BRH Malayalam Extra"/>
+                <w:sz w:val="32"/>
+                <w:szCs w:val="32"/>
+              </w:rPr>
+              <w:t>)</w:t>
+            </w:r>
+            <w:r>
+              <w:rPr>
+                <w:rFonts w:cs="BRH Malayalam Extra"/>
+                <w:szCs w:val="32"/>
+              </w:rPr>
+              <w:t>[</w:t>
+            </w:r>
+            <w:proofErr w:type="gramEnd"/>
+            <w:r>
+              <w:rPr>
+                <w:rFonts w:cs="BRH Malayalam Extra"/>
+                <w:szCs w:val="32"/>
+              </w:rPr>
+              <w:t>P10</w:t>
+            </w:r>
+            <w:r>
+              <w:rPr>
+                <w:rFonts w:ascii="BRH Malayalam Extra" w:hAnsi="BRH Malayalam Extra" w:cs="BRH Malayalam Extra"/>
+                <w:sz w:val="32"/>
+                <w:szCs w:val="32"/>
+              </w:rPr>
+              <w:t xml:space="preserve">] </w:t>
+            </w:r>
+            <w:r>
+              <w:rPr>
+                <w:rFonts w:cs="BRH Malayalam Extra"/>
+                <w:szCs w:val="32"/>
+              </w:rPr>
+              <w:t>7</w:t>
+            </w:r>
+            <w:r>
+              <w:rPr>
+                <w:rFonts w:ascii="BRH Malayalam Extra" w:hAnsi="BRH Malayalam Extra" w:cs="BRH Malayalam Extra"/>
+                <w:sz w:val="32"/>
+                <w:szCs w:val="32"/>
+              </w:rPr>
+              <w:t>.</w:t>
+            </w:r>
+            <w:r>
+              <w:rPr>
+                <w:rFonts w:cs="BRH Malayalam Extra"/>
+                <w:szCs w:val="32"/>
+              </w:rPr>
+              <w:t>4</w:t>
+            </w:r>
+            <w:r>
+              <w:rPr>
+                <w:rFonts w:ascii="BRH Malayalam Extra" w:hAnsi="BRH Malayalam Extra" w:cs="BRH Malayalam Extra"/>
+                <w:sz w:val="32"/>
+                <w:szCs w:val="32"/>
+              </w:rPr>
+              <w:t>.</w:t>
+            </w:r>
+            <w:r>
+              <w:rPr>
+                <w:rFonts w:cs="BRH Malayalam Extra"/>
+                <w:szCs w:val="32"/>
+              </w:rPr>
+              <w:t>3</w:t>
+            </w:r>
+            <w:r>
+              <w:rPr>
+                <w:rFonts w:ascii="BRH Malayalam Extra" w:hAnsi="BRH Malayalam Extra" w:cs="BRH Malayalam Extra"/>
+                <w:sz w:val="32"/>
+                <w:szCs w:val="32"/>
+              </w:rPr>
+              <w:t>.</w:t>
+            </w:r>
+            <w:r>
+              <w:rPr>
+                <w:rFonts w:cs="BRH Malayalam Extra"/>
+                <w:szCs w:val="32"/>
+              </w:rPr>
+              <w:t>2</w:t>
+            </w:r>
+            <w:r>
+              <w:rPr>
+                <w:rFonts w:ascii="BRH Malayalam Extra" w:hAnsi="BRH Malayalam Extra" w:cs="BRH Malayalam Extra"/>
+                <w:sz w:val="32"/>
+                <w:szCs w:val="32"/>
+              </w:rPr>
+              <w:t>(</w:t>
+            </w:r>
+            <w:r>
+              <w:rPr>
+                <w:rFonts w:cs="BRH Malayalam Extra"/>
+                <w:szCs w:val="32"/>
+              </w:rPr>
+              <w:t>43</w:t>
+            </w:r>
+            <w:r>
+              <w:rPr>
+                <w:rFonts w:ascii="BRH Malayalam Extra" w:hAnsi="BRH Malayalam Extra" w:cs="BRH Malayalam Extra"/>
+                <w:sz w:val="32"/>
+                <w:szCs w:val="32"/>
+              </w:rPr>
+              <w:t>)- G</w:t>
+            </w:r>
+            <w:r>
+              <w:rPr>
+                <w:rFonts w:ascii="BRH Malayalam Extra" w:hAnsi="BRH Malayalam Extra" w:cs="BRH Malayalam Extra"/>
+                <w:sz w:val="28"/>
+                <w:szCs w:val="32"/>
+              </w:rPr>
+              <w:t>–</w:t>
+            </w:r>
+            <w:r>
+              <w:rPr>
+                <w:rFonts w:ascii="BRH Malayalam Extra" w:hAnsi="BRH Malayalam Extra" w:cs="BRH Malayalam Extra"/>
+                <w:sz w:val="32"/>
+                <w:szCs w:val="32"/>
+              </w:rPr>
+              <w:t>p | E</w:t>
+            </w:r>
+            <w:r>
+              <w:rPr>
+                <w:rFonts w:ascii="BRH Malayalam Extra" w:hAnsi="BRH Malayalam Extra" w:cs="BRH Malayalam Extra"/>
+                <w:sz w:val="28"/>
+                <w:szCs w:val="32"/>
+              </w:rPr>
+              <w:t>–</w:t>
+            </w:r>
+            <w:r>
+              <w:rPr>
+                <w:rFonts w:ascii="BRH Malayalam Extra" w:hAnsi="BRH Malayalam Extra" w:cs="BRH Malayalam Extra"/>
+                <w:sz w:val="32"/>
+                <w:szCs w:val="32"/>
+              </w:rPr>
+              <w:t>Z¢© | A</w:t>
+            </w:r>
+            <w:r>
+              <w:rPr>
+                <w:rFonts w:ascii="BRH Malayalam Extra" w:hAnsi="BRH Malayalam Extra" w:cs="BRH Malayalam Extra"/>
+                <w:sz w:val="28"/>
+                <w:szCs w:val="32"/>
+              </w:rPr>
+              <w:t>–</w:t>
+            </w:r>
+            <w:r>
+              <w:rPr>
+                <w:rFonts w:ascii="BRH Malayalam Extra" w:hAnsi="BRH Malayalam Extra" w:cs="BRH Malayalam Extra"/>
+                <w:sz w:val="32"/>
+                <w:szCs w:val="32"/>
+                <w:highlight w:val="yellow"/>
+              </w:rPr>
+              <w:t>hõx</w:t>
+            </w:r>
+            <w:r>
+              <w:rPr>
+                <w:rFonts w:ascii="BRH Malayalam Extra" w:hAnsi="BRH Malayalam Extra" w:cs="BRH Malayalam Extra"/>
+                <w:sz w:val="32"/>
+                <w:szCs w:val="32"/>
+              </w:rPr>
+              <w:t>¥kx—tÇy |</w:t>
+            </w:r>
+          </w:p>
+          <w:p>
+            <w:pPr>
+              <w:widowControl w:val="0"/>
+              <w:autoSpaceDE w:val="0"/>
+              <w:autoSpaceDN w:val="0"/>
+              <w:adjustRightInd w:val="0"/>
+              <w:spacing w:before="0" w:line="240" w:lineRule="auto"/>
+              <w:rPr>
+                <w:rFonts w:ascii="BRH Malayalam Extra" w:hAnsi="BRH Malayalam Extra" w:cs="BRH Malayalam Extra"/>
+                <w:sz w:val="32"/>
+                <w:szCs w:val="32"/>
+              </w:rPr>
+            </w:pPr>
+            <w:r>
+              <w:rPr>
+                <w:rFonts w:ascii="BRH Malayalam Extra" w:hAnsi="BRH Malayalam Extra" w:cs="BRH Malayalam Extra"/>
+                <w:sz w:val="32"/>
+                <w:szCs w:val="32"/>
+              </w:rPr>
+              <w:t>G</w:t>
+            </w:r>
+            <w:r>
+              <w:rPr>
+                <w:rFonts w:ascii="BRH Malayalam Extra" w:hAnsi="BRH Malayalam Extra" w:cs="BRH Malayalam Extra"/>
+                <w:sz w:val="28"/>
+                <w:szCs w:val="32"/>
+              </w:rPr>
+              <w:t>–</w:t>
+            </w:r>
+            <w:r>
+              <w:rPr>
+                <w:rFonts w:ascii="BRH Malayalam Extra" w:hAnsi="BRH Malayalam Extra" w:cs="BRH Malayalam Extra"/>
+                <w:sz w:val="32"/>
+                <w:szCs w:val="32"/>
+              </w:rPr>
+              <w:t>p ªZ¢ d£</w:t>
+            </w:r>
+            <w:r>
+              <w:rPr>
+                <w:rFonts w:ascii="BRH Malayalam Extra" w:hAnsi="BRH Malayalam Extra" w:cs="BRH Malayalam Extra"/>
+                <w:sz w:val="28"/>
+                <w:szCs w:val="32"/>
+              </w:rPr>
+              <w:t>–</w:t>
+            </w:r>
+            <w:r>
+              <w:rPr>
+                <w:rFonts w:ascii="BRH Malayalam Extra" w:hAnsi="BRH Malayalam Extra" w:cs="BRH Malayalam Extra"/>
+                <w:sz w:val="32"/>
+                <w:szCs w:val="32"/>
+              </w:rPr>
+              <w:t>Z¢ ¥d</w:t>
+            </w:r>
+            <w:r>
+              <w:rPr>
+                <w:rFonts w:ascii="BRH Malayalam Extra" w:hAnsi="BRH Malayalam Extra" w:cs="BRH Malayalam Extra"/>
+                <w:sz w:val="28"/>
+                <w:szCs w:val="32"/>
+              </w:rPr>
+              <w:t>–</w:t>
+            </w:r>
+            <w:r>
+              <w:rPr>
+                <w:rFonts w:ascii="BRH Malayalam Extra" w:hAnsi="BRH Malayalam Extra" w:cs="BRH Malayalam Extra"/>
+                <w:sz w:val="32"/>
+                <w:szCs w:val="32"/>
+              </w:rPr>
+              <w:t>¤¤pp ªZ¢d</w:t>
+            </w:r>
+            <w:r>
+              <w:rPr>
+                <w:rFonts w:ascii="BRH Malayalam Extra" w:hAnsi="BRH Malayalam Extra" w:cs="BRH Malayalam Extra"/>
+                <w:sz w:val="28"/>
+                <w:szCs w:val="32"/>
+              </w:rPr>
+              <w:t>–</w:t>
+            </w:r>
+            <w:r>
+              <w:rPr>
+                <w:rFonts w:ascii="BRH Malayalam Extra" w:hAnsi="BRH Malayalam Extra" w:cs="BRH Malayalam Extra"/>
+                <w:sz w:val="32"/>
+                <w:szCs w:val="32"/>
+                <w:highlight w:val="yellow"/>
+              </w:rPr>
+              <w:t>hõ</w:t>
+            </w:r>
+            <w:r>
+              <w:rPr>
+                <w:rFonts w:ascii="BRH Malayalam Extra" w:hAnsi="BRH Malayalam Extra" w:cs="BRH Malayalam Extra"/>
+                <w:sz w:val="32"/>
+                <w:szCs w:val="32"/>
+              </w:rPr>
+              <w:t xml:space="preserve">x¥kx—t </w:t>
+            </w:r>
+          </w:p>
+          <w:p>
+            <w:pPr>
+              <w:widowControl w:val="0"/>
+              <w:autoSpaceDE w:val="0"/>
+              <w:autoSpaceDN w:val="0"/>
+              <w:adjustRightInd w:val="0"/>
+              <w:spacing w:before="0" w:line="240" w:lineRule="auto"/>
+              <w:rPr>
+                <w:rFonts w:ascii="BRH Malayalam Extra" w:hAnsi="BRH Malayalam Extra" w:cs="BRH Malayalam Extra"/>
+                <w:sz w:val="32"/>
+                <w:szCs w:val="32"/>
+              </w:rPr>
+            </w:pPr>
+            <w:r>
+              <w:rPr>
+                <w:rFonts w:ascii="BRH Malayalam Extra" w:hAnsi="BRH Malayalam Extra" w:cs="BRH Malayalam Extra"/>
+                <w:sz w:val="32"/>
+                <w:szCs w:val="32"/>
+              </w:rPr>
+              <w:t>Çõ</w:t>
+            </w:r>
+            <w:r>
+              <w:rPr>
+                <w:rFonts w:ascii="BRH Malayalam Extra" w:hAnsi="BRH Malayalam Extra" w:cs="BRH Malayalam Extra"/>
+                <w:sz w:val="28"/>
+                <w:szCs w:val="32"/>
+              </w:rPr>
+              <w:t>–</w:t>
+            </w:r>
+            <w:r>
+              <w:rPr>
+                <w:rFonts w:ascii="BRH Malayalam Extra" w:hAnsi="BRH Malayalam Extra" w:cs="BRH Malayalam Extra"/>
+                <w:sz w:val="32"/>
+                <w:szCs w:val="32"/>
+                <w:highlight w:val="yellow"/>
+              </w:rPr>
+              <w:t>hõ</w:t>
+            </w:r>
+            <w:r>
+              <w:rPr>
+                <w:rFonts w:ascii="BRH Malayalam Extra" w:hAnsi="BRH Malayalam Extra" w:cs="BRH Malayalam Extra"/>
+                <w:sz w:val="32"/>
+                <w:szCs w:val="32"/>
+              </w:rPr>
+              <w:t>x¥kx—t Çõ£</w:t>
+            </w:r>
+            <w:r>
+              <w:rPr>
+                <w:rFonts w:ascii="BRH Malayalam Extra" w:hAnsi="BRH Malayalam Extra" w:cs="BRH Malayalam Extra"/>
+                <w:sz w:val="28"/>
+                <w:szCs w:val="32"/>
+              </w:rPr>
+              <w:t>–</w:t>
+            </w:r>
+            <w:r>
+              <w:rPr>
+                <w:rFonts w:ascii="BRH Malayalam Extra" w:hAnsi="BRH Malayalam Extra" w:cs="BRH Malayalam Extra"/>
+                <w:sz w:val="32"/>
+                <w:szCs w:val="32"/>
+              </w:rPr>
+              <w:t>Z¢ ¥d</w:t>
+            </w:r>
+            <w:r>
+              <w:rPr>
+                <w:rFonts w:ascii="BRH Malayalam Extra" w:hAnsi="BRH Malayalam Extra" w:cs="BRH Malayalam Extra"/>
+                <w:sz w:val="28"/>
+                <w:szCs w:val="32"/>
+              </w:rPr>
+              <w:t>–</w:t>
+            </w:r>
+            <w:r>
+              <w:rPr>
+                <w:rFonts w:ascii="BRH Malayalam Extra" w:hAnsi="BRH Malayalam Extra" w:cs="BRH Malayalam Extra"/>
+                <w:sz w:val="32"/>
+                <w:szCs w:val="32"/>
+              </w:rPr>
+              <w:t xml:space="preserve">¤¤pp </w:t>
+            </w:r>
+          </w:p>
+          <w:p>
+            <w:pPr>
+              <w:widowControl w:val="0"/>
+              <w:autoSpaceDE w:val="0"/>
+              <w:autoSpaceDN w:val="0"/>
+              <w:adjustRightInd w:val="0"/>
+              <w:spacing w:before="0" w:line="240" w:lineRule="auto"/>
+              <w:rPr>
+                <w:rFonts w:ascii="BRH Malayalam Extra" w:hAnsi="BRH Malayalam Extra" w:cs="BRH Malayalam Extra"/>
+                <w:sz w:val="32"/>
+                <w:szCs w:val="32"/>
+              </w:rPr>
+            </w:pPr>
+            <w:r>
+              <w:rPr>
+                <w:rFonts w:ascii="BRH Malayalam Extra" w:hAnsi="BRH Malayalam Extra" w:cs="BRH Malayalam Extra"/>
+                <w:sz w:val="32"/>
+                <w:szCs w:val="32"/>
+              </w:rPr>
+              <w:t>ªZ¢d</w:t>
+            </w:r>
+            <w:r>
+              <w:rPr>
+                <w:rFonts w:ascii="BRH Malayalam Extra" w:hAnsi="BRH Malayalam Extra" w:cs="BRH Malayalam Extra"/>
+                <w:sz w:val="28"/>
+                <w:szCs w:val="32"/>
+              </w:rPr>
+              <w:t>–</w:t>
+            </w:r>
+            <w:r>
+              <w:rPr>
+                <w:rFonts w:ascii="BRH Malayalam Extra" w:hAnsi="BRH Malayalam Extra" w:cs="BRH Malayalam Extra"/>
+                <w:sz w:val="32"/>
+                <w:szCs w:val="32"/>
+                <w:highlight w:val="yellow"/>
+              </w:rPr>
+              <w:t>hõ</w:t>
+            </w:r>
+            <w:r>
+              <w:rPr>
+                <w:rFonts w:ascii="BRH Malayalam Extra" w:hAnsi="BRH Malayalam Extra" w:cs="BRH Malayalam Extra"/>
+                <w:sz w:val="32"/>
+                <w:szCs w:val="32"/>
+              </w:rPr>
+              <w:t xml:space="preserve">x¥kx—tÇy | </w:t>
+            </w:r>
+          </w:p>
+          <w:p>
+            <w:pPr>
+              <w:widowControl w:val="0"/>
+              <w:autoSpaceDE w:val="0"/>
+              <w:autoSpaceDN w:val="0"/>
+              <w:adjustRightInd w:val="0"/>
+              <w:spacing w:before="0" w:line="240" w:lineRule="auto"/>
+              <w:rPr>
+                <w:rFonts w:ascii="BRH Malayalam Extra" w:hAnsi="BRH Malayalam Extra" w:cs="BRH Malayalam Extra"/>
+                <w:sz w:val="32"/>
+                <w:szCs w:val="32"/>
+                <w:lang w:val="it-IT"/>
+              </w:rPr>
+            </w:pPr>
+            <w:r>
+              <w:rPr>
+                <w:rFonts w:ascii="BRH Malayalam Extra" w:hAnsi="BRH Malayalam Extra" w:cs="BRH Malayalam Extra"/>
+                <w:sz w:val="32"/>
+                <w:szCs w:val="32"/>
+                <w:lang w:val="it-IT"/>
+              </w:rPr>
+              <w:t>(</w:t>
+            </w:r>
+            <w:r>
+              <w:rPr>
+                <w:rFonts w:cs="BRH Malayalam Extra"/>
+                <w:szCs w:val="32"/>
+                <w:lang w:val="it-IT"/>
+              </w:rPr>
+              <w:t>53</w:t>
+            </w:r>
+            <w:r>
+              <w:rPr>
+                <w:rFonts w:ascii="BRH Malayalam Extra" w:hAnsi="BRH Malayalam Extra" w:cs="BRH Malayalam Extra"/>
+                <w:sz w:val="32"/>
+                <w:szCs w:val="32"/>
+                <w:lang w:val="it-IT"/>
+              </w:rPr>
+              <w:t>)</w:t>
+            </w:r>
+            <w:r>
+              <w:rPr>
+                <w:rFonts w:cs="BRH Malayalam Extra"/>
+                <w:szCs w:val="32"/>
+                <w:lang w:val="it-IT"/>
+              </w:rPr>
+              <w:t>[P10</w:t>
+            </w:r>
+            <w:r>
+              <w:rPr>
+                <w:rFonts w:ascii="BRH Malayalam Extra" w:hAnsi="BRH Malayalam Extra" w:cs="BRH Malayalam Extra"/>
+                <w:sz w:val="32"/>
+                <w:szCs w:val="32"/>
+                <w:lang w:val="it-IT"/>
+              </w:rPr>
+              <w:t xml:space="preserve">] </w:t>
+            </w:r>
+            <w:r>
+              <w:rPr>
+                <w:rFonts w:cs="BRH Malayalam Extra"/>
+                <w:szCs w:val="32"/>
+                <w:lang w:val="it-IT"/>
+              </w:rPr>
+              <w:t>7</w:t>
+            </w:r>
+            <w:r>
+              <w:rPr>
+                <w:rFonts w:ascii="BRH Malayalam Extra" w:hAnsi="BRH Malayalam Extra" w:cs="BRH Malayalam Extra"/>
+                <w:sz w:val="32"/>
+                <w:szCs w:val="32"/>
+                <w:lang w:val="it-IT"/>
+              </w:rPr>
+              <w:t>.</w:t>
+            </w:r>
+            <w:r>
+              <w:rPr>
+                <w:rFonts w:cs="BRH Malayalam Extra"/>
+                <w:szCs w:val="32"/>
+                <w:lang w:val="it-IT"/>
+              </w:rPr>
+              <w:t>4</w:t>
+            </w:r>
+            <w:r>
+              <w:rPr>
+                <w:rFonts w:ascii="BRH Malayalam Extra" w:hAnsi="BRH Malayalam Extra" w:cs="BRH Malayalam Extra"/>
+                <w:sz w:val="32"/>
+                <w:szCs w:val="32"/>
+                <w:lang w:val="it-IT"/>
+              </w:rPr>
+              <w:t>.</w:t>
+            </w:r>
+            <w:r>
+              <w:rPr>
+                <w:rFonts w:cs="BRH Malayalam Extra"/>
+                <w:szCs w:val="32"/>
+                <w:lang w:val="it-IT"/>
+              </w:rPr>
+              <w:t>3</w:t>
+            </w:r>
+            <w:r>
+              <w:rPr>
+                <w:rFonts w:ascii="BRH Malayalam Extra" w:hAnsi="BRH Malayalam Extra" w:cs="BRH Malayalam Extra"/>
+                <w:sz w:val="32"/>
+                <w:szCs w:val="32"/>
+                <w:lang w:val="it-IT"/>
+              </w:rPr>
+              <w:t>.</w:t>
+            </w:r>
+            <w:r>
+              <w:rPr>
+                <w:rFonts w:cs="BRH Malayalam Extra"/>
+                <w:szCs w:val="32"/>
+                <w:lang w:val="it-IT"/>
+              </w:rPr>
+              <w:t>2</w:t>
+            </w:r>
+            <w:r>
+              <w:rPr>
+                <w:rFonts w:ascii="BRH Malayalam Extra" w:hAnsi="BRH Malayalam Extra" w:cs="BRH Malayalam Extra"/>
+                <w:sz w:val="32"/>
+                <w:szCs w:val="32"/>
+                <w:lang w:val="it-IT"/>
+              </w:rPr>
+              <w:t>(</w:t>
+            </w:r>
+            <w:r>
+              <w:rPr>
+                <w:rFonts w:cs="BRH Malayalam Extra"/>
+                <w:szCs w:val="32"/>
+                <w:lang w:val="it-IT"/>
+              </w:rPr>
+              <w:t>44</w:t>
+            </w:r>
+            <w:r>
+              <w:rPr>
+                <w:rFonts w:ascii="BRH Malayalam Extra" w:hAnsi="BRH Malayalam Extra" w:cs="BRH Malayalam Extra"/>
+                <w:sz w:val="32"/>
+                <w:szCs w:val="32"/>
+                <w:lang w:val="it-IT"/>
+              </w:rPr>
+              <w:t>)- E</w:t>
+            </w:r>
+            <w:r>
+              <w:rPr>
+                <w:rFonts w:ascii="BRH Malayalam Extra" w:hAnsi="BRH Malayalam Extra" w:cs="BRH Malayalam Extra"/>
+                <w:sz w:val="28"/>
+                <w:szCs w:val="32"/>
+                <w:lang w:val="it-IT"/>
+              </w:rPr>
+              <w:t>–</w:t>
+            </w:r>
+            <w:r>
+              <w:rPr>
+                <w:rFonts w:ascii="BRH Malayalam Extra" w:hAnsi="BRH Malayalam Extra" w:cs="BRH Malayalam Extra"/>
+                <w:sz w:val="32"/>
+                <w:szCs w:val="32"/>
+                <w:lang w:val="it-IT"/>
+              </w:rPr>
+              <w:t>Z¢© | A</w:t>
+            </w:r>
+            <w:r>
+              <w:rPr>
+                <w:rFonts w:ascii="BRH Malayalam Extra" w:hAnsi="BRH Malayalam Extra" w:cs="BRH Malayalam Extra"/>
+                <w:sz w:val="28"/>
+                <w:szCs w:val="32"/>
+                <w:lang w:val="it-IT"/>
+              </w:rPr>
+              <w:t>–</w:t>
+            </w:r>
+            <w:r>
+              <w:rPr>
+                <w:rFonts w:ascii="BRH Malayalam Extra" w:hAnsi="BRH Malayalam Extra" w:cs="BRH Malayalam Extra"/>
+                <w:sz w:val="32"/>
+                <w:szCs w:val="32"/>
+                <w:highlight w:val="yellow"/>
+                <w:lang w:val="it-IT"/>
+              </w:rPr>
+              <w:t>hõ</w:t>
+            </w:r>
+            <w:r>
+              <w:rPr>
+                <w:rFonts w:ascii="BRH Malayalam Extra" w:hAnsi="BRH Malayalam Extra" w:cs="BRH Malayalam Extra"/>
+                <w:sz w:val="32"/>
+                <w:szCs w:val="32"/>
+                <w:lang w:val="it-IT"/>
+              </w:rPr>
+              <w:t>x¥kx—tÇy |</w:t>
+            </w:r>
+          </w:p>
+          <w:p>
+            <w:pPr>
+              <w:widowControl w:val="0"/>
+              <w:autoSpaceDE w:val="0"/>
+              <w:autoSpaceDN w:val="0"/>
+              <w:adjustRightInd w:val="0"/>
+              <w:spacing w:before="0" w:line="240" w:lineRule="auto"/>
+              <w:rPr>
+                <w:rFonts w:ascii="BRH Malayalam Extra" w:hAnsi="BRH Malayalam Extra" w:cs="BRH Malayalam Extra"/>
+                <w:sz w:val="32"/>
+                <w:szCs w:val="32"/>
+                <w:lang w:val="it-IT"/>
+              </w:rPr>
+            </w:pPr>
+            <w:r>
+              <w:rPr>
+                <w:rFonts w:ascii="BRH Malayalam Extra" w:hAnsi="BRH Malayalam Extra" w:cs="BRH Malayalam Extra"/>
+                <w:sz w:val="32"/>
+                <w:szCs w:val="32"/>
+                <w:lang w:val="it-IT"/>
+              </w:rPr>
+              <w:t xml:space="preserve"> E</w:t>
+            </w:r>
+            <w:r>
+              <w:rPr>
+                <w:rFonts w:ascii="BRH Malayalam Extra" w:hAnsi="BRH Malayalam Extra" w:cs="BRH Malayalam Extra"/>
+                <w:sz w:val="28"/>
+                <w:szCs w:val="32"/>
+                <w:lang w:val="it-IT"/>
+              </w:rPr>
+              <w:t>–</w:t>
+            </w:r>
+            <w:r>
+              <w:rPr>
+                <w:rFonts w:ascii="BRH Malayalam Extra" w:hAnsi="BRH Malayalam Extra" w:cs="BRH Malayalam Extra"/>
+                <w:sz w:val="32"/>
+                <w:szCs w:val="32"/>
+                <w:lang w:val="it-IT"/>
+              </w:rPr>
+              <w:t>Z¡hy—J |</w:t>
+            </w:r>
+          </w:p>
+          <w:p>
+            <w:pPr>
+              <w:widowControl w:val="0"/>
+              <w:autoSpaceDE w:val="0"/>
+              <w:autoSpaceDN w:val="0"/>
+              <w:adjustRightInd w:val="0"/>
+              <w:spacing w:before="0" w:line="240" w:lineRule="auto"/>
+              <w:rPr>
+                <w:rFonts w:ascii="BRH Malayalam Extra" w:hAnsi="BRH Malayalam Extra" w:cs="BRH Malayalam Extra"/>
+                <w:sz w:val="32"/>
+                <w:szCs w:val="32"/>
+                <w:lang w:val="it-IT"/>
+              </w:rPr>
+            </w:pPr>
+            <w:r>
+              <w:rPr>
+                <w:rFonts w:ascii="BRH Malayalam Extra" w:hAnsi="BRH Malayalam Extra" w:cs="BRH Malayalam Extra"/>
+                <w:sz w:val="32"/>
+                <w:szCs w:val="32"/>
+                <w:lang w:val="it-IT"/>
+              </w:rPr>
+              <w:t>E</w:t>
+            </w:r>
+            <w:r>
+              <w:rPr>
+                <w:rFonts w:ascii="BRH Malayalam Extra" w:hAnsi="BRH Malayalam Extra" w:cs="BRH Malayalam Extra"/>
+                <w:sz w:val="28"/>
+                <w:szCs w:val="32"/>
+                <w:lang w:val="it-IT"/>
+              </w:rPr>
+              <w:t>–</w:t>
+            </w:r>
+            <w:r>
+              <w:rPr>
+                <w:rFonts w:ascii="BRH Malayalam Extra" w:hAnsi="BRH Malayalam Extra" w:cs="BRH Malayalam Extra"/>
+                <w:sz w:val="32"/>
+                <w:szCs w:val="32"/>
+                <w:lang w:val="it-IT"/>
+              </w:rPr>
+              <w:t>Z¢ d</w:t>
+            </w:r>
+            <w:r>
+              <w:rPr>
+                <w:rFonts w:ascii="BRH Malayalam Extra" w:hAnsi="BRH Malayalam Extra" w:cs="BRH Malayalam Extra"/>
+                <w:sz w:val="28"/>
+                <w:szCs w:val="32"/>
+                <w:highlight w:val="yellow"/>
+                <w:lang w:val="it-IT"/>
+              </w:rPr>
+              <w:t>–</w:t>
+            </w:r>
+            <w:r>
+              <w:rPr>
+                <w:rFonts w:ascii="BRH Malayalam Extra" w:hAnsi="BRH Malayalam Extra" w:cs="BRH Malayalam Extra"/>
+                <w:sz w:val="32"/>
+                <w:szCs w:val="32"/>
+                <w:highlight w:val="yellow"/>
+                <w:lang w:val="it-IT"/>
+              </w:rPr>
+              <w:t>hõ</w:t>
+            </w:r>
+            <w:r>
+              <w:rPr>
+                <w:rFonts w:ascii="BRH Malayalam Extra" w:hAnsi="BRH Malayalam Extra" w:cs="BRH Malayalam Extra"/>
+                <w:sz w:val="32"/>
+                <w:szCs w:val="32"/>
+                <w:lang w:val="it-IT"/>
+              </w:rPr>
+              <w:t>x¥kx—t Çõ</w:t>
+            </w:r>
+            <w:r>
+              <w:rPr>
+                <w:rFonts w:ascii="BRH Malayalam Extra" w:hAnsi="BRH Malayalam Extra" w:cs="BRH Malayalam Extra"/>
+                <w:sz w:val="28"/>
+                <w:szCs w:val="32"/>
+                <w:lang w:val="it-IT"/>
+              </w:rPr>
+              <w:t>–</w:t>
+            </w:r>
+            <w:r>
+              <w:rPr>
+                <w:rFonts w:ascii="BRH Malayalam Extra" w:hAnsi="BRH Malayalam Extra" w:cs="BRH Malayalam Extra"/>
+                <w:sz w:val="32"/>
+                <w:szCs w:val="32"/>
+                <w:highlight w:val="yellow"/>
+                <w:lang w:val="it-IT"/>
+              </w:rPr>
+              <w:t>hõ</w:t>
+            </w:r>
+            <w:r>
+              <w:rPr>
+                <w:rFonts w:ascii="BRH Malayalam Extra" w:hAnsi="BRH Malayalam Extra" w:cs="BRH Malayalam Extra"/>
+                <w:sz w:val="32"/>
+                <w:szCs w:val="32"/>
+                <w:lang w:val="it-IT"/>
+              </w:rPr>
+              <w:t>x¥kx—t Çõ£</w:t>
+            </w:r>
+            <w:r>
+              <w:rPr>
+                <w:rFonts w:ascii="BRH Malayalam Extra" w:hAnsi="BRH Malayalam Extra" w:cs="BRH Malayalam Extra"/>
+                <w:sz w:val="28"/>
+                <w:szCs w:val="32"/>
+                <w:lang w:val="it-IT"/>
+              </w:rPr>
+              <w:t>–</w:t>
+            </w:r>
+            <w:r>
+              <w:rPr>
+                <w:rFonts w:ascii="BRH Malayalam Extra" w:hAnsi="BRH Malayalam Extra" w:cs="BRH Malayalam Extra"/>
+                <w:sz w:val="32"/>
+                <w:szCs w:val="32"/>
+                <w:lang w:val="it-IT"/>
+              </w:rPr>
+              <w:t>Z¢ d£</w:t>
+            </w:r>
+            <w:r>
+              <w:rPr>
+                <w:rFonts w:ascii="BRH Malayalam Extra" w:hAnsi="BRH Malayalam Extra" w:cs="BRH Malayalam Extra"/>
+                <w:sz w:val="28"/>
+                <w:szCs w:val="32"/>
+                <w:lang w:val="it-IT"/>
+              </w:rPr>
+              <w:t>–</w:t>
+            </w:r>
+            <w:r>
+              <w:rPr>
+                <w:rFonts w:ascii="BRH Malayalam Extra" w:hAnsi="BRH Malayalam Extra" w:cs="BRH Malayalam Extra"/>
+                <w:sz w:val="32"/>
+                <w:szCs w:val="32"/>
+                <w:lang w:val="it-IT"/>
+              </w:rPr>
+              <w:t xml:space="preserve">Z¢ </w:t>
+            </w:r>
+          </w:p>
+          <w:p>
+            <w:pPr>
+              <w:widowControl w:val="0"/>
+              <w:autoSpaceDE w:val="0"/>
+              <w:autoSpaceDN w:val="0"/>
+              <w:adjustRightInd w:val="0"/>
+              <w:spacing w:before="0" w:line="240" w:lineRule="auto"/>
+              <w:rPr>
+                <w:rFonts w:ascii="BRH Malayalam Extra" w:hAnsi="BRH Malayalam Extra" w:cs="BRH Malayalam Extra"/>
+                <w:sz w:val="32"/>
+                <w:szCs w:val="32"/>
+                <w:lang w:val="it-IT"/>
+              </w:rPr>
+            </w:pPr>
+            <w:r>
+              <w:rPr>
+                <w:rFonts w:ascii="BRH Malayalam Extra" w:hAnsi="BRH Malayalam Extra" w:cs="BRH Malayalam Extra"/>
+                <w:sz w:val="32"/>
+                <w:szCs w:val="32"/>
+                <w:lang w:val="it-IT"/>
+              </w:rPr>
+              <w:t>d</w:t>
+            </w:r>
+            <w:r>
+              <w:rPr>
+                <w:rFonts w:ascii="BRH Malayalam Extra" w:hAnsi="BRH Malayalam Extra" w:cs="BRH Malayalam Extra"/>
+                <w:sz w:val="28"/>
+                <w:szCs w:val="32"/>
+                <w:lang w:val="it-IT"/>
+              </w:rPr>
+              <w:t>–</w:t>
+            </w:r>
+            <w:r>
+              <w:rPr>
+                <w:rFonts w:ascii="BRH Malayalam Extra" w:hAnsi="BRH Malayalam Extra" w:cs="BRH Malayalam Extra"/>
+                <w:sz w:val="32"/>
+                <w:szCs w:val="32"/>
+                <w:highlight w:val="yellow"/>
+                <w:lang w:val="it-IT"/>
+              </w:rPr>
+              <w:t>hõ</w:t>
+            </w:r>
+            <w:r>
+              <w:rPr>
+                <w:rFonts w:ascii="BRH Malayalam Extra" w:hAnsi="BRH Malayalam Extra" w:cs="BRH Malayalam Extra"/>
+                <w:sz w:val="32"/>
+                <w:szCs w:val="32"/>
+                <w:lang w:val="it-IT"/>
+              </w:rPr>
+              <w:t>x¥kx—t Çõ£</w:t>
+            </w:r>
+            <w:r>
+              <w:rPr>
+                <w:rFonts w:ascii="BRH Malayalam Extra" w:hAnsi="BRH Malayalam Extra" w:cs="BRH Malayalam Extra"/>
+                <w:sz w:val="28"/>
+                <w:szCs w:val="32"/>
+                <w:lang w:val="it-IT"/>
+              </w:rPr>
+              <w:t>–</w:t>
+            </w:r>
+            <w:r>
+              <w:rPr>
+                <w:rFonts w:ascii="BRH Malayalam Extra" w:hAnsi="BRH Malayalam Extra" w:cs="BRH Malayalam Extra"/>
+                <w:sz w:val="32"/>
+                <w:szCs w:val="32"/>
+                <w:lang w:val="it-IT"/>
+              </w:rPr>
+              <w:t>Z¡hy—ª. E</w:t>
+            </w:r>
+            <w:r>
+              <w:rPr>
+                <w:rFonts w:ascii="BRH Malayalam Extra" w:hAnsi="BRH Malayalam Extra" w:cs="BRH Malayalam Extra"/>
+                <w:sz w:val="28"/>
+                <w:szCs w:val="32"/>
+                <w:lang w:val="it-IT"/>
+              </w:rPr>
+              <w:t>–</w:t>
+            </w:r>
+            <w:r>
+              <w:rPr>
+                <w:rFonts w:ascii="BRH Malayalam Extra" w:hAnsi="BRH Malayalam Extra" w:cs="BRH Malayalam Extra"/>
+                <w:sz w:val="32"/>
+                <w:szCs w:val="32"/>
+                <w:lang w:val="it-IT"/>
+              </w:rPr>
+              <w:t>Z¡hy— k</w:t>
+            </w:r>
+            <w:r>
+              <w:rPr>
+                <w:rFonts w:ascii="BRH Malayalam Extra" w:hAnsi="BRH Malayalam Extra" w:cs="BRH Malayalam Extra"/>
+                <w:sz w:val="28"/>
+                <w:szCs w:val="32"/>
+                <w:lang w:val="it-IT"/>
+              </w:rPr>
+              <w:t>–</w:t>
+            </w:r>
+            <w:r>
+              <w:rPr>
+                <w:rFonts w:ascii="BRH Malayalam Extra" w:hAnsi="BRH Malayalam Extra" w:cs="BRH Malayalam Extra"/>
+                <w:sz w:val="32"/>
+                <w:szCs w:val="32"/>
+                <w:highlight w:val="yellow"/>
+                <w:lang w:val="it-IT"/>
+              </w:rPr>
+              <w:t>hõ</w:t>
+            </w:r>
+            <w:r>
+              <w:rPr>
+                <w:rFonts w:ascii="BRH Malayalam Extra" w:hAnsi="BRH Malayalam Extra" w:cs="BRH Malayalam Extra"/>
+                <w:sz w:val="32"/>
+                <w:szCs w:val="32"/>
+                <w:lang w:val="it-IT"/>
+              </w:rPr>
+              <w:t xml:space="preserve">x¥kx—t </w:t>
+            </w:r>
+          </w:p>
+          <w:p>
+            <w:pPr>
+              <w:widowControl w:val="0"/>
+              <w:autoSpaceDE w:val="0"/>
+              <w:autoSpaceDN w:val="0"/>
+              <w:adjustRightInd w:val="0"/>
+              <w:spacing w:before="0" w:line="240" w:lineRule="auto"/>
+              <w:rPr>
+                <w:rFonts w:ascii="BRH Malayalam Extra" w:hAnsi="BRH Malayalam Extra" w:cs="BRH Malayalam Extra"/>
+                <w:sz w:val="32"/>
+                <w:szCs w:val="32"/>
+                <w:lang w:val="it-IT"/>
+              </w:rPr>
+            </w:pPr>
+            <w:r>
+              <w:rPr>
+                <w:rFonts w:ascii="BRH Malayalam Extra" w:hAnsi="BRH Malayalam Extra" w:cs="BRH Malayalam Extra"/>
+                <w:sz w:val="32"/>
+                <w:szCs w:val="32"/>
+                <w:lang w:val="it-IT"/>
+              </w:rPr>
+              <w:t>Çõ£</w:t>
+            </w:r>
+            <w:r>
+              <w:rPr>
+                <w:rFonts w:ascii="BRH Malayalam Extra" w:hAnsi="BRH Malayalam Extra" w:cs="BRH Malayalam Extra"/>
+                <w:sz w:val="28"/>
+                <w:szCs w:val="32"/>
+                <w:lang w:val="it-IT"/>
+              </w:rPr>
+              <w:t>–</w:t>
+            </w:r>
+            <w:r>
+              <w:rPr>
+                <w:rFonts w:ascii="BRH Malayalam Extra" w:hAnsi="BRH Malayalam Extra" w:cs="BRH Malayalam Extra"/>
+                <w:sz w:val="32"/>
+                <w:szCs w:val="32"/>
+                <w:lang w:val="it-IT"/>
+              </w:rPr>
+              <w:t>Z¢ d£</w:t>
+            </w:r>
+            <w:r>
+              <w:rPr>
+                <w:rFonts w:ascii="BRH Malayalam Extra" w:hAnsi="BRH Malayalam Extra" w:cs="BRH Malayalam Extra"/>
+                <w:sz w:val="28"/>
+                <w:szCs w:val="32"/>
+                <w:lang w:val="it-IT"/>
+              </w:rPr>
+              <w:t>–</w:t>
+            </w:r>
+            <w:r>
+              <w:rPr>
+                <w:rFonts w:ascii="BRH Malayalam Extra" w:hAnsi="BRH Malayalam Extra" w:cs="BRH Malayalam Extra"/>
+                <w:sz w:val="32"/>
+                <w:szCs w:val="32"/>
+                <w:lang w:val="it-IT"/>
+              </w:rPr>
+              <w:t>Z¢ d</w:t>
+            </w:r>
+            <w:r>
+              <w:rPr>
+                <w:rFonts w:ascii="BRH Malayalam Extra" w:hAnsi="BRH Malayalam Extra" w:cs="BRH Malayalam Extra"/>
+                <w:sz w:val="28"/>
+                <w:szCs w:val="32"/>
+                <w:lang w:val="it-IT"/>
+              </w:rPr>
+              <w:t>–</w:t>
+            </w:r>
+            <w:r>
+              <w:rPr>
+                <w:rFonts w:ascii="BRH Malayalam Extra" w:hAnsi="BRH Malayalam Extra" w:cs="BRH Malayalam Extra"/>
+                <w:sz w:val="32"/>
+                <w:szCs w:val="32"/>
+                <w:highlight w:val="yellow"/>
+                <w:lang w:val="it-IT"/>
+              </w:rPr>
+              <w:t>hõ</w:t>
+            </w:r>
+            <w:r>
+              <w:rPr>
+                <w:rFonts w:ascii="BRH Malayalam Extra" w:hAnsi="BRH Malayalam Extra" w:cs="BRH Malayalam Extra"/>
+                <w:sz w:val="32"/>
+                <w:szCs w:val="32"/>
+                <w:lang w:val="it-IT"/>
+              </w:rPr>
+              <w:t>x¥kx—t Çõ£</w:t>
+            </w:r>
+            <w:r>
+              <w:rPr>
+                <w:rFonts w:ascii="BRH Malayalam Extra" w:hAnsi="BRH Malayalam Extra" w:cs="BRH Malayalam Extra"/>
+                <w:sz w:val="28"/>
+                <w:szCs w:val="32"/>
+                <w:lang w:val="it-IT"/>
+              </w:rPr>
+              <w:t>–</w:t>
+            </w:r>
+            <w:r>
+              <w:rPr>
+                <w:rFonts w:ascii="BRH Malayalam Extra" w:hAnsi="BRH Malayalam Extra" w:cs="BRH Malayalam Extra"/>
+                <w:sz w:val="32"/>
+                <w:szCs w:val="32"/>
+                <w:lang w:val="it-IT"/>
+              </w:rPr>
+              <w:t xml:space="preserve">Z¡hy—J | </w:t>
+            </w:r>
+          </w:p>
+          <w:p>
+            <w:pPr>
+              <w:widowControl w:val="0"/>
+              <w:autoSpaceDE w:val="0"/>
+              <w:autoSpaceDN w:val="0"/>
+              <w:adjustRightInd w:val="0"/>
+              <w:spacing w:before="0" w:line="240" w:lineRule="auto"/>
+              <w:rPr>
+                <w:rFonts w:ascii="BRH Malayalam Extra" w:hAnsi="BRH Malayalam Extra" w:cs="BRH Malayalam Extra"/>
+                <w:sz w:val="32"/>
+                <w:szCs w:val="32"/>
+                <w:lang w:val="it-IT"/>
+              </w:rPr>
+            </w:pPr>
+            <w:r>
+              <w:rPr>
+                <w:rFonts w:ascii="BRH Malayalam Extra" w:hAnsi="BRH Malayalam Extra" w:cs="BRH Malayalam Extra"/>
+                <w:sz w:val="32"/>
+                <w:szCs w:val="32"/>
+                <w:lang w:val="it-IT"/>
+              </w:rPr>
+              <w:t>(</w:t>
+            </w:r>
+            <w:r>
+              <w:rPr>
+                <w:rFonts w:cs="BRH Malayalam Extra"/>
+                <w:szCs w:val="32"/>
+                <w:lang w:val="it-IT"/>
+              </w:rPr>
+              <w:t>54</w:t>
+            </w:r>
+            <w:r>
+              <w:rPr>
+                <w:rFonts w:ascii="BRH Malayalam Extra" w:hAnsi="BRH Malayalam Extra" w:cs="BRH Malayalam Extra"/>
+                <w:sz w:val="32"/>
+                <w:szCs w:val="32"/>
+                <w:lang w:val="it-IT"/>
+              </w:rPr>
+              <w:t>)</w:t>
+            </w:r>
+            <w:r>
+              <w:rPr>
+                <w:rFonts w:cs="BRH Malayalam Extra"/>
+                <w:szCs w:val="32"/>
+                <w:lang w:val="it-IT"/>
+              </w:rPr>
+              <w:t>[P10</w:t>
+            </w:r>
+            <w:r>
+              <w:rPr>
+                <w:rFonts w:ascii="BRH Malayalam Extra" w:hAnsi="BRH Malayalam Extra" w:cs="BRH Malayalam Extra"/>
+                <w:sz w:val="32"/>
+                <w:szCs w:val="32"/>
+                <w:lang w:val="it-IT"/>
+              </w:rPr>
+              <w:t xml:space="preserve">] </w:t>
+            </w:r>
+            <w:r>
+              <w:rPr>
+                <w:rFonts w:cs="BRH Malayalam Extra"/>
+                <w:szCs w:val="32"/>
+                <w:lang w:val="it-IT"/>
+              </w:rPr>
+              <w:t>7</w:t>
+            </w:r>
+            <w:r>
+              <w:rPr>
+                <w:rFonts w:ascii="BRH Malayalam Extra" w:hAnsi="BRH Malayalam Extra" w:cs="BRH Malayalam Extra"/>
+                <w:sz w:val="32"/>
+                <w:szCs w:val="32"/>
+                <w:lang w:val="it-IT"/>
+              </w:rPr>
+              <w:t>.</w:t>
+            </w:r>
+            <w:r>
+              <w:rPr>
+                <w:rFonts w:cs="BRH Malayalam Extra"/>
+                <w:szCs w:val="32"/>
+                <w:lang w:val="it-IT"/>
+              </w:rPr>
+              <w:t>4</w:t>
+            </w:r>
+            <w:r>
+              <w:rPr>
+                <w:rFonts w:ascii="BRH Malayalam Extra" w:hAnsi="BRH Malayalam Extra" w:cs="BRH Malayalam Extra"/>
+                <w:sz w:val="32"/>
+                <w:szCs w:val="32"/>
+                <w:lang w:val="it-IT"/>
+              </w:rPr>
+              <w:t>.</w:t>
+            </w:r>
+            <w:r>
+              <w:rPr>
+                <w:rFonts w:cs="BRH Malayalam Extra"/>
+                <w:szCs w:val="32"/>
+                <w:lang w:val="it-IT"/>
+              </w:rPr>
+              <w:t>3</w:t>
+            </w:r>
+            <w:r>
+              <w:rPr>
+                <w:rFonts w:ascii="BRH Malayalam Extra" w:hAnsi="BRH Malayalam Extra" w:cs="BRH Malayalam Extra"/>
+                <w:sz w:val="32"/>
+                <w:szCs w:val="32"/>
+                <w:lang w:val="it-IT"/>
+              </w:rPr>
+              <w:t>.</w:t>
+            </w:r>
+            <w:r>
+              <w:rPr>
+                <w:rFonts w:cs="BRH Malayalam Extra"/>
+                <w:szCs w:val="32"/>
+                <w:lang w:val="it-IT"/>
+              </w:rPr>
+              <w:t>2</w:t>
+            </w:r>
+            <w:r>
+              <w:rPr>
+                <w:rFonts w:ascii="BRH Malayalam Extra" w:hAnsi="BRH Malayalam Extra" w:cs="BRH Malayalam Extra"/>
+                <w:sz w:val="32"/>
+                <w:szCs w:val="32"/>
+                <w:lang w:val="it-IT"/>
+              </w:rPr>
+              <w:t>(</w:t>
+            </w:r>
+            <w:r>
+              <w:rPr>
+                <w:rFonts w:cs="BRH Malayalam Extra"/>
+                <w:szCs w:val="32"/>
+                <w:lang w:val="it-IT"/>
+              </w:rPr>
+              <w:t>45</w:t>
+            </w:r>
+            <w:r>
+              <w:rPr>
+                <w:rFonts w:ascii="BRH Malayalam Extra" w:hAnsi="BRH Malayalam Extra" w:cs="BRH Malayalam Extra"/>
+                <w:sz w:val="32"/>
+                <w:szCs w:val="32"/>
+                <w:lang w:val="it-IT"/>
+              </w:rPr>
+              <w:t>)- A</w:t>
+            </w:r>
+            <w:r>
+              <w:rPr>
+                <w:rFonts w:ascii="BRH Malayalam Extra" w:hAnsi="BRH Malayalam Extra" w:cs="BRH Malayalam Extra"/>
+                <w:sz w:val="28"/>
+                <w:szCs w:val="32"/>
+                <w:lang w:val="it-IT"/>
+              </w:rPr>
+              <w:t>–</w:t>
+            </w:r>
+            <w:r>
+              <w:rPr>
+                <w:rFonts w:ascii="BRH Malayalam Extra" w:hAnsi="BRH Malayalam Extra" w:cs="BRH Malayalam Extra"/>
+                <w:sz w:val="32"/>
+                <w:szCs w:val="32"/>
+                <w:highlight w:val="yellow"/>
+                <w:lang w:val="it-IT"/>
+              </w:rPr>
+              <w:t>hõ</w:t>
+            </w:r>
+            <w:r>
+              <w:rPr>
+                <w:rFonts w:ascii="BRH Malayalam Extra" w:hAnsi="BRH Malayalam Extra" w:cs="BRH Malayalam Extra"/>
+                <w:sz w:val="32"/>
+                <w:szCs w:val="32"/>
+                <w:lang w:val="it-IT"/>
+              </w:rPr>
+              <w:t>x¥kx—tÇy | E</w:t>
+            </w:r>
+            <w:r>
+              <w:rPr>
+                <w:rFonts w:ascii="BRH Malayalam Extra" w:hAnsi="BRH Malayalam Extra" w:cs="BRH Malayalam Extra"/>
+                <w:sz w:val="28"/>
+                <w:szCs w:val="32"/>
+                <w:lang w:val="it-IT"/>
+              </w:rPr>
+              <w:t>–</w:t>
+            </w:r>
+            <w:r>
+              <w:rPr>
+                <w:rFonts w:ascii="BRH Malayalam Extra" w:hAnsi="BRH Malayalam Extra" w:cs="BRH Malayalam Extra"/>
+                <w:sz w:val="32"/>
+                <w:szCs w:val="32"/>
+                <w:lang w:val="it-IT"/>
+              </w:rPr>
+              <w:t xml:space="preserve">Z¡hy—J | </w:t>
+            </w:r>
+          </w:p>
+          <w:p>
+            <w:pPr>
+              <w:widowControl w:val="0"/>
+              <w:autoSpaceDE w:val="0"/>
+              <w:autoSpaceDN w:val="0"/>
+              <w:adjustRightInd w:val="0"/>
+              <w:spacing w:before="0" w:line="240" w:lineRule="auto"/>
+              <w:rPr>
+                <w:rFonts w:ascii="BRH Malayalam Extra" w:hAnsi="BRH Malayalam Extra" w:cs="BRH Malayalam Extra"/>
+                <w:sz w:val="32"/>
+                <w:szCs w:val="32"/>
+              </w:rPr>
+            </w:pPr>
+            <w:r>
+              <w:rPr>
+                <w:rFonts w:ascii="BRH Malayalam Extra" w:hAnsi="BRH Malayalam Extra" w:cs="BRH Malayalam Extra"/>
+                <w:sz w:val="32"/>
+                <w:szCs w:val="32"/>
+              </w:rPr>
+              <w:t>s</w:t>
+            </w:r>
+            <w:r>
+              <w:rPr>
+                <w:rFonts w:ascii="BRH Malayalam Extra" w:hAnsi="BRH Malayalam Extra" w:cs="BRH Malayalam Extra"/>
+                <w:sz w:val="28"/>
+                <w:szCs w:val="32"/>
+              </w:rPr>
+              <w:t>–</w:t>
+            </w:r>
+            <w:r>
+              <w:rPr>
+                <w:rFonts w:ascii="BRH Malayalam Extra" w:hAnsi="BRH Malayalam Extra" w:cs="BRH Malayalam Extra"/>
+                <w:sz w:val="32"/>
+                <w:szCs w:val="32"/>
+              </w:rPr>
+              <w:t>Iƒp</w:t>
+            </w:r>
+            <w:r>
+              <w:rPr>
+                <w:rFonts w:ascii="BRH Malayalam Extra" w:hAnsi="BRH Malayalam Extra" w:cs="BRH Malayalam Extra"/>
+                <w:sz w:val="28"/>
+                <w:szCs w:val="32"/>
+              </w:rPr>
+              <w:t>–</w:t>
+            </w:r>
+            <w:r>
+              <w:rPr>
+                <w:rFonts w:ascii="BRH Malayalam Extra" w:hAnsi="BRH Malayalam Extra" w:cs="BRH Malayalam Extra"/>
+                <w:sz w:val="32"/>
+                <w:szCs w:val="32"/>
+              </w:rPr>
+              <w:t>a§s</w:t>
+            </w:r>
+            <w:r>
+              <w:rPr>
+                <w:rFonts w:ascii="BRH Malayalam Extra" w:hAnsi="BRH Malayalam Extra" w:cs="BRH Malayalam Extra"/>
+                <w:sz w:val="28"/>
+                <w:szCs w:val="32"/>
+              </w:rPr>
+              <w:t>–</w:t>
+            </w:r>
+            <w:r>
+              <w:rPr>
+                <w:rFonts w:ascii="BRH Malayalam Extra" w:hAnsi="BRH Malayalam Extra" w:cs="BRH Malayalam Extra"/>
+                <w:sz w:val="32"/>
+                <w:szCs w:val="32"/>
+              </w:rPr>
+              <w:t>kI |</w:t>
+            </w:r>
+          </w:p>
+          <w:p>
+            <w:pPr>
+              <w:widowControl w:val="0"/>
+              <w:autoSpaceDE w:val="0"/>
+              <w:autoSpaceDN w:val="0"/>
+              <w:adjustRightInd w:val="0"/>
+              <w:spacing w:before="0" w:line="240" w:lineRule="auto"/>
+              <w:rPr>
+                <w:rFonts w:ascii="BRH Malayalam Extra" w:hAnsi="BRH Malayalam Extra" w:cs="BRH Malayalam Extra"/>
+                <w:sz w:val="32"/>
+                <w:szCs w:val="32"/>
+              </w:rPr>
+            </w:pPr>
+          </w:p>
+          <w:p>
+            <w:pPr>
+              <w:widowControl w:val="0"/>
+              <w:autoSpaceDE w:val="0"/>
+              <w:autoSpaceDN w:val="0"/>
+              <w:adjustRightInd w:val="0"/>
+              <w:spacing w:before="0" w:line="240" w:lineRule="auto"/>
+              <w:rPr>
+                <w:rFonts w:ascii="BRH Malayalam Extra" w:hAnsi="BRH Malayalam Extra" w:cs="BRH Malayalam Extra"/>
+                <w:sz w:val="32"/>
+                <w:szCs w:val="32"/>
+              </w:rPr>
+            </w:pPr>
+            <w:r>
+              <w:rPr>
+                <w:rFonts w:ascii="BRH Malayalam Extra" w:hAnsi="BRH Malayalam Extra" w:cs="BRH Malayalam Extra"/>
+                <w:sz w:val="32"/>
+                <w:szCs w:val="32"/>
+              </w:rPr>
+              <w:lastRenderedPageBreak/>
+              <w:t>A</w:t>
+            </w:r>
+            <w:r>
+              <w:rPr>
+                <w:rFonts w:ascii="BRH Malayalam Extra" w:hAnsi="BRH Malayalam Extra" w:cs="BRH Malayalam Extra"/>
+                <w:sz w:val="28"/>
+                <w:szCs w:val="32"/>
+              </w:rPr>
+              <w:t>–</w:t>
+            </w:r>
+            <w:r>
+              <w:rPr>
+                <w:rFonts w:ascii="BRH Malayalam Extra" w:hAnsi="BRH Malayalam Extra" w:cs="BRH Malayalam Extra"/>
+                <w:sz w:val="32"/>
+                <w:szCs w:val="32"/>
+                <w:highlight w:val="yellow"/>
+              </w:rPr>
+              <w:t>hõ</w:t>
+            </w:r>
+            <w:r>
+              <w:rPr>
+                <w:rFonts w:ascii="BRH Malayalam Extra" w:hAnsi="BRH Malayalam Extra" w:cs="BRH Malayalam Extra"/>
+                <w:sz w:val="32"/>
+                <w:szCs w:val="32"/>
+              </w:rPr>
+              <w:t>x¥kx—t Çõ£</w:t>
+            </w:r>
+            <w:r>
+              <w:rPr>
+                <w:rFonts w:ascii="BRH Malayalam Extra" w:hAnsi="BRH Malayalam Extra" w:cs="BRH Malayalam Extra"/>
+                <w:sz w:val="28"/>
+                <w:szCs w:val="32"/>
+              </w:rPr>
+              <w:t>–</w:t>
+            </w:r>
+            <w:r>
+              <w:rPr>
+                <w:rFonts w:ascii="BRH Malayalam Extra" w:hAnsi="BRH Malayalam Extra" w:cs="BRH Malayalam Extra"/>
+                <w:sz w:val="32"/>
+                <w:szCs w:val="32"/>
+              </w:rPr>
+              <w:t>Z¡hy—ª. E</w:t>
+            </w:r>
+            <w:r>
+              <w:rPr>
+                <w:rFonts w:ascii="BRH Malayalam Extra" w:hAnsi="BRH Malayalam Extra" w:cs="BRH Malayalam Extra"/>
+                <w:sz w:val="28"/>
+                <w:szCs w:val="32"/>
+              </w:rPr>
+              <w:t>–</w:t>
+            </w:r>
+            <w:r>
+              <w:rPr>
+                <w:rFonts w:ascii="BRH Malayalam Extra" w:hAnsi="BRH Malayalam Extra" w:cs="BRH Malayalam Extra"/>
+                <w:sz w:val="32"/>
+                <w:szCs w:val="32"/>
+              </w:rPr>
+              <w:t>Z¡hy— k</w:t>
+            </w:r>
+            <w:r>
+              <w:rPr>
+                <w:rFonts w:ascii="BRH Malayalam Extra" w:hAnsi="BRH Malayalam Extra" w:cs="BRH Malayalam Extra"/>
+                <w:sz w:val="32"/>
+                <w:szCs w:val="32"/>
+                <w:highlight w:val="yellow"/>
+              </w:rPr>
+              <w:t>–hõx</w:t>
+            </w:r>
+            <w:r>
+              <w:rPr>
+                <w:rFonts w:ascii="BRH Malayalam Extra" w:hAnsi="BRH Malayalam Extra" w:cs="BRH Malayalam Extra"/>
+                <w:sz w:val="32"/>
+                <w:szCs w:val="32"/>
+              </w:rPr>
+              <w:t xml:space="preserve">¥kx—t </w:t>
+            </w:r>
+          </w:p>
+          <w:p>
+            <w:pPr>
+              <w:widowControl w:val="0"/>
+              <w:autoSpaceDE w:val="0"/>
+              <w:autoSpaceDN w:val="0"/>
+              <w:adjustRightInd w:val="0"/>
+              <w:spacing w:before="0" w:line="240" w:lineRule="auto"/>
+              <w:rPr>
+                <w:rFonts w:ascii="BRH Malayalam Extra" w:hAnsi="BRH Malayalam Extra" w:cs="BRH Malayalam Extra"/>
+                <w:sz w:val="32"/>
+                <w:szCs w:val="32"/>
+              </w:rPr>
+            </w:pPr>
+            <w:r>
+              <w:rPr>
+                <w:rFonts w:ascii="BRH Malayalam Extra" w:hAnsi="BRH Malayalam Extra" w:cs="BRH Malayalam Extra"/>
+                <w:sz w:val="32"/>
+                <w:szCs w:val="32"/>
+              </w:rPr>
+              <w:t>Çõ</w:t>
+            </w:r>
+            <w:r>
+              <w:rPr>
+                <w:rFonts w:ascii="BRH Malayalam Extra" w:hAnsi="BRH Malayalam Extra" w:cs="BRH Malayalam Extra"/>
+                <w:sz w:val="28"/>
+                <w:szCs w:val="32"/>
+              </w:rPr>
+              <w:t>–</w:t>
+            </w:r>
+            <w:r>
+              <w:rPr>
+                <w:rFonts w:ascii="BRH Malayalam Extra" w:hAnsi="BRH Malayalam Extra" w:cs="BRH Malayalam Extra"/>
+                <w:sz w:val="32"/>
+                <w:szCs w:val="32"/>
+                <w:highlight w:val="yellow"/>
+              </w:rPr>
+              <w:t>hõ</w:t>
+            </w:r>
+            <w:r>
+              <w:rPr>
+                <w:rFonts w:ascii="BRH Malayalam Extra" w:hAnsi="BRH Malayalam Extra" w:cs="BRH Malayalam Extra"/>
+                <w:sz w:val="32"/>
+                <w:szCs w:val="32"/>
+              </w:rPr>
+              <w:t>x¥kx—t Çõ£</w:t>
+            </w:r>
+            <w:r>
+              <w:rPr>
+                <w:rFonts w:ascii="BRH Malayalam Extra" w:hAnsi="BRH Malayalam Extra" w:cs="BRH Malayalam Extra"/>
+                <w:sz w:val="28"/>
+                <w:szCs w:val="32"/>
+              </w:rPr>
+              <w:t>–</w:t>
+            </w:r>
+            <w:r>
+              <w:rPr>
+                <w:rFonts w:ascii="BRH Malayalam Extra" w:hAnsi="BRH Malayalam Extra" w:cs="BRH Malayalam Extra"/>
+                <w:sz w:val="32"/>
+                <w:szCs w:val="32"/>
+              </w:rPr>
+              <w:t>Z¡hy—J sIƒpa§s</w:t>
+            </w:r>
+            <w:r>
+              <w:rPr>
+                <w:rFonts w:ascii="BRH Malayalam Extra" w:hAnsi="BRH Malayalam Extra" w:cs="BRH Malayalam Extra"/>
+                <w:sz w:val="28"/>
+                <w:szCs w:val="32"/>
+              </w:rPr>
+              <w:t>–</w:t>
+            </w:r>
+            <w:r>
+              <w:rPr>
+                <w:rFonts w:ascii="BRH Malayalam Extra" w:hAnsi="BRH Malayalam Extra" w:cs="BRH Malayalam Extra"/>
+                <w:sz w:val="32"/>
+                <w:szCs w:val="32"/>
+              </w:rPr>
+              <w:t>k</w:t>
+            </w:r>
+            <w:r>
+              <w:rPr>
+                <w:rFonts w:ascii="BRH Devanagari Extra" w:hAnsi="BRH Devanagari Extra" w:cs="BRH Malayalam Extra"/>
+                <w:sz w:val="26"/>
+                <w:szCs w:val="32"/>
+              </w:rPr>
+              <w:t>óè</w:t>
+            </w:r>
+            <w:r>
+              <w:rPr>
+                <w:rFonts w:ascii="BRH Malayalam Extra" w:hAnsi="BRH Malayalam Extra" w:cs="BRH Malayalam Extra"/>
+                <w:sz w:val="32"/>
+                <w:szCs w:val="32"/>
+              </w:rPr>
+              <w:t xml:space="preserve"> s—Iƒpa§s</w:t>
+            </w:r>
+            <w:r>
+              <w:rPr>
+                <w:rFonts w:ascii="BRH Malayalam Extra" w:hAnsi="BRH Malayalam Extra" w:cs="BRH Malayalam Extra"/>
+                <w:sz w:val="28"/>
+                <w:szCs w:val="32"/>
+              </w:rPr>
+              <w:t>–</w:t>
+            </w:r>
+            <w:r>
+              <w:rPr>
+                <w:rFonts w:ascii="BRH Malayalam Extra" w:hAnsi="BRH Malayalam Extra" w:cs="BRH Malayalam Extra"/>
+                <w:sz w:val="32"/>
+                <w:szCs w:val="32"/>
+              </w:rPr>
+              <w:t>k i£</w:t>
+            </w:r>
+            <w:r>
+              <w:rPr>
+                <w:rFonts w:ascii="BRH Malayalam Extra" w:hAnsi="BRH Malayalam Extra" w:cs="BRH Malayalam Extra"/>
+                <w:sz w:val="28"/>
+                <w:szCs w:val="32"/>
+              </w:rPr>
+              <w:t>–</w:t>
+            </w:r>
+            <w:r>
+              <w:rPr>
+                <w:rFonts w:ascii="BRH Malayalam Extra" w:hAnsi="BRH Malayalam Extra" w:cs="BRH Malayalam Extra"/>
+                <w:sz w:val="32"/>
+                <w:szCs w:val="32"/>
+              </w:rPr>
+              <w:t>Z¡hy— k</w:t>
+            </w:r>
+            <w:r>
+              <w:rPr>
+                <w:rFonts w:ascii="BRH Malayalam Extra" w:hAnsi="BRH Malayalam Extra" w:cs="BRH Malayalam Extra"/>
+                <w:sz w:val="28"/>
+                <w:szCs w:val="32"/>
+              </w:rPr>
+              <w:t>–</w:t>
+            </w:r>
+            <w:r>
+              <w:rPr>
+                <w:rFonts w:ascii="BRH Malayalam Extra" w:hAnsi="BRH Malayalam Extra" w:cs="BRH Malayalam Extra"/>
+                <w:sz w:val="32"/>
+                <w:szCs w:val="32"/>
+                <w:highlight w:val="yellow"/>
+              </w:rPr>
+              <w:t>hõ</w:t>
+            </w:r>
+            <w:r>
+              <w:rPr>
+                <w:rFonts w:ascii="BRH Malayalam Extra" w:hAnsi="BRH Malayalam Extra" w:cs="BRH Malayalam Extra"/>
+                <w:sz w:val="32"/>
+                <w:szCs w:val="32"/>
+              </w:rPr>
+              <w:t>x¥kx—t Çõ</w:t>
+            </w:r>
+            <w:r>
+              <w:rPr>
+                <w:rFonts w:ascii="BRH Malayalam Extra" w:hAnsi="BRH Malayalam Extra" w:cs="BRH Malayalam Extra"/>
+                <w:sz w:val="28"/>
+                <w:szCs w:val="32"/>
+              </w:rPr>
+              <w:t>–</w:t>
+            </w:r>
+            <w:r>
+              <w:rPr>
+                <w:rFonts w:ascii="BRH Malayalam Extra" w:hAnsi="BRH Malayalam Extra" w:cs="BRH Malayalam Extra"/>
+                <w:sz w:val="32"/>
+                <w:szCs w:val="32"/>
+                <w:highlight w:val="yellow"/>
+              </w:rPr>
+              <w:t>hõ</w:t>
+            </w:r>
+            <w:r>
+              <w:rPr>
+                <w:rFonts w:ascii="BRH Malayalam Extra" w:hAnsi="BRH Malayalam Extra" w:cs="BRH Malayalam Extra"/>
+                <w:sz w:val="32"/>
+                <w:szCs w:val="32"/>
+              </w:rPr>
+              <w:t>x¥kx—t Çõ£</w:t>
+            </w:r>
+            <w:r>
+              <w:rPr>
+                <w:rFonts w:ascii="BRH Malayalam Extra" w:hAnsi="BRH Malayalam Extra" w:cs="BRH Malayalam Extra"/>
+                <w:sz w:val="28"/>
+                <w:szCs w:val="32"/>
+              </w:rPr>
+              <w:t>–</w:t>
+            </w:r>
+            <w:r>
+              <w:rPr>
+                <w:rFonts w:ascii="BRH Malayalam Extra" w:hAnsi="BRH Malayalam Extra" w:cs="BRH Malayalam Extra"/>
+                <w:sz w:val="32"/>
+                <w:szCs w:val="32"/>
+              </w:rPr>
+              <w:t>Z¡hy—J sIƒpa§s</w:t>
+            </w:r>
+            <w:r>
+              <w:rPr>
+                <w:rFonts w:ascii="BRH Malayalam Extra" w:hAnsi="BRH Malayalam Extra" w:cs="BRH Malayalam Extra"/>
+                <w:sz w:val="28"/>
+                <w:szCs w:val="32"/>
+              </w:rPr>
+              <w:t>–</w:t>
+            </w:r>
+            <w:r>
+              <w:rPr>
+                <w:rFonts w:ascii="BRH Malayalam Extra" w:hAnsi="BRH Malayalam Extra" w:cs="BRH Malayalam Extra"/>
+                <w:sz w:val="32"/>
+                <w:szCs w:val="32"/>
+              </w:rPr>
+              <w:t xml:space="preserve">kI | </w:t>
+            </w:r>
+          </w:p>
+          <w:p>
+            <w:pPr>
+              <w:widowControl w:val="0"/>
+              <w:autoSpaceDE w:val="0"/>
+              <w:autoSpaceDN w:val="0"/>
+              <w:adjustRightInd w:val="0"/>
+              <w:spacing w:before="0" w:line="240" w:lineRule="auto"/>
+              <w:rPr>
+                <w:rFonts w:ascii="BRH Malayalam Extra" w:hAnsi="BRH Malayalam Extra" w:cs="BRH Malayalam Extra"/>
+                <w:sz w:val="32"/>
+                <w:szCs w:val="32"/>
+              </w:rPr>
+            </w:pPr>
+            <w:r>
+              <w:rPr>
+                <w:rFonts w:ascii="BRH Malayalam Extra" w:hAnsi="BRH Malayalam Extra" w:cs="BRH Malayalam Extra"/>
+                <w:sz w:val="32"/>
+                <w:szCs w:val="32"/>
+              </w:rPr>
+              <w:t>(</w:t>
+            </w:r>
+            <w:proofErr w:type="gramStart"/>
+            <w:r>
+              <w:rPr>
+                <w:rFonts w:cs="BRH Malayalam Extra"/>
+                <w:szCs w:val="32"/>
+              </w:rPr>
+              <w:t>55</w:t>
+            </w:r>
+            <w:r>
+              <w:rPr>
+                <w:rFonts w:ascii="BRH Malayalam Extra" w:hAnsi="BRH Malayalam Extra" w:cs="BRH Malayalam Extra"/>
+                <w:sz w:val="32"/>
+                <w:szCs w:val="32"/>
+              </w:rPr>
+              <w:t>)</w:t>
+            </w:r>
+            <w:r>
+              <w:rPr>
+                <w:rFonts w:cs="BRH Malayalam Extra"/>
+                <w:szCs w:val="32"/>
+              </w:rPr>
+              <w:t>[</w:t>
+            </w:r>
+            <w:proofErr w:type="gramEnd"/>
+            <w:r>
+              <w:rPr>
+                <w:rFonts w:cs="BRH Malayalam Extra"/>
+                <w:szCs w:val="32"/>
+              </w:rPr>
+              <w:t>P10</w:t>
+            </w:r>
+            <w:r>
+              <w:rPr>
+                <w:rFonts w:ascii="BRH Malayalam Extra" w:hAnsi="BRH Malayalam Extra" w:cs="BRH Malayalam Extra"/>
+                <w:sz w:val="32"/>
+                <w:szCs w:val="32"/>
+              </w:rPr>
+              <w:t xml:space="preserve">] </w:t>
+            </w:r>
+            <w:r>
+              <w:rPr>
+                <w:rFonts w:cs="BRH Malayalam Extra"/>
+                <w:szCs w:val="32"/>
+              </w:rPr>
+              <w:t>7</w:t>
+            </w:r>
+            <w:r>
+              <w:rPr>
+                <w:rFonts w:ascii="BRH Malayalam Extra" w:hAnsi="BRH Malayalam Extra" w:cs="BRH Malayalam Extra"/>
+                <w:sz w:val="32"/>
+                <w:szCs w:val="32"/>
+              </w:rPr>
+              <w:t>.</w:t>
+            </w:r>
+            <w:r>
+              <w:rPr>
+                <w:rFonts w:cs="BRH Malayalam Extra"/>
+                <w:szCs w:val="32"/>
+              </w:rPr>
+              <w:t>4</w:t>
+            </w:r>
+            <w:r>
+              <w:rPr>
+                <w:rFonts w:ascii="BRH Malayalam Extra" w:hAnsi="BRH Malayalam Extra" w:cs="BRH Malayalam Extra"/>
+                <w:sz w:val="32"/>
+                <w:szCs w:val="32"/>
+              </w:rPr>
+              <w:t>.</w:t>
+            </w:r>
+            <w:r>
+              <w:rPr>
+                <w:rFonts w:cs="BRH Malayalam Extra"/>
+                <w:szCs w:val="32"/>
+              </w:rPr>
+              <w:t>3</w:t>
+            </w:r>
+            <w:r>
+              <w:rPr>
+                <w:rFonts w:ascii="BRH Malayalam Extra" w:hAnsi="BRH Malayalam Extra" w:cs="BRH Malayalam Extra"/>
+                <w:sz w:val="32"/>
+                <w:szCs w:val="32"/>
+              </w:rPr>
+              <w:t>.</w:t>
+            </w:r>
+            <w:r>
+              <w:rPr>
+                <w:rFonts w:cs="BRH Malayalam Extra"/>
+                <w:szCs w:val="32"/>
+              </w:rPr>
+              <w:t>2</w:t>
+            </w:r>
+            <w:r>
+              <w:rPr>
+                <w:rFonts w:ascii="BRH Malayalam Extra" w:hAnsi="BRH Malayalam Extra" w:cs="BRH Malayalam Extra"/>
+                <w:sz w:val="32"/>
+                <w:szCs w:val="32"/>
+              </w:rPr>
+              <w:t>(</w:t>
+            </w:r>
+            <w:r>
+              <w:rPr>
+                <w:rFonts w:cs="BRH Malayalam Extra"/>
+                <w:szCs w:val="32"/>
+              </w:rPr>
+              <w:t>45</w:t>
+            </w:r>
+            <w:r>
+              <w:rPr>
+                <w:rFonts w:ascii="BRH Malayalam Extra" w:hAnsi="BRH Malayalam Extra" w:cs="BRH Malayalam Extra"/>
+                <w:sz w:val="32"/>
+                <w:szCs w:val="32"/>
+              </w:rPr>
+              <w:t>)- A</w:t>
+            </w:r>
+            <w:r>
+              <w:rPr>
+                <w:rFonts w:ascii="BRH Malayalam Extra" w:hAnsi="BRH Malayalam Extra" w:cs="BRH Malayalam Extra"/>
+                <w:sz w:val="28"/>
+                <w:szCs w:val="32"/>
+              </w:rPr>
+              <w:t>–</w:t>
+            </w:r>
+            <w:r>
+              <w:rPr>
+                <w:rFonts w:ascii="BRH Malayalam Extra" w:hAnsi="BRH Malayalam Extra" w:cs="BRH Malayalam Extra"/>
+                <w:sz w:val="32"/>
+                <w:szCs w:val="32"/>
+                <w:highlight w:val="yellow"/>
+              </w:rPr>
+              <w:t>hõ</w:t>
+            </w:r>
+            <w:r>
+              <w:rPr>
+                <w:rFonts w:ascii="BRH Malayalam Extra" w:hAnsi="BRH Malayalam Extra" w:cs="BRH Malayalam Extra"/>
+                <w:sz w:val="32"/>
+                <w:szCs w:val="32"/>
+              </w:rPr>
+              <w:t>x¥kx—tÇy |</w:t>
+            </w:r>
+          </w:p>
+          <w:p>
+            <w:pPr>
+              <w:widowControl w:val="0"/>
+              <w:autoSpaceDE w:val="0"/>
+              <w:autoSpaceDN w:val="0"/>
+              <w:adjustRightInd w:val="0"/>
+              <w:spacing w:before="0" w:line="240" w:lineRule="auto"/>
+              <w:rPr>
+                <w:rFonts w:ascii="BRH Malayalam Extra" w:hAnsi="BRH Malayalam Extra" w:cs="BRH Malayalam Extra"/>
+                <w:sz w:val="32"/>
+                <w:szCs w:val="32"/>
+              </w:rPr>
+            </w:pPr>
+            <w:r>
+              <w:rPr>
+                <w:rFonts w:ascii="BRH Malayalam Extra" w:hAnsi="BRH Malayalam Extra" w:cs="BRH Malayalam Extra"/>
+                <w:sz w:val="32"/>
+                <w:szCs w:val="32"/>
+              </w:rPr>
+              <w:t>A</w:t>
+            </w:r>
+            <w:r>
+              <w:rPr>
+                <w:rFonts w:ascii="BRH Malayalam Extra" w:hAnsi="BRH Malayalam Extra" w:cs="BRH Malayalam Extra"/>
+                <w:sz w:val="28"/>
+                <w:szCs w:val="32"/>
+                <w:highlight w:val="yellow"/>
+              </w:rPr>
+              <w:t>–</w:t>
+            </w:r>
+            <w:r>
+              <w:rPr>
+                <w:rFonts w:ascii="BRH Malayalam Extra" w:hAnsi="BRH Malayalam Extra" w:cs="BRH Malayalam Extra"/>
+                <w:sz w:val="32"/>
+                <w:szCs w:val="32"/>
+              </w:rPr>
+              <w:t>dûx¥kx—t</w:t>
+            </w:r>
+            <w:r>
+              <w:rPr>
+                <w:rFonts w:ascii="BRH Malayalam Extra" w:hAnsi="BRH Malayalam Extra" w:cs="BRH Malayalam Extra"/>
+                <w:sz w:val="28"/>
+                <w:szCs w:val="32"/>
+              </w:rPr>
+              <w:t>–</w:t>
+            </w:r>
+            <w:r>
+              <w:rPr>
+                <w:rFonts w:ascii="BRH Malayalam Extra" w:hAnsi="BRH Malayalam Extra" w:cs="BRH Malayalam Extra"/>
+                <w:sz w:val="32"/>
+                <w:szCs w:val="32"/>
+              </w:rPr>
+              <w:t xml:space="preserve">ÇzZõ—d¡ - B¥kx—tÇy | </w:t>
+            </w:r>
+          </w:p>
+        </w:tc>
+        <w:tc>
+          <w:tcPr>
+            <w:tcW w:w="7230" w:type="dxa"/>
+          </w:tcPr>
+          <w:p>
+            <w:pPr>
+              <w:widowControl w:val="0"/>
+              <w:autoSpaceDE w:val="0"/>
+              <w:autoSpaceDN w:val="0"/>
+              <w:adjustRightInd w:val="0"/>
+              <w:spacing w:before="0" w:line="240" w:lineRule="auto"/>
+              <w:rPr>
+                <w:rFonts w:ascii="BRH Malayalam Extra" w:hAnsi="BRH Malayalam Extra" w:cs="BRH Malayalam Extra"/>
+                <w:sz w:val="32"/>
+                <w:szCs w:val="32"/>
+              </w:rPr>
+            </w:pPr>
+            <w:r>
+              <w:rPr>
+                <w:rFonts w:ascii="BRH Malayalam Extra" w:hAnsi="BRH Malayalam Extra" w:cs="BRH Malayalam Extra"/>
+                <w:sz w:val="32"/>
+                <w:szCs w:val="32"/>
+              </w:rPr>
+              <w:lastRenderedPageBreak/>
+              <w:t>(</w:t>
+            </w:r>
+            <w:proofErr w:type="gramStart"/>
+            <w:r>
+              <w:rPr>
+                <w:rFonts w:cs="BRH Malayalam Extra"/>
+                <w:szCs w:val="32"/>
+              </w:rPr>
+              <w:t>52</w:t>
+            </w:r>
+            <w:r>
+              <w:rPr>
+                <w:rFonts w:ascii="BRH Malayalam Extra" w:hAnsi="BRH Malayalam Extra" w:cs="BRH Malayalam Extra"/>
+                <w:sz w:val="32"/>
+                <w:szCs w:val="32"/>
+              </w:rPr>
+              <w:t>)</w:t>
+            </w:r>
+            <w:r>
+              <w:rPr>
+                <w:rFonts w:cs="BRH Malayalam Extra"/>
+                <w:szCs w:val="32"/>
+              </w:rPr>
+              <w:t>[</w:t>
+            </w:r>
+            <w:proofErr w:type="gramEnd"/>
+            <w:r>
+              <w:rPr>
+                <w:rFonts w:cs="BRH Malayalam Extra"/>
+                <w:szCs w:val="32"/>
+              </w:rPr>
+              <w:t>P10</w:t>
+            </w:r>
+            <w:r>
+              <w:rPr>
+                <w:rFonts w:ascii="BRH Malayalam Extra" w:hAnsi="BRH Malayalam Extra" w:cs="BRH Malayalam Extra"/>
+                <w:sz w:val="32"/>
+                <w:szCs w:val="32"/>
+              </w:rPr>
+              <w:t xml:space="preserve">] </w:t>
+            </w:r>
+            <w:r>
+              <w:rPr>
+                <w:rFonts w:cs="BRH Malayalam Extra"/>
+                <w:szCs w:val="32"/>
+              </w:rPr>
+              <w:t>7</w:t>
+            </w:r>
+            <w:r>
+              <w:rPr>
+                <w:rFonts w:ascii="BRH Malayalam Extra" w:hAnsi="BRH Malayalam Extra" w:cs="BRH Malayalam Extra"/>
+                <w:sz w:val="32"/>
+                <w:szCs w:val="32"/>
+              </w:rPr>
+              <w:t>.</w:t>
+            </w:r>
+            <w:r>
+              <w:rPr>
+                <w:rFonts w:cs="BRH Malayalam Extra"/>
+                <w:szCs w:val="32"/>
+              </w:rPr>
+              <w:t>4</w:t>
+            </w:r>
+            <w:r>
+              <w:rPr>
+                <w:rFonts w:ascii="BRH Malayalam Extra" w:hAnsi="BRH Malayalam Extra" w:cs="BRH Malayalam Extra"/>
+                <w:sz w:val="32"/>
+                <w:szCs w:val="32"/>
+              </w:rPr>
+              <w:t>.</w:t>
+            </w:r>
+            <w:r>
+              <w:rPr>
+                <w:rFonts w:cs="BRH Malayalam Extra"/>
+                <w:szCs w:val="32"/>
+              </w:rPr>
+              <w:t>3</w:t>
+            </w:r>
+            <w:r>
+              <w:rPr>
+                <w:rFonts w:ascii="BRH Malayalam Extra" w:hAnsi="BRH Malayalam Extra" w:cs="BRH Malayalam Extra"/>
+                <w:sz w:val="32"/>
+                <w:szCs w:val="32"/>
+              </w:rPr>
+              <w:t>.</w:t>
+            </w:r>
+            <w:r>
+              <w:rPr>
+                <w:rFonts w:cs="BRH Malayalam Extra"/>
+                <w:szCs w:val="32"/>
+              </w:rPr>
+              <w:t>2</w:t>
+            </w:r>
+            <w:r>
+              <w:rPr>
+                <w:rFonts w:ascii="BRH Malayalam Extra" w:hAnsi="BRH Malayalam Extra" w:cs="BRH Malayalam Extra"/>
+                <w:sz w:val="32"/>
+                <w:szCs w:val="32"/>
+              </w:rPr>
+              <w:t>(</w:t>
+            </w:r>
+            <w:r>
+              <w:rPr>
+                <w:rFonts w:cs="BRH Malayalam Extra"/>
+                <w:szCs w:val="32"/>
+              </w:rPr>
+              <w:t>43</w:t>
+            </w:r>
+            <w:r>
+              <w:rPr>
+                <w:rFonts w:ascii="BRH Malayalam Extra" w:hAnsi="BRH Malayalam Extra" w:cs="BRH Malayalam Extra"/>
+                <w:sz w:val="32"/>
+                <w:szCs w:val="32"/>
+              </w:rPr>
+              <w:t>)- G</w:t>
+            </w:r>
+            <w:r>
+              <w:rPr>
+                <w:rFonts w:ascii="BRH Malayalam Extra" w:hAnsi="BRH Malayalam Extra" w:cs="BRH Malayalam Extra"/>
+                <w:sz w:val="28"/>
+                <w:szCs w:val="32"/>
+              </w:rPr>
+              <w:t>–</w:t>
+            </w:r>
+            <w:r>
+              <w:rPr>
+                <w:rFonts w:ascii="BRH Malayalam Extra" w:hAnsi="BRH Malayalam Extra" w:cs="BRH Malayalam Extra"/>
+                <w:sz w:val="32"/>
+                <w:szCs w:val="32"/>
+              </w:rPr>
+              <w:t>p | E</w:t>
+            </w:r>
+            <w:r>
+              <w:rPr>
+                <w:rFonts w:ascii="BRH Malayalam Extra" w:hAnsi="BRH Malayalam Extra" w:cs="BRH Malayalam Extra"/>
+                <w:sz w:val="28"/>
+                <w:szCs w:val="32"/>
+              </w:rPr>
+              <w:t>–</w:t>
+            </w:r>
+            <w:r>
+              <w:rPr>
+                <w:rFonts w:ascii="BRH Malayalam Extra" w:hAnsi="BRH Malayalam Extra" w:cs="BRH Malayalam Extra"/>
+                <w:sz w:val="32"/>
+                <w:szCs w:val="32"/>
+              </w:rPr>
+              <w:t>Z¢© | A</w:t>
+            </w:r>
+            <w:r>
+              <w:rPr>
+                <w:rFonts w:ascii="BRH Malayalam Extra" w:hAnsi="BRH Malayalam Extra" w:cs="BRH Malayalam Extra"/>
+                <w:sz w:val="32"/>
+                <w:szCs w:val="32"/>
+                <w:highlight w:val="green"/>
+              </w:rPr>
+              <w:t>dûx</w:t>
+            </w:r>
+            <w:r>
+              <w:rPr>
+                <w:rFonts w:ascii="BRH Malayalam Extra" w:hAnsi="BRH Malayalam Extra" w:cs="BRH Malayalam Extra"/>
+                <w:sz w:val="32"/>
+                <w:szCs w:val="32"/>
+              </w:rPr>
+              <w:t>¥kx—tÇy |</w:t>
+            </w:r>
+          </w:p>
+          <w:p>
+            <w:pPr>
+              <w:widowControl w:val="0"/>
+              <w:autoSpaceDE w:val="0"/>
+              <w:autoSpaceDN w:val="0"/>
+              <w:adjustRightInd w:val="0"/>
+              <w:spacing w:before="0" w:line="240" w:lineRule="auto"/>
+              <w:rPr>
+                <w:rFonts w:ascii="BRH Malayalam Extra" w:hAnsi="BRH Malayalam Extra" w:cs="BRH Malayalam Extra"/>
+                <w:sz w:val="32"/>
+                <w:szCs w:val="32"/>
+              </w:rPr>
+            </w:pPr>
+            <w:r>
+              <w:rPr>
+                <w:rFonts w:ascii="BRH Malayalam Extra" w:hAnsi="BRH Malayalam Extra" w:cs="BRH Malayalam Extra"/>
+                <w:sz w:val="32"/>
+                <w:szCs w:val="32"/>
+              </w:rPr>
+              <w:t>G</w:t>
+            </w:r>
+            <w:r>
+              <w:rPr>
+                <w:rFonts w:ascii="BRH Malayalam Extra" w:hAnsi="BRH Malayalam Extra" w:cs="BRH Malayalam Extra"/>
+                <w:sz w:val="28"/>
+                <w:szCs w:val="32"/>
+              </w:rPr>
+              <w:t>–</w:t>
+            </w:r>
+            <w:r>
+              <w:rPr>
+                <w:rFonts w:ascii="BRH Malayalam Extra" w:hAnsi="BRH Malayalam Extra" w:cs="BRH Malayalam Extra"/>
+                <w:sz w:val="32"/>
+                <w:szCs w:val="32"/>
+              </w:rPr>
+              <w:t>p ªZ¢ d£</w:t>
+            </w:r>
+            <w:r>
+              <w:rPr>
+                <w:rFonts w:ascii="BRH Malayalam Extra" w:hAnsi="BRH Malayalam Extra" w:cs="BRH Malayalam Extra"/>
+                <w:sz w:val="28"/>
+                <w:szCs w:val="32"/>
+              </w:rPr>
+              <w:t>–</w:t>
+            </w:r>
+            <w:r>
+              <w:rPr>
+                <w:rFonts w:ascii="BRH Malayalam Extra" w:hAnsi="BRH Malayalam Extra" w:cs="BRH Malayalam Extra"/>
+                <w:sz w:val="32"/>
+                <w:szCs w:val="32"/>
+              </w:rPr>
+              <w:t>Z¢ ¥d</w:t>
+            </w:r>
+            <w:r>
+              <w:rPr>
+                <w:rFonts w:ascii="BRH Malayalam Extra" w:hAnsi="BRH Malayalam Extra" w:cs="BRH Malayalam Extra"/>
+                <w:sz w:val="28"/>
+                <w:szCs w:val="32"/>
+              </w:rPr>
+              <w:t>–</w:t>
+            </w:r>
+            <w:r>
+              <w:rPr>
+                <w:rFonts w:ascii="BRH Malayalam Extra" w:hAnsi="BRH Malayalam Extra" w:cs="BRH Malayalam Extra"/>
+                <w:sz w:val="32"/>
+                <w:szCs w:val="32"/>
+              </w:rPr>
+              <w:t>¤¤pp ªZ¢d</w:t>
+            </w:r>
+            <w:r>
+              <w:rPr>
+                <w:rFonts w:ascii="BRH Malayalam Extra" w:hAnsi="BRH Malayalam Extra" w:cs="BRH Malayalam Extra"/>
+                <w:sz w:val="28"/>
+                <w:szCs w:val="32"/>
+              </w:rPr>
+              <w:t>–</w:t>
+            </w:r>
+            <w:r>
+              <w:rPr>
+                <w:rFonts w:ascii="BRH Malayalam Extra" w:hAnsi="BRH Malayalam Extra" w:cs="BRH Malayalam Extra"/>
+                <w:sz w:val="32"/>
+                <w:szCs w:val="32"/>
+                <w:highlight w:val="green"/>
+              </w:rPr>
+              <w:t>dû</w:t>
+            </w:r>
+            <w:r>
+              <w:rPr>
+                <w:rFonts w:ascii="BRH Malayalam Extra" w:hAnsi="BRH Malayalam Extra" w:cs="BRH Malayalam Extra"/>
+                <w:sz w:val="32"/>
+                <w:szCs w:val="32"/>
+              </w:rPr>
+              <w:t xml:space="preserve">x¥kx—t </w:t>
+            </w:r>
+          </w:p>
+          <w:p>
+            <w:pPr>
+              <w:widowControl w:val="0"/>
+              <w:autoSpaceDE w:val="0"/>
+              <w:autoSpaceDN w:val="0"/>
+              <w:adjustRightInd w:val="0"/>
+              <w:spacing w:before="0" w:line="240" w:lineRule="auto"/>
+              <w:rPr>
+                <w:rFonts w:ascii="BRH Malayalam Extra" w:hAnsi="BRH Malayalam Extra" w:cs="BRH Malayalam Extra"/>
+                <w:sz w:val="32"/>
+                <w:szCs w:val="32"/>
+              </w:rPr>
+            </w:pPr>
+            <w:r>
+              <w:rPr>
+                <w:rFonts w:ascii="BRH Malayalam Extra" w:hAnsi="BRH Malayalam Extra" w:cs="BRH Malayalam Extra"/>
+                <w:sz w:val="32"/>
+                <w:szCs w:val="32"/>
+              </w:rPr>
+              <w:t>Çõ</w:t>
+            </w:r>
+            <w:r>
+              <w:rPr>
+                <w:rFonts w:ascii="BRH Malayalam Extra" w:hAnsi="BRH Malayalam Extra" w:cs="BRH Malayalam Extra"/>
+                <w:sz w:val="28"/>
+                <w:szCs w:val="32"/>
+              </w:rPr>
+              <w:t>–</w:t>
+            </w:r>
+            <w:r>
+              <w:rPr>
+                <w:rFonts w:ascii="BRH Malayalam Extra" w:hAnsi="BRH Malayalam Extra" w:cs="BRH Malayalam Extra"/>
+                <w:sz w:val="32"/>
+                <w:szCs w:val="32"/>
+                <w:highlight w:val="green"/>
+              </w:rPr>
+              <w:t>dû</w:t>
+            </w:r>
+            <w:r>
+              <w:rPr>
+                <w:rFonts w:ascii="BRH Malayalam Extra" w:hAnsi="BRH Malayalam Extra" w:cs="BRH Malayalam Extra"/>
+                <w:sz w:val="32"/>
+                <w:szCs w:val="32"/>
+              </w:rPr>
+              <w:t>x¥kx—t Çõ£</w:t>
+            </w:r>
+            <w:r>
+              <w:rPr>
+                <w:rFonts w:ascii="BRH Malayalam Extra" w:hAnsi="BRH Malayalam Extra" w:cs="BRH Malayalam Extra"/>
+                <w:sz w:val="28"/>
+                <w:szCs w:val="32"/>
+              </w:rPr>
+              <w:t>–</w:t>
+            </w:r>
+            <w:r>
+              <w:rPr>
+                <w:rFonts w:ascii="BRH Malayalam Extra" w:hAnsi="BRH Malayalam Extra" w:cs="BRH Malayalam Extra"/>
+                <w:sz w:val="32"/>
+                <w:szCs w:val="32"/>
+              </w:rPr>
+              <w:t>Z¢ ¥d</w:t>
+            </w:r>
+            <w:r>
+              <w:rPr>
+                <w:rFonts w:ascii="BRH Malayalam Extra" w:hAnsi="BRH Malayalam Extra" w:cs="BRH Malayalam Extra"/>
+                <w:sz w:val="28"/>
+                <w:szCs w:val="32"/>
+              </w:rPr>
+              <w:t>–</w:t>
+            </w:r>
+            <w:r>
+              <w:rPr>
+                <w:rFonts w:ascii="BRH Malayalam Extra" w:hAnsi="BRH Malayalam Extra" w:cs="BRH Malayalam Extra"/>
+                <w:sz w:val="32"/>
+                <w:szCs w:val="32"/>
+              </w:rPr>
+              <w:t xml:space="preserve">¤¤pp </w:t>
+            </w:r>
+          </w:p>
+          <w:p>
+            <w:pPr>
+              <w:widowControl w:val="0"/>
+              <w:autoSpaceDE w:val="0"/>
+              <w:autoSpaceDN w:val="0"/>
+              <w:adjustRightInd w:val="0"/>
+              <w:spacing w:before="0" w:line="240" w:lineRule="auto"/>
+              <w:rPr>
+                <w:rFonts w:ascii="BRH Malayalam Extra" w:hAnsi="BRH Malayalam Extra" w:cs="BRH Malayalam Extra"/>
+                <w:sz w:val="32"/>
+                <w:szCs w:val="32"/>
+              </w:rPr>
+            </w:pPr>
+            <w:r>
+              <w:rPr>
+                <w:rFonts w:ascii="BRH Malayalam Extra" w:hAnsi="BRH Malayalam Extra" w:cs="BRH Malayalam Extra"/>
+                <w:sz w:val="32"/>
+                <w:szCs w:val="32"/>
+              </w:rPr>
+              <w:t>ªZ¢d</w:t>
+            </w:r>
+            <w:r>
+              <w:rPr>
+                <w:rFonts w:ascii="BRH Malayalam Extra" w:hAnsi="BRH Malayalam Extra" w:cs="BRH Malayalam Extra"/>
+                <w:sz w:val="28"/>
+                <w:szCs w:val="32"/>
+              </w:rPr>
+              <w:t>–</w:t>
+            </w:r>
+            <w:r>
+              <w:rPr>
+                <w:rFonts w:ascii="BRH Malayalam Extra" w:hAnsi="BRH Malayalam Extra" w:cs="BRH Malayalam Extra"/>
+                <w:sz w:val="32"/>
+                <w:szCs w:val="32"/>
+                <w:highlight w:val="green"/>
+              </w:rPr>
+              <w:t>dû</w:t>
+            </w:r>
+            <w:r>
+              <w:rPr>
+                <w:rFonts w:ascii="BRH Malayalam Extra" w:hAnsi="BRH Malayalam Extra" w:cs="BRH Malayalam Extra"/>
+                <w:sz w:val="32"/>
+                <w:szCs w:val="32"/>
+              </w:rPr>
+              <w:t xml:space="preserve">x¥kx—tÇy | </w:t>
+            </w:r>
+          </w:p>
+          <w:p>
+            <w:pPr>
+              <w:widowControl w:val="0"/>
+              <w:autoSpaceDE w:val="0"/>
+              <w:autoSpaceDN w:val="0"/>
+              <w:adjustRightInd w:val="0"/>
+              <w:spacing w:before="0" w:line="240" w:lineRule="auto"/>
+              <w:rPr>
+                <w:rFonts w:ascii="BRH Malayalam Extra" w:hAnsi="BRH Malayalam Extra" w:cs="BRH Malayalam Extra"/>
+                <w:sz w:val="32"/>
+                <w:szCs w:val="32"/>
+                <w:lang w:val="it-IT"/>
+              </w:rPr>
+            </w:pPr>
+            <w:r>
+              <w:rPr>
+                <w:rFonts w:ascii="BRH Malayalam Extra" w:hAnsi="BRH Malayalam Extra" w:cs="BRH Malayalam Extra"/>
+                <w:sz w:val="32"/>
+                <w:szCs w:val="32"/>
+                <w:lang w:val="it-IT"/>
+              </w:rPr>
+              <w:t>(</w:t>
+            </w:r>
+            <w:r>
+              <w:rPr>
+                <w:rFonts w:cs="BRH Malayalam Extra"/>
+                <w:szCs w:val="32"/>
+                <w:lang w:val="it-IT"/>
+              </w:rPr>
+              <w:t>53</w:t>
+            </w:r>
+            <w:r>
+              <w:rPr>
+                <w:rFonts w:ascii="BRH Malayalam Extra" w:hAnsi="BRH Malayalam Extra" w:cs="BRH Malayalam Extra"/>
+                <w:sz w:val="32"/>
+                <w:szCs w:val="32"/>
+                <w:lang w:val="it-IT"/>
+              </w:rPr>
+              <w:t>)</w:t>
+            </w:r>
+            <w:r>
+              <w:rPr>
+                <w:rFonts w:cs="BRH Malayalam Extra"/>
+                <w:szCs w:val="32"/>
+                <w:lang w:val="it-IT"/>
+              </w:rPr>
+              <w:t>[P10</w:t>
+            </w:r>
+            <w:r>
+              <w:rPr>
+                <w:rFonts w:ascii="BRH Malayalam Extra" w:hAnsi="BRH Malayalam Extra" w:cs="BRH Malayalam Extra"/>
+                <w:sz w:val="32"/>
+                <w:szCs w:val="32"/>
+                <w:lang w:val="it-IT"/>
+              </w:rPr>
+              <w:t xml:space="preserve">] </w:t>
+            </w:r>
+            <w:r>
+              <w:rPr>
+                <w:rFonts w:cs="BRH Malayalam Extra"/>
+                <w:szCs w:val="32"/>
+                <w:lang w:val="it-IT"/>
+              </w:rPr>
+              <w:t>7</w:t>
+            </w:r>
+            <w:r>
+              <w:rPr>
+                <w:rFonts w:ascii="BRH Malayalam Extra" w:hAnsi="BRH Malayalam Extra" w:cs="BRH Malayalam Extra"/>
+                <w:sz w:val="32"/>
+                <w:szCs w:val="32"/>
+                <w:lang w:val="it-IT"/>
+              </w:rPr>
+              <w:t>.</w:t>
+            </w:r>
+            <w:r>
+              <w:rPr>
+                <w:rFonts w:cs="BRH Malayalam Extra"/>
+                <w:szCs w:val="32"/>
+                <w:lang w:val="it-IT"/>
+              </w:rPr>
+              <w:t>4</w:t>
+            </w:r>
+            <w:r>
+              <w:rPr>
+                <w:rFonts w:ascii="BRH Malayalam Extra" w:hAnsi="BRH Malayalam Extra" w:cs="BRH Malayalam Extra"/>
+                <w:sz w:val="32"/>
+                <w:szCs w:val="32"/>
+                <w:lang w:val="it-IT"/>
+              </w:rPr>
+              <w:t>.</w:t>
+            </w:r>
+            <w:r>
+              <w:rPr>
+                <w:rFonts w:cs="BRH Malayalam Extra"/>
+                <w:szCs w:val="32"/>
+                <w:lang w:val="it-IT"/>
+              </w:rPr>
+              <w:t>3</w:t>
+            </w:r>
+            <w:r>
+              <w:rPr>
+                <w:rFonts w:ascii="BRH Malayalam Extra" w:hAnsi="BRH Malayalam Extra" w:cs="BRH Malayalam Extra"/>
+                <w:sz w:val="32"/>
+                <w:szCs w:val="32"/>
+                <w:lang w:val="it-IT"/>
+              </w:rPr>
+              <w:t>.</w:t>
+            </w:r>
+            <w:r>
+              <w:rPr>
+                <w:rFonts w:cs="BRH Malayalam Extra"/>
+                <w:szCs w:val="32"/>
+                <w:lang w:val="it-IT"/>
+              </w:rPr>
+              <w:t>2</w:t>
+            </w:r>
+            <w:r>
+              <w:rPr>
+                <w:rFonts w:ascii="BRH Malayalam Extra" w:hAnsi="BRH Malayalam Extra" w:cs="BRH Malayalam Extra"/>
+                <w:sz w:val="32"/>
+                <w:szCs w:val="32"/>
+                <w:lang w:val="it-IT"/>
+              </w:rPr>
+              <w:t>(</w:t>
+            </w:r>
+            <w:r>
+              <w:rPr>
+                <w:rFonts w:cs="BRH Malayalam Extra"/>
+                <w:szCs w:val="32"/>
+                <w:lang w:val="it-IT"/>
+              </w:rPr>
+              <w:t>44</w:t>
+            </w:r>
+            <w:r>
+              <w:rPr>
+                <w:rFonts w:ascii="BRH Malayalam Extra" w:hAnsi="BRH Malayalam Extra" w:cs="BRH Malayalam Extra"/>
+                <w:sz w:val="32"/>
+                <w:szCs w:val="32"/>
+                <w:lang w:val="it-IT"/>
+              </w:rPr>
+              <w:t>)- E</w:t>
+            </w:r>
+            <w:r>
+              <w:rPr>
+                <w:rFonts w:ascii="BRH Malayalam Extra" w:hAnsi="BRH Malayalam Extra" w:cs="BRH Malayalam Extra"/>
+                <w:sz w:val="28"/>
+                <w:szCs w:val="32"/>
+                <w:lang w:val="it-IT"/>
+              </w:rPr>
+              <w:t>–</w:t>
+            </w:r>
+            <w:r>
+              <w:rPr>
+                <w:rFonts w:ascii="BRH Malayalam Extra" w:hAnsi="BRH Malayalam Extra" w:cs="BRH Malayalam Extra"/>
+                <w:sz w:val="32"/>
+                <w:szCs w:val="32"/>
+                <w:lang w:val="it-IT"/>
+              </w:rPr>
+              <w:t>Z¢© | A</w:t>
+            </w:r>
+            <w:r>
+              <w:rPr>
+                <w:rFonts w:ascii="BRH Malayalam Extra" w:hAnsi="BRH Malayalam Extra" w:cs="BRH Malayalam Extra"/>
+                <w:sz w:val="28"/>
+                <w:szCs w:val="32"/>
+                <w:lang w:val="it-IT"/>
+              </w:rPr>
+              <w:t>–</w:t>
+            </w:r>
+            <w:r>
+              <w:rPr>
+                <w:rFonts w:ascii="BRH Malayalam Extra" w:hAnsi="BRH Malayalam Extra" w:cs="BRH Malayalam Extra"/>
+                <w:sz w:val="32"/>
+                <w:szCs w:val="32"/>
+                <w:highlight w:val="green"/>
+                <w:lang w:val="it-IT"/>
+              </w:rPr>
+              <w:t>dû</w:t>
+            </w:r>
+            <w:r>
+              <w:rPr>
+                <w:rFonts w:ascii="BRH Malayalam Extra" w:hAnsi="BRH Malayalam Extra" w:cs="BRH Malayalam Extra"/>
+                <w:sz w:val="32"/>
+                <w:szCs w:val="32"/>
+                <w:lang w:val="it-IT"/>
+              </w:rPr>
+              <w:t xml:space="preserve">x¥kx—tÇy | </w:t>
+            </w:r>
+          </w:p>
+          <w:p>
+            <w:pPr>
+              <w:widowControl w:val="0"/>
+              <w:autoSpaceDE w:val="0"/>
+              <w:autoSpaceDN w:val="0"/>
+              <w:adjustRightInd w:val="0"/>
+              <w:spacing w:before="0" w:line="240" w:lineRule="auto"/>
+              <w:rPr>
+                <w:rFonts w:ascii="BRH Malayalam Extra" w:hAnsi="BRH Malayalam Extra" w:cs="BRH Malayalam Extra"/>
+                <w:sz w:val="32"/>
+                <w:szCs w:val="32"/>
+                <w:lang w:val="it-IT"/>
+              </w:rPr>
+            </w:pPr>
+            <w:r>
+              <w:rPr>
+                <w:rFonts w:ascii="BRH Malayalam Extra" w:hAnsi="BRH Malayalam Extra" w:cs="BRH Malayalam Extra"/>
+                <w:sz w:val="32"/>
+                <w:szCs w:val="32"/>
+                <w:lang w:val="it-IT"/>
+              </w:rPr>
+              <w:t>E</w:t>
+            </w:r>
+            <w:r>
+              <w:rPr>
+                <w:rFonts w:ascii="BRH Malayalam Extra" w:hAnsi="BRH Malayalam Extra" w:cs="BRH Malayalam Extra"/>
+                <w:sz w:val="28"/>
+                <w:szCs w:val="32"/>
+                <w:lang w:val="it-IT"/>
+              </w:rPr>
+              <w:t>–</w:t>
+            </w:r>
+            <w:r>
+              <w:rPr>
+                <w:rFonts w:ascii="BRH Malayalam Extra" w:hAnsi="BRH Malayalam Extra" w:cs="BRH Malayalam Extra"/>
+                <w:sz w:val="32"/>
+                <w:szCs w:val="32"/>
+                <w:lang w:val="it-IT"/>
+              </w:rPr>
+              <w:t>Z¡hy—J |</w:t>
+            </w:r>
+          </w:p>
+          <w:p>
+            <w:pPr>
+              <w:widowControl w:val="0"/>
+              <w:autoSpaceDE w:val="0"/>
+              <w:autoSpaceDN w:val="0"/>
+              <w:adjustRightInd w:val="0"/>
+              <w:spacing w:before="0" w:line="240" w:lineRule="auto"/>
+              <w:rPr>
+                <w:rFonts w:ascii="BRH Malayalam Extra" w:hAnsi="BRH Malayalam Extra" w:cs="BRH Malayalam Extra"/>
+                <w:sz w:val="32"/>
+                <w:szCs w:val="32"/>
+                <w:lang w:val="it-IT"/>
+              </w:rPr>
+            </w:pPr>
+            <w:r>
+              <w:rPr>
+                <w:rFonts w:ascii="BRH Malayalam Extra" w:hAnsi="BRH Malayalam Extra" w:cs="BRH Malayalam Extra"/>
+                <w:sz w:val="32"/>
+                <w:szCs w:val="32"/>
+                <w:lang w:val="it-IT"/>
+              </w:rPr>
+              <w:t>E</w:t>
+            </w:r>
+            <w:r>
+              <w:rPr>
+                <w:rFonts w:ascii="BRH Malayalam Extra" w:hAnsi="BRH Malayalam Extra" w:cs="BRH Malayalam Extra"/>
+                <w:sz w:val="28"/>
+                <w:szCs w:val="32"/>
+                <w:lang w:val="it-IT"/>
+              </w:rPr>
+              <w:t>–</w:t>
+            </w:r>
+            <w:r>
+              <w:rPr>
+                <w:rFonts w:ascii="BRH Malayalam Extra" w:hAnsi="BRH Malayalam Extra" w:cs="BRH Malayalam Extra"/>
+                <w:sz w:val="32"/>
+                <w:szCs w:val="32"/>
+                <w:lang w:val="it-IT"/>
+              </w:rPr>
+              <w:t>Z¢ d</w:t>
+            </w:r>
+            <w:r>
+              <w:rPr>
+                <w:rFonts w:ascii="BRH Malayalam Extra" w:hAnsi="BRH Malayalam Extra" w:cs="BRH Malayalam Extra"/>
+                <w:sz w:val="28"/>
+                <w:szCs w:val="32"/>
+                <w:lang w:val="it-IT"/>
+              </w:rPr>
+              <w:t>–</w:t>
+            </w:r>
+            <w:r>
+              <w:rPr>
+                <w:rFonts w:ascii="BRH Malayalam Extra" w:hAnsi="BRH Malayalam Extra" w:cs="BRH Malayalam Extra"/>
+                <w:sz w:val="32"/>
+                <w:szCs w:val="32"/>
+                <w:highlight w:val="green"/>
+                <w:lang w:val="it-IT"/>
+              </w:rPr>
+              <w:t>dû</w:t>
+            </w:r>
+            <w:r>
+              <w:rPr>
+                <w:rFonts w:ascii="BRH Malayalam Extra" w:hAnsi="BRH Malayalam Extra" w:cs="BRH Malayalam Extra"/>
+                <w:sz w:val="32"/>
+                <w:szCs w:val="32"/>
+                <w:lang w:val="it-IT"/>
+              </w:rPr>
+              <w:t>x¥kx—t Çõ</w:t>
+            </w:r>
+            <w:r>
+              <w:rPr>
+                <w:rFonts w:ascii="BRH Malayalam Extra" w:hAnsi="BRH Malayalam Extra" w:cs="BRH Malayalam Extra"/>
+                <w:sz w:val="28"/>
+                <w:szCs w:val="32"/>
+                <w:lang w:val="it-IT"/>
+              </w:rPr>
+              <w:t>–</w:t>
+            </w:r>
+            <w:r>
+              <w:rPr>
+                <w:rFonts w:ascii="BRH Malayalam Extra" w:hAnsi="BRH Malayalam Extra" w:cs="BRH Malayalam Extra"/>
+                <w:sz w:val="32"/>
+                <w:szCs w:val="32"/>
+                <w:highlight w:val="green"/>
+                <w:lang w:val="it-IT"/>
+              </w:rPr>
+              <w:t>dû</w:t>
+            </w:r>
+            <w:r>
+              <w:rPr>
+                <w:rFonts w:ascii="BRH Malayalam Extra" w:hAnsi="BRH Malayalam Extra" w:cs="BRH Malayalam Extra"/>
+                <w:sz w:val="32"/>
+                <w:szCs w:val="32"/>
+                <w:lang w:val="it-IT"/>
+              </w:rPr>
+              <w:t>x¥kx—t Çõ£</w:t>
+            </w:r>
+            <w:r>
+              <w:rPr>
+                <w:rFonts w:ascii="BRH Malayalam Extra" w:hAnsi="BRH Malayalam Extra" w:cs="BRH Malayalam Extra"/>
+                <w:sz w:val="28"/>
+                <w:szCs w:val="32"/>
+                <w:lang w:val="it-IT"/>
+              </w:rPr>
+              <w:t>–</w:t>
+            </w:r>
+            <w:r>
+              <w:rPr>
+                <w:rFonts w:ascii="BRH Malayalam Extra" w:hAnsi="BRH Malayalam Extra" w:cs="BRH Malayalam Extra"/>
+                <w:sz w:val="32"/>
+                <w:szCs w:val="32"/>
+                <w:lang w:val="it-IT"/>
+              </w:rPr>
+              <w:t>Z¢ d£</w:t>
+            </w:r>
+            <w:r>
+              <w:rPr>
+                <w:rFonts w:ascii="BRH Malayalam Extra" w:hAnsi="BRH Malayalam Extra" w:cs="BRH Malayalam Extra"/>
+                <w:sz w:val="28"/>
+                <w:szCs w:val="32"/>
+                <w:lang w:val="it-IT"/>
+              </w:rPr>
+              <w:t>–</w:t>
+            </w:r>
+            <w:r>
+              <w:rPr>
+                <w:rFonts w:ascii="BRH Malayalam Extra" w:hAnsi="BRH Malayalam Extra" w:cs="BRH Malayalam Extra"/>
+                <w:sz w:val="32"/>
+                <w:szCs w:val="32"/>
+                <w:lang w:val="it-IT"/>
+              </w:rPr>
+              <w:t xml:space="preserve">Z¢ </w:t>
+            </w:r>
+          </w:p>
+          <w:p>
+            <w:pPr>
+              <w:widowControl w:val="0"/>
+              <w:autoSpaceDE w:val="0"/>
+              <w:autoSpaceDN w:val="0"/>
+              <w:adjustRightInd w:val="0"/>
+              <w:spacing w:before="0" w:line="240" w:lineRule="auto"/>
+              <w:rPr>
+                <w:rFonts w:ascii="BRH Malayalam Extra" w:hAnsi="BRH Malayalam Extra" w:cs="BRH Malayalam Extra"/>
+                <w:sz w:val="32"/>
+                <w:szCs w:val="32"/>
+                <w:lang w:val="it-IT"/>
+              </w:rPr>
+            </w:pPr>
+            <w:r>
+              <w:rPr>
+                <w:rFonts w:ascii="BRH Malayalam Extra" w:hAnsi="BRH Malayalam Extra" w:cs="BRH Malayalam Extra"/>
+                <w:sz w:val="32"/>
+                <w:szCs w:val="32"/>
+                <w:lang w:val="it-IT"/>
+              </w:rPr>
+              <w:t>d</w:t>
+            </w:r>
+            <w:r>
+              <w:rPr>
+                <w:rFonts w:ascii="BRH Malayalam Extra" w:hAnsi="BRH Malayalam Extra" w:cs="BRH Malayalam Extra"/>
+                <w:sz w:val="28"/>
+                <w:szCs w:val="32"/>
+                <w:lang w:val="it-IT"/>
+              </w:rPr>
+              <w:t>–</w:t>
+            </w:r>
+            <w:r>
+              <w:rPr>
+                <w:rFonts w:ascii="BRH Malayalam Extra" w:hAnsi="BRH Malayalam Extra" w:cs="BRH Malayalam Extra"/>
+                <w:sz w:val="32"/>
+                <w:szCs w:val="32"/>
+                <w:highlight w:val="green"/>
+                <w:lang w:val="it-IT"/>
+              </w:rPr>
+              <w:t>dû</w:t>
+            </w:r>
+            <w:r>
+              <w:rPr>
+                <w:rFonts w:ascii="BRH Malayalam Extra" w:hAnsi="BRH Malayalam Extra" w:cs="BRH Malayalam Extra"/>
+                <w:sz w:val="32"/>
+                <w:szCs w:val="32"/>
+                <w:lang w:val="it-IT"/>
+              </w:rPr>
+              <w:t>x¥kx—t Çõ£</w:t>
+            </w:r>
+            <w:r>
+              <w:rPr>
+                <w:rFonts w:ascii="BRH Malayalam Extra" w:hAnsi="BRH Malayalam Extra" w:cs="BRH Malayalam Extra"/>
+                <w:sz w:val="28"/>
+                <w:szCs w:val="32"/>
+                <w:lang w:val="it-IT"/>
+              </w:rPr>
+              <w:t>–</w:t>
+            </w:r>
+            <w:r>
+              <w:rPr>
+                <w:rFonts w:ascii="BRH Malayalam Extra" w:hAnsi="BRH Malayalam Extra" w:cs="BRH Malayalam Extra"/>
+                <w:sz w:val="32"/>
+                <w:szCs w:val="32"/>
+                <w:lang w:val="it-IT"/>
+              </w:rPr>
+              <w:t>Z¡hy—ª. E</w:t>
+            </w:r>
+            <w:r>
+              <w:rPr>
+                <w:rFonts w:ascii="BRH Malayalam Extra" w:hAnsi="BRH Malayalam Extra" w:cs="BRH Malayalam Extra"/>
+                <w:sz w:val="28"/>
+                <w:szCs w:val="32"/>
+                <w:lang w:val="it-IT"/>
+              </w:rPr>
+              <w:t>–</w:t>
+            </w:r>
+            <w:r>
+              <w:rPr>
+                <w:rFonts w:ascii="BRH Malayalam Extra" w:hAnsi="BRH Malayalam Extra" w:cs="BRH Malayalam Extra"/>
+                <w:sz w:val="32"/>
+                <w:szCs w:val="32"/>
+                <w:lang w:val="it-IT"/>
+              </w:rPr>
+              <w:t>Z¡hy— k</w:t>
+            </w:r>
+            <w:r>
+              <w:rPr>
+                <w:rFonts w:ascii="BRH Malayalam Extra" w:hAnsi="BRH Malayalam Extra" w:cs="BRH Malayalam Extra"/>
+                <w:sz w:val="28"/>
+                <w:szCs w:val="32"/>
+                <w:lang w:val="it-IT"/>
+              </w:rPr>
+              <w:t>–</w:t>
+            </w:r>
+            <w:r>
+              <w:rPr>
+                <w:rFonts w:ascii="BRH Malayalam Extra" w:hAnsi="BRH Malayalam Extra" w:cs="BRH Malayalam Extra"/>
+                <w:sz w:val="32"/>
+                <w:szCs w:val="32"/>
+                <w:highlight w:val="green"/>
+                <w:lang w:val="it-IT"/>
+              </w:rPr>
+              <w:t>dû</w:t>
+            </w:r>
+            <w:r>
+              <w:rPr>
+                <w:rFonts w:ascii="BRH Malayalam Extra" w:hAnsi="BRH Malayalam Extra" w:cs="BRH Malayalam Extra"/>
+                <w:sz w:val="32"/>
+                <w:szCs w:val="32"/>
+                <w:lang w:val="it-IT"/>
+              </w:rPr>
+              <w:t xml:space="preserve">x¥kx—t </w:t>
+            </w:r>
+          </w:p>
+          <w:p>
+            <w:pPr>
+              <w:widowControl w:val="0"/>
+              <w:autoSpaceDE w:val="0"/>
+              <w:autoSpaceDN w:val="0"/>
+              <w:adjustRightInd w:val="0"/>
+              <w:spacing w:before="0" w:line="240" w:lineRule="auto"/>
+              <w:rPr>
+                <w:rFonts w:ascii="BRH Malayalam Extra" w:hAnsi="BRH Malayalam Extra" w:cs="BRH Malayalam Extra"/>
+                <w:sz w:val="32"/>
+                <w:szCs w:val="32"/>
+                <w:lang w:val="it-IT"/>
+              </w:rPr>
+            </w:pPr>
+            <w:r>
+              <w:rPr>
+                <w:rFonts w:ascii="BRH Malayalam Extra" w:hAnsi="BRH Malayalam Extra" w:cs="BRH Malayalam Extra"/>
+                <w:sz w:val="32"/>
+                <w:szCs w:val="32"/>
+                <w:lang w:val="it-IT"/>
+              </w:rPr>
+              <w:t>Çõ£</w:t>
+            </w:r>
+            <w:r>
+              <w:rPr>
+                <w:rFonts w:ascii="BRH Malayalam Extra" w:hAnsi="BRH Malayalam Extra" w:cs="BRH Malayalam Extra"/>
+                <w:sz w:val="28"/>
+                <w:szCs w:val="32"/>
+                <w:lang w:val="it-IT"/>
+              </w:rPr>
+              <w:t>–</w:t>
+            </w:r>
+            <w:r>
+              <w:rPr>
+                <w:rFonts w:ascii="BRH Malayalam Extra" w:hAnsi="BRH Malayalam Extra" w:cs="BRH Malayalam Extra"/>
+                <w:sz w:val="32"/>
+                <w:szCs w:val="32"/>
+                <w:lang w:val="it-IT"/>
+              </w:rPr>
+              <w:t>Z¢ d£</w:t>
+            </w:r>
+            <w:r>
+              <w:rPr>
+                <w:rFonts w:ascii="BRH Malayalam Extra" w:hAnsi="BRH Malayalam Extra" w:cs="BRH Malayalam Extra"/>
+                <w:sz w:val="28"/>
+                <w:szCs w:val="32"/>
+                <w:lang w:val="it-IT"/>
+              </w:rPr>
+              <w:t>–</w:t>
+            </w:r>
+            <w:r>
+              <w:rPr>
+                <w:rFonts w:ascii="BRH Malayalam Extra" w:hAnsi="BRH Malayalam Extra" w:cs="BRH Malayalam Extra"/>
+                <w:sz w:val="32"/>
+                <w:szCs w:val="32"/>
+                <w:lang w:val="it-IT"/>
+              </w:rPr>
+              <w:t>Z¢ d</w:t>
+            </w:r>
+            <w:r>
+              <w:rPr>
+                <w:rFonts w:ascii="BRH Malayalam Extra" w:hAnsi="BRH Malayalam Extra" w:cs="BRH Malayalam Extra"/>
+                <w:sz w:val="28"/>
+                <w:szCs w:val="32"/>
+                <w:lang w:val="it-IT"/>
+              </w:rPr>
+              <w:t>–</w:t>
+            </w:r>
+            <w:r>
+              <w:rPr>
+                <w:rFonts w:ascii="BRH Malayalam Extra" w:hAnsi="BRH Malayalam Extra" w:cs="BRH Malayalam Extra"/>
+                <w:sz w:val="32"/>
+                <w:szCs w:val="32"/>
+                <w:highlight w:val="green"/>
+                <w:lang w:val="it-IT"/>
+              </w:rPr>
+              <w:t>dû</w:t>
+            </w:r>
+            <w:r>
+              <w:rPr>
+                <w:rFonts w:ascii="BRH Malayalam Extra" w:hAnsi="BRH Malayalam Extra" w:cs="BRH Malayalam Extra"/>
+                <w:sz w:val="32"/>
+                <w:szCs w:val="32"/>
+                <w:lang w:val="it-IT"/>
+              </w:rPr>
+              <w:t>x¥kx—t Çõ£</w:t>
+            </w:r>
+            <w:r>
+              <w:rPr>
+                <w:rFonts w:ascii="BRH Malayalam Extra" w:hAnsi="BRH Malayalam Extra" w:cs="BRH Malayalam Extra"/>
+                <w:sz w:val="28"/>
+                <w:szCs w:val="32"/>
+                <w:lang w:val="it-IT"/>
+              </w:rPr>
+              <w:t>–</w:t>
+            </w:r>
+            <w:r>
+              <w:rPr>
+                <w:rFonts w:ascii="BRH Malayalam Extra" w:hAnsi="BRH Malayalam Extra" w:cs="BRH Malayalam Extra"/>
+                <w:sz w:val="32"/>
+                <w:szCs w:val="32"/>
+                <w:lang w:val="it-IT"/>
+              </w:rPr>
+              <w:t xml:space="preserve">Z¡hy—J | </w:t>
+            </w:r>
+          </w:p>
+          <w:p>
+            <w:pPr>
+              <w:widowControl w:val="0"/>
+              <w:autoSpaceDE w:val="0"/>
+              <w:autoSpaceDN w:val="0"/>
+              <w:adjustRightInd w:val="0"/>
+              <w:spacing w:before="0" w:line="240" w:lineRule="auto"/>
+              <w:rPr>
+                <w:rFonts w:ascii="BRH Malayalam Extra" w:hAnsi="BRH Malayalam Extra" w:cs="BRH Malayalam Extra"/>
+                <w:sz w:val="32"/>
+                <w:szCs w:val="32"/>
+                <w:lang w:val="it-IT"/>
+              </w:rPr>
+            </w:pPr>
+            <w:r>
+              <w:rPr>
+                <w:rFonts w:ascii="BRH Malayalam Extra" w:hAnsi="BRH Malayalam Extra" w:cs="BRH Malayalam Extra"/>
+                <w:sz w:val="32"/>
+                <w:szCs w:val="32"/>
+                <w:lang w:val="it-IT"/>
+              </w:rPr>
+              <w:t>(</w:t>
+            </w:r>
+            <w:r>
+              <w:rPr>
+                <w:rFonts w:cs="BRH Malayalam Extra"/>
+                <w:szCs w:val="32"/>
+                <w:lang w:val="it-IT"/>
+              </w:rPr>
+              <w:t>54</w:t>
+            </w:r>
+            <w:r>
+              <w:rPr>
+                <w:rFonts w:ascii="BRH Malayalam Extra" w:hAnsi="BRH Malayalam Extra" w:cs="BRH Malayalam Extra"/>
+                <w:sz w:val="32"/>
+                <w:szCs w:val="32"/>
+                <w:lang w:val="it-IT"/>
+              </w:rPr>
+              <w:t>)</w:t>
+            </w:r>
+            <w:r>
+              <w:rPr>
+                <w:rFonts w:cs="BRH Malayalam Extra"/>
+                <w:szCs w:val="32"/>
+                <w:lang w:val="it-IT"/>
+              </w:rPr>
+              <w:t>[P10</w:t>
+            </w:r>
+            <w:r>
+              <w:rPr>
+                <w:rFonts w:ascii="BRH Malayalam Extra" w:hAnsi="BRH Malayalam Extra" w:cs="BRH Malayalam Extra"/>
+                <w:sz w:val="32"/>
+                <w:szCs w:val="32"/>
+                <w:lang w:val="it-IT"/>
+              </w:rPr>
+              <w:t xml:space="preserve">] </w:t>
+            </w:r>
+            <w:r>
+              <w:rPr>
+                <w:rFonts w:cs="BRH Malayalam Extra"/>
+                <w:szCs w:val="32"/>
+                <w:lang w:val="it-IT"/>
+              </w:rPr>
+              <w:t>7</w:t>
+            </w:r>
+            <w:r>
+              <w:rPr>
+                <w:rFonts w:ascii="BRH Malayalam Extra" w:hAnsi="BRH Malayalam Extra" w:cs="BRH Malayalam Extra"/>
+                <w:sz w:val="32"/>
+                <w:szCs w:val="32"/>
+                <w:lang w:val="it-IT"/>
+              </w:rPr>
+              <w:t>.</w:t>
+            </w:r>
+            <w:r>
+              <w:rPr>
+                <w:rFonts w:cs="BRH Malayalam Extra"/>
+                <w:szCs w:val="32"/>
+                <w:lang w:val="it-IT"/>
+              </w:rPr>
+              <w:t>4</w:t>
+            </w:r>
+            <w:r>
+              <w:rPr>
+                <w:rFonts w:ascii="BRH Malayalam Extra" w:hAnsi="BRH Malayalam Extra" w:cs="BRH Malayalam Extra"/>
+                <w:sz w:val="32"/>
+                <w:szCs w:val="32"/>
+                <w:lang w:val="it-IT"/>
+              </w:rPr>
+              <w:t>.</w:t>
+            </w:r>
+            <w:r>
+              <w:rPr>
+                <w:rFonts w:cs="BRH Malayalam Extra"/>
+                <w:szCs w:val="32"/>
+                <w:lang w:val="it-IT"/>
+              </w:rPr>
+              <w:t>3</w:t>
+            </w:r>
+            <w:r>
+              <w:rPr>
+                <w:rFonts w:ascii="BRH Malayalam Extra" w:hAnsi="BRH Malayalam Extra" w:cs="BRH Malayalam Extra"/>
+                <w:sz w:val="32"/>
+                <w:szCs w:val="32"/>
+                <w:lang w:val="it-IT"/>
+              </w:rPr>
+              <w:t>.</w:t>
+            </w:r>
+            <w:r>
+              <w:rPr>
+                <w:rFonts w:cs="BRH Malayalam Extra"/>
+                <w:szCs w:val="32"/>
+                <w:lang w:val="it-IT"/>
+              </w:rPr>
+              <w:t>2</w:t>
+            </w:r>
+            <w:r>
+              <w:rPr>
+                <w:rFonts w:ascii="BRH Malayalam Extra" w:hAnsi="BRH Malayalam Extra" w:cs="BRH Malayalam Extra"/>
+                <w:sz w:val="32"/>
+                <w:szCs w:val="32"/>
+                <w:lang w:val="it-IT"/>
+              </w:rPr>
+              <w:t>(</w:t>
+            </w:r>
+            <w:r>
+              <w:rPr>
+                <w:rFonts w:cs="BRH Malayalam Extra"/>
+                <w:szCs w:val="32"/>
+                <w:lang w:val="it-IT"/>
+              </w:rPr>
+              <w:t>45</w:t>
+            </w:r>
+            <w:r>
+              <w:rPr>
+                <w:rFonts w:ascii="BRH Malayalam Extra" w:hAnsi="BRH Malayalam Extra" w:cs="BRH Malayalam Extra"/>
+                <w:sz w:val="32"/>
+                <w:szCs w:val="32"/>
+                <w:lang w:val="it-IT"/>
+              </w:rPr>
+              <w:t>)- A</w:t>
+            </w:r>
+            <w:r>
+              <w:rPr>
+                <w:rFonts w:ascii="BRH Malayalam Extra" w:hAnsi="BRH Malayalam Extra" w:cs="BRH Malayalam Extra"/>
+                <w:sz w:val="28"/>
+                <w:szCs w:val="32"/>
+                <w:lang w:val="it-IT"/>
+              </w:rPr>
+              <w:t>–</w:t>
+            </w:r>
+            <w:r>
+              <w:rPr>
+                <w:rFonts w:ascii="BRH Malayalam Extra" w:hAnsi="BRH Malayalam Extra" w:cs="BRH Malayalam Extra"/>
+                <w:sz w:val="32"/>
+                <w:szCs w:val="32"/>
+                <w:highlight w:val="green"/>
+                <w:lang w:val="it-IT"/>
+              </w:rPr>
+              <w:t>dû</w:t>
+            </w:r>
+            <w:r>
+              <w:rPr>
+                <w:rFonts w:ascii="BRH Malayalam Extra" w:hAnsi="BRH Malayalam Extra" w:cs="BRH Malayalam Extra"/>
+                <w:sz w:val="32"/>
+                <w:szCs w:val="32"/>
+                <w:lang w:val="it-IT"/>
+              </w:rPr>
+              <w:t>x¥kx—tÇy | E</w:t>
+            </w:r>
+            <w:r>
+              <w:rPr>
+                <w:rFonts w:ascii="BRH Malayalam Extra" w:hAnsi="BRH Malayalam Extra" w:cs="BRH Malayalam Extra"/>
+                <w:sz w:val="28"/>
+                <w:szCs w:val="32"/>
+                <w:lang w:val="it-IT"/>
+              </w:rPr>
+              <w:t>–</w:t>
+            </w:r>
+            <w:r>
+              <w:rPr>
+                <w:rFonts w:ascii="BRH Malayalam Extra" w:hAnsi="BRH Malayalam Extra" w:cs="BRH Malayalam Extra"/>
+                <w:sz w:val="32"/>
+                <w:szCs w:val="32"/>
+                <w:lang w:val="it-IT"/>
+              </w:rPr>
+              <w:t xml:space="preserve">Z¡hy—J | </w:t>
+            </w:r>
+          </w:p>
+          <w:p>
+            <w:pPr>
+              <w:widowControl w:val="0"/>
+              <w:autoSpaceDE w:val="0"/>
+              <w:autoSpaceDN w:val="0"/>
+              <w:adjustRightInd w:val="0"/>
+              <w:spacing w:before="0" w:line="240" w:lineRule="auto"/>
+              <w:rPr>
+                <w:rFonts w:ascii="BRH Malayalam Extra" w:hAnsi="BRH Malayalam Extra" w:cs="BRH Malayalam Extra"/>
+                <w:sz w:val="32"/>
+                <w:szCs w:val="32"/>
+              </w:rPr>
+            </w:pPr>
+            <w:r>
+              <w:rPr>
+                <w:rFonts w:ascii="BRH Malayalam Extra" w:hAnsi="BRH Malayalam Extra" w:cs="BRH Malayalam Extra"/>
+                <w:sz w:val="32"/>
+                <w:szCs w:val="32"/>
+              </w:rPr>
+              <w:t>s</w:t>
+            </w:r>
+            <w:r>
+              <w:rPr>
+                <w:rFonts w:ascii="BRH Malayalam Extra" w:hAnsi="BRH Malayalam Extra" w:cs="BRH Malayalam Extra"/>
+                <w:sz w:val="28"/>
+                <w:szCs w:val="32"/>
+              </w:rPr>
+              <w:t>–</w:t>
+            </w:r>
+            <w:r>
+              <w:rPr>
+                <w:rFonts w:ascii="BRH Malayalam Extra" w:hAnsi="BRH Malayalam Extra" w:cs="BRH Malayalam Extra"/>
+                <w:sz w:val="32"/>
+                <w:szCs w:val="32"/>
+              </w:rPr>
+              <w:t>Iƒp</w:t>
+            </w:r>
+            <w:r>
+              <w:rPr>
+                <w:rFonts w:ascii="BRH Malayalam Extra" w:hAnsi="BRH Malayalam Extra" w:cs="BRH Malayalam Extra"/>
+                <w:sz w:val="28"/>
+                <w:szCs w:val="32"/>
+              </w:rPr>
+              <w:t>–</w:t>
+            </w:r>
+            <w:r>
+              <w:rPr>
+                <w:rFonts w:ascii="BRH Malayalam Extra" w:hAnsi="BRH Malayalam Extra" w:cs="BRH Malayalam Extra"/>
+                <w:sz w:val="32"/>
+                <w:szCs w:val="32"/>
+              </w:rPr>
+              <w:t>a§s</w:t>
+            </w:r>
+            <w:r>
+              <w:rPr>
+                <w:rFonts w:ascii="BRH Malayalam Extra" w:hAnsi="BRH Malayalam Extra" w:cs="BRH Malayalam Extra"/>
+                <w:sz w:val="28"/>
+                <w:szCs w:val="32"/>
+              </w:rPr>
+              <w:t>–</w:t>
+            </w:r>
+            <w:r>
+              <w:rPr>
+                <w:rFonts w:ascii="BRH Malayalam Extra" w:hAnsi="BRH Malayalam Extra" w:cs="BRH Malayalam Extra"/>
+                <w:sz w:val="32"/>
+                <w:szCs w:val="32"/>
+              </w:rPr>
+              <w:t>kI |</w:t>
+            </w:r>
+          </w:p>
+          <w:p>
+            <w:pPr>
+              <w:widowControl w:val="0"/>
+              <w:autoSpaceDE w:val="0"/>
+              <w:autoSpaceDN w:val="0"/>
+              <w:adjustRightInd w:val="0"/>
+              <w:spacing w:before="0" w:line="240" w:lineRule="auto"/>
+              <w:rPr>
+                <w:rFonts w:ascii="BRH Malayalam Extra" w:hAnsi="BRH Malayalam Extra" w:cs="BRH Malayalam Extra"/>
+                <w:sz w:val="32"/>
+                <w:szCs w:val="32"/>
+              </w:rPr>
+            </w:pPr>
+          </w:p>
+          <w:p>
+            <w:pPr>
+              <w:widowControl w:val="0"/>
+              <w:autoSpaceDE w:val="0"/>
+              <w:autoSpaceDN w:val="0"/>
+              <w:adjustRightInd w:val="0"/>
+              <w:spacing w:before="0" w:line="240" w:lineRule="auto"/>
+              <w:rPr>
+                <w:rFonts w:ascii="BRH Malayalam Extra" w:hAnsi="BRH Malayalam Extra" w:cs="BRH Malayalam Extra"/>
+                <w:sz w:val="32"/>
+                <w:szCs w:val="32"/>
+              </w:rPr>
+            </w:pPr>
+            <w:r>
+              <w:rPr>
+                <w:rFonts w:ascii="BRH Malayalam Extra" w:hAnsi="BRH Malayalam Extra" w:cs="BRH Malayalam Extra"/>
+                <w:sz w:val="32"/>
+                <w:szCs w:val="32"/>
+              </w:rPr>
+              <w:lastRenderedPageBreak/>
+              <w:t>A</w:t>
+            </w:r>
+            <w:r>
+              <w:rPr>
+                <w:rFonts w:ascii="BRH Malayalam Extra" w:hAnsi="BRH Malayalam Extra" w:cs="BRH Malayalam Extra"/>
+                <w:sz w:val="28"/>
+                <w:szCs w:val="32"/>
+              </w:rPr>
+              <w:t>–</w:t>
+            </w:r>
+            <w:r>
+              <w:rPr>
+                <w:rFonts w:ascii="BRH Malayalam Extra" w:hAnsi="BRH Malayalam Extra" w:cs="BRH Malayalam Extra"/>
+                <w:sz w:val="32"/>
+                <w:szCs w:val="32"/>
+                <w:highlight w:val="green"/>
+                <w:lang w:val="en-IN"/>
+              </w:rPr>
+              <w:t>dû</w:t>
+            </w:r>
+            <w:r>
+              <w:rPr>
+                <w:rFonts w:ascii="BRH Malayalam Extra" w:hAnsi="BRH Malayalam Extra" w:cs="BRH Malayalam Extra"/>
+                <w:sz w:val="32"/>
+                <w:szCs w:val="32"/>
+              </w:rPr>
+              <w:t>x¥kx—t Çõ£</w:t>
+            </w:r>
+            <w:r>
+              <w:rPr>
+                <w:rFonts w:ascii="BRH Malayalam Extra" w:hAnsi="BRH Malayalam Extra" w:cs="BRH Malayalam Extra"/>
+                <w:sz w:val="28"/>
+                <w:szCs w:val="32"/>
+              </w:rPr>
+              <w:t>–</w:t>
+            </w:r>
+            <w:r>
+              <w:rPr>
+                <w:rFonts w:ascii="BRH Malayalam Extra" w:hAnsi="BRH Malayalam Extra" w:cs="BRH Malayalam Extra"/>
+                <w:sz w:val="32"/>
+                <w:szCs w:val="32"/>
+              </w:rPr>
+              <w:t>Z¡hy—ª. E</w:t>
+            </w:r>
+            <w:r>
+              <w:rPr>
+                <w:rFonts w:ascii="BRH Malayalam Extra" w:hAnsi="BRH Malayalam Extra" w:cs="BRH Malayalam Extra"/>
+                <w:sz w:val="28"/>
+                <w:szCs w:val="32"/>
+              </w:rPr>
+              <w:t>–</w:t>
+            </w:r>
+            <w:r>
+              <w:rPr>
+                <w:rFonts w:ascii="BRH Malayalam Extra" w:hAnsi="BRH Malayalam Extra" w:cs="BRH Malayalam Extra"/>
+                <w:sz w:val="32"/>
+                <w:szCs w:val="32"/>
+              </w:rPr>
+              <w:t>Z¡hy— k–</w:t>
+            </w:r>
+            <w:r>
+              <w:rPr>
+                <w:rFonts w:ascii="BRH Malayalam Extra" w:hAnsi="BRH Malayalam Extra" w:cs="BRH Malayalam Extra"/>
+                <w:sz w:val="32"/>
+                <w:szCs w:val="32"/>
+                <w:highlight w:val="green"/>
+                <w:lang w:val="en-IN"/>
+              </w:rPr>
+              <w:t>dû</w:t>
+            </w:r>
+            <w:r>
+              <w:rPr>
+                <w:rFonts w:ascii="BRH Malayalam Extra" w:hAnsi="BRH Malayalam Extra" w:cs="BRH Malayalam Extra"/>
+                <w:sz w:val="32"/>
+                <w:szCs w:val="32"/>
+              </w:rPr>
+              <w:t xml:space="preserve">x¥kx—t </w:t>
+            </w:r>
+          </w:p>
+          <w:p>
+            <w:pPr>
+              <w:widowControl w:val="0"/>
+              <w:autoSpaceDE w:val="0"/>
+              <w:autoSpaceDN w:val="0"/>
+              <w:adjustRightInd w:val="0"/>
+              <w:spacing w:before="0" w:line="240" w:lineRule="auto"/>
+              <w:rPr>
+                <w:rFonts w:ascii="BRH Malayalam Extra" w:hAnsi="BRH Malayalam Extra" w:cs="BRH Malayalam Extra"/>
+                <w:sz w:val="32"/>
+                <w:szCs w:val="32"/>
+              </w:rPr>
+            </w:pPr>
+            <w:r>
+              <w:rPr>
+                <w:rFonts w:ascii="BRH Malayalam Extra" w:hAnsi="BRH Malayalam Extra" w:cs="BRH Malayalam Extra"/>
+                <w:sz w:val="32"/>
+                <w:szCs w:val="32"/>
+              </w:rPr>
+              <w:t>Çõ</w:t>
+            </w:r>
+            <w:r>
+              <w:rPr>
+                <w:rFonts w:ascii="BRH Malayalam Extra" w:hAnsi="BRH Malayalam Extra" w:cs="BRH Malayalam Extra"/>
+                <w:sz w:val="28"/>
+                <w:szCs w:val="32"/>
+              </w:rPr>
+              <w:t>–</w:t>
+            </w:r>
+            <w:r>
+              <w:rPr>
+                <w:rFonts w:ascii="BRH Malayalam Extra" w:hAnsi="BRH Malayalam Extra" w:cs="BRH Malayalam Extra"/>
+                <w:sz w:val="32"/>
+                <w:szCs w:val="32"/>
+                <w:highlight w:val="green"/>
+                <w:lang w:val="en-IN"/>
+              </w:rPr>
+              <w:t>dû</w:t>
+            </w:r>
+            <w:r>
+              <w:rPr>
+                <w:rFonts w:ascii="BRH Malayalam Extra" w:hAnsi="BRH Malayalam Extra" w:cs="BRH Malayalam Extra"/>
+                <w:sz w:val="32"/>
+                <w:szCs w:val="32"/>
+              </w:rPr>
+              <w:t>x¥kx—t Çõ£</w:t>
+            </w:r>
+            <w:r>
+              <w:rPr>
+                <w:rFonts w:ascii="BRH Malayalam Extra" w:hAnsi="BRH Malayalam Extra" w:cs="BRH Malayalam Extra"/>
+                <w:sz w:val="28"/>
+                <w:szCs w:val="32"/>
+              </w:rPr>
+              <w:t>–</w:t>
+            </w:r>
+            <w:r>
+              <w:rPr>
+                <w:rFonts w:ascii="BRH Malayalam Extra" w:hAnsi="BRH Malayalam Extra" w:cs="BRH Malayalam Extra"/>
+                <w:sz w:val="32"/>
+                <w:szCs w:val="32"/>
+              </w:rPr>
+              <w:t>Z¡hy—J sIƒpa§s</w:t>
+            </w:r>
+            <w:r>
+              <w:rPr>
+                <w:rFonts w:ascii="BRH Malayalam Extra" w:hAnsi="BRH Malayalam Extra" w:cs="BRH Malayalam Extra"/>
+                <w:sz w:val="28"/>
+                <w:szCs w:val="32"/>
+              </w:rPr>
+              <w:t>–</w:t>
+            </w:r>
+            <w:r>
+              <w:rPr>
+                <w:rFonts w:ascii="BRH Malayalam Extra" w:hAnsi="BRH Malayalam Extra" w:cs="BRH Malayalam Extra"/>
+                <w:sz w:val="32"/>
+                <w:szCs w:val="32"/>
+              </w:rPr>
+              <w:t>k</w:t>
+            </w:r>
+            <w:r>
+              <w:rPr>
+                <w:rFonts w:ascii="BRH Devanagari Extra" w:hAnsi="BRH Devanagari Extra" w:cs="BRH Malayalam Extra"/>
+                <w:sz w:val="26"/>
+                <w:szCs w:val="32"/>
+              </w:rPr>
+              <w:t>óè</w:t>
+            </w:r>
+            <w:r>
+              <w:rPr>
+                <w:rFonts w:ascii="BRH Malayalam Extra" w:hAnsi="BRH Malayalam Extra" w:cs="BRH Malayalam Extra"/>
+                <w:sz w:val="32"/>
+                <w:szCs w:val="32"/>
+              </w:rPr>
+              <w:t xml:space="preserve"> s—Iƒpa§s</w:t>
+            </w:r>
+            <w:r>
+              <w:rPr>
+                <w:rFonts w:ascii="BRH Malayalam Extra" w:hAnsi="BRH Malayalam Extra" w:cs="BRH Malayalam Extra"/>
+                <w:sz w:val="28"/>
+                <w:szCs w:val="32"/>
+              </w:rPr>
+              <w:t>–</w:t>
+            </w:r>
+            <w:r>
+              <w:rPr>
+                <w:rFonts w:ascii="BRH Malayalam Extra" w:hAnsi="BRH Malayalam Extra" w:cs="BRH Malayalam Extra"/>
+                <w:sz w:val="32"/>
+                <w:szCs w:val="32"/>
+              </w:rPr>
+              <w:t>k i£</w:t>
+            </w:r>
+            <w:r>
+              <w:rPr>
+                <w:rFonts w:ascii="BRH Malayalam Extra" w:hAnsi="BRH Malayalam Extra" w:cs="BRH Malayalam Extra"/>
+                <w:sz w:val="28"/>
+                <w:szCs w:val="32"/>
+              </w:rPr>
+              <w:t>–</w:t>
+            </w:r>
+            <w:r>
+              <w:rPr>
+                <w:rFonts w:ascii="BRH Malayalam Extra" w:hAnsi="BRH Malayalam Extra" w:cs="BRH Malayalam Extra"/>
+                <w:sz w:val="32"/>
+                <w:szCs w:val="32"/>
+              </w:rPr>
+              <w:t>Z¡hy— k</w:t>
+            </w:r>
+            <w:r>
+              <w:rPr>
+                <w:rFonts w:ascii="BRH Malayalam Extra" w:hAnsi="BRH Malayalam Extra" w:cs="BRH Malayalam Extra"/>
+                <w:sz w:val="28"/>
+                <w:szCs w:val="32"/>
+              </w:rPr>
+              <w:t>–</w:t>
+            </w:r>
+            <w:r>
+              <w:rPr>
+                <w:rFonts w:ascii="BRH Malayalam Extra" w:hAnsi="BRH Malayalam Extra" w:cs="BRH Malayalam Extra"/>
+                <w:sz w:val="32"/>
+                <w:szCs w:val="32"/>
+                <w:highlight w:val="green"/>
+                <w:lang w:val="en-IN"/>
+              </w:rPr>
+              <w:t>dû</w:t>
+            </w:r>
+            <w:r>
+              <w:rPr>
+                <w:rFonts w:ascii="BRH Malayalam Extra" w:hAnsi="BRH Malayalam Extra" w:cs="BRH Malayalam Extra"/>
+                <w:sz w:val="32"/>
+                <w:szCs w:val="32"/>
+              </w:rPr>
+              <w:t>x¥kx—t Çõ</w:t>
+            </w:r>
+            <w:r>
+              <w:rPr>
+                <w:rFonts w:ascii="BRH Malayalam Extra" w:hAnsi="BRH Malayalam Extra" w:cs="BRH Malayalam Extra"/>
+                <w:sz w:val="28"/>
+                <w:szCs w:val="32"/>
+              </w:rPr>
+              <w:t>–</w:t>
+            </w:r>
+            <w:r>
+              <w:rPr>
+                <w:rFonts w:ascii="BRH Malayalam Extra" w:hAnsi="BRH Malayalam Extra" w:cs="BRH Malayalam Extra"/>
+                <w:sz w:val="32"/>
+                <w:szCs w:val="32"/>
+                <w:highlight w:val="green"/>
+                <w:lang w:val="en-IN"/>
+              </w:rPr>
+              <w:t>dû</w:t>
+            </w:r>
+            <w:r>
+              <w:rPr>
+                <w:rFonts w:ascii="BRH Malayalam Extra" w:hAnsi="BRH Malayalam Extra" w:cs="BRH Malayalam Extra"/>
+                <w:sz w:val="32"/>
+                <w:szCs w:val="32"/>
+              </w:rPr>
+              <w:t>x¥kx—t Çõ£</w:t>
+            </w:r>
+            <w:r>
+              <w:rPr>
+                <w:rFonts w:ascii="BRH Malayalam Extra" w:hAnsi="BRH Malayalam Extra" w:cs="BRH Malayalam Extra"/>
+                <w:sz w:val="28"/>
+                <w:szCs w:val="32"/>
+              </w:rPr>
+              <w:t>–</w:t>
+            </w:r>
+            <w:r>
+              <w:rPr>
+                <w:rFonts w:ascii="BRH Malayalam Extra" w:hAnsi="BRH Malayalam Extra" w:cs="BRH Malayalam Extra"/>
+                <w:sz w:val="32"/>
+                <w:szCs w:val="32"/>
+              </w:rPr>
+              <w:t>Z¡hy—J sIƒpa§s</w:t>
+            </w:r>
+            <w:r>
+              <w:rPr>
+                <w:rFonts w:ascii="BRH Malayalam Extra" w:hAnsi="BRH Malayalam Extra" w:cs="BRH Malayalam Extra"/>
+                <w:sz w:val="28"/>
+                <w:szCs w:val="32"/>
+              </w:rPr>
+              <w:t>–</w:t>
+            </w:r>
+            <w:r>
+              <w:rPr>
+                <w:rFonts w:ascii="BRH Malayalam Extra" w:hAnsi="BRH Malayalam Extra" w:cs="BRH Malayalam Extra"/>
+                <w:sz w:val="32"/>
+                <w:szCs w:val="32"/>
+              </w:rPr>
+              <w:t xml:space="preserve">kI | </w:t>
+            </w:r>
+          </w:p>
+          <w:p>
+            <w:pPr>
+              <w:widowControl w:val="0"/>
+              <w:autoSpaceDE w:val="0"/>
+              <w:autoSpaceDN w:val="0"/>
+              <w:adjustRightInd w:val="0"/>
+              <w:spacing w:before="0" w:line="240" w:lineRule="auto"/>
+              <w:rPr>
+                <w:rFonts w:ascii="BRH Malayalam Extra" w:hAnsi="BRH Malayalam Extra" w:cs="BRH Malayalam Extra"/>
+                <w:sz w:val="32"/>
+                <w:szCs w:val="32"/>
+              </w:rPr>
+            </w:pPr>
+            <w:r>
+              <w:rPr>
+                <w:rFonts w:ascii="BRH Malayalam Extra" w:hAnsi="BRH Malayalam Extra" w:cs="BRH Malayalam Extra"/>
+                <w:sz w:val="32"/>
+                <w:szCs w:val="32"/>
+              </w:rPr>
+              <w:t>(</w:t>
+            </w:r>
+            <w:proofErr w:type="gramStart"/>
+            <w:r>
+              <w:rPr>
+                <w:rFonts w:cs="BRH Malayalam Extra"/>
+                <w:szCs w:val="32"/>
+              </w:rPr>
+              <w:t>55</w:t>
+            </w:r>
+            <w:r>
+              <w:rPr>
+                <w:rFonts w:ascii="BRH Malayalam Extra" w:hAnsi="BRH Malayalam Extra" w:cs="BRH Malayalam Extra"/>
+                <w:sz w:val="32"/>
+                <w:szCs w:val="32"/>
+              </w:rPr>
+              <w:t>)</w:t>
+            </w:r>
+            <w:r>
+              <w:rPr>
+                <w:rFonts w:cs="BRH Malayalam Extra"/>
+                <w:szCs w:val="32"/>
+              </w:rPr>
+              <w:t>[</w:t>
+            </w:r>
+            <w:proofErr w:type="gramEnd"/>
+            <w:r>
+              <w:rPr>
+                <w:rFonts w:cs="BRH Malayalam Extra"/>
+                <w:szCs w:val="32"/>
+              </w:rPr>
+              <w:t>P10</w:t>
+            </w:r>
+            <w:r>
+              <w:rPr>
+                <w:rFonts w:ascii="BRH Malayalam Extra" w:hAnsi="BRH Malayalam Extra" w:cs="BRH Malayalam Extra"/>
+                <w:sz w:val="32"/>
+                <w:szCs w:val="32"/>
+              </w:rPr>
+              <w:t xml:space="preserve">] </w:t>
+            </w:r>
+            <w:r>
+              <w:rPr>
+                <w:rFonts w:cs="BRH Malayalam Extra"/>
+                <w:szCs w:val="32"/>
+              </w:rPr>
+              <w:t>7</w:t>
+            </w:r>
+            <w:r>
+              <w:rPr>
+                <w:rFonts w:ascii="BRH Malayalam Extra" w:hAnsi="BRH Malayalam Extra" w:cs="BRH Malayalam Extra"/>
+                <w:sz w:val="32"/>
+                <w:szCs w:val="32"/>
+              </w:rPr>
+              <w:t>.</w:t>
+            </w:r>
+            <w:r>
+              <w:rPr>
+                <w:rFonts w:cs="BRH Malayalam Extra"/>
+                <w:szCs w:val="32"/>
+              </w:rPr>
+              <w:t>4</w:t>
+            </w:r>
+            <w:r>
+              <w:rPr>
+                <w:rFonts w:ascii="BRH Malayalam Extra" w:hAnsi="BRH Malayalam Extra" w:cs="BRH Malayalam Extra"/>
+                <w:sz w:val="32"/>
+                <w:szCs w:val="32"/>
+              </w:rPr>
+              <w:t>.</w:t>
+            </w:r>
+            <w:r>
+              <w:rPr>
+                <w:rFonts w:cs="BRH Malayalam Extra"/>
+                <w:szCs w:val="32"/>
+              </w:rPr>
+              <w:t>3</w:t>
+            </w:r>
+            <w:r>
+              <w:rPr>
+                <w:rFonts w:ascii="BRH Malayalam Extra" w:hAnsi="BRH Malayalam Extra" w:cs="BRH Malayalam Extra"/>
+                <w:sz w:val="32"/>
+                <w:szCs w:val="32"/>
+              </w:rPr>
+              <w:t>.</w:t>
+            </w:r>
+            <w:r>
+              <w:rPr>
+                <w:rFonts w:cs="BRH Malayalam Extra"/>
+                <w:szCs w:val="32"/>
+              </w:rPr>
+              <w:t>2</w:t>
+            </w:r>
+            <w:r>
+              <w:rPr>
+                <w:rFonts w:ascii="BRH Malayalam Extra" w:hAnsi="BRH Malayalam Extra" w:cs="BRH Malayalam Extra"/>
+                <w:sz w:val="32"/>
+                <w:szCs w:val="32"/>
+              </w:rPr>
+              <w:t>(</w:t>
+            </w:r>
+            <w:r>
+              <w:rPr>
+                <w:rFonts w:cs="BRH Malayalam Extra"/>
+                <w:szCs w:val="32"/>
+              </w:rPr>
+              <w:t>45</w:t>
+            </w:r>
+            <w:r>
+              <w:rPr>
+                <w:rFonts w:ascii="BRH Malayalam Extra" w:hAnsi="BRH Malayalam Extra" w:cs="BRH Malayalam Extra"/>
+                <w:sz w:val="32"/>
+                <w:szCs w:val="32"/>
+              </w:rPr>
+              <w:t>)- A</w:t>
+            </w:r>
+            <w:r>
+              <w:rPr>
+                <w:rFonts w:ascii="BRH Malayalam Extra" w:hAnsi="BRH Malayalam Extra" w:cs="BRH Malayalam Extra"/>
+                <w:sz w:val="28"/>
+                <w:szCs w:val="32"/>
+              </w:rPr>
+              <w:t>–</w:t>
+            </w:r>
+            <w:r>
+              <w:rPr>
+                <w:rFonts w:ascii="BRH Malayalam Extra" w:hAnsi="BRH Malayalam Extra" w:cs="BRH Malayalam Extra"/>
+                <w:sz w:val="32"/>
+                <w:szCs w:val="32"/>
+                <w:highlight w:val="green"/>
+                <w:lang w:val="en-IN"/>
+              </w:rPr>
+              <w:t>dû</w:t>
+            </w:r>
+            <w:r>
+              <w:rPr>
+                <w:rFonts w:ascii="BRH Malayalam Extra" w:hAnsi="BRH Malayalam Extra" w:cs="BRH Malayalam Extra"/>
+                <w:sz w:val="32"/>
+                <w:szCs w:val="32"/>
+              </w:rPr>
+              <w:t>x¥kx—tÇy |</w:t>
+            </w:r>
+          </w:p>
+          <w:p>
+            <w:pPr>
+              <w:widowControl w:val="0"/>
+              <w:autoSpaceDE w:val="0"/>
+              <w:autoSpaceDN w:val="0"/>
+              <w:adjustRightInd w:val="0"/>
+              <w:spacing w:before="0" w:line="240" w:lineRule="auto"/>
+              <w:rPr>
+                <w:rFonts w:ascii="BRH Malayalam Extra" w:hAnsi="BRH Malayalam Extra" w:cs="BRH Malayalam Extra"/>
+                <w:sz w:val="32"/>
+                <w:szCs w:val="32"/>
+              </w:rPr>
+            </w:pPr>
+            <w:r>
+              <w:rPr>
+                <w:rFonts w:ascii="BRH Malayalam Extra" w:hAnsi="BRH Malayalam Extra" w:cs="BRH Malayalam Extra"/>
+                <w:sz w:val="32"/>
+                <w:szCs w:val="32"/>
+              </w:rPr>
+              <w:t>A</w:t>
+            </w:r>
+            <w:r>
+              <w:rPr>
+                <w:rFonts w:ascii="BRH Malayalam Extra" w:hAnsi="BRH Malayalam Extra" w:cs="BRH Malayalam Extra"/>
+                <w:sz w:val="28"/>
+                <w:szCs w:val="32"/>
+                <w:highlight w:val="yellow"/>
+              </w:rPr>
+              <w:t>–</w:t>
+            </w:r>
+            <w:r>
+              <w:rPr>
+                <w:rFonts w:ascii="BRH Malayalam Extra" w:hAnsi="BRH Malayalam Extra" w:cs="BRH Malayalam Extra"/>
+                <w:sz w:val="32"/>
+                <w:szCs w:val="32"/>
+              </w:rPr>
+              <w:t>dûx¥kx—t</w:t>
+            </w:r>
+            <w:r>
+              <w:rPr>
+                <w:rFonts w:ascii="BRH Malayalam Extra" w:hAnsi="BRH Malayalam Extra" w:cs="BRH Malayalam Extra"/>
+                <w:sz w:val="28"/>
+                <w:szCs w:val="32"/>
+              </w:rPr>
+              <w:t>–</w:t>
+            </w:r>
+            <w:r>
+              <w:rPr>
+                <w:rFonts w:ascii="BRH Malayalam Extra" w:hAnsi="BRH Malayalam Extra" w:cs="BRH Malayalam Extra"/>
+                <w:sz w:val="32"/>
+                <w:szCs w:val="32"/>
+              </w:rPr>
+              <w:t xml:space="preserve">ÇzZõ—d¡ - B¥kx—tÇy | </w:t>
+            </w:r>
+          </w:p>
+        </w:tc>
+      </w:tr>
+      <w:tr>
+        <w:trPr>
+          <w:trHeight w:val="1389"/>
+        </w:trPr>
+        <w:tc>
+          <w:tcPr>
+            <w:tcW w:w="7024" w:type="dxa"/>
+          </w:tcPr>
+          <w:p>
+            <w:pPr>
+              <w:widowControl w:val="0"/>
+              <w:autoSpaceDE w:val="0"/>
+              <w:autoSpaceDN w:val="0"/>
+              <w:adjustRightInd w:val="0"/>
+              <w:spacing w:line="240" w:lineRule="auto"/>
+              <w:rPr>
+                <w:rFonts w:ascii="BRH Malayalam Extra" w:hAnsi="BRH Malayalam Extra" w:cs="BRH Malayalam Extra"/>
+                <w:sz w:val="32"/>
+                <w:szCs w:val="32"/>
+              </w:rPr>
+            </w:pPr>
+            <w:r>
+              <w:rPr>
+                <w:rFonts w:ascii="BRH Malayalam Extra" w:hAnsi="BRH Malayalam Extra" w:cs="BRH Malayalam Extra"/>
+                <w:sz w:val="32"/>
+                <w:szCs w:val="32"/>
+              </w:rPr>
+              <w:lastRenderedPageBreak/>
+              <w:t>(</w:t>
+            </w:r>
+            <w:proofErr w:type="gramStart"/>
+            <w:r>
+              <w:rPr>
+                <w:rFonts w:cs="BRH Malayalam Extra"/>
+                <w:szCs w:val="32"/>
+              </w:rPr>
+              <w:t>23</w:t>
+            </w:r>
+            <w:r>
+              <w:rPr>
+                <w:rFonts w:ascii="BRH Malayalam Extra" w:hAnsi="BRH Malayalam Extra" w:cs="BRH Malayalam Extra"/>
+                <w:sz w:val="32"/>
+                <w:szCs w:val="32"/>
+              </w:rPr>
+              <w:t>)</w:t>
+            </w:r>
+            <w:r>
+              <w:rPr>
+                <w:rFonts w:cs="BRH Malayalam Extra"/>
+                <w:szCs w:val="32"/>
+              </w:rPr>
+              <w:t>[</w:t>
+            </w:r>
+            <w:proofErr w:type="gramEnd"/>
+            <w:r>
+              <w:rPr>
+                <w:rFonts w:cs="BRH Malayalam Extra"/>
+                <w:szCs w:val="32"/>
+              </w:rPr>
+              <w:t>P34</w:t>
+            </w:r>
+            <w:r>
+              <w:rPr>
+                <w:rFonts w:ascii="BRH Malayalam Extra" w:hAnsi="BRH Malayalam Extra" w:cs="BRH Malayalam Extra"/>
+                <w:sz w:val="32"/>
+                <w:szCs w:val="32"/>
+              </w:rPr>
+              <w:t xml:space="preserve">] </w:t>
+            </w:r>
+            <w:r>
+              <w:rPr>
+                <w:rFonts w:cs="BRH Malayalam Extra"/>
+                <w:szCs w:val="32"/>
+              </w:rPr>
+              <w:t>7</w:t>
+            </w:r>
+            <w:r>
+              <w:rPr>
+                <w:rFonts w:ascii="BRH Malayalam Extra" w:hAnsi="BRH Malayalam Extra" w:cs="BRH Malayalam Extra"/>
+                <w:sz w:val="32"/>
+                <w:szCs w:val="32"/>
+              </w:rPr>
+              <w:t>.</w:t>
+            </w:r>
+            <w:r>
+              <w:rPr>
+                <w:rFonts w:cs="BRH Malayalam Extra"/>
+                <w:szCs w:val="32"/>
+              </w:rPr>
+              <w:t>4</w:t>
+            </w:r>
+            <w:r>
+              <w:rPr>
+                <w:rFonts w:ascii="BRH Malayalam Extra" w:hAnsi="BRH Malayalam Extra" w:cs="BRH Malayalam Extra"/>
+                <w:sz w:val="32"/>
+                <w:szCs w:val="32"/>
+              </w:rPr>
+              <w:t>.</w:t>
+            </w:r>
+            <w:r>
+              <w:rPr>
+                <w:rFonts w:cs="BRH Malayalam Extra"/>
+                <w:szCs w:val="32"/>
+              </w:rPr>
+              <w:t>11</w:t>
+            </w:r>
+            <w:r>
+              <w:rPr>
+                <w:rFonts w:ascii="BRH Malayalam Extra" w:hAnsi="BRH Malayalam Extra" w:cs="BRH Malayalam Extra"/>
+                <w:sz w:val="32"/>
+                <w:szCs w:val="32"/>
+              </w:rPr>
+              <w:t>.</w:t>
+            </w:r>
+            <w:r>
+              <w:rPr>
+                <w:rFonts w:cs="BRH Malayalam Extra"/>
+                <w:szCs w:val="32"/>
+              </w:rPr>
+              <w:t>1</w:t>
+            </w:r>
+            <w:r>
+              <w:rPr>
+                <w:rFonts w:ascii="BRH Malayalam Extra" w:hAnsi="BRH Malayalam Extra" w:cs="BRH Malayalam Extra"/>
+                <w:sz w:val="32"/>
+                <w:szCs w:val="32"/>
+              </w:rPr>
+              <w:t>(</w:t>
+            </w:r>
+            <w:r>
+              <w:rPr>
+                <w:rFonts w:cs="BRH Malayalam Extra"/>
+                <w:szCs w:val="32"/>
+              </w:rPr>
+              <w:t>20</w:t>
+            </w:r>
+            <w:r>
+              <w:rPr>
+                <w:rFonts w:ascii="BRH Malayalam Extra" w:hAnsi="BRH Malayalam Extra" w:cs="BRH Malayalam Extra"/>
+                <w:sz w:val="32"/>
+                <w:szCs w:val="32"/>
+              </w:rPr>
+              <w:t>)- Bj¡—¥ræxiI |</w:t>
+            </w:r>
+          </w:p>
+          <w:p>
+            <w:pPr>
+              <w:widowControl w:val="0"/>
+              <w:autoSpaceDE w:val="0"/>
+              <w:autoSpaceDN w:val="0"/>
+              <w:adjustRightInd w:val="0"/>
+              <w:spacing w:line="240" w:lineRule="auto"/>
+              <w:rPr>
+                <w:rFonts w:ascii="BRH Malayalam Extra" w:hAnsi="BRH Malayalam Extra" w:cs="BRH Malayalam Extra"/>
+                <w:sz w:val="32"/>
+                <w:szCs w:val="32"/>
+              </w:rPr>
+            </w:pPr>
+            <w:r>
+              <w:rPr>
+                <w:rFonts w:ascii="BRH Malayalam Extra" w:hAnsi="BRH Malayalam Extra" w:cs="BRH Malayalam Extra"/>
+                <w:sz w:val="32"/>
+                <w:szCs w:val="32"/>
+              </w:rPr>
+              <w:t>Bj¡—¥ræxi</w:t>
+            </w:r>
+            <w:r>
+              <w:rPr>
+                <w:rFonts w:ascii="BRH Malayalam Extra" w:hAnsi="BRH Malayalam Extra" w:cs="BRH Malayalam Extra"/>
+                <w:sz w:val="28"/>
+                <w:szCs w:val="32"/>
+              </w:rPr>
+              <w:t>–</w:t>
+            </w:r>
+            <w:r>
+              <w:rPr>
+                <w:rFonts w:ascii="BRH Malayalam Extra" w:hAnsi="BRH Malayalam Extra" w:cs="BRH Malayalam Extra"/>
+                <w:sz w:val="32"/>
+                <w:szCs w:val="32"/>
+              </w:rPr>
+              <w:t xml:space="preserve">iyZõxj¡—J - </w:t>
+            </w:r>
+            <w:r>
+              <w:rPr>
+                <w:rFonts w:ascii="BRH Malayalam Extra" w:hAnsi="BRH Malayalam Extra" w:cs="BRH Malayalam Extra"/>
+                <w:sz w:val="32"/>
+                <w:szCs w:val="32"/>
+                <w:highlight w:val="yellow"/>
+              </w:rPr>
+              <w:t>s</w:t>
+            </w:r>
+            <w:r>
+              <w:rPr>
+                <w:rFonts w:ascii="BRH Malayalam Extra" w:hAnsi="BRH Malayalam Extra" w:cs="BRH Malayalam Extra"/>
+                <w:sz w:val="32"/>
+                <w:szCs w:val="32"/>
+              </w:rPr>
+              <w:t>ëx</w:t>
+            </w:r>
+            <w:r>
+              <w:rPr>
+                <w:rFonts w:ascii="BRH Malayalam Extra" w:hAnsi="BRH Malayalam Extra" w:cs="BRH Malayalam Extra"/>
+                <w:sz w:val="28"/>
+                <w:szCs w:val="32"/>
+              </w:rPr>
+              <w:t>–</w:t>
+            </w:r>
+            <w:r>
+              <w:rPr>
+                <w:rFonts w:ascii="BRH Malayalam Extra" w:hAnsi="BRH Malayalam Extra" w:cs="BRH Malayalam Extra"/>
+                <w:sz w:val="32"/>
+                <w:szCs w:val="32"/>
+              </w:rPr>
+              <w:t>i</w:t>
+            </w:r>
+            <w:r>
+              <w:rPr>
+                <w:rFonts w:ascii="BRH Malayalam Extra" w:hAnsi="BRH Malayalam Extra" w:cs="BRH Malayalam Extra"/>
+                <w:sz w:val="28"/>
+                <w:szCs w:val="32"/>
+              </w:rPr>
+              <w:t>–</w:t>
+            </w:r>
+            <w:r>
+              <w:rPr>
+                <w:rFonts w:ascii="BRH Malayalam Extra" w:hAnsi="BRH Malayalam Extra" w:cs="BRH Malayalam Extra"/>
+                <w:sz w:val="32"/>
+                <w:szCs w:val="32"/>
+              </w:rPr>
+              <w:t xml:space="preserve">I | </w:t>
+            </w:r>
+          </w:p>
+        </w:tc>
+        <w:tc>
+          <w:tcPr>
+            <w:tcW w:w="7230" w:type="dxa"/>
+          </w:tcPr>
+          <w:p>
+            <w:pPr>
+              <w:widowControl w:val="0"/>
+              <w:autoSpaceDE w:val="0"/>
+              <w:autoSpaceDN w:val="0"/>
+              <w:adjustRightInd w:val="0"/>
+              <w:spacing w:line="240" w:lineRule="auto"/>
+              <w:rPr>
+                <w:rFonts w:ascii="BRH Malayalam Extra" w:hAnsi="BRH Malayalam Extra" w:cs="BRH Malayalam Extra"/>
+                <w:sz w:val="32"/>
+                <w:szCs w:val="32"/>
+              </w:rPr>
+            </w:pPr>
+            <w:r>
+              <w:rPr>
+                <w:rFonts w:ascii="BRH Malayalam Extra" w:hAnsi="BRH Malayalam Extra" w:cs="BRH Malayalam Extra"/>
+                <w:sz w:val="32"/>
+                <w:szCs w:val="32"/>
+              </w:rPr>
+              <w:t>(</w:t>
+            </w:r>
+            <w:proofErr w:type="gramStart"/>
+            <w:r>
+              <w:rPr>
+                <w:rFonts w:cs="BRH Malayalam Extra"/>
+                <w:szCs w:val="32"/>
+              </w:rPr>
+              <w:t>23</w:t>
+            </w:r>
+            <w:r>
+              <w:rPr>
+                <w:rFonts w:ascii="BRH Malayalam Extra" w:hAnsi="BRH Malayalam Extra" w:cs="BRH Malayalam Extra"/>
+                <w:sz w:val="32"/>
+                <w:szCs w:val="32"/>
+              </w:rPr>
+              <w:t>)</w:t>
+            </w:r>
+            <w:r>
+              <w:rPr>
+                <w:rFonts w:cs="BRH Malayalam Extra"/>
+                <w:szCs w:val="32"/>
+              </w:rPr>
+              <w:t>[</w:t>
+            </w:r>
+            <w:proofErr w:type="gramEnd"/>
+            <w:r>
+              <w:rPr>
+                <w:rFonts w:cs="BRH Malayalam Extra"/>
+                <w:szCs w:val="32"/>
+              </w:rPr>
+              <w:t>P34</w:t>
+            </w:r>
+            <w:r>
+              <w:rPr>
+                <w:rFonts w:ascii="BRH Malayalam Extra" w:hAnsi="BRH Malayalam Extra" w:cs="BRH Malayalam Extra"/>
+                <w:sz w:val="32"/>
+                <w:szCs w:val="32"/>
+              </w:rPr>
+              <w:t xml:space="preserve">] </w:t>
+            </w:r>
+            <w:r>
+              <w:rPr>
+                <w:rFonts w:cs="BRH Malayalam Extra"/>
+                <w:szCs w:val="32"/>
+              </w:rPr>
+              <w:t>7</w:t>
+            </w:r>
+            <w:r>
+              <w:rPr>
+                <w:rFonts w:ascii="BRH Malayalam Extra" w:hAnsi="BRH Malayalam Extra" w:cs="BRH Malayalam Extra"/>
+                <w:sz w:val="32"/>
+                <w:szCs w:val="32"/>
+              </w:rPr>
+              <w:t>.</w:t>
+            </w:r>
+            <w:r>
+              <w:rPr>
+                <w:rFonts w:cs="BRH Malayalam Extra"/>
+                <w:szCs w:val="32"/>
+              </w:rPr>
+              <w:t>4</w:t>
+            </w:r>
+            <w:r>
+              <w:rPr>
+                <w:rFonts w:ascii="BRH Malayalam Extra" w:hAnsi="BRH Malayalam Extra" w:cs="BRH Malayalam Extra"/>
+                <w:sz w:val="32"/>
+                <w:szCs w:val="32"/>
+              </w:rPr>
+              <w:t>.</w:t>
+            </w:r>
+            <w:r>
+              <w:rPr>
+                <w:rFonts w:cs="BRH Malayalam Extra"/>
+                <w:szCs w:val="32"/>
+              </w:rPr>
+              <w:t>11</w:t>
+            </w:r>
+            <w:r>
+              <w:rPr>
+                <w:rFonts w:ascii="BRH Malayalam Extra" w:hAnsi="BRH Malayalam Extra" w:cs="BRH Malayalam Extra"/>
+                <w:sz w:val="32"/>
+                <w:szCs w:val="32"/>
+              </w:rPr>
+              <w:t>.</w:t>
+            </w:r>
+            <w:r>
+              <w:rPr>
+                <w:rFonts w:cs="BRH Malayalam Extra"/>
+                <w:szCs w:val="32"/>
+              </w:rPr>
+              <w:t>1</w:t>
+            </w:r>
+            <w:r>
+              <w:rPr>
+                <w:rFonts w:ascii="BRH Malayalam Extra" w:hAnsi="BRH Malayalam Extra" w:cs="BRH Malayalam Extra"/>
+                <w:sz w:val="32"/>
+                <w:szCs w:val="32"/>
+              </w:rPr>
+              <w:t>(</w:t>
+            </w:r>
+            <w:r>
+              <w:rPr>
+                <w:rFonts w:cs="BRH Malayalam Extra"/>
+                <w:szCs w:val="32"/>
+              </w:rPr>
+              <w:t>20</w:t>
+            </w:r>
+            <w:r>
+              <w:rPr>
+                <w:rFonts w:ascii="BRH Malayalam Extra" w:hAnsi="BRH Malayalam Extra" w:cs="BRH Malayalam Extra"/>
+                <w:sz w:val="32"/>
+                <w:szCs w:val="32"/>
+              </w:rPr>
+              <w:t>)- Bj¡—¥ræxiI |</w:t>
+            </w:r>
+          </w:p>
+          <w:p>
+            <w:pPr>
+              <w:widowControl w:val="0"/>
+              <w:autoSpaceDE w:val="0"/>
+              <w:autoSpaceDN w:val="0"/>
+              <w:adjustRightInd w:val="0"/>
+              <w:spacing w:line="240" w:lineRule="auto"/>
+              <w:rPr>
+                <w:rFonts w:ascii="BRH Malayalam Extra" w:hAnsi="BRH Malayalam Extra" w:cs="BRH Malayalam Extra"/>
+                <w:sz w:val="32"/>
+                <w:szCs w:val="32"/>
+              </w:rPr>
+            </w:pPr>
+            <w:r>
+              <w:rPr>
+                <w:rFonts w:ascii="BRH Malayalam Extra" w:hAnsi="BRH Malayalam Extra" w:cs="BRH Malayalam Extra"/>
+                <w:sz w:val="32"/>
+                <w:szCs w:val="32"/>
+              </w:rPr>
+              <w:t>Bj¡—¥ræxi</w:t>
+            </w:r>
+            <w:r>
+              <w:rPr>
+                <w:rFonts w:ascii="BRH Malayalam Extra" w:hAnsi="BRH Malayalam Extra" w:cs="BRH Malayalam Extra"/>
+                <w:sz w:val="28"/>
+                <w:szCs w:val="32"/>
+              </w:rPr>
+              <w:t>–</w:t>
+            </w:r>
+            <w:r>
+              <w:rPr>
+                <w:rFonts w:ascii="BRH Malayalam Extra" w:hAnsi="BRH Malayalam Extra" w:cs="BRH Malayalam Extra"/>
+                <w:sz w:val="32"/>
+                <w:szCs w:val="32"/>
+              </w:rPr>
+              <w:t xml:space="preserve">iyZõxj¡—J - </w:t>
+            </w:r>
+            <w:r>
+              <w:rPr>
+                <w:rFonts w:ascii="BRH Malayalam Extra" w:hAnsi="BRH Malayalam Extra" w:cs="BRH Malayalam Extra"/>
+                <w:sz w:val="32"/>
+                <w:szCs w:val="32"/>
+                <w:highlight w:val="green"/>
+              </w:rPr>
+              <w:t>¥sëx</w:t>
+            </w:r>
+            <w:r>
+              <w:rPr>
+                <w:rFonts w:ascii="BRH Malayalam Extra" w:hAnsi="BRH Malayalam Extra" w:cs="BRH Malayalam Extra"/>
+                <w:sz w:val="28"/>
+                <w:szCs w:val="32"/>
+              </w:rPr>
+              <w:t>–</w:t>
+            </w:r>
+            <w:r>
+              <w:rPr>
+                <w:rFonts w:ascii="BRH Malayalam Extra" w:hAnsi="BRH Malayalam Extra" w:cs="BRH Malayalam Extra"/>
+                <w:sz w:val="32"/>
+                <w:szCs w:val="32"/>
+              </w:rPr>
+              <w:t>i</w:t>
+            </w:r>
+            <w:r>
+              <w:rPr>
+                <w:rFonts w:ascii="BRH Malayalam Extra" w:hAnsi="BRH Malayalam Extra" w:cs="BRH Malayalam Extra"/>
+                <w:sz w:val="28"/>
+                <w:szCs w:val="32"/>
+              </w:rPr>
+              <w:t>–</w:t>
+            </w:r>
+            <w:r>
+              <w:rPr>
+                <w:rFonts w:ascii="BRH Malayalam Extra" w:hAnsi="BRH Malayalam Extra" w:cs="BRH Malayalam Extra"/>
+                <w:sz w:val="32"/>
+                <w:szCs w:val="32"/>
+              </w:rPr>
+              <w:t xml:space="preserve">I | </w:t>
+            </w:r>
+          </w:p>
+        </w:tc>
+      </w:tr>
+      <w:tr>
+        <w:trPr>
+          <w:trHeight w:val="4061"/>
+        </w:trPr>
+        <w:tc>
+          <w:tcPr>
+            <w:tcW w:w="7024" w:type="dxa"/>
+          </w:tcPr>
+          <w:p>
+            <w:pPr>
+              <w:widowControl w:val="0"/>
+              <w:autoSpaceDE w:val="0"/>
+              <w:autoSpaceDN w:val="0"/>
+              <w:adjustRightInd w:val="0"/>
+              <w:spacing w:before="0" w:line="240" w:lineRule="auto"/>
+              <w:rPr>
+                <w:rFonts w:ascii="BRH Malayalam Extra" w:hAnsi="BRH Malayalam Extra" w:cs="BRH Malayalam Extra"/>
+                <w:sz w:val="32"/>
+                <w:szCs w:val="32"/>
+              </w:rPr>
+            </w:pPr>
+            <w:r>
+              <w:rPr>
+                <w:rFonts w:ascii="BRH Malayalam Extra" w:hAnsi="BRH Malayalam Extra" w:cs="BRH Malayalam Extra"/>
+                <w:sz w:val="32"/>
+                <w:szCs w:val="32"/>
+              </w:rPr>
+              <w:t>(</w:t>
+            </w:r>
+            <w:proofErr w:type="gramStart"/>
+            <w:r>
+              <w:rPr>
+                <w:rFonts w:cs="BRH Malayalam Extra"/>
+                <w:szCs w:val="32"/>
+              </w:rPr>
+              <w:t>22</w:t>
+            </w:r>
+            <w:r>
+              <w:rPr>
+                <w:rFonts w:ascii="BRH Malayalam Extra" w:hAnsi="BRH Malayalam Extra" w:cs="BRH Malayalam Extra"/>
+                <w:sz w:val="32"/>
+                <w:szCs w:val="32"/>
+              </w:rPr>
+              <w:t>)</w:t>
+            </w:r>
+            <w:r>
+              <w:rPr>
+                <w:rFonts w:cs="BRH Malayalam Extra"/>
+                <w:szCs w:val="32"/>
+              </w:rPr>
+              <w:t>[</w:t>
+            </w:r>
+            <w:proofErr w:type="gramEnd"/>
+            <w:r>
+              <w:rPr>
+                <w:rFonts w:cs="BRH Malayalam Extra"/>
+                <w:szCs w:val="32"/>
+              </w:rPr>
+              <w:t>P36</w:t>
+            </w:r>
+            <w:r>
+              <w:rPr>
+                <w:rFonts w:ascii="BRH Malayalam Extra" w:hAnsi="BRH Malayalam Extra" w:cs="BRH Malayalam Extra"/>
+                <w:sz w:val="32"/>
+                <w:szCs w:val="32"/>
+              </w:rPr>
+              <w:t xml:space="preserve">] </w:t>
+            </w:r>
+            <w:r>
+              <w:rPr>
+                <w:rFonts w:cs="BRH Malayalam Extra"/>
+                <w:szCs w:val="32"/>
+              </w:rPr>
+              <w:t>7</w:t>
+            </w:r>
+            <w:r>
+              <w:rPr>
+                <w:rFonts w:ascii="BRH Malayalam Extra" w:hAnsi="BRH Malayalam Extra" w:cs="BRH Malayalam Extra"/>
+                <w:sz w:val="32"/>
+                <w:szCs w:val="32"/>
+              </w:rPr>
+              <w:t>.</w:t>
+            </w:r>
+            <w:r>
+              <w:rPr>
+                <w:rFonts w:cs="BRH Malayalam Extra"/>
+                <w:szCs w:val="32"/>
+              </w:rPr>
+              <w:t>4</w:t>
+            </w:r>
+            <w:r>
+              <w:rPr>
+                <w:rFonts w:ascii="BRH Malayalam Extra" w:hAnsi="BRH Malayalam Extra" w:cs="BRH Malayalam Extra"/>
+                <w:sz w:val="32"/>
+                <w:szCs w:val="32"/>
+              </w:rPr>
+              <w:t>.</w:t>
+            </w:r>
+            <w:r>
+              <w:rPr>
+                <w:rFonts w:cs="BRH Malayalam Extra"/>
+                <w:szCs w:val="32"/>
+              </w:rPr>
+              <w:t>11</w:t>
+            </w:r>
+            <w:r>
+              <w:rPr>
+                <w:rFonts w:ascii="BRH Malayalam Extra" w:hAnsi="BRH Malayalam Extra" w:cs="BRH Malayalam Extra"/>
+                <w:sz w:val="32"/>
+                <w:szCs w:val="32"/>
+              </w:rPr>
+              <w:t>.</w:t>
+            </w:r>
+            <w:r>
+              <w:rPr>
+                <w:rFonts w:cs="BRH Malayalam Extra"/>
+                <w:szCs w:val="32"/>
+              </w:rPr>
+              <w:t>3</w:t>
+            </w:r>
+            <w:r>
+              <w:rPr>
+                <w:rFonts w:ascii="BRH Malayalam Extra" w:hAnsi="BRH Malayalam Extra" w:cs="BRH Malayalam Extra"/>
+                <w:sz w:val="32"/>
+                <w:szCs w:val="32"/>
+              </w:rPr>
+              <w:t>(</w:t>
+            </w:r>
+            <w:r>
+              <w:rPr>
+                <w:rFonts w:cs="BRH Malayalam Extra"/>
+                <w:szCs w:val="32"/>
+              </w:rPr>
+              <w:t>18</w:t>
+            </w:r>
+            <w:r>
+              <w:rPr>
+                <w:rFonts w:ascii="BRH Malayalam Extra" w:hAnsi="BRH Malayalam Extra" w:cs="BRH Malayalam Extra"/>
+                <w:sz w:val="32"/>
+                <w:szCs w:val="32"/>
+              </w:rPr>
+              <w:t>)- öeZy— | Zy</w:t>
+            </w:r>
+            <w:r>
+              <w:rPr>
+                <w:rFonts w:ascii="BRH Malayalam Extra" w:hAnsi="BRH Malayalam Extra" w:cs="BRH Malayalam Extra"/>
+                <w:sz w:val="28"/>
+                <w:szCs w:val="32"/>
+              </w:rPr>
+              <w:t>–</w:t>
+            </w:r>
+            <w:r>
+              <w:rPr>
+                <w:rFonts w:ascii="BRH Malayalam Extra" w:hAnsi="BRH Malayalam Extra" w:cs="BRH Malayalam Extra"/>
+                <w:sz w:val="32"/>
+                <w:szCs w:val="32"/>
+              </w:rPr>
+              <w:t>rç</w:t>
+            </w:r>
+            <w:r>
+              <w:rPr>
+                <w:rFonts w:ascii="BRH Malayalam Extra" w:hAnsi="BRH Malayalam Extra" w:cs="BRH Malayalam Extra"/>
+                <w:sz w:val="28"/>
+                <w:szCs w:val="32"/>
+              </w:rPr>
+              <w:t>–</w:t>
+            </w:r>
+            <w:r>
+              <w:rPr>
+                <w:rFonts w:ascii="BRH Malayalam Extra" w:hAnsi="BRH Malayalam Extra" w:cs="BRH Malayalam Extra"/>
+                <w:sz w:val="32"/>
+                <w:szCs w:val="32"/>
+              </w:rPr>
+              <w:t>Çy</w:t>
+            </w:r>
+            <w:r>
+              <w:rPr>
+                <w:rFonts w:ascii="BRH Malayalam Extra" w:hAnsi="BRH Malayalam Extra" w:cs="BRH Malayalam Extra"/>
+                <w:sz w:val="28"/>
+                <w:szCs w:val="32"/>
+              </w:rPr>
+              <w:t>–</w:t>
+            </w:r>
+            <w:r>
+              <w:rPr>
+                <w:rFonts w:ascii="BRH Malayalam Extra" w:hAnsi="BRH Malayalam Extra" w:cs="BRH Malayalam Extra"/>
+                <w:sz w:val="32"/>
+                <w:szCs w:val="32"/>
+              </w:rPr>
+              <w:t xml:space="preserve"> | </w:t>
+            </w:r>
+          </w:p>
+          <w:p>
+            <w:pPr>
+              <w:widowControl w:val="0"/>
+              <w:autoSpaceDE w:val="0"/>
+              <w:autoSpaceDN w:val="0"/>
+              <w:adjustRightInd w:val="0"/>
+              <w:spacing w:before="0" w:line="240" w:lineRule="auto"/>
+              <w:rPr>
+                <w:rFonts w:ascii="BRH Malayalam Extra" w:hAnsi="BRH Malayalam Extra" w:cs="BRH Malayalam Extra"/>
+                <w:sz w:val="32"/>
+                <w:szCs w:val="32"/>
+              </w:rPr>
+            </w:pPr>
+            <w:r>
+              <w:rPr>
+                <w:rFonts w:ascii="BRH Malayalam Extra" w:hAnsi="BRH Malayalam Extra" w:cs="BRH Malayalam Extra"/>
+                <w:sz w:val="32"/>
+                <w:szCs w:val="32"/>
+              </w:rPr>
+              <w:t>D</w:t>
+            </w:r>
+            <w:r>
+              <w:rPr>
+                <w:rFonts w:ascii="BRH Malayalam Extra" w:hAnsi="BRH Malayalam Extra" w:cs="BRH Malayalam Extra"/>
+                <w:sz w:val="28"/>
+                <w:szCs w:val="32"/>
+              </w:rPr>
+              <w:t>–</w:t>
+            </w:r>
+            <w:r>
+              <w:rPr>
+                <w:rFonts w:ascii="BRH Malayalam Extra" w:hAnsi="BRH Malayalam Extra" w:cs="BRH Malayalam Extra"/>
+                <w:sz w:val="32"/>
+                <w:szCs w:val="32"/>
+              </w:rPr>
+              <w:t>h</w:t>
+            </w:r>
+            <w:r>
+              <w:rPr>
+                <w:rFonts w:ascii="BRH Malayalam Extra" w:hAnsi="BRH Malayalam Extra" w:cs="BRH Malayalam Extra"/>
+                <w:sz w:val="28"/>
+                <w:szCs w:val="32"/>
+              </w:rPr>
+              <w:t>–</w:t>
+            </w:r>
+            <w:r>
+              <w:rPr>
+                <w:rFonts w:ascii="BRH Malayalam Extra" w:hAnsi="BRH Malayalam Extra" w:cs="BRH Malayalam Extra"/>
+                <w:sz w:val="32"/>
+                <w:szCs w:val="32"/>
+              </w:rPr>
+              <w:t>j</w:t>
+            </w:r>
+            <w:r>
+              <w:rPr>
+                <w:rFonts w:ascii="BRH Malayalam Extra" w:hAnsi="BRH Malayalam Extra" w:cs="BRH Malayalam Extra"/>
+                <w:sz w:val="32"/>
+                <w:szCs w:val="32"/>
+                <w:highlight w:val="yellow"/>
+              </w:rPr>
+              <w:t>Zx</w:t>
+            </w:r>
+            <w:r>
+              <w:rPr>
+                <w:rFonts w:ascii="BRH Malayalam Extra" w:hAnsi="BRH Malayalam Extra" w:cs="BRH Malayalam Extra"/>
+                <w:sz w:val="32"/>
+                <w:szCs w:val="32"/>
+              </w:rPr>
+              <w:t>˜¥RõxZyrx |</w:t>
+            </w:r>
+          </w:p>
+          <w:p>
+            <w:pPr>
+              <w:widowControl w:val="0"/>
+              <w:autoSpaceDE w:val="0"/>
+              <w:autoSpaceDN w:val="0"/>
+              <w:adjustRightInd w:val="0"/>
+              <w:spacing w:before="0" w:line="240" w:lineRule="auto"/>
+              <w:rPr>
+                <w:rFonts w:ascii="BRH Malayalam Extra" w:hAnsi="BRH Malayalam Extra" w:cs="BRH Malayalam Extra"/>
+                <w:sz w:val="32"/>
+                <w:szCs w:val="32"/>
+              </w:rPr>
+            </w:pPr>
+            <w:r>
+              <w:rPr>
+                <w:rFonts w:ascii="BRH Malayalam Extra" w:hAnsi="BRH Malayalam Extra" w:cs="BRH Malayalam Extra"/>
+                <w:sz w:val="32"/>
+                <w:szCs w:val="32"/>
+              </w:rPr>
+              <w:t>öeZy— ZyrçÇy ZyrçÇy</w:t>
+            </w:r>
+            <w:r>
+              <w:rPr>
+                <w:rFonts w:ascii="BRH Malayalam Extra" w:hAnsi="BRH Malayalam Extra" w:cs="BRH Malayalam Extra"/>
+                <w:sz w:val="28"/>
+                <w:szCs w:val="32"/>
+              </w:rPr>
+              <w:t>–</w:t>
+            </w:r>
+            <w:r>
+              <w:rPr>
+                <w:rFonts w:ascii="BRH Malayalam Extra" w:hAnsi="BRH Malayalam Extra" w:cs="BRH Malayalam Extra"/>
+                <w:sz w:val="32"/>
+                <w:szCs w:val="32"/>
+              </w:rPr>
+              <w:t xml:space="preserve"> öeZy</w:t>
+            </w:r>
+            <w:r>
+              <w:rPr>
+                <w:rFonts w:ascii="BRH Malayalam Extra" w:hAnsi="BRH Malayalam Extra" w:cs="BRH Malayalam Extra"/>
+                <w:sz w:val="28"/>
+                <w:szCs w:val="32"/>
+              </w:rPr>
+              <w:t>–</w:t>
+            </w:r>
+            <w:r>
+              <w:rPr>
+                <w:rFonts w:ascii="BRH Malayalam Extra" w:hAnsi="BRH Malayalam Extra" w:cs="BRH Malayalam Extra"/>
+                <w:sz w:val="32"/>
+                <w:szCs w:val="32"/>
+              </w:rPr>
+              <w:t xml:space="preserve"> öeZy— Zyrç </w:t>
+            </w:r>
+          </w:p>
+          <w:p>
+            <w:pPr>
+              <w:widowControl w:val="0"/>
+              <w:autoSpaceDE w:val="0"/>
+              <w:autoSpaceDN w:val="0"/>
+              <w:adjustRightInd w:val="0"/>
+              <w:spacing w:before="0" w:line="240" w:lineRule="auto"/>
+              <w:rPr>
+                <w:rFonts w:ascii="BRH Malayalam Extra" w:hAnsi="BRH Malayalam Extra" w:cs="BRH Malayalam Extra"/>
+                <w:sz w:val="32"/>
+                <w:szCs w:val="32"/>
+              </w:rPr>
+            </w:pPr>
+            <w:r>
+              <w:rPr>
+                <w:rFonts w:ascii="BRH Malayalam Extra" w:hAnsi="BRH Malayalam Extra" w:cs="BRH Malayalam Extra"/>
+                <w:sz w:val="32"/>
+                <w:szCs w:val="32"/>
+              </w:rPr>
+              <w:t>Çõ¡h</w:t>
+            </w:r>
+            <w:r>
+              <w:rPr>
+                <w:rFonts w:ascii="BRH Malayalam Extra" w:hAnsi="BRH Malayalam Extra" w:cs="BRH Malayalam Extra"/>
+                <w:sz w:val="28"/>
+                <w:szCs w:val="32"/>
+              </w:rPr>
+              <w:t>–</w:t>
+            </w:r>
+            <w:r>
+              <w:rPr>
+                <w:rFonts w:ascii="BRH Malayalam Extra" w:hAnsi="BRH Malayalam Extra" w:cs="BRH Malayalam Extra"/>
+                <w:sz w:val="32"/>
+                <w:szCs w:val="32"/>
+              </w:rPr>
+              <w:t>j</w:t>
+            </w:r>
+            <w:r>
+              <w:rPr>
+                <w:rFonts w:ascii="BRH Malayalam Extra" w:hAnsi="BRH Malayalam Extra" w:cs="BRH Malayalam Extra"/>
+                <w:sz w:val="32"/>
+                <w:szCs w:val="32"/>
+                <w:highlight w:val="yellow"/>
+              </w:rPr>
+              <w:t>Zx</w:t>
+            </w:r>
+            <w:r>
+              <w:rPr>
+                <w:rFonts w:ascii="BRH Malayalam Extra" w:hAnsi="BRH Malayalam Extra" w:cs="BRH Malayalam Extra"/>
+                <w:sz w:val="32"/>
+                <w:szCs w:val="32"/>
+              </w:rPr>
+              <w:t>˜¥RõxZy ¥rxh</w:t>
+            </w:r>
+            <w:r>
+              <w:rPr>
+                <w:rFonts w:ascii="BRH Malayalam Extra" w:hAnsi="BRH Malayalam Extra" w:cs="BRH Malayalam Extra"/>
+                <w:sz w:val="28"/>
+                <w:szCs w:val="32"/>
+              </w:rPr>
+              <w:t>–</w:t>
+            </w:r>
+            <w:r>
+              <w:rPr>
+                <w:rFonts w:ascii="BRH Malayalam Extra" w:hAnsi="BRH Malayalam Extra" w:cs="BRH Malayalam Extra"/>
+                <w:sz w:val="32"/>
+                <w:szCs w:val="32"/>
+              </w:rPr>
+              <w:t>j</w:t>
+            </w:r>
+            <w:r>
+              <w:rPr>
+                <w:rFonts w:ascii="BRH Malayalam Extra" w:hAnsi="BRH Malayalam Extra" w:cs="BRH Malayalam Extra"/>
+                <w:sz w:val="32"/>
+                <w:szCs w:val="32"/>
+                <w:highlight w:val="yellow"/>
+              </w:rPr>
+              <w:t>Zx</w:t>
+            </w:r>
+            <w:r>
+              <w:rPr>
+                <w:rFonts w:ascii="BRH Malayalam Extra" w:hAnsi="BRH Malayalam Extra" w:cs="BRH Malayalam Extra"/>
+                <w:sz w:val="32"/>
+                <w:szCs w:val="32"/>
+              </w:rPr>
+              <w:t>˜¥RõxZyrx ZyrçÇy</w:t>
+            </w:r>
+            <w:r>
+              <w:rPr>
+                <w:rFonts w:ascii="BRH Malayalam Extra" w:hAnsi="BRH Malayalam Extra" w:cs="BRH Malayalam Extra"/>
+                <w:sz w:val="28"/>
+                <w:szCs w:val="32"/>
+              </w:rPr>
+              <w:t>–</w:t>
+            </w:r>
+            <w:r>
+              <w:rPr>
+                <w:rFonts w:ascii="BRH Malayalam Extra" w:hAnsi="BRH Malayalam Extra" w:cs="BRH Malayalam Extra"/>
+                <w:sz w:val="32"/>
+                <w:szCs w:val="32"/>
+              </w:rPr>
+              <w:t xml:space="preserve"> öeZy</w:t>
+            </w:r>
+            <w:r>
+              <w:rPr>
+                <w:rFonts w:ascii="BRH Malayalam Extra" w:hAnsi="BRH Malayalam Extra" w:cs="BRH Malayalam Extra"/>
+                <w:sz w:val="28"/>
+                <w:szCs w:val="32"/>
+              </w:rPr>
+              <w:t>–</w:t>
+            </w:r>
+            <w:r>
+              <w:rPr>
+                <w:rFonts w:ascii="BRH Malayalam Extra" w:hAnsi="BRH Malayalam Extra" w:cs="BRH Malayalam Extra"/>
+                <w:sz w:val="32"/>
+                <w:szCs w:val="32"/>
+              </w:rPr>
+              <w:t xml:space="preserve"> öeZy— Zyrç Çõ¡h</w:t>
+            </w:r>
+            <w:r>
+              <w:rPr>
+                <w:rFonts w:ascii="BRH Malayalam Extra" w:hAnsi="BRH Malayalam Extra" w:cs="BRH Malayalam Extra"/>
+                <w:sz w:val="28"/>
+                <w:szCs w:val="32"/>
+              </w:rPr>
+              <w:t>–</w:t>
+            </w:r>
+            <w:r>
+              <w:rPr>
+                <w:rFonts w:ascii="BRH Malayalam Extra" w:hAnsi="BRH Malayalam Extra" w:cs="BRH Malayalam Extra"/>
+                <w:sz w:val="32"/>
+                <w:szCs w:val="32"/>
+                <w:highlight w:val="yellow"/>
+              </w:rPr>
+              <w:t>jZx˜</w:t>
+            </w:r>
+            <w:r>
+              <w:rPr>
+                <w:rFonts w:ascii="BRH Malayalam Extra" w:hAnsi="BRH Malayalam Extra" w:cs="BRH Malayalam Extra"/>
+                <w:sz w:val="32"/>
+                <w:szCs w:val="32"/>
+              </w:rPr>
+              <w:t xml:space="preserve">¥RõxZyrx | </w:t>
+            </w:r>
+          </w:p>
+          <w:p>
+            <w:pPr>
+              <w:widowControl w:val="0"/>
+              <w:autoSpaceDE w:val="0"/>
+              <w:autoSpaceDN w:val="0"/>
+              <w:adjustRightInd w:val="0"/>
+              <w:spacing w:before="0" w:line="240" w:lineRule="auto"/>
+              <w:rPr>
+                <w:rFonts w:ascii="BRH Malayalam Extra" w:hAnsi="BRH Malayalam Extra" w:cs="BRH Malayalam Extra"/>
+                <w:sz w:val="32"/>
+                <w:szCs w:val="32"/>
+              </w:rPr>
+            </w:pPr>
+            <w:r>
+              <w:rPr>
+                <w:rFonts w:ascii="BRH Malayalam Extra" w:hAnsi="BRH Malayalam Extra" w:cs="BRH Malayalam Extra"/>
+                <w:sz w:val="32"/>
+                <w:szCs w:val="32"/>
+              </w:rPr>
+              <w:t>(</w:t>
+            </w:r>
+            <w:proofErr w:type="gramStart"/>
+            <w:r>
+              <w:rPr>
+                <w:rFonts w:cs="BRH Malayalam Extra"/>
+                <w:szCs w:val="32"/>
+              </w:rPr>
+              <w:t>23</w:t>
+            </w:r>
+            <w:r>
+              <w:rPr>
+                <w:rFonts w:ascii="BRH Malayalam Extra" w:hAnsi="BRH Malayalam Extra" w:cs="BRH Malayalam Extra"/>
+                <w:sz w:val="32"/>
+                <w:szCs w:val="32"/>
+              </w:rPr>
+              <w:t>)</w:t>
+            </w:r>
+            <w:r>
+              <w:rPr>
+                <w:rFonts w:cs="BRH Malayalam Extra"/>
+                <w:szCs w:val="32"/>
+              </w:rPr>
+              <w:t>[</w:t>
+            </w:r>
+            <w:proofErr w:type="gramEnd"/>
+            <w:r>
+              <w:rPr>
+                <w:rFonts w:cs="BRH Malayalam Extra"/>
+                <w:szCs w:val="32"/>
+              </w:rPr>
+              <w:t>P36</w:t>
+            </w:r>
+            <w:r>
+              <w:rPr>
+                <w:rFonts w:ascii="BRH Malayalam Extra" w:hAnsi="BRH Malayalam Extra" w:cs="BRH Malayalam Extra"/>
+                <w:sz w:val="32"/>
+                <w:szCs w:val="32"/>
+              </w:rPr>
+              <w:t xml:space="preserve">] </w:t>
+            </w:r>
+            <w:r>
+              <w:rPr>
+                <w:rFonts w:cs="BRH Malayalam Extra"/>
+                <w:szCs w:val="32"/>
+              </w:rPr>
+              <w:t>7</w:t>
+            </w:r>
+            <w:r>
+              <w:rPr>
+                <w:rFonts w:ascii="BRH Malayalam Extra" w:hAnsi="BRH Malayalam Extra" w:cs="BRH Malayalam Extra"/>
+                <w:sz w:val="32"/>
+                <w:szCs w:val="32"/>
+              </w:rPr>
+              <w:t>.</w:t>
+            </w:r>
+            <w:r>
+              <w:rPr>
+                <w:rFonts w:cs="BRH Malayalam Extra"/>
+                <w:szCs w:val="32"/>
+              </w:rPr>
+              <w:t>4</w:t>
+            </w:r>
+            <w:r>
+              <w:rPr>
+                <w:rFonts w:ascii="BRH Malayalam Extra" w:hAnsi="BRH Malayalam Extra" w:cs="BRH Malayalam Extra"/>
+                <w:sz w:val="32"/>
+                <w:szCs w:val="32"/>
+              </w:rPr>
+              <w:t>.</w:t>
+            </w:r>
+            <w:r>
+              <w:rPr>
+                <w:rFonts w:cs="BRH Malayalam Extra"/>
+                <w:szCs w:val="32"/>
+              </w:rPr>
+              <w:t>11</w:t>
+            </w:r>
+            <w:r>
+              <w:rPr>
+                <w:rFonts w:ascii="BRH Malayalam Extra" w:hAnsi="BRH Malayalam Extra" w:cs="BRH Malayalam Extra"/>
+                <w:sz w:val="32"/>
+                <w:szCs w:val="32"/>
+              </w:rPr>
+              <w:t>.</w:t>
+            </w:r>
+            <w:r>
+              <w:rPr>
+                <w:rFonts w:cs="BRH Malayalam Extra"/>
+                <w:szCs w:val="32"/>
+              </w:rPr>
+              <w:t>3</w:t>
+            </w:r>
+            <w:r>
+              <w:rPr>
+                <w:rFonts w:ascii="BRH Malayalam Extra" w:hAnsi="BRH Malayalam Extra" w:cs="BRH Malayalam Extra"/>
+                <w:sz w:val="32"/>
+                <w:szCs w:val="32"/>
+              </w:rPr>
+              <w:t>(</w:t>
+            </w:r>
+            <w:r>
+              <w:rPr>
+                <w:rFonts w:cs="BRH Malayalam Extra"/>
+                <w:szCs w:val="32"/>
+              </w:rPr>
+              <w:t>19</w:t>
+            </w:r>
+            <w:r>
+              <w:rPr>
+                <w:rFonts w:ascii="BRH Malayalam Extra" w:hAnsi="BRH Malayalam Extra" w:cs="BRH Malayalam Extra"/>
+                <w:sz w:val="32"/>
+                <w:szCs w:val="32"/>
+              </w:rPr>
+              <w:t>)- Zy</w:t>
+            </w:r>
+            <w:r>
+              <w:rPr>
+                <w:rFonts w:ascii="BRH Malayalam Extra" w:hAnsi="BRH Malayalam Extra" w:cs="BRH Malayalam Extra"/>
+                <w:sz w:val="28"/>
+                <w:szCs w:val="32"/>
+              </w:rPr>
+              <w:t>–</w:t>
+            </w:r>
+            <w:r>
+              <w:rPr>
+                <w:rFonts w:ascii="BRH Malayalam Extra" w:hAnsi="BRH Malayalam Extra" w:cs="BRH Malayalam Extra"/>
+                <w:sz w:val="32"/>
+                <w:szCs w:val="32"/>
+              </w:rPr>
+              <w:t>rç</w:t>
+            </w:r>
+            <w:r>
+              <w:rPr>
+                <w:rFonts w:ascii="BRH Malayalam Extra" w:hAnsi="BRH Malayalam Extra" w:cs="BRH Malayalam Extra"/>
+                <w:sz w:val="28"/>
+                <w:szCs w:val="32"/>
+              </w:rPr>
+              <w:t>–</w:t>
+            </w:r>
+            <w:r>
+              <w:rPr>
+                <w:rFonts w:ascii="BRH Malayalam Extra" w:hAnsi="BRH Malayalam Extra" w:cs="BRH Malayalam Extra"/>
+                <w:sz w:val="32"/>
+                <w:szCs w:val="32"/>
+              </w:rPr>
+              <w:t>Çy</w:t>
+            </w:r>
+            <w:r>
+              <w:rPr>
+                <w:rFonts w:ascii="BRH Malayalam Extra" w:hAnsi="BRH Malayalam Extra" w:cs="BRH Malayalam Extra"/>
+                <w:sz w:val="28"/>
+                <w:szCs w:val="32"/>
+              </w:rPr>
+              <w:t>–</w:t>
+            </w:r>
+            <w:r>
+              <w:rPr>
+                <w:rFonts w:ascii="BRH Malayalam Extra" w:hAnsi="BRH Malayalam Extra" w:cs="BRH Malayalam Extra"/>
+                <w:sz w:val="32"/>
+                <w:szCs w:val="32"/>
+              </w:rPr>
+              <w:t xml:space="preserve"> | D</w:t>
+            </w:r>
+            <w:r>
+              <w:rPr>
+                <w:rFonts w:ascii="BRH Malayalam Extra" w:hAnsi="BRH Malayalam Extra" w:cs="BRH Malayalam Extra"/>
+                <w:sz w:val="28"/>
+                <w:szCs w:val="32"/>
+              </w:rPr>
+              <w:t>–</w:t>
+            </w:r>
+            <w:r>
+              <w:rPr>
+                <w:rFonts w:ascii="BRH Malayalam Extra" w:hAnsi="BRH Malayalam Extra" w:cs="BRH Malayalam Extra"/>
+                <w:sz w:val="32"/>
+                <w:szCs w:val="32"/>
+              </w:rPr>
+              <w:t>h</w:t>
+            </w:r>
+            <w:r>
+              <w:rPr>
+                <w:rFonts w:ascii="BRH Malayalam Extra" w:hAnsi="BRH Malayalam Extra" w:cs="BRH Malayalam Extra"/>
+                <w:sz w:val="28"/>
+                <w:szCs w:val="32"/>
+              </w:rPr>
+              <w:t>–</w:t>
+            </w:r>
+            <w:r>
+              <w:rPr>
+                <w:rFonts w:ascii="BRH Malayalam Extra" w:hAnsi="BRH Malayalam Extra" w:cs="BRH Malayalam Extra"/>
+                <w:sz w:val="32"/>
+                <w:szCs w:val="32"/>
+              </w:rPr>
+              <w:t>j</w:t>
+            </w:r>
+            <w:r>
+              <w:rPr>
+                <w:rFonts w:ascii="BRH Malayalam Extra" w:hAnsi="BRH Malayalam Extra" w:cs="BRH Malayalam Extra"/>
+                <w:sz w:val="32"/>
+                <w:szCs w:val="32"/>
+                <w:highlight w:val="yellow"/>
+              </w:rPr>
+              <w:t>Zx</w:t>
+            </w:r>
+            <w:r>
+              <w:rPr>
+                <w:rFonts w:ascii="BRH Malayalam Extra" w:hAnsi="BRH Malayalam Extra" w:cs="BRH Malayalam Extra"/>
+                <w:sz w:val="32"/>
+                <w:szCs w:val="32"/>
+              </w:rPr>
+              <w:t>˜¥RõxZyrx | j</w:t>
+            </w:r>
+            <w:r>
+              <w:rPr>
+                <w:rFonts w:ascii="BRH Malayalam Extra" w:hAnsi="BRH Malayalam Extra" w:cs="BRH Malayalam Extra"/>
+                <w:sz w:val="28"/>
+                <w:szCs w:val="32"/>
+              </w:rPr>
+              <w:t>–</w:t>
+            </w:r>
+            <w:r>
+              <w:rPr>
+                <w:rFonts w:ascii="BRH Malayalam Extra" w:hAnsi="BRH Malayalam Extra" w:cs="BRH Malayalam Extra"/>
+                <w:sz w:val="32"/>
+                <w:szCs w:val="32"/>
+              </w:rPr>
+              <w:t>Çy</w:t>
+            </w:r>
+            <w:r>
+              <w:rPr>
+                <w:rFonts w:ascii="BRH Malayalam Extra" w:hAnsi="BRH Malayalam Extra" w:cs="BRH Malayalam Extra"/>
+                <w:sz w:val="28"/>
+                <w:szCs w:val="32"/>
+              </w:rPr>
+              <w:t>–</w:t>
+            </w:r>
+            <w:r>
+              <w:rPr>
+                <w:rFonts w:ascii="BRH Malayalam Extra" w:hAnsi="BRH Malayalam Extra" w:cs="BRH Malayalam Extra"/>
+                <w:sz w:val="32"/>
+                <w:szCs w:val="32"/>
+              </w:rPr>
+              <w:t xml:space="preserve"> |</w:t>
+            </w:r>
+          </w:p>
+          <w:p>
+            <w:pPr>
+              <w:widowControl w:val="0"/>
+              <w:autoSpaceDE w:val="0"/>
+              <w:autoSpaceDN w:val="0"/>
+              <w:adjustRightInd w:val="0"/>
+              <w:spacing w:before="0" w:line="240" w:lineRule="auto"/>
+              <w:rPr>
+                <w:rFonts w:ascii="BRH Malayalam Extra" w:hAnsi="BRH Malayalam Extra" w:cs="BRH Malayalam Extra"/>
+                <w:sz w:val="32"/>
+                <w:szCs w:val="32"/>
+              </w:rPr>
+            </w:pPr>
+            <w:r>
+              <w:rPr>
+                <w:rFonts w:ascii="BRH Malayalam Extra" w:hAnsi="BRH Malayalam Extra" w:cs="BRH Malayalam Extra"/>
+                <w:sz w:val="32"/>
+                <w:szCs w:val="32"/>
+              </w:rPr>
+              <w:lastRenderedPageBreak/>
+              <w:t>Zy</w:t>
+            </w:r>
+            <w:r>
+              <w:rPr>
+                <w:rFonts w:ascii="BRH Malayalam Extra" w:hAnsi="BRH Malayalam Extra" w:cs="BRH Malayalam Extra"/>
+                <w:sz w:val="28"/>
+                <w:szCs w:val="32"/>
+              </w:rPr>
+              <w:t>–</w:t>
+            </w:r>
+            <w:r>
+              <w:rPr>
+                <w:rFonts w:ascii="BRH Malayalam Extra" w:hAnsi="BRH Malayalam Extra" w:cs="BRH Malayalam Extra"/>
+                <w:sz w:val="32"/>
+                <w:szCs w:val="32"/>
+              </w:rPr>
+              <w:t>rç</w:t>
+            </w:r>
+            <w:r>
+              <w:rPr>
+                <w:rFonts w:ascii="BRH Malayalam Extra" w:hAnsi="BRH Malayalam Extra" w:cs="BRH Malayalam Extra"/>
+                <w:sz w:val="28"/>
+                <w:szCs w:val="32"/>
+              </w:rPr>
+              <w:t>–</w:t>
+            </w:r>
+            <w:r>
+              <w:rPr>
+                <w:rFonts w:ascii="BRH Malayalam Extra" w:hAnsi="BRH Malayalam Extra" w:cs="BRH Malayalam Extra"/>
+                <w:sz w:val="32"/>
+                <w:szCs w:val="32"/>
+              </w:rPr>
+              <w:t xml:space="preserve"> Çõ¡</w:t>
+            </w:r>
+            <w:r>
+              <w:rPr>
+                <w:rFonts w:ascii="BRH Malayalam Extra" w:hAnsi="BRH Malayalam Extra" w:cs="BRH Malayalam Extra"/>
+                <w:sz w:val="28"/>
+                <w:szCs w:val="32"/>
+              </w:rPr>
+              <w:t>–</w:t>
+            </w:r>
+            <w:r>
+              <w:rPr>
+                <w:rFonts w:ascii="BRH Malayalam Extra" w:hAnsi="BRH Malayalam Extra" w:cs="BRH Malayalam Extra"/>
+                <w:sz w:val="32"/>
+                <w:szCs w:val="32"/>
+              </w:rPr>
+              <w:t>h</w:t>
+            </w:r>
+            <w:r>
+              <w:rPr>
+                <w:rFonts w:ascii="BRH Malayalam Extra" w:hAnsi="BRH Malayalam Extra" w:cs="BRH Malayalam Extra"/>
+                <w:sz w:val="28"/>
+                <w:szCs w:val="32"/>
+              </w:rPr>
+              <w:t>–</w:t>
+            </w:r>
+            <w:r>
+              <w:rPr>
+                <w:rFonts w:ascii="BRH Malayalam Extra" w:hAnsi="BRH Malayalam Extra" w:cs="BRH Malayalam Extra"/>
+                <w:sz w:val="32"/>
+                <w:szCs w:val="32"/>
+                <w:highlight w:val="yellow"/>
+              </w:rPr>
+              <w:t>jZx˜</w:t>
+            </w:r>
+            <w:r>
+              <w:rPr>
+                <w:rFonts w:ascii="BRH Malayalam Extra" w:hAnsi="BRH Malayalam Extra" w:cs="BRH Malayalam Extra"/>
+                <w:sz w:val="32"/>
+                <w:szCs w:val="32"/>
+              </w:rPr>
+              <w:t>¥RõxZy ¥rxh</w:t>
+            </w:r>
+            <w:r>
+              <w:rPr>
+                <w:rFonts w:ascii="BRH Malayalam Extra" w:hAnsi="BRH Malayalam Extra" w:cs="BRH Malayalam Extra"/>
+                <w:sz w:val="28"/>
+                <w:szCs w:val="32"/>
+              </w:rPr>
+              <w:t>–</w:t>
+            </w:r>
+            <w:r>
+              <w:rPr>
+                <w:rFonts w:ascii="BRH Malayalam Extra" w:hAnsi="BRH Malayalam Extra" w:cs="BRH Malayalam Extra"/>
+                <w:sz w:val="32"/>
+                <w:szCs w:val="32"/>
+                <w:highlight w:val="yellow"/>
+              </w:rPr>
+              <w:t>jZx˜</w:t>
+            </w:r>
+            <w:r>
+              <w:rPr>
+                <w:rFonts w:ascii="BRH Malayalam Extra" w:hAnsi="BRH Malayalam Extra" w:cs="BRH Malayalam Extra"/>
+                <w:sz w:val="32"/>
+                <w:szCs w:val="32"/>
+              </w:rPr>
+              <w:t>¥RõxZyrx ZyrçÇy Zyrç Çõ¡h</w:t>
+            </w:r>
+            <w:r>
+              <w:rPr>
+                <w:rFonts w:ascii="BRH Malayalam Extra" w:hAnsi="BRH Malayalam Extra" w:cs="BRH Malayalam Extra"/>
+                <w:sz w:val="28"/>
+                <w:szCs w:val="32"/>
+              </w:rPr>
+              <w:t>–</w:t>
+            </w:r>
+            <w:r>
+              <w:rPr>
+                <w:rFonts w:ascii="BRH Malayalam Extra" w:hAnsi="BRH Malayalam Extra" w:cs="BRH Malayalam Extra"/>
+                <w:sz w:val="32"/>
+                <w:szCs w:val="32"/>
+              </w:rPr>
+              <w:t>j</w:t>
+            </w:r>
+            <w:r>
+              <w:rPr>
+                <w:rFonts w:ascii="BRH Malayalam Extra" w:hAnsi="BRH Malayalam Extra" w:cs="BRH Malayalam Extra"/>
+                <w:sz w:val="32"/>
+                <w:szCs w:val="32"/>
+                <w:highlight w:val="yellow"/>
+              </w:rPr>
+              <w:t>Zx</w:t>
+            </w:r>
+            <w:r>
+              <w:rPr>
+                <w:rFonts w:ascii="BRH Malayalam Extra" w:hAnsi="BRH Malayalam Extra" w:cs="BRH Malayalam Extra"/>
+                <w:sz w:val="32"/>
+                <w:szCs w:val="32"/>
+              </w:rPr>
+              <w:t>˜¥RõxZyrx jÇy</w:t>
+            </w:r>
+          </w:p>
+          <w:p>
+            <w:pPr>
+              <w:widowControl w:val="0"/>
+              <w:autoSpaceDE w:val="0"/>
+              <w:autoSpaceDN w:val="0"/>
+              <w:adjustRightInd w:val="0"/>
+              <w:spacing w:before="0" w:line="240" w:lineRule="auto"/>
+              <w:rPr>
+                <w:rFonts w:ascii="BRH Malayalam Extra" w:hAnsi="BRH Malayalam Extra" w:cs="BRH Malayalam Extra"/>
+                <w:sz w:val="32"/>
+                <w:szCs w:val="32"/>
+              </w:rPr>
+            </w:pPr>
+            <w:r>
+              <w:rPr>
+                <w:rFonts w:ascii="BRH Malayalam Extra" w:hAnsi="BRH Malayalam Extra" w:cs="BRH Malayalam Extra"/>
+                <w:sz w:val="32"/>
+                <w:szCs w:val="32"/>
+              </w:rPr>
+              <w:t xml:space="preserve"> jÇõ¡h</w:t>
+            </w:r>
+            <w:r>
+              <w:rPr>
+                <w:rFonts w:ascii="BRH Malayalam Extra" w:hAnsi="BRH Malayalam Extra" w:cs="BRH Malayalam Extra"/>
+                <w:sz w:val="28"/>
+                <w:szCs w:val="32"/>
+              </w:rPr>
+              <w:t>–</w:t>
+            </w:r>
+            <w:r>
+              <w:rPr>
+                <w:rFonts w:ascii="BRH Malayalam Extra" w:hAnsi="BRH Malayalam Extra" w:cs="BRH Malayalam Extra"/>
+                <w:sz w:val="32"/>
+                <w:szCs w:val="32"/>
+              </w:rPr>
+              <w:t>j</w:t>
+            </w:r>
+            <w:r>
+              <w:rPr>
+                <w:rFonts w:ascii="BRH Malayalam Extra" w:hAnsi="BRH Malayalam Extra" w:cs="BRH Malayalam Extra"/>
+                <w:sz w:val="32"/>
+                <w:szCs w:val="32"/>
+                <w:highlight w:val="yellow"/>
+              </w:rPr>
+              <w:t>Zx</w:t>
+            </w:r>
+            <w:r>
+              <w:rPr>
+                <w:rFonts w:ascii="BRH Malayalam Extra" w:hAnsi="BRH Malayalam Extra" w:cs="BRH Malayalam Extra"/>
+                <w:sz w:val="32"/>
+                <w:szCs w:val="32"/>
+              </w:rPr>
+              <w:t>˜¥RõxZyrx ZyrçÇy Zyrç Çõ¡h</w:t>
+            </w:r>
+            <w:r>
+              <w:rPr>
+                <w:rFonts w:ascii="BRH Malayalam Extra" w:hAnsi="BRH Malayalam Extra" w:cs="BRH Malayalam Extra"/>
+                <w:sz w:val="28"/>
+                <w:szCs w:val="32"/>
+              </w:rPr>
+              <w:t>–</w:t>
+            </w:r>
+            <w:r>
+              <w:rPr>
+                <w:rFonts w:ascii="BRH Malayalam Extra" w:hAnsi="BRH Malayalam Extra" w:cs="BRH Malayalam Extra"/>
+                <w:sz w:val="32"/>
+                <w:szCs w:val="32"/>
+                <w:highlight w:val="yellow"/>
+              </w:rPr>
+              <w:t>jZx˜</w:t>
+            </w:r>
+            <w:r>
+              <w:rPr>
+                <w:rFonts w:ascii="BRH Malayalam Extra" w:hAnsi="BRH Malayalam Extra" w:cs="BRH Malayalam Extra"/>
+                <w:sz w:val="32"/>
+                <w:szCs w:val="32"/>
+              </w:rPr>
+              <w:t xml:space="preserve">¥RõxZyrx jÇy | </w:t>
+            </w:r>
+          </w:p>
+          <w:p>
+            <w:pPr>
+              <w:widowControl w:val="0"/>
+              <w:autoSpaceDE w:val="0"/>
+              <w:autoSpaceDN w:val="0"/>
+              <w:adjustRightInd w:val="0"/>
+              <w:spacing w:before="0" w:line="240" w:lineRule="auto"/>
+              <w:rPr>
+                <w:rFonts w:ascii="BRH Malayalam Extra" w:hAnsi="BRH Malayalam Extra" w:cs="BRH Malayalam Extra"/>
+                <w:sz w:val="32"/>
+                <w:szCs w:val="32"/>
+              </w:rPr>
+            </w:pPr>
+            <w:r>
+              <w:rPr>
+                <w:rFonts w:ascii="BRH Malayalam Extra" w:hAnsi="BRH Malayalam Extra" w:cs="BRH Malayalam Extra"/>
+                <w:sz w:val="32"/>
+                <w:szCs w:val="32"/>
+              </w:rPr>
+              <w:t>(</w:t>
+            </w:r>
+            <w:proofErr w:type="gramStart"/>
+            <w:r>
+              <w:rPr>
+                <w:rFonts w:cs="BRH Malayalam Extra"/>
+                <w:szCs w:val="32"/>
+              </w:rPr>
+              <w:t>24</w:t>
+            </w:r>
+            <w:r>
+              <w:rPr>
+                <w:rFonts w:ascii="BRH Malayalam Extra" w:hAnsi="BRH Malayalam Extra" w:cs="BRH Malayalam Extra"/>
+                <w:sz w:val="32"/>
+                <w:szCs w:val="32"/>
+              </w:rPr>
+              <w:t>)</w:t>
+            </w:r>
+            <w:r>
+              <w:rPr>
+                <w:rFonts w:cs="BRH Malayalam Extra"/>
+                <w:szCs w:val="32"/>
+              </w:rPr>
+              <w:t>[</w:t>
+            </w:r>
+            <w:proofErr w:type="gramEnd"/>
+            <w:r>
+              <w:rPr>
+                <w:rFonts w:cs="BRH Malayalam Extra"/>
+                <w:szCs w:val="32"/>
+              </w:rPr>
+              <w:t>P36</w:t>
+            </w:r>
+            <w:r>
+              <w:rPr>
+                <w:rFonts w:ascii="BRH Malayalam Extra" w:hAnsi="BRH Malayalam Extra" w:cs="BRH Malayalam Extra"/>
+                <w:sz w:val="32"/>
+                <w:szCs w:val="32"/>
+              </w:rPr>
+              <w:t xml:space="preserve">] </w:t>
+            </w:r>
+            <w:r>
+              <w:rPr>
+                <w:rFonts w:cs="BRH Malayalam Extra"/>
+                <w:szCs w:val="32"/>
+              </w:rPr>
+              <w:t>7</w:t>
+            </w:r>
+            <w:r>
+              <w:rPr>
+                <w:rFonts w:ascii="BRH Malayalam Extra" w:hAnsi="BRH Malayalam Extra" w:cs="BRH Malayalam Extra"/>
+                <w:sz w:val="32"/>
+                <w:szCs w:val="32"/>
+              </w:rPr>
+              <w:t>.</w:t>
+            </w:r>
+            <w:r>
+              <w:rPr>
+                <w:rFonts w:cs="BRH Malayalam Extra"/>
+                <w:szCs w:val="32"/>
+              </w:rPr>
+              <w:t>4</w:t>
+            </w:r>
+            <w:r>
+              <w:rPr>
+                <w:rFonts w:ascii="BRH Malayalam Extra" w:hAnsi="BRH Malayalam Extra" w:cs="BRH Malayalam Extra"/>
+                <w:sz w:val="32"/>
+                <w:szCs w:val="32"/>
+              </w:rPr>
+              <w:t>.</w:t>
+            </w:r>
+            <w:r>
+              <w:rPr>
+                <w:rFonts w:cs="BRH Malayalam Extra"/>
+                <w:szCs w:val="32"/>
+              </w:rPr>
+              <w:t>11</w:t>
+            </w:r>
+            <w:r>
+              <w:rPr>
+                <w:rFonts w:ascii="BRH Malayalam Extra" w:hAnsi="BRH Malayalam Extra" w:cs="BRH Malayalam Extra"/>
+                <w:sz w:val="32"/>
+                <w:szCs w:val="32"/>
+              </w:rPr>
+              <w:t>.</w:t>
+            </w:r>
+            <w:r>
+              <w:rPr>
+                <w:rFonts w:cs="BRH Malayalam Extra"/>
+                <w:szCs w:val="32"/>
+              </w:rPr>
+              <w:t>3</w:t>
+            </w:r>
+            <w:r>
+              <w:rPr>
+                <w:rFonts w:ascii="BRH Malayalam Extra" w:hAnsi="BRH Malayalam Extra" w:cs="BRH Malayalam Extra"/>
+                <w:sz w:val="32"/>
+                <w:szCs w:val="32"/>
+              </w:rPr>
+              <w:t>(</w:t>
+            </w:r>
+            <w:r>
+              <w:rPr>
+                <w:rFonts w:cs="BRH Malayalam Extra"/>
+                <w:szCs w:val="32"/>
+              </w:rPr>
+              <w:t>20</w:t>
+            </w:r>
+            <w:r>
+              <w:rPr>
+                <w:rFonts w:ascii="BRH Malayalam Extra" w:hAnsi="BRH Malayalam Extra" w:cs="BRH Malayalam Extra"/>
+                <w:sz w:val="32"/>
+                <w:szCs w:val="32"/>
+              </w:rPr>
+              <w:t>)- D</w:t>
+            </w:r>
+            <w:r>
+              <w:rPr>
+                <w:rFonts w:ascii="BRH Malayalam Extra" w:hAnsi="BRH Malayalam Extra" w:cs="BRH Malayalam Extra"/>
+                <w:sz w:val="28"/>
+                <w:szCs w:val="32"/>
+              </w:rPr>
+              <w:t>–</w:t>
+            </w:r>
+            <w:r>
+              <w:rPr>
+                <w:rFonts w:ascii="BRH Malayalam Extra" w:hAnsi="BRH Malayalam Extra" w:cs="BRH Malayalam Extra"/>
+                <w:sz w:val="32"/>
+                <w:szCs w:val="32"/>
+              </w:rPr>
+              <w:t>h</w:t>
+            </w:r>
+            <w:r>
+              <w:rPr>
+                <w:rFonts w:ascii="BRH Malayalam Extra" w:hAnsi="BRH Malayalam Extra" w:cs="BRH Malayalam Extra"/>
+                <w:sz w:val="28"/>
+                <w:szCs w:val="32"/>
+              </w:rPr>
+              <w:t>–</w:t>
+            </w:r>
+            <w:r>
+              <w:rPr>
+                <w:rFonts w:ascii="BRH Malayalam Extra" w:hAnsi="BRH Malayalam Extra" w:cs="BRH Malayalam Extra"/>
+                <w:sz w:val="32"/>
+                <w:szCs w:val="32"/>
+              </w:rPr>
+              <w:t>j</w:t>
+            </w:r>
+            <w:r>
+              <w:rPr>
+                <w:rFonts w:ascii="BRH Malayalam Extra" w:hAnsi="BRH Malayalam Extra" w:cs="BRH Malayalam Extra"/>
+                <w:sz w:val="32"/>
+                <w:szCs w:val="32"/>
+                <w:highlight w:val="yellow"/>
+              </w:rPr>
+              <w:t>Zx</w:t>
+            </w:r>
+            <w:r>
+              <w:rPr>
+                <w:rFonts w:ascii="BRH Malayalam Extra" w:hAnsi="BRH Malayalam Extra" w:cs="BRH Malayalam Extra"/>
+                <w:sz w:val="32"/>
+                <w:szCs w:val="32"/>
+              </w:rPr>
+              <w:t>˜¥RõxZyrx | j</w:t>
+            </w:r>
+            <w:r>
+              <w:rPr>
+                <w:rFonts w:ascii="BRH Malayalam Extra" w:hAnsi="BRH Malayalam Extra" w:cs="BRH Malayalam Extra"/>
+                <w:sz w:val="28"/>
+                <w:szCs w:val="32"/>
+              </w:rPr>
+              <w:t>–</w:t>
+            </w:r>
+            <w:r>
+              <w:rPr>
+                <w:rFonts w:ascii="BRH Malayalam Extra" w:hAnsi="BRH Malayalam Extra" w:cs="BRH Malayalam Extra"/>
+                <w:sz w:val="32"/>
+                <w:szCs w:val="32"/>
+              </w:rPr>
+              <w:t>Çy</w:t>
+            </w:r>
+            <w:r>
+              <w:rPr>
+                <w:rFonts w:ascii="BRH Malayalam Extra" w:hAnsi="BRH Malayalam Extra" w:cs="BRH Malayalam Extra"/>
+                <w:sz w:val="28"/>
+                <w:szCs w:val="32"/>
+              </w:rPr>
+              <w:t>–</w:t>
+            </w:r>
+            <w:r>
+              <w:rPr>
+                <w:rFonts w:ascii="BRH Malayalam Extra" w:hAnsi="BRH Malayalam Extra" w:cs="BRH Malayalam Extra"/>
+                <w:sz w:val="32"/>
+                <w:szCs w:val="32"/>
+              </w:rPr>
+              <w:t xml:space="preserve"> | </w:t>
+            </w:r>
+          </w:p>
+          <w:p>
+            <w:pPr>
+              <w:widowControl w:val="0"/>
+              <w:autoSpaceDE w:val="0"/>
+              <w:autoSpaceDN w:val="0"/>
+              <w:adjustRightInd w:val="0"/>
+              <w:spacing w:before="0" w:line="240" w:lineRule="auto"/>
+              <w:rPr>
+                <w:rFonts w:ascii="BRH Malayalam Extra" w:hAnsi="BRH Malayalam Extra" w:cs="BRH Malayalam Extra"/>
+                <w:sz w:val="32"/>
+                <w:szCs w:val="32"/>
+              </w:rPr>
+            </w:pPr>
+            <w:r>
+              <w:rPr>
+                <w:rFonts w:ascii="BRH Malayalam Extra" w:hAnsi="BRH Malayalam Extra" w:cs="BRH Malayalam Extra"/>
+                <w:sz w:val="32"/>
+                <w:szCs w:val="32"/>
+              </w:rPr>
+              <w:t>D</w:t>
+            </w:r>
+            <w:r>
+              <w:rPr>
+                <w:rFonts w:ascii="BRH Malayalam Extra" w:hAnsi="BRH Malayalam Extra" w:cs="BRH Malayalam Extra"/>
+                <w:sz w:val="28"/>
+                <w:szCs w:val="32"/>
+              </w:rPr>
+              <w:t>–</w:t>
+            </w:r>
+            <w:r>
+              <w:rPr>
+                <w:rFonts w:ascii="BRH Malayalam Extra" w:hAnsi="BRH Malayalam Extra" w:cs="BRH Malayalam Extra"/>
+                <w:sz w:val="32"/>
+                <w:szCs w:val="32"/>
+              </w:rPr>
+              <w:t>h</w:t>
+            </w:r>
+            <w:r>
+              <w:rPr>
+                <w:rFonts w:ascii="BRH Malayalam Extra" w:hAnsi="BRH Malayalam Extra" w:cs="BRH Malayalam Extra"/>
+                <w:sz w:val="28"/>
+                <w:szCs w:val="32"/>
+              </w:rPr>
+              <w:t>–</w:t>
+            </w:r>
+            <w:r>
+              <w:rPr>
+                <w:rFonts w:ascii="BRH Malayalam Extra" w:hAnsi="BRH Malayalam Extra" w:cs="BRH Malayalam Extra"/>
+                <w:sz w:val="32"/>
+                <w:szCs w:val="32"/>
+              </w:rPr>
+              <w:t>jZ—J |</w:t>
+            </w:r>
+          </w:p>
+          <w:p>
+            <w:pPr>
+              <w:widowControl w:val="0"/>
+              <w:autoSpaceDE w:val="0"/>
+              <w:autoSpaceDN w:val="0"/>
+              <w:adjustRightInd w:val="0"/>
+              <w:spacing w:before="0" w:line="240" w:lineRule="auto"/>
+              <w:rPr>
+                <w:rFonts w:ascii="BRH Malayalam Extra" w:hAnsi="BRH Malayalam Extra" w:cs="BRH Malayalam Extra"/>
+                <w:sz w:val="32"/>
+                <w:szCs w:val="32"/>
+              </w:rPr>
+            </w:pPr>
+            <w:r>
+              <w:rPr>
+                <w:rFonts w:ascii="BRH Malayalam Extra" w:hAnsi="BRH Malayalam Extra" w:cs="BRH Malayalam Extra"/>
+                <w:sz w:val="32"/>
+                <w:szCs w:val="32"/>
+              </w:rPr>
+              <w:t>D</w:t>
+            </w:r>
+            <w:r>
+              <w:rPr>
+                <w:rFonts w:ascii="BRH Malayalam Extra" w:hAnsi="BRH Malayalam Extra" w:cs="BRH Malayalam Extra"/>
+                <w:sz w:val="28"/>
+                <w:szCs w:val="32"/>
+              </w:rPr>
+              <w:t>–</w:t>
+            </w:r>
+            <w:r>
+              <w:rPr>
+                <w:rFonts w:ascii="BRH Malayalam Extra" w:hAnsi="BRH Malayalam Extra" w:cs="BRH Malayalam Extra"/>
+                <w:sz w:val="32"/>
+                <w:szCs w:val="32"/>
+              </w:rPr>
+              <w:t>h</w:t>
+            </w:r>
+            <w:r>
+              <w:rPr>
+                <w:rFonts w:ascii="BRH Malayalam Extra" w:hAnsi="BRH Malayalam Extra" w:cs="BRH Malayalam Extra"/>
+                <w:sz w:val="28"/>
+                <w:szCs w:val="32"/>
+              </w:rPr>
+              <w:t>–</w:t>
+            </w:r>
+            <w:r>
+              <w:rPr>
+                <w:rFonts w:ascii="BRH Malayalam Extra" w:hAnsi="BRH Malayalam Extra" w:cs="BRH Malayalam Extra"/>
+                <w:sz w:val="32"/>
+                <w:szCs w:val="32"/>
+              </w:rPr>
+              <w:t>j</w:t>
+            </w:r>
+            <w:r>
+              <w:rPr>
+                <w:rFonts w:ascii="BRH Malayalam Extra" w:hAnsi="BRH Malayalam Extra" w:cs="BRH Malayalam Extra"/>
+                <w:sz w:val="32"/>
+                <w:szCs w:val="32"/>
+                <w:highlight w:val="yellow"/>
+              </w:rPr>
+              <w:t>Z</w:t>
+            </w:r>
+            <w:r>
+              <w:rPr>
+                <w:rFonts w:ascii="BRH Malayalam Extra" w:hAnsi="BRH Malayalam Extra" w:cs="BRH Malayalam Extra"/>
+                <w:sz w:val="32"/>
+                <w:szCs w:val="32"/>
+              </w:rPr>
+              <w:t>x˜¥RõxZyrx jÇy jÇõ¡h</w:t>
+            </w:r>
+            <w:r>
+              <w:rPr>
+                <w:rFonts w:ascii="BRH Malayalam Extra" w:hAnsi="BRH Malayalam Extra" w:cs="BRH Malayalam Extra"/>
+                <w:sz w:val="28"/>
+                <w:szCs w:val="32"/>
+              </w:rPr>
+              <w:t>–</w:t>
+            </w:r>
+            <w:r>
+              <w:rPr>
+                <w:rFonts w:ascii="BRH Malayalam Extra" w:hAnsi="BRH Malayalam Extra" w:cs="BRH Malayalam Extra"/>
+                <w:sz w:val="32"/>
+                <w:szCs w:val="32"/>
+              </w:rPr>
+              <w:t>j</w:t>
+            </w:r>
+            <w:r>
+              <w:rPr>
+                <w:rFonts w:ascii="BRH Malayalam Extra" w:hAnsi="BRH Malayalam Extra" w:cs="BRH Malayalam Extra"/>
+                <w:sz w:val="32"/>
+                <w:szCs w:val="32"/>
+                <w:highlight w:val="yellow"/>
+              </w:rPr>
+              <w:t>Z</w:t>
+            </w:r>
+            <w:r>
+              <w:rPr>
+                <w:rFonts w:ascii="BRH Malayalam Extra" w:hAnsi="BRH Malayalam Extra" w:cs="BRH Malayalam Extra"/>
+                <w:sz w:val="32"/>
+                <w:szCs w:val="32"/>
+              </w:rPr>
+              <w:t>x˜¥RõxZy ¥rxh</w:t>
+            </w:r>
+            <w:r>
+              <w:rPr>
+                <w:rFonts w:ascii="BRH Malayalam Extra" w:hAnsi="BRH Malayalam Extra" w:cs="BRH Malayalam Extra"/>
+                <w:sz w:val="28"/>
+                <w:szCs w:val="32"/>
+              </w:rPr>
+              <w:t>–</w:t>
+            </w:r>
+            <w:r>
+              <w:rPr>
+                <w:rFonts w:ascii="BRH Malayalam Extra" w:hAnsi="BRH Malayalam Extra" w:cs="BRH Malayalam Extra"/>
+                <w:sz w:val="32"/>
+                <w:szCs w:val="32"/>
+                <w:highlight w:val="yellow"/>
+              </w:rPr>
+              <w:t>jZx˜</w:t>
+            </w:r>
+            <w:r>
+              <w:rPr>
+                <w:rFonts w:ascii="BRH Malayalam Extra" w:hAnsi="BRH Malayalam Extra" w:cs="BRH Malayalam Extra"/>
+                <w:sz w:val="32"/>
+                <w:szCs w:val="32"/>
+              </w:rPr>
+              <w:t>¥RõxZyrx jÇõ¡h</w:t>
+            </w:r>
+            <w:r>
+              <w:rPr>
+                <w:rFonts w:ascii="BRH Malayalam Extra" w:hAnsi="BRH Malayalam Extra" w:cs="BRH Malayalam Extra"/>
+                <w:sz w:val="28"/>
+                <w:szCs w:val="32"/>
+              </w:rPr>
+              <w:t>–</w:t>
+            </w:r>
+            <w:r>
+              <w:rPr>
+                <w:rFonts w:ascii="BRH Malayalam Extra" w:hAnsi="BRH Malayalam Extra" w:cs="BRH Malayalam Extra"/>
+                <w:sz w:val="32"/>
+                <w:szCs w:val="32"/>
+              </w:rPr>
+              <w:t>jZ— Dh</w:t>
+            </w:r>
+            <w:r>
+              <w:rPr>
+                <w:rFonts w:ascii="BRH Malayalam Extra" w:hAnsi="BRH Malayalam Extra" w:cs="BRH Malayalam Extra"/>
+                <w:sz w:val="28"/>
+                <w:szCs w:val="32"/>
+              </w:rPr>
+              <w:t>–</w:t>
+            </w:r>
+            <w:r>
+              <w:rPr>
+                <w:rFonts w:ascii="BRH Malayalam Extra" w:hAnsi="BRH Malayalam Extra" w:cs="BRH Malayalam Extra"/>
+                <w:sz w:val="32"/>
+                <w:szCs w:val="32"/>
+              </w:rPr>
+              <w:t>j¥Zx— jÇõ¡h</w:t>
+            </w:r>
+            <w:r>
+              <w:rPr>
+                <w:rFonts w:ascii="BRH Malayalam Extra" w:hAnsi="BRH Malayalam Extra" w:cs="BRH Malayalam Extra"/>
+                <w:sz w:val="28"/>
+                <w:szCs w:val="32"/>
+              </w:rPr>
+              <w:t>–</w:t>
+            </w:r>
+            <w:r>
+              <w:rPr>
+                <w:rFonts w:ascii="BRH Malayalam Extra" w:hAnsi="BRH Malayalam Extra" w:cs="BRH Malayalam Extra"/>
+                <w:sz w:val="32"/>
+                <w:szCs w:val="32"/>
+              </w:rPr>
+              <w:t>j</w:t>
+            </w:r>
+            <w:r>
+              <w:rPr>
+                <w:rFonts w:ascii="BRH Malayalam Extra" w:hAnsi="BRH Malayalam Extra" w:cs="BRH Malayalam Extra"/>
+                <w:sz w:val="32"/>
+                <w:szCs w:val="32"/>
+                <w:highlight w:val="yellow"/>
+              </w:rPr>
+              <w:t>Z</w:t>
+            </w:r>
+            <w:r>
+              <w:rPr>
+                <w:rFonts w:ascii="BRH Malayalam Extra" w:hAnsi="BRH Malayalam Extra" w:cs="BRH Malayalam Extra"/>
+                <w:sz w:val="32"/>
+                <w:szCs w:val="32"/>
+              </w:rPr>
+              <w:t>x˜¥RõxZy ¥rxh</w:t>
+            </w:r>
+            <w:r>
+              <w:rPr>
+                <w:rFonts w:ascii="BRH Malayalam Extra" w:hAnsi="BRH Malayalam Extra" w:cs="BRH Malayalam Extra"/>
+                <w:sz w:val="28"/>
+                <w:szCs w:val="32"/>
+              </w:rPr>
+              <w:t>–</w:t>
+            </w:r>
+            <w:r>
+              <w:rPr>
+                <w:rFonts w:ascii="BRH Malayalam Extra" w:hAnsi="BRH Malayalam Extra" w:cs="BRH Malayalam Extra"/>
+                <w:sz w:val="32"/>
+                <w:szCs w:val="32"/>
+              </w:rPr>
+              <w:t>j</w:t>
+            </w:r>
+            <w:r>
+              <w:rPr>
+                <w:rFonts w:ascii="BRH Malayalam Extra" w:hAnsi="BRH Malayalam Extra" w:cs="BRH Malayalam Extra"/>
+                <w:sz w:val="32"/>
+                <w:szCs w:val="32"/>
+                <w:highlight w:val="yellow"/>
+              </w:rPr>
+              <w:t>Z</w:t>
+            </w:r>
+            <w:r>
+              <w:rPr>
+                <w:rFonts w:ascii="BRH Malayalam Extra" w:hAnsi="BRH Malayalam Extra" w:cs="BRH Malayalam Extra"/>
+                <w:sz w:val="32"/>
+                <w:szCs w:val="32"/>
+              </w:rPr>
+              <w:t xml:space="preserve">x˜¥RõxZyrx </w:t>
+            </w:r>
+          </w:p>
+          <w:p>
+            <w:pPr>
+              <w:widowControl w:val="0"/>
+              <w:autoSpaceDE w:val="0"/>
+              <w:autoSpaceDN w:val="0"/>
+              <w:adjustRightInd w:val="0"/>
+              <w:spacing w:before="0" w:line="240" w:lineRule="auto"/>
+              <w:rPr>
+                <w:rFonts w:ascii="BRH Malayalam Extra" w:hAnsi="BRH Malayalam Extra" w:cs="BRH Malayalam Extra"/>
+                <w:sz w:val="32"/>
+                <w:szCs w:val="32"/>
+              </w:rPr>
+            </w:pPr>
+            <w:r>
+              <w:rPr>
+                <w:rFonts w:ascii="BRH Malayalam Extra" w:hAnsi="BRH Malayalam Extra" w:cs="BRH Malayalam Extra"/>
+                <w:sz w:val="32"/>
+                <w:szCs w:val="32"/>
+              </w:rPr>
+              <w:t>jÇõ¡h</w:t>
+            </w:r>
+            <w:r>
+              <w:rPr>
+                <w:rFonts w:ascii="BRH Malayalam Extra" w:hAnsi="BRH Malayalam Extra" w:cs="BRH Malayalam Extra"/>
+                <w:sz w:val="28"/>
+                <w:szCs w:val="32"/>
+              </w:rPr>
+              <w:t>–</w:t>
+            </w:r>
+            <w:r>
+              <w:rPr>
+                <w:rFonts w:ascii="BRH Malayalam Extra" w:hAnsi="BRH Malayalam Extra" w:cs="BRH Malayalam Extra"/>
+                <w:sz w:val="32"/>
+                <w:szCs w:val="32"/>
+              </w:rPr>
+              <w:t xml:space="preserve">jZ—J | </w:t>
+            </w:r>
+          </w:p>
+          <w:p>
+            <w:pPr>
+              <w:widowControl w:val="0"/>
+              <w:autoSpaceDE w:val="0"/>
+              <w:autoSpaceDN w:val="0"/>
+              <w:adjustRightInd w:val="0"/>
+              <w:spacing w:before="0" w:line="240" w:lineRule="auto"/>
+              <w:rPr>
+                <w:rFonts w:ascii="BRH Malayalam Extra" w:hAnsi="BRH Malayalam Extra" w:cs="BRH Malayalam Extra"/>
+                <w:sz w:val="32"/>
+                <w:szCs w:val="32"/>
+              </w:rPr>
+            </w:pPr>
+            <w:r>
+              <w:rPr>
+                <w:rFonts w:ascii="BRH Malayalam Extra" w:hAnsi="BRH Malayalam Extra" w:cs="BRH Malayalam Extra"/>
+                <w:sz w:val="32"/>
+                <w:szCs w:val="32"/>
+              </w:rPr>
+              <w:t>(</w:t>
+            </w:r>
+            <w:proofErr w:type="gramStart"/>
+            <w:r>
+              <w:rPr>
+                <w:rFonts w:cs="BRH Malayalam Extra"/>
+                <w:szCs w:val="32"/>
+              </w:rPr>
+              <w:t>25</w:t>
+            </w:r>
+            <w:r>
+              <w:rPr>
+                <w:rFonts w:ascii="BRH Malayalam Extra" w:hAnsi="BRH Malayalam Extra" w:cs="BRH Malayalam Extra"/>
+                <w:sz w:val="32"/>
+                <w:szCs w:val="32"/>
+              </w:rPr>
+              <w:t>)</w:t>
+            </w:r>
+            <w:r>
+              <w:rPr>
+                <w:rFonts w:cs="BRH Malayalam Extra"/>
+                <w:szCs w:val="32"/>
+              </w:rPr>
+              <w:t>[</w:t>
+            </w:r>
+            <w:proofErr w:type="gramEnd"/>
+            <w:r>
+              <w:rPr>
+                <w:rFonts w:cs="BRH Malayalam Extra"/>
+                <w:szCs w:val="32"/>
+              </w:rPr>
+              <w:t>P36</w:t>
+            </w:r>
+            <w:r>
+              <w:rPr>
+                <w:rFonts w:ascii="BRH Malayalam Extra" w:hAnsi="BRH Malayalam Extra" w:cs="BRH Malayalam Extra"/>
+                <w:sz w:val="32"/>
+                <w:szCs w:val="32"/>
+              </w:rPr>
+              <w:t xml:space="preserve">] </w:t>
+            </w:r>
+            <w:r>
+              <w:rPr>
+                <w:rFonts w:cs="BRH Malayalam Extra"/>
+                <w:szCs w:val="32"/>
+              </w:rPr>
+              <w:t>7</w:t>
+            </w:r>
+            <w:r>
+              <w:rPr>
+                <w:rFonts w:ascii="BRH Malayalam Extra" w:hAnsi="BRH Malayalam Extra" w:cs="BRH Malayalam Extra"/>
+                <w:sz w:val="32"/>
+                <w:szCs w:val="32"/>
+              </w:rPr>
+              <w:t>.</w:t>
+            </w:r>
+            <w:r>
+              <w:rPr>
+                <w:rFonts w:cs="BRH Malayalam Extra"/>
+                <w:szCs w:val="32"/>
+              </w:rPr>
+              <w:t>4</w:t>
+            </w:r>
+            <w:r>
+              <w:rPr>
+                <w:rFonts w:ascii="BRH Malayalam Extra" w:hAnsi="BRH Malayalam Extra" w:cs="BRH Malayalam Extra"/>
+                <w:sz w:val="32"/>
+                <w:szCs w:val="32"/>
+              </w:rPr>
+              <w:t>.</w:t>
+            </w:r>
+            <w:r>
+              <w:rPr>
+                <w:rFonts w:cs="BRH Malayalam Extra"/>
+                <w:szCs w:val="32"/>
+              </w:rPr>
+              <w:t>11</w:t>
+            </w:r>
+            <w:r>
+              <w:rPr>
+                <w:rFonts w:ascii="BRH Malayalam Extra" w:hAnsi="BRH Malayalam Extra" w:cs="BRH Malayalam Extra"/>
+                <w:sz w:val="32"/>
+                <w:szCs w:val="32"/>
+              </w:rPr>
+              <w:t>.</w:t>
+            </w:r>
+            <w:r>
+              <w:rPr>
+                <w:rFonts w:cs="BRH Malayalam Extra"/>
+                <w:szCs w:val="32"/>
+              </w:rPr>
+              <w:t>3</w:t>
+            </w:r>
+            <w:r>
+              <w:rPr>
+                <w:rFonts w:ascii="BRH Malayalam Extra" w:hAnsi="BRH Malayalam Extra" w:cs="BRH Malayalam Extra"/>
+                <w:sz w:val="32"/>
+                <w:szCs w:val="32"/>
+              </w:rPr>
+              <w:t>(</w:t>
+            </w:r>
+            <w:r>
+              <w:rPr>
+                <w:rFonts w:cs="BRH Malayalam Extra"/>
+                <w:szCs w:val="32"/>
+              </w:rPr>
+              <w:t>20</w:t>
+            </w:r>
+            <w:r>
+              <w:rPr>
+                <w:rFonts w:ascii="BRH Malayalam Extra" w:hAnsi="BRH Malayalam Extra" w:cs="BRH Malayalam Extra"/>
+                <w:sz w:val="32"/>
+                <w:szCs w:val="32"/>
+              </w:rPr>
+              <w:t>)- D</w:t>
+            </w:r>
+            <w:r>
+              <w:rPr>
+                <w:rFonts w:ascii="BRH Malayalam Extra" w:hAnsi="BRH Malayalam Extra" w:cs="BRH Malayalam Extra"/>
+                <w:sz w:val="28"/>
+                <w:szCs w:val="32"/>
+              </w:rPr>
+              <w:t>–</w:t>
+            </w:r>
+            <w:r>
+              <w:rPr>
+                <w:rFonts w:ascii="BRH Malayalam Extra" w:hAnsi="BRH Malayalam Extra" w:cs="BRH Malayalam Extra"/>
+                <w:sz w:val="32"/>
+                <w:szCs w:val="32"/>
+              </w:rPr>
+              <w:t>h</w:t>
+            </w:r>
+            <w:r>
+              <w:rPr>
+                <w:rFonts w:ascii="BRH Malayalam Extra" w:hAnsi="BRH Malayalam Extra" w:cs="BRH Malayalam Extra"/>
+                <w:sz w:val="28"/>
+                <w:szCs w:val="32"/>
+              </w:rPr>
+              <w:t>–</w:t>
+            </w:r>
+            <w:r>
+              <w:rPr>
+                <w:rFonts w:ascii="BRH Malayalam Extra" w:hAnsi="BRH Malayalam Extra" w:cs="BRH Malayalam Extra"/>
+                <w:sz w:val="32"/>
+                <w:szCs w:val="32"/>
+              </w:rPr>
+              <w:t>j</w:t>
+            </w:r>
+            <w:r>
+              <w:rPr>
+                <w:rFonts w:ascii="BRH Malayalam Extra" w:hAnsi="BRH Malayalam Extra" w:cs="BRH Malayalam Extra"/>
+                <w:sz w:val="32"/>
+                <w:szCs w:val="32"/>
+                <w:highlight w:val="yellow"/>
+              </w:rPr>
+              <w:t>Z</w:t>
+            </w:r>
+            <w:r>
+              <w:rPr>
+                <w:rFonts w:ascii="BRH Malayalam Extra" w:hAnsi="BRH Malayalam Extra" w:cs="BRH Malayalam Extra"/>
+                <w:sz w:val="32"/>
+                <w:szCs w:val="32"/>
+              </w:rPr>
+              <w:t>x˜¥RõxZyrx |</w:t>
+            </w:r>
+          </w:p>
+          <w:p>
+            <w:pPr>
+              <w:widowControl w:val="0"/>
+              <w:autoSpaceDE w:val="0"/>
+              <w:autoSpaceDN w:val="0"/>
+              <w:adjustRightInd w:val="0"/>
+              <w:spacing w:before="0" w:line="240" w:lineRule="auto"/>
+              <w:rPr>
+                <w:rFonts w:ascii="BRH Malayalam Extra" w:hAnsi="BRH Malayalam Extra" w:cs="BRH Malayalam Extra"/>
+                <w:sz w:val="32"/>
+                <w:szCs w:val="32"/>
+              </w:rPr>
+            </w:pPr>
+            <w:r>
+              <w:rPr>
+                <w:rFonts w:ascii="BRH Malayalam Extra" w:hAnsi="BRH Malayalam Extra" w:cs="BRH Malayalam Extra"/>
+                <w:sz w:val="32"/>
+                <w:szCs w:val="32"/>
+              </w:rPr>
+              <w:t>D</w:t>
+            </w:r>
+            <w:r>
+              <w:rPr>
+                <w:rFonts w:ascii="BRH Malayalam Extra" w:hAnsi="BRH Malayalam Extra" w:cs="BRH Malayalam Extra"/>
+                <w:sz w:val="28"/>
+                <w:szCs w:val="32"/>
+              </w:rPr>
+              <w:t>–</w:t>
+            </w:r>
+            <w:r>
+              <w:rPr>
+                <w:rFonts w:ascii="BRH Malayalam Extra" w:hAnsi="BRH Malayalam Extra" w:cs="BRH Malayalam Extra"/>
+                <w:sz w:val="32"/>
+                <w:szCs w:val="32"/>
+              </w:rPr>
+              <w:t>h</w:t>
+            </w:r>
+            <w:r>
+              <w:rPr>
+                <w:rFonts w:ascii="BRH Malayalam Extra" w:hAnsi="BRH Malayalam Extra" w:cs="BRH Malayalam Extra"/>
+                <w:sz w:val="28"/>
+                <w:szCs w:val="32"/>
+              </w:rPr>
+              <w:t>–</w:t>
+            </w:r>
+            <w:r>
+              <w:rPr>
+                <w:rFonts w:ascii="BRH Malayalam Extra" w:hAnsi="BRH Malayalam Extra" w:cs="BRH Malayalam Extra"/>
+                <w:sz w:val="32"/>
+                <w:szCs w:val="32"/>
+              </w:rPr>
+              <w:t>j</w:t>
+            </w:r>
+            <w:r>
+              <w:rPr>
+                <w:rFonts w:ascii="BRH Malayalam Extra" w:hAnsi="BRH Malayalam Extra" w:cs="BRH Malayalam Extra"/>
+                <w:sz w:val="32"/>
+                <w:szCs w:val="32"/>
+                <w:highlight w:val="yellow"/>
+              </w:rPr>
+              <w:t>Zx</w:t>
+            </w:r>
+            <w:r>
+              <w:rPr>
+                <w:rFonts w:ascii="BRH Malayalam Extra" w:hAnsi="BRH Malayalam Extra" w:cs="BRH Malayalam Extra"/>
+                <w:sz w:val="32"/>
+                <w:szCs w:val="32"/>
+              </w:rPr>
+              <w:t>˜¥RõxZy</w:t>
+            </w:r>
+            <w:r>
+              <w:rPr>
+                <w:rFonts w:ascii="BRH Malayalam Extra" w:hAnsi="BRH Malayalam Extra" w:cs="BRH Malayalam Extra"/>
+                <w:sz w:val="28"/>
+                <w:szCs w:val="32"/>
+              </w:rPr>
+              <w:t>–</w:t>
+            </w:r>
+            <w:r>
+              <w:rPr>
+                <w:rFonts w:ascii="BRH Malayalam Extra" w:hAnsi="BRH Malayalam Extra" w:cs="BRH Malayalam Extra"/>
+                <w:sz w:val="32"/>
+                <w:szCs w:val="32"/>
+              </w:rPr>
+              <w:t>¥rZõ¡—h</w:t>
+            </w:r>
+            <w:r>
+              <w:rPr>
+                <w:rFonts w:ascii="BRH Malayalam Extra" w:hAnsi="BRH Malayalam Extra" w:cs="BRH Malayalam Extra"/>
+                <w:sz w:val="28"/>
+                <w:szCs w:val="32"/>
+              </w:rPr>
+              <w:t>–</w:t>
+            </w:r>
+            <w:r>
+              <w:rPr>
+                <w:rFonts w:ascii="BRH Malayalam Extra" w:hAnsi="BRH Malayalam Extra" w:cs="BRH Malayalam Extra"/>
+                <w:sz w:val="32"/>
+                <w:szCs w:val="32"/>
+              </w:rPr>
+              <w:t>jZ—J - ¥Rõx</w:t>
+            </w:r>
+            <w:r>
+              <w:rPr>
+                <w:rFonts w:ascii="BRH Malayalam Extra" w:hAnsi="BRH Malayalam Extra" w:cs="BRH Malayalam Extra"/>
+                <w:sz w:val="28"/>
+                <w:szCs w:val="32"/>
+              </w:rPr>
+              <w:t>–</w:t>
+            </w:r>
+            <w:r>
+              <w:rPr>
+                <w:rFonts w:ascii="BRH Malayalam Extra" w:hAnsi="BRH Malayalam Extra" w:cs="BRH Malayalam Extra"/>
+                <w:sz w:val="32"/>
+                <w:szCs w:val="32"/>
+              </w:rPr>
+              <w:t>Zy</w:t>
+            </w:r>
+            <w:r>
+              <w:rPr>
+                <w:rFonts w:ascii="BRH Malayalam Extra" w:hAnsi="BRH Malayalam Extra" w:cs="BRH Malayalam Extra"/>
+                <w:sz w:val="28"/>
+                <w:szCs w:val="32"/>
+              </w:rPr>
+              <w:t>–</w:t>
+            </w:r>
+            <w:r>
+              <w:rPr>
+                <w:rFonts w:ascii="BRH Malayalam Extra" w:hAnsi="BRH Malayalam Extra" w:cs="BRH Malayalam Extra"/>
+                <w:sz w:val="32"/>
+                <w:szCs w:val="32"/>
+              </w:rPr>
+              <w:t>rx</w:t>
+            </w:r>
+            <w:r>
+              <w:rPr>
+                <w:rFonts w:ascii="BRH Malayalam Extra" w:hAnsi="BRH Malayalam Extra" w:cs="BRH Malayalam Extra"/>
+                <w:sz w:val="28"/>
+                <w:szCs w:val="32"/>
+              </w:rPr>
+              <w:t>–</w:t>
+            </w:r>
+            <w:r>
+              <w:rPr>
+                <w:rFonts w:ascii="BRH Malayalam Extra" w:hAnsi="BRH Malayalam Extra" w:cs="BRH Malayalam Extra"/>
+                <w:sz w:val="32"/>
+                <w:szCs w:val="32"/>
+              </w:rPr>
+              <w:t xml:space="preserve"> | </w:t>
+            </w:r>
+          </w:p>
+        </w:tc>
+        <w:tc>
+          <w:tcPr>
+            <w:tcW w:w="7230" w:type="dxa"/>
+          </w:tcPr>
+          <w:p>
+            <w:pPr>
+              <w:widowControl w:val="0"/>
+              <w:autoSpaceDE w:val="0"/>
+              <w:autoSpaceDN w:val="0"/>
+              <w:adjustRightInd w:val="0"/>
+              <w:spacing w:before="0" w:line="240" w:lineRule="auto"/>
+              <w:rPr>
+                <w:rFonts w:ascii="BRH Malayalam Extra" w:hAnsi="BRH Malayalam Extra" w:cs="BRH Malayalam Extra"/>
+                <w:sz w:val="32"/>
+                <w:szCs w:val="32"/>
+              </w:rPr>
+            </w:pPr>
+            <w:r>
+              <w:rPr>
+                <w:rFonts w:ascii="BRH Malayalam Extra" w:hAnsi="BRH Malayalam Extra" w:cs="BRH Malayalam Extra"/>
+                <w:sz w:val="32"/>
+                <w:szCs w:val="32"/>
+              </w:rPr>
+              <w:lastRenderedPageBreak/>
+              <w:t>(</w:t>
+            </w:r>
+            <w:proofErr w:type="gramStart"/>
+            <w:r>
+              <w:rPr>
+                <w:rFonts w:cs="BRH Malayalam Extra"/>
+                <w:szCs w:val="32"/>
+              </w:rPr>
+              <w:t>22</w:t>
+            </w:r>
+            <w:r>
+              <w:rPr>
+                <w:rFonts w:ascii="BRH Malayalam Extra" w:hAnsi="BRH Malayalam Extra" w:cs="BRH Malayalam Extra"/>
+                <w:sz w:val="32"/>
+                <w:szCs w:val="32"/>
+              </w:rPr>
+              <w:t>)</w:t>
+            </w:r>
+            <w:r>
+              <w:rPr>
+                <w:rFonts w:cs="BRH Malayalam Extra"/>
+                <w:szCs w:val="32"/>
+              </w:rPr>
+              <w:t>[</w:t>
+            </w:r>
+            <w:proofErr w:type="gramEnd"/>
+            <w:r>
+              <w:rPr>
+                <w:rFonts w:cs="BRH Malayalam Extra"/>
+                <w:szCs w:val="32"/>
+              </w:rPr>
+              <w:t>P36</w:t>
+            </w:r>
+            <w:r>
+              <w:rPr>
+                <w:rFonts w:ascii="BRH Malayalam Extra" w:hAnsi="BRH Malayalam Extra" w:cs="BRH Malayalam Extra"/>
+                <w:sz w:val="32"/>
+                <w:szCs w:val="32"/>
+              </w:rPr>
+              <w:t xml:space="preserve">] </w:t>
+            </w:r>
+            <w:r>
+              <w:rPr>
+                <w:rFonts w:cs="BRH Malayalam Extra"/>
+                <w:szCs w:val="32"/>
+              </w:rPr>
+              <w:t>7</w:t>
+            </w:r>
+            <w:r>
+              <w:rPr>
+                <w:rFonts w:ascii="BRH Malayalam Extra" w:hAnsi="BRH Malayalam Extra" w:cs="BRH Malayalam Extra"/>
+                <w:sz w:val="32"/>
+                <w:szCs w:val="32"/>
+              </w:rPr>
+              <w:t>.</w:t>
+            </w:r>
+            <w:r>
+              <w:rPr>
+                <w:rFonts w:cs="BRH Malayalam Extra"/>
+                <w:szCs w:val="32"/>
+              </w:rPr>
+              <w:t>4</w:t>
+            </w:r>
+            <w:r>
+              <w:rPr>
+                <w:rFonts w:ascii="BRH Malayalam Extra" w:hAnsi="BRH Malayalam Extra" w:cs="BRH Malayalam Extra"/>
+                <w:sz w:val="32"/>
+                <w:szCs w:val="32"/>
+              </w:rPr>
+              <w:t>.</w:t>
+            </w:r>
+            <w:r>
+              <w:rPr>
+                <w:rFonts w:cs="BRH Malayalam Extra"/>
+                <w:szCs w:val="32"/>
+              </w:rPr>
+              <w:t>11</w:t>
+            </w:r>
+            <w:r>
+              <w:rPr>
+                <w:rFonts w:ascii="BRH Malayalam Extra" w:hAnsi="BRH Malayalam Extra" w:cs="BRH Malayalam Extra"/>
+                <w:sz w:val="32"/>
+                <w:szCs w:val="32"/>
+              </w:rPr>
+              <w:t>.</w:t>
+            </w:r>
+            <w:r>
+              <w:rPr>
+                <w:rFonts w:cs="BRH Malayalam Extra"/>
+                <w:szCs w:val="32"/>
+              </w:rPr>
+              <w:t>3</w:t>
+            </w:r>
+            <w:r>
+              <w:rPr>
+                <w:rFonts w:ascii="BRH Malayalam Extra" w:hAnsi="BRH Malayalam Extra" w:cs="BRH Malayalam Extra"/>
+                <w:sz w:val="32"/>
+                <w:szCs w:val="32"/>
+              </w:rPr>
+              <w:t>(</w:t>
+            </w:r>
+            <w:r>
+              <w:rPr>
+                <w:rFonts w:cs="BRH Malayalam Extra"/>
+                <w:szCs w:val="32"/>
+              </w:rPr>
+              <w:t>18</w:t>
+            </w:r>
+            <w:r>
+              <w:rPr>
+                <w:rFonts w:ascii="BRH Malayalam Extra" w:hAnsi="BRH Malayalam Extra" w:cs="BRH Malayalam Extra"/>
+                <w:sz w:val="32"/>
+                <w:szCs w:val="32"/>
+              </w:rPr>
+              <w:t>)- öeZy— | Zy</w:t>
+            </w:r>
+            <w:r>
+              <w:rPr>
+                <w:rFonts w:ascii="BRH Malayalam Extra" w:hAnsi="BRH Malayalam Extra" w:cs="BRH Malayalam Extra"/>
+                <w:sz w:val="28"/>
+                <w:szCs w:val="32"/>
+              </w:rPr>
+              <w:t>–</w:t>
+            </w:r>
+            <w:r>
+              <w:rPr>
+                <w:rFonts w:ascii="BRH Malayalam Extra" w:hAnsi="BRH Malayalam Extra" w:cs="BRH Malayalam Extra"/>
+                <w:sz w:val="32"/>
+                <w:szCs w:val="32"/>
+              </w:rPr>
+              <w:t>rç</w:t>
+            </w:r>
+            <w:r>
+              <w:rPr>
+                <w:rFonts w:ascii="BRH Malayalam Extra" w:hAnsi="BRH Malayalam Extra" w:cs="BRH Malayalam Extra"/>
+                <w:sz w:val="28"/>
+                <w:szCs w:val="32"/>
+              </w:rPr>
+              <w:t>–</w:t>
+            </w:r>
+            <w:r>
+              <w:rPr>
+                <w:rFonts w:ascii="BRH Malayalam Extra" w:hAnsi="BRH Malayalam Extra" w:cs="BRH Malayalam Extra"/>
+                <w:sz w:val="32"/>
+                <w:szCs w:val="32"/>
+              </w:rPr>
+              <w:t>Çy</w:t>
+            </w:r>
+            <w:r>
+              <w:rPr>
+                <w:rFonts w:ascii="BRH Malayalam Extra" w:hAnsi="BRH Malayalam Extra" w:cs="BRH Malayalam Extra"/>
+                <w:sz w:val="28"/>
+                <w:szCs w:val="32"/>
+              </w:rPr>
+              <w:t>–</w:t>
+            </w:r>
+            <w:r>
+              <w:rPr>
+                <w:rFonts w:ascii="BRH Malayalam Extra" w:hAnsi="BRH Malayalam Extra" w:cs="BRH Malayalam Extra"/>
+                <w:sz w:val="32"/>
+                <w:szCs w:val="32"/>
+              </w:rPr>
+              <w:t xml:space="preserve"> | </w:t>
+            </w:r>
+          </w:p>
+          <w:p>
+            <w:pPr>
+              <w:widowControl w:val="0"/>
+              <w:autoSpaceDE w:val="0"/>
+              <w:autoSpaceDN w:val="0"/>
+              <w:adjustRightInd w:val="0"/>
+              <w:spacing w:before="0" w:line="240" w:lineRule="auto"/>
+              <w:rPr>
+                <w:rFonts w:ascii="BRH Malayalam Extra" w:hAnsi="BRH Malayalam Extra" w:cs="BRH Malayalam Extra"/>
+                <w:sz w:val="32"/>
+                <w:szCs w:val="32"/>
+              </w:rPr>
+            </w:pPr>
+            <w:r>
+              <w:rPr>
+                <w:rFonts w:ascii="BRH Malayalam Extra" w:hAnsi="BRH Malayalam Extra" w:cs="BRH Malayalam Extra"/>
+                <w:sz w:val="32"/>
+                <w:szCs w:val="32"/>
+              </w:rPr>
+              <w:t>D</w:t>
+            </w:r>
+            <w:r>
+              <w:rPr>
+                <w:rFonts w:ascii="BRH Malayalam Extra" w:hAnsi="BRH Malayalam Extra" w:cs="BRH Malayalam Extra"/>
+                <w:sz w:val="28"/>
+                <w:szCs w:val="32"/>
+              </w:rPr>
+              <w:t>–</w:t>
+            </w:r>
+            <w:r>
+              <w:rPr>
+                <w:rFonts w:ascii="BRH Malayalam Extra" w:hAnsi="BRH Malayalam Extra" w:cs="BRH Malayalam Extra"/>
+                <w:sz w:val="32"/>
+                <w:szCs w:val="32"/>
+              </w:rPr>
+              <w:t>h</w:t>
+            </w:r>
+            <w:r>
+              <w:rPr>
+                <w:rFonts w:ascii="BRH Malayalam Extra" w:hAnsi="BRH Malayalam Extra" w:cs="BRH Malayalam Extra"/>
+                <w:sz w:val="28"/>
+                <w:szCs w:val="32"/>
+              </w:rPr>
+              <w:t>–</w:t>
+            </w:r>
+            <w:r>
+              <w:rPr>
+                <w:rFonts w:ascii="BRH Malayalam Extra" w:hAnsi="BRH Malayalam Extra" w:cs="BRH Malayalam Extra"/>
+                <w:sz w:val="32"/>
+                <w:szCs w:val="32"/>
+              </w:rPr>
+              <w:t>j</w:t>
+            </w:r>
+            <w:r>
+              <w:rPr>
+                <w:rFonts w:ascii="BRH Malayalam Extra" w:hAnsi="BRH Malayalam Extra" w:cs="BRH Malayalam Extra"/>
+                <w:sz w:val="32"/>
+                <w:szCs w:val="32"/>
+                <w:highlight w:val="green"/>
+              </w:rPr>
+              <w:t>¥</w:t>
+            </w:r>
+            <w:r>
+              <w:rPr>
+                <w:rFonts w:ascii="BRH Malayalam Extra" w:hAnsi="BRH Malayalam Extra" w:cs="BRH Malayalam Extra"/>
+                <w:sz w:val="32"/>
+                <w:szCs w:val="32"/>
+              </w:rPr>
+              <w:t>Zx˜¥RõxZyrx |</w:t>
+            </w:r>
+          </w:p>
+          <w:p>
+            <w:pPr>
+              <w:widowControl w:val="0"/>
+              <w:autoSpaceDE w:val="0"/>
+              <w:autoSpaceDN w:val="0"/>
+              <w:adjustRightInd w:val="0"/>
+              <w:spacing w:before="0" w:line="240" w:lineRule="auto"/>
+              <w:rPr>
+                <w:rFonts w:ascii="BRH Malayalam Extra" w:hAnsi="BRH Malayalam Extra" w:cs="BRH Malayalam Extra"/>
+                <w:sz w:val="32"/>
+                <w:szCs w:val="32"/>
+              </w:rPr>
+            </w:pPr>
+            <w:r>
+              <w:rPr>
+                <w:rFonts w:ascii="BRH Malayalam Extra" w:hAnsi="BRH Malayalam Extra" w:cs="BRH Malayalam Extra"/>
+                <w:sz w:val="32"/>
+                <w:szCs w:val="32"/>
+              </w:rPr>
+              <w:t>öeZy— ZyrçÇy ZyrçÇy</w:t>
+            </w:r>
+            <w:r>
+              <w:rPr>
+                <w:rFonts w:ascii="BRH Malayalam Extra" w:hAnsi="BRH Malayalam Extra" w:cs="BRH Malayalam Extra"/>
+                <w:sz w:val="28"/>
+                <w:szCs w:val="32"/>
+              </w:rPr>
+              <w:t>–</w:t>
+            </w:r>
+            <w:r>
+              <w:rPr>
+                <w:rFonts w:ascii="BRH Malayalam Extra" w:hAnsi="BRH Malayalam Extra" w:cs="BRH Malayalam Extra"/>
+                <w:sz w:val="32"/>
+                <w:szCs w:val="32"/>
+              </w:rPr>
+              <w:t xml:space="preserve"> öeZy</w:t>
+            </w:r>
+            <w:r>
+              <w:rPr>
+                <w:rFonts w:ascii="BRH Malayalam Extra" w:hAnsi="BRH Malayalam Extra" w:cs="BRH Malayalam Extra"/>
+                <w:sz w:val="28"/>
+                <w:szCs w:val="32"/>
+              </w:rPr>
+              <w:t>–</w:t>
+            </w:r>
+            <w:r>
+              <w:rPr>
+                <w:rFonts w:ascii="BRH Malayalam Extra" w:hAnsi="BRH Malayalam Extra" w:cs="BRH Malayalam Extra"/>
+                <w:sz w:val="32"/>
+                <w:szCs w:val="32"/>
+              </w:rPr>
+              <w:t xml:space="preserve"> öeZy— Zyrç </w:t>
+            </w:r>
+          </w:p>
+          <w:p>
+            <w:pPr>
+              <w:widowControl w:val="0"/>
+              <w:autoSpaceDE w:val="0"/>
+              <w:autoSpaceDN w:val="0"/>
+              <w:adjustRightInd w:val="0"/>
+              <w:spacing w:before="0" w:line="240" w:lineRule="auto"/>
+              <w:rPr>
+                <w:rFonts w:ascii="BRH Malayalam Extra" w:hAnsi="BRH Malayalam Extra" w:cs="BRH Malayalam Extra"/>
+                <w:sz w:val="32"/>
+                <w:szCs w:val="32"/>
+              </w:rPr>
+            </w:pPr>
+            <w:r>
+              <w:rPr>
+                <w:rFonts w:ascii="BRH Malayalam Extra" w:hAnsi="BRH Malayalam Extra" w:cs="BRH Malayalam Extra"/>
+                <w:sz w:val="32"/>
+                <w:szCs w:val="32"/>
+              </w:rPr>
+              <w:t>Çõ¡h</w:t>
+            </w:r>
+            <w:r>
+              <w:rPr>
+                <w:rFonts w:ascii="BRH Malayalam Extra" w:hAnsi="BRH Malayalam Extra" w:cs="BRH Malayalam Extra"/>
+                <w:sz w:val="28"/>
+                <w:szCs w:val="32"/>
+              </w:rPr>
+              <w:t>–</w:t>
+            </w:r>
+            <w:r>
+              <w:rPr>
+                <w:rFonts w:ascii="BRH Malayalam Extra" w:hAnsi="BRH Malayalam Extra" w:cs="BRH Malayalam Extra"/>
+                <w:sz w:val="32"/>
+                <w:szCs w:val="32"/>
+              </w:rPr>
+              <w:t>j</w:t>
+            </w:r>
+            <w:r>
+              <w:rPr>
+                <w:rFonts w:ascii="BRH Malayalam Extra" w:hAnsi="BRH Malayalam Extra" w:cs="BRH Malayalam Extra"/>
+                <w:sz w:val="32"/>
+                <w:szCs w:val="32"/>
+                <w:highlight w:val="green"/>
+              </w:rPr>
+              <w:t>¥</w:t>
+            </w:r>
+            <w:r>
+              <w:rPr>
+                <w:rFonts w:ascii="BRH Malayalam Extra" w:hAnsi="BRH Malayalam Extra" w:cs="BRH Malayalam Extra"/>
+                <w:sz w:val="32"/>
+                <w:szCs w:val="32"/>
+              </w:rPr>
+              <w:t>Zx˜¥RõxZy ¥rxh</w:t>
+            </w:r>
+            <w:r>
+              <w:rPr>
+                <w:rFonts w:ascii="BRH Malayalam Extra" w:hAnsi="BRH Malayalam Extra" w:cs="BRH Malayalam Extra"/>
+                <w:sz w:val="28"/>
+                <w:szCs w:val="32"/>
+              </w:rPr>
+              <w:t>–</w:t>
+            </w:r>
+            <w:r>
+              <w:rPr>
+                <w:rFonts w:ascii="BRH Malayalam Extra" w:hAnsi="BRH Malayalam Extra" w:cs="BRH Malayalam Extra"/>
+                <w:sz w:val="32"/>
+                <w:szCs w:val="32"/>
+              </w:rPr>
+              <w:t>j</w:t>
+            </w:r>
+            <w:r>
+              <w:rPr>
+                <w:rFonts w:ascii="BRH Malayalam Extra" w:hAnsi="BRH Malayalam Extra" w:cs="BRH Malayalam Extra"/>
+                <w:sz w:val="32"/>
+                <w:szCs w:val="32"/>
+                <w:highlight w:val="green"/>
+              </w:rPr>
+              <w:t>¥</w:t>
+            </w:r>
+            <w:r>
+              <w:rPr>
+                <w:rFonts w:ascii="BRH Malayalam Extra" w:hAnsi="BRH Malayalam Extra" w:cs="BRH Malayalam Extra"/>
+                <w:sz w:val="32"/>
+                <w:szCs w:val="32"/>
+              </w:rPr>
+              <w:t>Zx˜¥RõxZyrx ZyrçÇy</w:t>
+            </w:r>
+            <w:r>
+              <w:rPr>
+                <w:rFonts w:ascii="BRH Malayalam Extra" w:hAnsi="BRH Malayalam Extra" w:cs="BRH Malayalam Extra"/>
+                <w:sz w:val="28"/>
+                <w:szCs w:val="32"/>
+              </w:rPr>
+              <w:t>–</w:t>
+            </w:r>
+            <w:r>
+              <w:rPr>
+                <w:rFonts w:ascii="BRH Malayalam Extra" w:hAnsi="BRH Malayalam Extra" w:cs="BRH Malayalam Extra"/>
+                <w:sz w:val="32"/>
+                <w:szCs w:val="32"/>
+              </w:rPr>
+              <w:t xml:space="preserve"> öeZy</w:t>
+            </w:r>
+            <w:r>
+              <w:rPr>
+                <w:rFonts w:ascii="BRH Malayalam Extra" w:hAnsi="BRH Malayalam Extra" w:cs="BRH Malayalam Extra"/>
+                <w:sz w:val="28"/>
+                <w:szCs w:val="32"/>
+              </w:rPr>
+              <w:t>–</w:t>
+            </w:r>
+            <w:r>
+              <w:rPr>
+                <w:rFonts w:ascii="BRH Malayalam Extra" w:hAnsi="BRH Malayalam Extra" w:cs="BRH Malayalam Extra"/>
+                <w:sz w:val="32"/>
+                <w:szCs w:val="32"/>
+              </w:rPr>
+              <w:t xml:space="preserve"> öeZy— Zyrç Çõ¡h</w:t>
+            </w:r>
+            <w:r>
+              <w:rPr>
+                <w:rFonts w:ascii="BRH Malayalam Extra" w:hAnsi="BRH Malayalam Extra" w:cs="BRH Malayalam Extra"/>
+                <w:sz w:val="28"/>
+                <w:szCs w:val="32"/>
+              </w:rPr>
+              <w:t>–</w:t>
+            </w:r>
+            <w:r>
+              <w:rPr>
+                <w:rFonts w:ascii="BRH Malayalam Extra" w:hAnsi="BRH Malayalam Extra" w:cs="BRH Malayalam Extra"/>
+                <w:sz w:val="32"/>
+                <w:szCs w:val="32"/>
+              </w:rPr>
+              <w:t>j</w:t>
+            </w:r>
+            <w:r>
+              <w:rPr>
+                <w:rFonts w:ascii="BRH Malayalam Extra" w:hAnsi="BRH Malayalam Extra" w:cs="BRH Malayalam Extra"/>
+                <w:sz w:val="32"/>
+                <w:szCs w:val="32"/>
+                <w:highlight w:val="green"/>
+              </w:rPr>
+              <w:t>¥</w:t>
+            </w:r>
+            <w:r>
+              <w:rPr>
+                <w:rFonts w:ascii="BRH Malayalam Extra" w:hAnsi="BRH Malayalam Extra" w:cs="BRH Malayalam Extra"/>
+                <w:sz w:val="32"/>
+                <w:szCs w:val="32"/>
+              </w:rPr>
+              <w:t xml:space="preserve">Zx˜¥RõxZyrx | </w:t>
+            </w:r>
+          </w:p>
+          <w:p>
+            <w:pPr>
+              <w:widowControl w:val="0"/>
+              <w:autoSpaceDE w:val="0"/>
+              <w:autoSpaceDN w:val="0"/>
+              <w:adjustRightInd w:val="0"/>
+              <w:spacing w:before="0" w:line="240" w:lineRule="auto"/>
+              <w:rPr>
+                <w:rFonts w:ascii="BRH Malayalam Extra" w:hAnsi="BRH Malayalam Extra" w:cs="BRH Malayalam Extra"/>
+                <w:sz w:val="32"/>
+                <w:szCs w:val="32"/>
+              </w:rPr>
+            </w:pPr>
+            <w:r>
+              <w:rPr>
+                <w:rFonts w:ascii="BRH Malayalam Extra" w:hAnsi="BRH Malayalam Extra" w:cs="BRH Malayalam Extra"/>
+                <w:sz w:val="32"/>
+                <w:szCs w:val="32"/>
+              </w:rPr>
+              <w:t>(</w:t>
+            </w:r>
+            <w:proofErr w:type="gramStart"/>
+            <w:r>
+              <w:rPr>
+                <w:rFonts w:cs="BRH Malayalam Extra"/>
+                <w:szCs w:val="32"/>
+              </w:rPr>
+              <w:t>23</w:t>
+            </w:r>
+            <w:r>
+              <w:rPr>
+                <w:rFonts w:ascii="BRH Malayalam Extra" w:hAnsi="BRH Malayalam Extra" w:cs="BRH Malayalam Extra"/>
+                <w:sz w:val="32"/>
+                <w:szCs w:val="32"/>
+              </w:rPr>
+              <w:t>)</w:t>
+            </w:r>
+            <w:r>
+              <w:rPr>
+                <w:rFonts w:cs="BRH Malayalam Extra"/>
+                <w:szCs w:val="32"/>
+              </w:rPr>
+              <w:t>[</w:t>
+            </w:r>
+            <w:proofErr w:type="gramEnd"/>
+            <w:r>
+              <w:rPr>
+                <w:rFonts w:cs="BRH Malayalam Extra"/>
+                <w:szCs w:val="32"/>
+              </w:rPr>
+              <w:t>P36</w:t>
+            </w:r>
+            <w:r>
+              <w:rPr>
+                <w:rFonts w:ascii="BRH Malayalam Extra" w:hAnsi="BRH Malayalam Extra" w:cs="BRH Malayalam Extra"/>
+                <w:sz w:val="32"/>
+                <w:szCs w:val="32"/>
+              </w:rPr>
+              <w:t xml:space="preserve">] </w:t>
+            </w:r>
+            <w:r>
+              <w:rPr>
+                <w:rFonts w:cs="BRH Malayalam Extra"/>
+                <w:szCs w:val="32"/>
+              </w:rPr>
+              <w:t>7</w:t>
+            </w:r>
+            <w:r>
+              <w:rPr>
+                <w:rFonts w:ascii="BRH Malayalam Extra" w:hAnsi="BRH Malayalam Extra" w:cs="BRH Malayalam Extra"/>
+                <w:sz w:val="32"/>
+                <w:szCs w:val="32"/>
+              </w:rPr>
+              <w:t>.</w:t>
+            </w:r>
+            <w:r>
+              <w:rPr>
+                <w:rFonts w:cs="BRH Malayalam Extra"/>
+                <w:szCs w:val="32"/>
+              </w:rPr>
+              <w:t>4</w:t>
+            </w:r>
+            <w:r>
+              <w:rPr>
+                <w:rFonts w:ascii="BRH Malayalam Extra" w:hAnsi="BRH Malayalam Extra" w:cs="BRH Malayalam Extra"/>
+                <w:sz w:val="32"/>
+                <w:szCs w:val="32"/>
+              </w:rPr>
+              <w:t>.</w:t>
+            </w:r>
+            <w:r>
+              <w:rPr>
+                <w:rFonts w:cs="BRH Malayalam Extra"/>
+                <w:szCs w:val="32"/>
+              </w:rPr>
+              <w:t>11</w:t>
+            </w:r>
+            <w:r>
+              <w:rPr>
+                <w:rFonts w:ascii="BRH Malayalam Extra" w:hAnsi="BRH Malayalam Extra" w:cs="BRH Malayalam Extra"/>
+                <w:sz w:val="32"/>
+                <w:szCs w:val="32"/>
+              </w:rPr>
+              <w:t>.</w:t>
+            </w:r>
+            <w:r>
+              <w:rPr>
+                <w:rFonts w:cs="BRH Malayalam Extra"/>
+                <w:szCs w:val="32"/>
+              </w:rPr>
+              <w:t>3</w:t>
+            </w:r>
+            <w:r>
+              <w:rPr>
+                <w:rFonts w:ascii="BRH Malayalam Extra" w:hAnsi="BRH Malayalam Extra" w:cs="BRH Malayalam Extra"/>
+                <w:sz w:val="32"/>
+                <w:szCs w:val="32"/>
+              </w:rPr>
+              <w:t>(</w:t>
+            </w:r>
+            <w:r>
+              <w:rPr>
+                <w:rFonts w:cs="BRH Malayalam Extra"/>
+                <w:szCs w:val="32"/>
+              </w:rPr>
+              <w:t>19</w:t>
+            </w:r>
+            <w:r>
+              <w:rPr>
+                <w:rFonts w:ascii="BRH Malayalam Extra" w:hAnsi="BRH Malayalam Extra" w:cs="BRH Malayalam Extra"/>
+                <w:sz w:val="32"/>
+                <w:szCs w:val="32"/>
+              </w:rPr>
+              <w:t>)- Zy</w:t>
+            </w:r>
+            <w:r>
+              <w:rPr>
+                <w:rFonts w:ascii="BRH Malayalam Extra" w:hAnsi="BRH Malayalam Extra" w:cs="BRH Malayalam Extra"/>
+                <w:sz w:val="28"/>
+                <w:szCs w:val="32"/>
+              </w:rPr>
+              <w:t>–</w:t>
+            </w:r>
+            <w:r>
+              <w:rPr>
+                <w:rFonts w:ascii="BRH Malayalam Extra" w:hAnsi="BRH Malayalam Extra" w:cs="BRH Malayalam Extra"/>
+                <w:sz w:val="32"/>
+                <w:szCs w:val="32"/>
+              </w:rPr>
+              <w:t>rç</w:t>
+            </w:r>
+            <w:r>
+              <w:rPr>
+                <w:rFonts w:ascii="BRH Malayalam Extra" w:hAnsi="BRH Malayalam Extra" w:cs="BRH Malayalam Extra"/>
+                <w:sz w:val="28"/>
+                <w:szCs w:val="32"/>
+              </w:rPr>
+              <w:t>–</w:t>
+            </w:r>
+            <w:r>
+              <w:rPr>
+                <w:rFonts w:ascii="BRH Malayalam Extra" w:hAnsi="BRH Malayalam Extra" w:cs="BRH Malayalam Extra"/>
+                <w:sz w:val="32"/>
+                <w:szCs w:val="32"/>
+              </w:rPr>
+              <w:t>Çy</w:t>
+            </w:r>
+            <w:r>
+              <w:rPr>
+                <w:rFonts w:ascii="BRH Malayalam Extra" w:hAnsi="BRH Malayalam Extra" w:cs="BRH Malayalam Extra"/>
+                <w:sz w:val="28"/>
+                <w:szCs w:val="32"/>
+              </w:rPr>
+              <w:t>–</w:t>
+            </w:r>
+            <w:r>
+              <w:rPr>
+                <w:rFonts w:ascii="BRH Malayalam Extra" w:hAnsi="BRH Malayalam Extra" w:cs="BRH Malayalam Extra"/>
+                <w:sz w:val="32"/>
+                <w:szCs w:val="32"/>
+              </w:rPr>
+              <w:t xml:space="preserve"> | D</w:t>
+            </w:r>
+            <w:r>
+              <w:rPr>
+                <w:rFonts w:ascii="BRH Malayalam Extra" w:hAnsi="BRH Malayalam Extra" w:cs="BRH Malayalam Extra"/>
+                <w:sz w:val="28"/>
+                <w:szCs w:val="32"/>
+              </w:rPr>
+              <w:t>–</w:t>
+            </w:r>
+            <w:r>
+              <w:rPr>
+                <w:rFonts w:ascii="BRH Malayalam Extra" w:hAnsi="BRH Malayalam Extra" w:cs="BRH Malayalam Extra"/>
+                <w:sz w:val="32"/>
+                <w:szCs w:val="32"/>
+              </w:rPr>
+              <w:t>h</w:t>
+            </w:r>
+            <w:r>
+              <w:rPr>
+                <w:rFonts w:ascii="BRH Malayalam Extra" w:hAnsi="BRH Malayalam Extra" w:cs="BRH Malayalam Extra"/>
+                <w:sz w:val="28"/>
+                <w:szCs w:val="32"/>
+              </w:rPr>
+              <w:t>–</w:t>
+            </w:r>
+            <w:r>
+              <w:rPr>
+                <w:rFonts w:ascii="BRH Malayalam Extra" w:hAnsi="BRH Malayalam Extra" w:cs="BRH Malayalam Extra"/>
+                <w:sz w:val="32"/>
+                <w:szCs w:val="32"/>
+              </w:rPr>
+              <w:t>j</w:t>
+            </w:r>
+            <w:r>
+              <w:rPr>
+                <w:rFonts w:ascii="BRH Malayalam Extra" w:hAnsi="BRH Malayalam Extra" w:cs="BRH Malayalam Extra"/>
+                <w:sz w:val="32"/>
+                <w:szCs w:val="32"/>
+                <w:highlight w:val="green"/>
+              </w:rPr>
+              <w:t>¥</w:t>
+            </w:r>
+            <w:r>
+              <w:rPr>
+                <w:rFonts w:ascii="BRH Malayalam Extra" w:hAnsi="BRH Malayalam Extra" w:cs="BRH Malayalam Extra"/>
+                <w:sz w:val="32"/>
+                <w:szCs w:val="32"/>
+              </w:rPr>
+              <w:t>Zx˜¥RõxZyrx | j</w:t>
+            </w:r>
+            <w:r>
+              <w:rPr>
+                <w:rFonts w:ascii="BRH Malayalam Extra" w:hAnsi="BRH Malayalam Extra" w:cs="BRH Malayalam Extra"/>
+                <w:sz w:val="28"/>
+                <w:szCs w:val="32"/>
+              </w:rPr>
+              <w:t>–</w:t>
+            </w:r>
+            <w:r>
+              <w:rPr>
+                <w:rFonts w:ascii="BRH Malayalam Extra" w:hAnsi="BRH Malayalam Extra" w:cs="BRH Malayalam Extra"/>
+                <w:sz w:val="32"/>
+                <w:szCs w:val="32"/>
+              </w:rPr>
+              <w:t>Çy</w:t>
+            </w:r>
+            <w:r>
+              <w:rPr>
+                <w:rFonts w:ascii="BRH Malayalam Extra" w:hAnsi="BRH Malayalam Extra" w:cs="BRH Malayalam Extra"/>
+                <w:sz w:val="28"/>
+                <w:szCs w:val="32"/>
+              </w:rPr>
+              <w:t>–</w:t>
+            </w:r>
+            <w:r>
+              <w:rPr>
+                <w:rFonts w:ascii="BRH Malayalam Extra" w:hAnsi="BRH Malayalam Extra" w:cs="BRH Malayalam Extra"/>
+                <w:sz w:val="32"/>
+                <w:szCs w:val="32"/>
+              </w:rPr>
+              <w:t xml:space="preserve"> |</w:t>
+            </w:r>
+          </w:p>
+          <w:p>
+            <w:pPr>
+              <w:widowControl w:val="0"/>
+              <w:autoSpaceDE w:val="0"/>
+              <w:autoSpaceDN w:val="0"/>
+              <w:adjustRightInd w:val="0"/>
+              <w:spacing w:before="0" w:line="240" w:lineRule="auto"/>
+              <w:rPr>
+                <w:rFonts w:ascii="BRH Malayalam Extra" w:hAnsi="BRH Malayalam Extra" w:cs="BRH Malayalam Extra"/>
+                <w:sz w:val="32"/>
+                <w:szCs w:val="32"/>
+              </w:rPr>
+            </w:pPr>
+            <w:r>
+              <w:rPr>
+                <w:rFonts w:ascii="BRH Malayalam Extra" w:hAnsi="BRH Malayalam Extra" w:cs="BRH Malayalam Extra"/>
+                <w:sz w:val="32"/>
+                <w:szCs w:val="32"/>
+              </w:rPr>
+              <w:lastRenderedPageBreak/>
+              <w:t>Zy</w:t>
+            </w:r>
+            <w:r>
+              <w:rPr>
+                <w:rFonts w:ascii="BRH Malayalam Extra" w:hAnsi="BRH Malayalam Extra" w:cs="BRH Malayalam Extra"/>
+                <w:sz w:val="28"/>
+                <w:szCs w:val="32"/>
+              </w:rPr>
+              <w:t>–</w:t>
+            </w:r>
+            <w:r>
+              <w:rPr>
+                <w:rFonts w:ascii="BRH Malayalam Extra" w:hAnsi="BRH Malayalam Extra" w:cs="BRH Malayalam Extra"/>
+                <w:sz w:val="32"/>
+                <w:szCs w:val="32"/>
+              </w:rPr>
+              <w:t>rç</w:t>
+            </w:r>
+            <w:r>
+              <w:rPr>
+                <w:rFonts w:ascii="BRH Malayalam Extra" w:hAnsi="BRH Malayalam Extra" w:cs="BRH Malayalam Extra"/>
+                <w:sz w:val="28"/>
+                <w:szCs w:val="32"/>
+              </w:rPr>
+              <w:t>–</w:t>
+            </w:r>
+            <w:r>
+              <w:rPr>
+                <w:rFonts w:ascii="BRH Malayalam Extra" w:hAnsi="BRH Malayalam Extra" w:cs="BRH Malayalam Extra"/>
+                <w:sz w:val="32"/>
+                <w:szCs w:val="32"/>
+              </w:rPr>
+              <w:t xml:space="preserve"> Çõ¡</w:t>
+            </w:r>
+            <w:r>
+              <w:rPr>
+                <w:rFonts w:ascii="BRH Malayalam Extra" w:hAnsi="BRH Malayalam Extra" w:cs="BRH Malayalam Extra"/>
+                <w:sz w:val="28"/>
+                <w:szCs w:val="32"/>
+              </w:rPr>
+              <w:t>–</w:t>
+            </w:r>
+            <w:r>
+              <w:rPr>
+                <w:rFonts w:ascii="BRH Malayalam Extra" w:hAnsi="BRH Malayalam Extra" w:cs="BRH Malayalam Extra"/>
+                <w:sz w:val="32"/>
+                <w:szCs w:val="32"/>
+              </w:rPr>
+              <w:t>h</w:t>
+            </w:r>
+            <w:r>
+              <w:rPr>
+                <w:rFonts w:ascii="BRH Malayalam Extra" w:hAnsi="BRH Malayalam Extra" w:cs="BRH Malayalam Extra"/>
+                <w:sz w:val="28"/>
+                <w:szCs w:val="32"/>
+              </w:rPr>
+              <w:t>–</w:t>
+            </w:r>
+            <w:r>
+              <w:rPr>
+                <w:rFonts w:ascii="BRH Malayalam Extra" w:hAnsi="BRH Malayalam Extra" w:cs="BRH Malayalam Extra"/>
+                <w:sz w:val="32"/>
+                <w:szCs w:val="32"/>
+              </w:rPr>
+              <w:t>j</w:t>
+            </w:r>
+            <w:r>
+              <w:rPr>
+                <w:rFonts w:ascii="BRH Malayalam Extra" w:hAnsi="BRH Malayalam Extra" w:cs="BRH Malayalam Extra"/>
+                <w:sz w:val="32"/>
+                <w:szCs w:val="32"/>
+                <w:highlight w:val="green"/>
+              </w:rPr>
+              <w:t>¥</w:t>
+            </w:r>
+            <w:r>
+              <w:rPr>
+                <w:rFonts w:ascii="BRH Malayalam Extra" w:hAnsi="BRH Malayalam Extra" w:cs="BRH Malayalam Extra"/>
+                <w:sz w:val="32"/>
+                <w:szCs w:val="32"/>
+              </w:rPr>
+              <w:t>Zx˜¥RõxZy ¥rxh</w:t>
+            </w:r>
+            <w:r>
+              <w:rPr>
+                <w:rFonts w:ascii="BRH Malayalam Extra" w:hAnsi="BRH Malayalam Extra" w:cs="BRH Malayalam Extra"/>
+                <w:sz w:val="28"/>
+                <w:szCs w:val="32"/>
+              </w:rPr>
+              <w:t>–</w:t>
+            </w:r>
+            <w:r>
+              <w:rPr>
+                <w:rFonts w:ascii="BRH Malayalam Extra" w:hAnsi="BRH Malayalam Extra" w:cs="BRH Malayalam Extra"/>
+                <w:sz w:val="32"/>
+                <w:szCs w:val="32"/>
+              </w:rPr>
+              <w:t>j</w:t>
+            </w:r>
+            <w:r>
+              <w:rPr>
+                <w:rFonts w:ascii="BRH Malayalam Extra" w:hAnsi="BRH Malayalam Extra" w:cs="BRH Malayalam Extra"/>
+                <w:sz w:val="32"/>
+                <w:szCs w:val="32"/>
+                <w:highlight w:val="green"/>
+              </w:rPr>
+              <w:t>¥</w:t>
+            </w:r>
+            <w:r>
+              <w:rPr>
+                <w:rFonts w:ascii="BRH Malayalam Extra" w:hAnsi="BRH Malayalam Extra" w:cs="BRH Malayalam Extra"/>
+                <w:sz w:val="32"/>
+                <w:szCs w:val="32"/>
+              </w:rPr>
+              <w:t>Zx˜¥RõxZyrx ZyrçÇy Zyrç Çõ¡h</w:t>
+            </w:r>
+            <w:r>
+              <w:rPr>
+                <w:rFonts w:ascii="BRH Malayalam Extra" w:hAnsi="BRH Malayalam Extra" w:cs="BRH Malayalam Extra"/>
+                <w:sz w:val="28"/>
+                <w:szCs w:val="32"/>
+              </w:rPr>
+              <w:t>–</w:t>
+            </w:r>
+            <w:r>
+              <w:rPr>
+                <w:rFonts w:ascii="BRH Malayalam Extra" w:hAnsi="BRH Malayalam Extra" w:cs="BRH Malayalam Extra"/>
+                <w:sz w:val="32"/>
+                <w:szCs w:val="32"/>
+              </w:rPr>
+              <w:t>j</w:t>
+            </w:r>
+            <w:r>
+              <w:rPr>
+                <w:rFonts w:ascii="BRH Malayalam Extra" w:hAnsi="BRH Malayalam Extra" w:cs="BRH Malayalam Extra"/>
+                <w:sz w:val="32"/>
+                <w:szCs w:val="32"/>
+                <w:highlight w:val="green"/>
+              </w:rPr>
+              <w:t>¥</w:t>
+            </w:r>
+            <w:r>
+              <w:rPr>
+                <w:rFonts w:ascii="BRH Malayalam Extra" w:hAnsi="BRH Malayalam Extra" w:cs="BRH Malayalam Extra"/>
+                <w:sz w:val="32"/>
+                <w:szCs w:val="32"/>
+              </w:rPr>
+              <w:t xml:space="preserve">Zx˜¥RõxZyrx jÇy </w:t>
+            </w:r>
+          </w:p>
+          <w:p>
+            <w:pPr>
+              <w:widowControl w:val="0"/>
+              <w:autoSpaceDE w:val="0"/>
+              <w:autoSpaceDN w:val="0"/>
+              <w:adjustRightInd w:val="0"/>
+              <w:spacing w:before="0" w:line="240" w:lineRule="auto"/>
+              <w:rPr>
+                <w:rFonts w:ascii="BRH Malayalam Extra" w:hAnsi="BRH Malayalam Extra" w:cs="BRH Malayalam Extra"/>
+                <w:sz w:val="32"/>
+                <w:szCs w:val="32"/>
+              </w:rPr>
+            </w:pPr>
+            <w:r>
+              <w:rPr>
+                <w:rFonts w:ascii="BRH Malayalam Extra" w:hAnsi="BRH Malayalam Extra" w:cs="BRH Malayalam Extra"/>
+                <w:sz w:val="32"/>
+                <w:szCs w:val="32"/>
+              </w:rPr>
+              <w:t>jÇõ¡h</w:t>
+            </w:r>
+            <w:r>
+              <w:rPr>
+                <w:rFonts w:ascii="BRH Malayalam Extra" w:hAnsi="BRH Malayalam Extra" w:cs="BRH Malayalam Extra"/>
+                <w:sz w:val="28"/>
+                <w:szCs w:val="32"/>
+              </w:rPr>
+              <w:t>–</w:t>
+            </w:r>
+            <w:r>
+              <w:rPr>
+                <w:rFonts w:ascii="BRH Malayalam Extra" w:hAnsi="BRH Malayalam Extra" w:cs="BRH Malayalam Extra"/>
+                <w:sz w:val="32"/>
+                <w:szCs w:val="32"/>
+              </w:rPr>
+              <w:t>j</w:t>
+            </w:r>
+            <w:r>
+              <w:rPr>
+                <w:rFonts w:ascii="BRH Malayalam Extra" w:hAnsi="BRH Malayalam Extra" w:cs="BRH Malayalam Extra"/>
+                <w:sz w:val="32"/>
+                <w:szCs w:val="32"/>
+                <w:highlight w:val="green"/>
+              </w:rPr>
+              <w:t>¥</w:t>
+            </w:r>
+            <w:r>
+              <w:rPr>
+                <w:rFonts w:ascii="BRH Malayalam Extra" w:hAnsi="BRH Malayalam Extra" w:cs="BRH Malayalam Extra"/>
+                <w:sz w:val="32"/>
+                <w:szCs w:val="32"/>
+              </w:rPr>
+              <w:t>Zx˜¥RõxZyrx ZyrçÇy Zyrç Çõ¡h</w:t>
+            </w:r>
+            <w:r>
+              <w:rPr>
+                <w:rFonts w:ascii="BRH Malayalam Extra" w:hAnsi="BRH Malayalam Extra" w:cs="BRH Malayalam Extra"/>
+                <w:sz w:val="28"/>
+                <w:szCs w:val="32"/>
+              </w:rPr>
+              <w:t>–</w:t>
+            </w:r>
+            <w:r>
+              <w:rPr>
+                <w:rFonts w:ascii="BRH Malayalam Extra" w:hAnsi="BRH Malayalam Extra" w:cs="BRH Malayalam Extra"/>
+                <w:sz w:val="32"/>
+                <w:szCs w:val="32"/>
+              </w:rPr>
+              <w:t>j</w:t>
+            </w:r>
+            <w:r>
+              <w:rPr>
+                <w:rFonts w:ascii="BRH Malayalam Extra" w:hAnsi="BRH Malayalam Extra" w:cs="BRH Malayalam Extra"/>
+                <w:sz w:val="32"/>
+                <w:szCs w:val="32"/>
+                <w:highlight w:val="green"/>
+              </w:rPr>
+              <w:t>¥</w:t>
+            </w:r>
+            <w:r>
+              <w:rPr>
+                <w:rFonts w:ascii="BRH Malayalam Extra" w:hAnsi="BRH Malayalam Extra" w:cs="BRH Malayalam Extra"/>
+                <w:sz w:val="32"/>
+                <w:szCs w:val="32"/>
+              </w:rPr>
+              <w:t xml:space="preserve">Zx˜¥RõxZyrx jÇy | </w:t>
+            </w:r>
+          </w:p>
+          <w:p>
+            <w:pPr>
+              <w:widowControl w:val="0"/>
+              <w:autoSpaceDE w:val="0"/>
+              <w:autoSpaceDN w:val="0"/>
+              <w:adjustRightInd w:val="0"/>
+              <w:spacing w:before="0" w:line="240" w:lineRule="auto"/>
+              <w:rPr>
+                <w:rFonts w:ascii="BRH Malayalam Extra" w:hAnsi="BRH Malayalam Extra" w:cs="BRH Malayalam Extra"/>
+                <w:sz w:val="32"/>
+                <w:szCs w:val="32"/>
+              </w:rPr>
+            </w:pPr>
+            <w:r>
+              <w:rPr>
+                <w:rFonts w:ascii="BRH Malayalam Extra" w:hAnsi="BRH Malayalam Extra" w:cs="BRH Malayalam Extra"/>
+                <w:sz w:val="32"/>
+                <w:szCs w:val="32"/>
+              </w:rPr>
+              <w:t>(</w:t>
+            </w:r>
+            <w:proofErr w:type="gramStart"/>
+            <w:r>
+              <w:rPr>
+                <w:rFonts w:cs="BRH Malayalam Extra"/>
+                <w:szCs w:val="32"/>
+              </w:rPr>
+              <w:t>24</w:t>
+            </w:r>
+            <w:r>
+              <w:rPr>
+                <w:rFonts w:ascii="BRH Malayalam Extra" w:hAnsi="BRH Malayalam Extra" w:cs="BRH Malayalam Extra"/>
+                <w:sz w:val="32"/>
+                <w:szCs w:val="32"/>
+              </w:rPr>
+              <w:t>)</w:t>
+            </w:r>
+            <w:r>
+              <w:rPr>
+                <w:rFonts w:cs="BRH Malayalam Extra"/>
+                <w:szCs w:val="32"/>
+              </w:rPr>
+              <w:t>[</w:t>
+            </w:r>
+            <w:proofErr w:type="gramEnd"/>
+            <w:r>
+              <w:rPr>
+                <w:rFonts w:cs="BRH Malayalam Extra"/>
+                <w:szCs w:val="32"/>
+              </w:rPr>
+              <w:t>P36</w:t>
+            </w:r>
+            <w:r>
+              <w:rPr>
+                <w:rFonts w:ascii="BRH Malayalam Extra" w:hAnsi="BRH Malayalam Extra" w:cs="BRH Malayalam Extra"/>
+                <w:sz w:val="32"/>
+                <w:szCs w:val="32"/>
+              </w:rPr>
+              <w:t xml:space="preserve">] </w:t>
+            </w:r>
+            <w:r>
+              <w:rPr>
+                <w:rFonts w:cs="BRH Malayalam Extra"/>
+                <w:szCs w:val="32"/>
+              </w:rPr>
+              <w:t>7</w:t>
+            </w:r>
+            <w:r>
+              <w:rPr>
+                <w:rFonts w:ascii="BRH Malayalam Extra" w:hAnsi="BRH Malayalam Extra" w:cs="BRH Malayalam Extra"/>
+                <w:sz w:val="32"/>
+                <w:szCs w:val="32"/>
+              </w:rPr>
+              <w:t>.</w:t>
+            </w:r>
+            <w:r>
+              <w:rPr>
+                <w:rFonts w:cs="BRH Malayalam Extra"/>
+                <w:szCs w:val="32"/>
+              </w:rPr>
+              <w:t>4</w:t>
+            </w:r>
+            <w:r>
+              <w:rPr>
+                <w:rFonts w:ascii="BRH Malayalam Extra" w:hAnsi="BRH Malayalam Extra" w:cs="BRH Malayalam Extra"/>
+                <w:sz w:val="32"/>
+                <w:szCs w:val="32"/>
+              </w:rPr>
+              <w:t>.</w:t>
+            </w:r>
+            <w:r>
+              <w:rPr>
+                <w:rFonts w:cs="BRH Malayalam Extra"/>
+                <w:szCs w:val="32"/>
+              </w:rPr>
+              <w:t>11</w:t>
+            </w:r>
+            <w:r>
+              <w:rPr>
+                <w:rFonts w:ascii="BRH Malayalam Extra" w:hAnsi="BRH Malayalam Extra" w:cs="BRH Malayalam Extra"/>
+                <w:sz w:val="32"/>
+                <w:szCs w:val="32"/>
+              </w:rPr>
+              <w:t>.</w:t>
+            </w:r>
+            <w:r>
+              <w:rPr>
+                <w:rFonts w:cs="BRH Malayalam Extra"/>
+                <w:szCs w:val="32"/>
+              </w:rPr>
+              <w:t>3</w:t>
+            </w:r>
+            <w:r>
+              <w:rPr>
+                <w:rFonts w:ascii="BRH Malayalam Extra" w:hAnsi="BRH Malayalam Extra" w:cs="BRH Malayalam Extra"/>
+                <w:sz w:val="32"/>
+                <w:szCs w:val="32"/>
+              </w:rPr>
+              <w:t>(</w:t>
+            </w:r>
+            <w:r>
+              <w:rPr>
+                <w:rFonts w:cs="BRH Malayalam Extra"/>
+                <w:szCs w:val="32"/>
+              </w:rPr>
+              <w:t>20</w:t>
+            </w:r>
+            <w:r>
+              <w:rPr>
+                <w:rFonts w:ascii="BRH Malayalam Extra" w:hAnsi="BRH Malayalam Extra" w:cs="BRH Malayalam Extra"/>
+                <w:sz w:val="32"/>
+                <w:szCs w:val="32"/>
+              </w:rPr>
+              <w:t>)- D</w:t>
+            </w:r>
+            <w:r>
+              <w:rPr>
+                <w:rFonts w:ascii="BRH Malayalam Extra" w:hAnsi="BRH Malayalam Extra" w:cs="BRH Malayalam Extra"/>
+                <w:sz w:val="28"/>
+                <w:szCs w:val="32"/>
+              </w:rPr>
+              <w:t>–</w:t>
+            </w:r>
+            <w:r>
+              <w:rPr>
+                <w:rFonts w:ascii="BRH Malayalam Extra" w:hAnsi="BRH Malayalam Extra" w:cs="BRH Malayalam Extra"/>
+                <w:sz w:val="32"/>
+                <w:szCs w:val="32"/>
+              </w:rPr>
+              <w:t>h</w:t>
+            </w:r>
+            <w:r>
+              <w:rPr>
+                <w:rFonts w:ascii="BRH Malayalam Extra" w:hAnsi="BRH Malayalam Extra" w:cs="BRH Malayalam Extra"/>
+                <w:sz w:val="28"/>
+                <w:szCs w:val="32"/>
+              </w:rPr>
+              <w:t>–</w:t>
+            </w:r>
+            <w:r>
+              <w:rPr>
+                <w:rFonts w:ascii="BRH Malayalam Extra" w:hAnsi="BRH Malayalam Extra" w:cs="BRH Malayalam Extra"/>
+                <w:sz w:val="32"/>
+                <w:szCs w:val="32"/>
+              </w:rPr>
+              <w:t>j</w:t>
+            </w:r>
+            <w:r>
+              <w:rPr>
+                <w:rFonts w:ascii="BRH Malayalam Extra" w:hAnsi="BRH Malayalam Extra" w:cs="BRH Malayalam Extra"/>
+                <w:sz w:val="32"/>
+                <w:szCs w:val="32"/>
+                <w:highlight w:val="green"/>
+              </w:rPr>
+              <w:t>¥</w:t>
+            </w:r>
+            <w:r>
+              <w:rPr>
+                <w:rFonts w:ascii="BRH Malayalam Extra" w:hAnsi="BRH Malayalam Extra" w:cs="BRH Malayalam Extra"/>
+                <w:sz w:val="32"/>
+                <w:szCs w:val="32"/>
+              </w:rPr>
+              <w:t>Zx˜¥RõxZyrx | j</w:t>
+            </w:r>
+            <w:r>
+              <w:rPr>
+                <w:rFonts w:ascii="BRH Malayalam Extra" w:hAnsi="BRH Malayalam Extra" w:cs="BRH Malayalam Extra"/>
+                <w:sz w:val="28"/>
+                <w:szCs w:val="32"/>
+              </w:rPr>
+              <w:t>–</w:t>
+            </w:r>
+            <w:r>
+              <w:rPr>
+                <w:rFonts w:ascii="BRH Malayalam Extra" w:hAnsi="BRH Malayalam Extra" w:cs="BRH Malayalam Extra"/>
+                <w:sz w:val="32"/>
+                <w:szCs w:val="32"/>
+              </w:rPr>
+              <w:t>Çy</w:t>
+            </w:r>
+            <w:r>
+              <w:rPr>
+                <w:rFonts w:ascii="BRH Malayalam Extra" w:hAnsi="BRH Malayalam Extra" w:cs="BRH Malayalam Extra"/>
+                <w:sz w:val="28"/>
+                <w:szCs w:val="32"/>
+              </w:rPr>
+              <w:t>–</w:t>
+            </w:r>
+            <w:r>
+              <w:rPr>
+                <w:rFonts w:ascii="BRH Malayalam Extra" w:hAnsi="BRH Malayalam Extra" w:cs="BRH Malayalam Extra"/>
+                <w:sz w:val="32"/>
+                <w:szCs w:val="32"/>
+              </w:rPr>
+              <w:t xml:space="preserve"> |</w:t>
+            </w:r>
+          </w:p>
+          <w:p>
+            <w:pPr>
+              <w:widowControl w:val="0"/>
+              <w:autoSpaceDE w:val="0"/>
+              <w:autoSpaceDN w:val="0"/>
+              <w:adjustRightInd w:val="0"/>
+              <w:spacing w:before="0" w:line="240" w:lineRule="auto"/>
+              <w:rPr>
+                <w:rFonts w:ascii="BRH Malayalam Extra" w:hAnsi="BRH Malayalam Extra" w:cs="BRH Malayalam Extra"/>
+                <w:sz w:val="32"/>
+                <w:szCs w:val="32"/>
+              </w:rPr>
+            </w:pPr>
+            <w:r>
+              <w:rPr>
+                <w:rFonts w:ascii="BRH Malayalam Extra" w:hAnsi="BRH Malayalam Extra" w:cs="BRH Malayalam Extra"/>
+                <w:sz w:val="32"/>
+                <w:szCs w:val="32"/>
+              </w:rPr>
+              <w:t>D</w:t>
+            </w:r>
+            <w:r>
+              <w:rPr>
+                <w:rFonts w:ascii="BRH Malayalam Extra" w:hAnsi="BRH Malayalam Extra" w:cs="BRH Malayalam Extra"/>
+                <w:sz w:val="28"/>
+                <w:szCs w:val="32"/>
+              </w:rPr>
+              <w:t>–</w:t>
+            </w:r>
+            <w:r>
+              <w:rPr>
+                <w:rFonts w:ascii="BRH Malayalam Extra" w:hAnsi="BRH Malayalam Extra" w:cs="BRH Malayalam Extra"/>
+                <w:sz w:val="32"/>
+                <w:szCs w:val="32"/>
+              </w:rPr>
+              <w:t>h</w:t>
+            </w:r>
+            <w:r>
+              <w:rPr>
+                <w:rFonts w:ascii="BRH Malayalam Extra" w:hAnsi="BRH Malayalam Extra" w:cs="BRH Malayalam Extra"/>
+                <w:sz w:val="28"/>
+                <w:szCs w:val="32"/>
+              </w:rPr>
+              <w:t>–</w:t>
+            </w:r>
+            <w:r>
+              <w:rPr>
+                <w:rFonts w:ascii="BRH Malayalam Extra" w:hAnsi="BRH Malayalam Extra" w:cs="BRH Malayalam Extra"/>
+                <w:sz w:val="32"/>
+                <w:szCs w:val="32"/>
+              </w:rPr>
+              <w:t>jZ—J |</w:t>
+            </w:r>
+          </w:p>
+          <w:p>
+            <w:pPr>
+              <w:widowControl w:val="0"/>
+              <w:autoSpaceDE w:val="0"/>
+              <w:autoSpaceDN w:val="0"/>
+              <w:adjustRightInd w:val="0"/>
+              <w:spacing w:before="0" w:line="240" w:lineRule="auto"/>
+              <w:rPr>
+                <w:rFonts w:ascii="BRH Malayalam Extra" w:hAnsi="BRH Malayalam Extra" w:cs="BRH Malayalam Extra"/>
+                <w:sz w:val="32"/>
+                <w:szCs w:val="32"/>
+              </w:rPr>
+            </w:pPr>
+            <w:r>
+              <w:rPr>
+                <w:rFonts w:ascii="BRH Malayalam Extra" w:hAnsi="BRH Malayalam Extra" w:cs="BRH Malayalam Extra"/>
+                <w:sz w:val="32"/>
+                <w:szCs w:val="32"/>
+              </w:rPr>
+              <w:t>D</w:t>
+            </w:r>
+            <w:r>
+              <w:rPr>
+                <w:rFonts w:ascii="BRH Malayalam Extra" w:hAnsi="BRH Malayalam Extra" w:cs="BRH Malayalam Extra"/>
+                <w:sz w:val="28"/>
+                <w:szCs w:val="32"/>
+              </w:rPr>
+              <w:t>–</w:t>
+            </w:r>
+            <w:r>
+              <w:rPr>
+                <w:rFonts w:ascii="BRH Malayalam Extra" w:hAnsi="BRH Malayalam Extra" w:cs="BRH Malayalam Extra"/>
+                <w:sz w:val="32"/>
+                <w:szCs w:val="32"/>
+              </w:rPr>
+              <w:t>h</w:t>
+            </w:r>
+            <w:r>
+              <w:rPr>
+                <w:rFonts w:ascii="BRH Malayalam Extra" w:hAnsi="BRH Malayalam Extra" w:cs="BRH Malayalam Extra"/>
+                <w:sz w:val="28"/>
+                <w:szCs w:val="32"/>
+              </w:rPr>
+              <w:t>–</w:t>
+            </w:r>
+            <w:r>
+              <w:rPr>
+                <w:rFonts w:ascii="BRH Malayalam Extra" w:hAnsi="BRH Malayalam Extra" w:cs="BRH Malayalam Extra"/>
+                <w:sz w:val="32"/>
+                <w:szCs w:val="32"/>
+              </w:rPr>
+              <w:t>j</w:t>
+            </w:r>
+            <w:r>
+              <w:rPr>
+                <w:rFonts w:ascii="BRH Malayalam Extra" w:hAnsi="BRH Malayalam Extra" w:cs="BRH Malayalam Extra"/>
+                <w:sz w:val="32"/>
+                <w:szCs w:val="32"/>
+                <w:highlight w:val="green"/>
+              </w:rPr>
+              <w:t>¥</w:t>
+            </w:r>
+            <w:r>
+              <w:rPr>
+                <w:rFonts w:ascii="BRH Malayalam Extra" w:hAnsi="BRH Malayalam Extra" w:cs="BRH Malayalam Extra"/>
+                <w:sz w:val="32"/>
+                <w:szCs w:val="32"/>
+              </w:rPr>
+              <w:t>Zx˜¥RõxZyrx jÇy jÇõ¡h</w:t>
+            </w:r>
+            <w:r>
+              <w:rPr>
+                <w:rFonts w:ascii="BRH Malayalam Extra" w:hAnsi="BRH Malayalam Extra" w:cs="BRH Malayalam Extra"/>
+                <w:sz w:val="28"/>
+                <w:szCs w:val="32"/>
+              </w:rPr>
+              <w:t>–</w:t>
+            </w:r>
+            <w:r>
+              <w:rPr>
+                <w:rFonts w:ascii="BRH Malayalam Extra" w:hAnsi="BRH Malayalam Extra" w:cs="BRH Malayalam Extra"/>
+                <w:sz w:val="32"/>
+                <w:szCs w:val="32"/>
+              </w:rPr>
+              <w:t>j</w:t>
+            </w:r>
+            <w:r>
+              <w:rPr>
+                <w:rFonts w:ascii="BRH Malayalam Extra" w:hAnsi="BRH Malayalam Extra" w:cs="BRH Malayalam Extra"/>
+                <w:sz w:val="32"/>
+                <w:szCs w:val="32"/>
+                <w:highlight w:val="green"/>
+              </w:rPr>
+              <w:t>¥</w:t>
+            </w:r>
+            <w:r>
+              <w:rPr>
+                <w:rFonts w:ascii="BRH Malayalam Extra" w:hAnsi="BRH Malayalam Extra" w:cs="BRH Malayalam Extra"/>
+                <w:sz w:val="32"/>
+                <w:szCs w:val="32"/>
+              </w:rPr>
+              <w:t>Zx˜¥RõxZy ¥rxh</w:t>
+            </w:r>
+            <w:r>
+              <w:rPr>
+                <w:rFonts w:ascii="BRH Malayalam Extra" w:hAnsi="BRH Malayalam Extra" w:cs="BRH Malayalam Extra"/>
+                <w:sz w:val="28"/>
+                <w:szCs w:val="32"/>
+              </w:rPr>
+              <w:t>–</w:t>
+            </w:r>
+            <w:r>
+              <w:rPr>
+                <w:rFonts w:ascii="BRH Malayalam Extra" w:hAnsi="BRH Malayalam Extra" w:cs="BRH Malayalam Extra"/>
+                <w:sz w:val="32"/>
+                <w:szCs w:val="32"/>
+              </w:rPr>
+              <w:t>j</w:t>
+            </w:r>
+            <w:r>
+              <w:rPr>
+                <w:rFonts w:ascii="BRH Malayalam Extra" w:hAnsi="BRH Malayalam Extra" w:cs="BRH Malayalam Extra"/>
+                <w:sz w:val="32"/>
+                <w:szCs w:val="32"/>
+                <w:highlight w:val="green"/>
+              </w:rPr>
+              <w:t>¥</w:t>
+            </w:r>
+            <w:r>
+              <w:rPr>
+                <w:rFonts w:ascii="BRH Malayalam Extra" w:hAnsi="BRH Malayalam Extra" w:cs="BRH Malayalam Extra"/>
+                <w:sz w:val="32"/>
+                <w:szCs w:val="32"/>
+              </w:rPr>
+              <w:t>Zx˜¥RõxZyrx jÇõ¡h</w:t>
+            </w:r>
+            <w:r>
+              <w:rPr>
+                <w:rFonts w:ascii="BRH Malayalam Extra" w:hAnsi="BRH Malayalam Extra" w:cs="BRH Malayalam Extra"/>
+                <w:sz w:val="28"/>
+                <w:szCs w:val="32"/>
+              </w:rPr>
+              <w:t>–</w:t>
+            </w:r>
+            <w:r>
+              <w:rPr>
+                <w:rFonts w:ascii="BRH Malayalam Extra" w:hAnsi="BRH Malayalam Extra" w:cs="BRH Malayalam Extra"/>
+                <w:sz w:val="32"/>
+                <w:szCs w:val="32"/>
+              </w:rPr>
+              <w:t>jZ— Dh</w:t>
+            </w:r>
+            <w:r>
+              <w:rPr>
+                <w:rFonts w:ascii="BRH Malayalam Extra" w:hAnsi="BRH Malayalam Extra" w:cs="BRH Malayalam Extra"/>
+                <w:sz w:val="28"/>
+                <w:szCs w:val="32"/>
+              </w:rPr>
+              <w:t>–</w:t>
+            </w:r>
+            <w:r>
+              <w:rPr>
+                <w:rFonts w:ascii="BRH Malayalam Extra" w:hAnsi="BRH Malayalam Extra" w:cs="BRH Malayalam Extra"/>
+                <w:sz w:val="32"/>
+                <w:szCs w:val="32"/>
+              </w:rPr>
+              <w:t xml:space="preserve">j¥Zx— </w:t>
+            </w:r>
+          </w:p>
+          <w:p>
+            <w:pPr>
+              <w:widowControl w:val="0"/>
+              <w:autoSpaceDE w:val="0"/>
+              <w:autoSpaceDN w:val="0"/>
+              <w:adjustRightInd w:val="0"/>
+              <w:spacing w:before="0" w:line="240" w:lineRule="auto"/>
+              <w:rPr>
+                <w:rFonts w:ascii="BRH Malayalam Extra" w:hAnsi="BRH Malayalam Extra" w:cs="BRH Malayalam Extra"/>
+                <w:sz w:val="32"/>
+                <w:szCs w:val="32"/>
+              </w:rPr>
+            </w:pPr>
+            <w:r>
+              <w:rPr>
+                <w:rFonts w:ascii="BRH Malayalam Extra" w:hAnsi="BRH Malayalam Extra" w:cs="BRH Malayalam Extra"/>
+                <w:sz w:val="32"/>
+                <w:szCs w:val="32"/>
+              </w:rPr>
+              <w:t>jÇõ¡h</w:t>
+            </w:r>
+            <w:r>
+              <w:rPr>
+                <w:rFonts w:ascii="BRH Malayalam Extra" w:hAnsi="BRH Malayalam Extra" w:cs="BRH Malayalam Extra"/>
+                <w:sz w:val="28"/>
+                <w:szCs w:val="32"/>
+              </w:rPr>
+              <w:t>–</w:t>
+            </w:r>
+            <w:r>
+              <w:rPr>
+                <w:rFonts w:ascii="BRH Malayalam Extra" w:hAnsi="BRH Malayalam Extra" w:cs="BRH Malayalam Extra"/>
+                <w:sz w:val="32"/>
+                <w:szCs w:val="32"/>
+              </w:rPr>
+              <w:t>j</w:t>
+            </w:r>
+            <w:r>
+              <w:rPr>
+                <w:rFonts w:ascii="BRH Malayalam Extra" w:hAnsi="BRH Malayalam Extra" w:cs="BRH Malayalam Extra"/>
+                <w:sz w:val="32"/>
+                <w:szCs w:val="32"/>
+                <w:highlight w:val="green"/>
+              </w:rPr>
+              <w:t>¥</w:t>
+            </w:r>
+            <w:r>
+              <w:rPr>
+                <w:rFonts w:ascii="BRH Malayalam Extra" w:hAnsi="BRH Malayalam Extra" w:cs="BRH Malayalam Extra"/>
+                <w:sz w:val="32"/>
+                <w:szCs w:val="32"/>
+              </w:rPr>
+              <w:t>Zx˜¥RõxZy ¥rxh</w:t>
+            </w:r>
+            <w:r>
+              <w:rPr>
+                <w:rFonts w:ascii="BRH Malayalam Extra" w:hAnsi="BRH Malayalam Extra" w:cs="BRH Malayalam Extra"/>
+                <w:sz w:val="28"/>
+                <w:szCs w:val="32"/>
+              </w:rPr>
+              <w:t>–</w:t>
+            </w:r>
+            <w:r>
+              <w:rPr>
+                <w:rFonts w:ascii="BRH Malayalam Extra" w:hAnsi="BRH Malayalam Extra" w:cs="BRH Malayalam Extra"/>
+                <w:sz w:val="32"/>
+                <w:szCs w:val="32"/>
+              </w:rPr>
+              <w:t>j</w:t>
+            </w:r>
+            <w:r>
+              <w:rPr>
+                <w:rFonts w:ascii="BRH Malayalam Extra" w:hAnsi="BRH Malayalam Extra" w:cs="BRH Malayalam Extra"/>
+                <w:sz w:val="32"/>
+                <w:szCs w:val="32"/>
+                <w:highlight w:val="green"/>
+              </w:rPr>
+              <w:t>¥</w:t>
+            </w:r>
+            <w:r>
+              <w:rPr>
+                <w:rFonts w:ascii="BRH Malayalam Extra" w:hAnsi="BRH Malayalam Extra" w:cs="BRH Malayalam Extra"/>
+                <w:sz w:val="32"/>
+                <w:szCs w:val="32"/>
+              </w:rPr>
+              <w:t xml:space="preserve">Zx˜¥RõxZyrx </w:t>
+            </w:r>
+          </w:p>
+          <w:p>
+            <w:pPr>
+              <w:widowControl w:val="0"/>
+              <w:autoSpaceDE w:val="0"/>
+              <w:autoSpaceDN w:val="0"/>
+              <w:adjustRightInd w:val="0"/>
+              <w:spacing w:before="0" w:line="240" w:lineRule="auto"/>
+              <w:rPr>
+                <w:rFonts w:ascii="BRH Malayalam Extra" w:hAnsi="BRH Malayalam Extra" w:cs="BRH Malayalam Extra"/>
+                <w:sz w:val="32"/>
+                <w:szCs w:val="32"/>
+              </w:rPr>
+            </w:pPr>
+            <w:r>
+              <w:rPr>
+                <w:rFonts w:ascii="BRH Malayalam Extra" w:hAnsi="BRH Malayalam Extra" w:cs="BRH Malayalam Extra"/>
+                <w:sz w:val="32"/>
+                <w:szCs w:val="32"/>
+              </w:rPr>
+              <w:t>jÇõ¡h</w:t>
+            </w:r>
+            <w:r>
+              <w:rPr>
+                <w:rFonts w:ascii="BRH Malayalam Extra" w:hAnsi="BRH Malayalam Extra" w:cs="BRH Malayalam Extra"/>
+                <w:sz w:val="28"/>
+                <w:szCs w:val="32"/>
+              </w:rPr>
+              <w:t>–</w:t>
+            </w:r>
+            <w:r>
+              <w:rPr>
+                <w:rFonts w:ascii="BRH Malayalam Extra" w:hAnsi="BRH Malayalam Extra" w:cs="BRH Malayalam Extra"/>
+                <w:sz w:val="32"/>
+                <w:szCs w:val="32"/>
+              </w:rPr>
+              <w:t xml:space="preserve">jZ—J | </w:t>
+            </w:r>
+          </w:p>
+          <w:p>
+            <w:pPr>
+              <w:widowControl w:val="0"/>
+              <w:autoSpaceDE w:val="0"/>
+              <w:autoSpaceDN w:val="0"/>
+              <w:adjustRightInd w:val="0"/>
+              <w:spacing w:before="0" w:line="240" w:lineRule="auto"/>
+              <w:rPr>
+                <w:rFonts w:ascii="BRH Malayalam Extra" w:hAnsi="BRH Malayalam Extra" w:cs="BRH Malayalam Extra"/>
+                <w:sz w:val="32"/>
+                <w:szCs w:val="32"/>
+              </w:rPr>
+            </w:pPr>
+            <w:r>
+              <w:rPr>
+                <w:rFonts w:ascii="BRH Malayalam Extra" w:hAnsi="BRH Malayalam Extra" w:cs="BRH Malayalam Extra"/>
+                <w:sz w:val="32"/>
+                <w:szCs w:val="32"/>
+              </w:rPr>
+              <w:t>(</w:t>
+            </w:r>
+            <w:proofErr w:type="gramStart"/>
+            <w:r>
+              <w:rPr>
+                <w:rFonts w:cs="BRH Malayalam Extra"/>
+                <w:szCs w:val="32"/>
+              </w:rPr>
+              <w:t>25</w:t>
+            </w:r>
+            <w:r>
+              <w:rPr>
+                <w:rFonts w:ascii="BRH Malayalam Extra" w:hAnsi="BRH Malayalam Extra" w:cs="BRH Malayalam Extra"/>
+                <w:sz w:val="32"/>
+                <w:szCs w:val="32"/>
+              </w:rPr>
+              <w:t>)</w:t>
+            </w:r>
+            <w:r>
+              <w:rPr>
+                <w:rFonts w:cs="BRH Malayalam Extra"/>
+                <w:szCs w:val="32"/>
+              </w:rPr>
+              <w:t>[</w:t>
+            </w:r>
+            <w:proofErr w:type="gramEnd"/>
+            <w:r>
+              <w:rPr>
+                <w:rFonts w:cs="BRH Malayalam Extra"/>
+                <w:szCs w:val="32"/>
+              </w:rPr>
+              <w:t>P36</w:t>
+            </w:r>
+            <w:r>
+              <w:rPr>
+                <w:rFonts w:ascii="BRH Malayalam Extra" w:hAnsi="BRH Malayalam Extra" w:cs="BRH Malayalam Extra"/>
+                <w:sz w:val="32"/>
+                <w:szCs w:val="32"/>
+              </w:rPr>
+              <w:t xml:space="preserve">] </w:t>
+            </w:r>
+            <w:r>
+              <w:rPr>
+                <w:rFonts w:cs="BRH Malayalam Extra"/>
+                <w:szCs w:val="32"/>
+              </w:rPr>
+              <w:t>7</w:t>
+            </w:r>
+            <w:r>
+              <w:rPr>
+                <w:rFonts w:ascii="BRH Malayalam Extra" w:hAnsi="BRH Malayalam Extra" w:cs="BRH Malayalam Extra"/>
+                <w:sz w:val="32"/>
+                <w:szCs w:val="32"/>
+              </w:rPr>
+              <w:t>.</w:t>
+            </w:r>
+            <w:r>
+              <w:rPr>
+                <w:rFonts w:cs="BRH Malayalam Extra"/>
+                <w:szCs w:val="32"/>
+              </w:rPr>
+              <w:t>4</w:t>
+            </w:r>
+            <w:r>
+              <w:rPr>
+                <w:rFonts w:ascii="BRH Malayalam Extra" w:hAnsi="BRH Malayalam Extra" w:cs="BRH Malayalam Extra"/>
+                <w:sz w:val="32"/>
+                <w:szCs w:val="32"/>
+              </w:rPr>
+              <w:t>.</w:t>
+            </w:r>
+            <w:r>
+              <w:rPr>
+                <w:rFonts w:cs="BRH Malayalam Extra"/>
+                <w:szCs w:val="32"/>
+              </w:rPr>
+              <w:t>11</w:t>
+            </w:r>
+            <w:r>
+              <w:rPr>
+                <w:rFonts w:ascii="BRH Malayalam Extra" w:hAnsi="BRH Malayalam Extra" w:cs="BRH Malayalam Extra"/>
+                <w:sz w:val="32"/>
+                <w:szCs w:val="32"/>
+              </w:rPr>
+              <w:t>.</w:t>
+            </w:r>
+            <w:r>
+              <w:rPr>
+                <w:rFonts w:cs="BRH Malayalam Extra"/>
+                <w:szCs w:val="32"/>
+              </w:rPr>
+              <w:t>3</w:t>
+            </w:r>
+            <w:r>
+              <w:rPr>
+                <w:rFonts w:ascii="BRH Malayalam Extra" w:hAnsi="BRH Malayalam Extra" w:cs="BRH Malayalam Extra"/>
+                <w:sz w:val="32"/>
+                <w:szCs w:val="32"/>
+              </w:rPr>
+              <w:t>(</w:t>
+            </w:r>
+            <w:r>
+              <w:rPr>
+                <w:rFonts w:cs="BRH Malayalam Extra"/>
+                <w:szCs w:val="32"/>
+              </w:rPr>
+              <w:t>20</w:t>
+            </w:r>
+            <w:r>
+              <w:rPr>
+                <w:rFonts w:ascii="BRH Malayalam Extra" w:hAnsi="BRH Malayalam Extra" w:cs="BRH Malayalam Extra"/>
+                <w:sz w:val="32"/>
+                <w:szCs w:val="32"/>
+              </w:rPr>
+              <w:t>)- D</w:t>
+            </w:r>
+            <w:r>
+              <w:rPr>
+                <w:rFonts w:ascii="BRH Malayalam Extra" w:hAnsi="BRH Malayalam Extra" w:cs="BRH Malayalam Extra"/>
+                <w:sz w:val="28"/>
+                <w:szCs w:val="32"/>
+              </w:rPr>
+              <w:t>–</w:t>
+            </w:r>
+            <w:r>
+              <w:rPr>
+                <w:rFonts w:ascii="BRH Malayalam Extra" w:hAnsi="BRH Malayalam Extra" w:cs="BRH Malayalam Extra"/>
+                <w:sz w:val="32"/>
+                <w:szCs w:val="32"/>
+              </w:rPr>
+              <w:t>h</w:t>
+            </w:r>
+            <w:r>
+              <w:rPr>
+                <w:rFonts w:ascii="BRH Malayalam Extra" w:hAnsi="BRH Malayalam Extra" w:cs="BRH Malayalam Extra"/>
+                <w:sz w:val="28"/>
+                <w:szCs w:val="32"/>
+              </w:rPr>
+              <w:t>–</w:t>
+            </w:r>
+            <w:r>
+              <w:rPr>
+                <w:rFonts w:ascii="BRH Malayalam Extra" w:hAnsi="BRH Malayalam Extra" w:cs="BRH Malayalam Extra"/>
+                <w:sz w:val="32"/>
+                <w:szCs w:val="32"/>
+              </w:rPr>
+              <w:t>j</w:t>
+            </w:r>
+            <w:r>
+              <w:rPr>
+                <w:rFonts w:ascii="BRH Malayalam Extra" w:hAnsi="BRH Malayalam Extra" w:cs="BRH Malayalam Extra"/>
+                <w:sz w:val="32"/>
+                <w:szCs w:val="32"/>
+                <w:highlight w:val="green"/>
+              </w:rPr>
+              <w:t>¥</w:t>
+            </w:r>
+            <w:r>
+              <w:rPr>
+                <w:rFonts w:ascii="BRH Malayalam Extra" w:hAnsi="BRH Malayalam Extra" w:cs="BRH Malayalam Extra"/>
+                <w:sz w:val="32"/>
+                <w:szCs w:val="32"/>
+              </w:rPr>
+              <w:t>Zx˜¥RõxZyrx |</w:t>
+            </w:r>
+          </w:p>
+          <w:p>
+            <w:pPr>
+              <w:widowControl w:val="0"/>
+              <w:autoSpaceDE w:val="0"/>
+              <w:autoSpaceDN w:val="0"/>
+              <w:adjustRightInd w:val="0"/>
+              <w:spacing w:before="0" w:line="240" w:lineRule="auto"/>
+              <w:rPr>
+                <w:rFonts w:ascii="BRH Malayalam Extra" w:hAnsi="BRH Malayalam Extra" w:cs="BRH Malayalam Extra"/>
+                <w:sz w:val="32"/>
+                <w:szCs w:val="32"/>
+              </w:rPr>
+            </w:pPr>
+            <w:r>
+              <w:rPr>
+                <w:rFonts w:ascii="BRH Malayalam Extra" w:hAnsi="BRH Malayalam Extra" w:cs="BRH Malayalam Extra"/>
+                <w:sz w:val="32"/>
+                <w:szCs w:val="32"/>
+              </w:rPr>
+              <w:t>D</w:t>
+            </w:r>
+            <w:r>
+              <w:rPr>
+                <w:rFonts w:ascii="BRH Malayalam Extra" w:hAnsi="BRH Malayalam Extra" w:cs="BRH Malayalam Extra"/>
+                <w:sz w:val="28"/>
+                <w:szCs w:val="32"/>
+              </w:rPr>
+              <w:t>–</w:t>
+            </w:r>
+            <w:r>
+              <w:rPr>
+                <w:rFonts w:ascii="BRH Malayalam Extra" w:hAnsi="BRH Malayalam Extra" w:cs="BRH Malayalam Extra"/>
+                <w:sz w:val="32"/>
+                <w:szCs w:val="32"/>
+              </w:rPr>
+              <w:t>h</w:t>
+            </w:r>
+            <w:r>
+              <w:rPr>
+                <w:rFonts w:ascii="BRH Malayalam Extra" w:hAnsi="BRH Malayalam Extra" w:cs="BRH Malayalam Extra"/>
+                <w:sz w:val="28"/>
+                <w:szCs w:val="32"/>
+              </w:rPr>
+              <w:t>–</w:t>
+            </w:r>
+            <w:r>
+              <w:rPr>
+                <w:rFonts w:ascii="BRH Malayalam Extra" w:hAnsi="BRH Malayalam Extra" w:cs="BRH Malayalam Extra"/>
+                <w:sz w:val="32"/>
+                <w:szCs w:val="32"/>
+              </w:rPr>
+              <w:t>j</w:t>
+            </w:r>
+            <w:r>
+              <w:rPr>
+                <w:rFonts w:ascii="BRH Malayalam Extra" w:hAnsi="BRH Malayalam Extra" w:cs="BRH Malayalam Extra"/>
+                <w:sz w:val="32"/>
+                <w:szCs w:val="32"/>
+                <w:highlight w:val="green"/>
+              </w:rPr>
+              <w:t>¥</w:t>
+            </w:r>
+            <w:r>
+              <w:rPr>
+                <w:rFonts w:ascii="BRH Malayalam Extra" w:hAnsi="BRH Malayalam Extra" w:cs="BRH Malayalam Extra"/>
+                <w:sz w:val="32"/>
+                <w:szCs w:val="32"/>
+              </w:rPr>
+              <w:t>Zx˜¥RõxZy</w:t>
+            </w:r>
+            <w:r>
+              <w:rPr>
+                <w:rFonts w:ascii="BRH Malayalam Extra" w:hAnsi="BRH Malayalam Extra" w:cs="BRH Malayalam Extra"/>
+                <w:sz w:val="28"/>
+                <w:szCs w:val="32"/>
+              </w:rPr>
+              <w:t>–</w:t>
+            </w:r>
+            <w:r>
+              <w:rPr>
+                <w:rFonts w:ascii="BRH Malayalam Extra" w:hAnsi="BRH Malayalam Extra" w:cs="BRH Malayalam Extra"/>
+                <w:sz w:val="32"/>
+                <w:szCs w:val="32"/>
+              </w:rPr>
+              <w:t>¥rZõ¡—h</w:t>
+            </w:r>
+            <w:r>
+              <w:rPr>
+                <w:rFonts w:ascii="BRH Malayalam Extra" w:hAnsi="BRH Malayalam Extra" w:cs="BRH Malayalam Extra"/>
+                <w:sz w:val="28"/>
+                <w:szCs w:val="32"/>
+              </w:rPr>
+              <w:t>–</w:t>
+            </w:r>
+            <w:r>
+              <w:rPr>
+                <w:rFonts w:ascii="BRH Malayalam Extra" w:hAnsi="BRH Malayalam Extra" w:cs="BRH Malayalam Extra"/>
+                <w:sz w:val="32"/>
+                <w:szCs w:val="32"/>
+              </w:rPr>
+              <w:t>jZ—J - ¥Rõx</w:t>
+            </w:r>
+            <w:r>
+              <w:rPr>
+                <w:rFonts w:ascii="BRH Malayalam Extra" w:hAnsi="BRH Malayalam Extra" w:cs="BRH Malayalam Extra"/>
+                <w:sz w:val="28"/>
+                <w:szCs w:val="32"/>
+              </w:rPr>
+              <w:t>–</w:t>
+            </w:r>
+            <w:r>
+              <w:rPr>
+                <w:rFonts w:ascii="BRH Malayalam Extra" w:hAnsi="BRH Malayalam Extra" w:cs="BRH Malayalam Extra"/>
+                <w:sz w:val="32"/>
+                <w:szCs w:val="32"/>
+              </w:rPr>
+              <w:t>Zy</w:t>
+            </w:r>
+            <w:r>
+              <w:rPr>
+                <w:rFonts w:ascii="BRH Malayalam Extra" w:hAnsi="BRH Malayalam Extra" w:cs="BRH Malayalam Extra"/>
+                <w:sz w:val="28"/>
+                <w:szCs w:val="32"/>
+              </w:rPr>
+              <w:t>–</w:t>
+            </w:r>
+            <w:r>
+              <w:rPr>
+                <w:rFonts w:ascii="BRH Malayalam Extra" w:hAnsi="BRH Malayalam Extra" w:cs="BRH Malayalam Extra"/>
+                <w:sz w:val="32"/>
+                <w:szCs w:val="32"/>
+              </w:rPr>
+              <w:t>rx</w:t>
+            </w:r>
+            <w:r>
+              <w:rPr>
+                <w:rFonts w:ascii="BRH Malayalam Extra" w:hAnsi="BRH Malayalam Extra" w:cs="BRH Malayalam Extra"/>
+                <w:sz w:val="28"/>
+                <w:szCs w:val="32"/>
+              </w:rPr>
+              <w:t>–</w:t>
+            </w:r>
+            <w:r>
+              <w:rPr>
+                <w:rFonts w:ascii="BRH Malayalam Extra" w:hAnsi="BRH Malayalam Extra" w:cs="BRH Malayalam Extra"/>
+                <w:sz w:val="32"/>
+                <w:szCs w:val="32"/>
+              </w:rPr>
+              <w:t xml:space="preserve"> | </w:t>
             </w:r>
           </w:p>
         </w:tc>
@@ -953,7 +8680,6 @@
               <w:spacing w:before="0" w:line="240" w:lineRule="auto"/>
               <w:rPr>
                 <w:rFonts w:ascii="BRH Malayalam Extra" w:hAnsi="BRH Malayalam Extra" w:cs="BRH Malayalam Extra"/>
-                <w:color w:val="000000"/>
                 <w:sz w:val="32"/>
                 <w:szCs w:val="32"/>
               </w:rPr>
@@ -961,16 +8687,16 @@
             <w:r>
               <w:rPr>
                 <w:rFonts w:ascii="BRH Malayalam Extra" w:hAnsi="BRH Malayalam Extra" w:cs="BRH Malayalam Extra"/>
-                <w:color w:val="000000"/>
-                <w:sz w:val="32"/>
-                <w:szCs w:val="32"/>
-              </w:rPr>
+                <w:sz w:val="32"/>
+                <w:szCs w:val="32"/>
+              </w:rPr>
+              <w:lastRenderedPageBreak/>
               <w:t>(</w:t>
             </w:r>
-            <w:r>
-              <w:rPr>
-                <w:rFonts w:cs="BRH Malayalam Extra"/>
-                <w:color w:val="000000"/>
+            <w:proofErr w:type="gramStart"/>
+            <w:r>
+              <w:rPr>
+                <w:rFonts w:cs="BRH Malayalam Extra"/>
                 <w:szCs w:val="32"/>
               </w:rPr>
               <w:t>45</w:t>
@@ -978,7 +8704,6 @@
             <w:r>
               <w:rPr>
                 <w:rFonts w:ascii="BRH Malayalam Extra" w:hAnsi="BRH Malayalam Extra" w:cs="BRH Malayalam Extra"/>
-                <w:color w:val="000000"/>
                 <w:sz w:val="32"/>
                 <w:szCs w:val="32"/>
               </w:rPr>
@@ -987,15 +8712,21 @@
             <w:r>
               <w:rPr>
                 <w:rFonts w:cs="BRH Malayalam Extra"/>
-                <w:color w:val="000000"/>
-                <w:szCs w:val="32"/>
-              </w:rPr>
-              <w:t>[P41</w:t>
-            </w:r>
-            <w:r>
-              <w:rPr>
-                <w:rFonts w:ascii="BRH Malayalam Extra" w:hAnsi="BRH Malayalam Extra" w:cs="BRH Malayalam Extra"/>
-                <w:color w:val="000000"/>
+                <w:szCs w:val="32"/>
+              </w:rPr>
+              <w:t>[</w:t>
+            </w:r>
+            <w:proofErr w:type="gramEnd"/>
+            <w:r>
+              <w:rPr>
+                <w:rFonts w:cs="BRH Malayalam Extra"/>
+                <w:szCs w:val="32"/>
+              </w:rPr>
+              <w:t>P41</w:t>
+            </w:r>
+            <w:r>
+              <w:rPr>
+                <w:rFonts w:ascii="BRH Malayalam Extra" w:hAnsi="BRH Malayalam Extra" w:cs="BRH Malayalam Extra"/>
                 <w:sz w:val="32"/>
                 <w:szCs w:val="32"/>
               </w:rPr>
@@ -1004,7 +8735,6 @@
             <w:r>
               <w:rPr>
                 <w:rFonts w:cs="BRH Malayalam Extra"/>
-                <w:color w:val="000000"/>
                 <w:szCs w:val="32"/>
               </w:rPr>
               <w:t>7</w:t>
@@ -1012,7 +8742,6 @@
             <w:r>
               <w:rPr>
                 <w:rFonts w:ascii="BRH Malayalam Extra" w:hAnsi="BRH Malayalam Extra" w:cs="BRH Malayalam Extra"/>
-                <w:color w:val="000000"/>
                 <w:sz w:val="32"/>
                 <w:szCs w:val="32"/>
               </w:rPr>
@@ -1021,7 +8750,6 @@
             <w:r>
               <w:rPr>
                 <w:rFonts w:cs="BRH Malayalam Extra"/>
-                <w:color w:val="000000"/>
                 <w:szCs w:val="32"/>
               </w:rPr>
               <w:t>4</w:t>
@@ -1029,7 +8757,6 @@
             <w:r>
               <w:rPr>
                 <w:rFonts w:ascii="BRH Malayalam Extra" w:hAnsi="BRH Malayalam Extra" w:cs="BRH Malayalam Extra"/>
-                <w:color w:val="000000"/>
                 <w:sz w:val="32"/>
                 <w:szCs w:val="32"/>
               </w:rPr>
@@ -1038,7 +8765,6 @@
             <w:r>
               <w:rPr>
                 <w:rFonts w:cs="BRH Malayalam Extra"/>
-                <w:color w:val="000000"/>
                 <w:szCs w:val="32"/>
               </w:rPr>
               <w:t>15</w:t>
@@ -1046,7 +8772,6 @@
             <w:r>
               <w:rPr>
                 <w:rFonts w:ascii="BRH Malayalam Extra" w:hAnsi="BRH Malayalam Extra" w:cs="BRH Malayalam Extra"/>
-                <w:color w:val="000000"/>
                 <w:sz w:val="32"/>
                 <w:szCs w:val="32"/>
               </w:rPr>
@@ -1055,7 +8780,6 @@
             <w:r>
               <w:rPr>
                 <w:rFonts w:cs="BRH Malayalam Extra"/>
-                <w:color w:val="000000"/>
                 <w:szCs w:val="32"/>
               </w:rPr>
               <w:t>1</w:t>
@@ -1063,7 +8787,6 @@
             <w:r>
               <w:rPr>
                 <w:rFonts w:ascii="BRH Malayalam Extra" w:hAnsi="BRH Malayalam Extra" w:cs="BRH Malayalam Extra"/>
-                <w:color w:val="000000"/>
                 <w:sz w:val="32"/>
                 <w:szCs w:val="32"/>
               </w:rPr>
@@ -1072,7 +8795,6 @@
             <w:r>
               <w:rPr>
                 <w:rFonts w:cs="BRH Malayalam Extra"/>
-                <w:color w:val="000000"/>
                 <w:szCs w:val="32"/>
               </w:rPr>
               <w:t>42</w:t>
@@ -1080,7 +8802,6 @@
             <w:r>
               <w:rPr>
                 <w:rFonts w:ascii="BRH Malayalam Extra" w:hAnsi="BRH Malayalam Extra" w:cs="BRH Malayalam Extra"/>
-                <w:color w:val="000000"/>
                 <w:sz w:val="32"/>
                 <w:szCs w:val="32"/>
               </w:rPr>
@@ -1089,16 +8810,14 @@
             <w:r>
               <w:rPr>
                 <w:rFonts w:ascii="BRH Malayalam Extra" w:hAnsi="BRH Malayalam Extra" w:cs="BRH Malayalam Extra"/>
-                <w:color w:val="000000"/>
-                <w:sz w:val="28"/>
-                <w:szCs w:val="32"/>
-              </w:rPr>
-              <w:t>–</w:t>
-            </w:r>
-            <w:r>
-              <w:rPr>
-                <w:rFonts w:ascii="BRH Malayalam Extra" w:hAnsi="BRH Malayalam Extra" w:cs="BRH Malayalam Extra"/>
-                <w:color w:val="000000"/>
+                <w:sz w:val="28"/>
+                <w:szCs w:val="32"/>
+              </w:rPr>
+              <w:t>–</w:t>
+            </w:r>
+            <w:r>
+              <w:rPr>
+                <w:rFonts w:ascii="BRH Malayalam Extra" w:hAnsi="BRH Malayalam Extra" w:cs="BRH Malayalam Extra"/>
                 <w:sz w:val="32"/>
                 <w:szCs w:val="32"/>
               </w:rPr>
@@ -1114,7 +8833,6 @@
               <w:spacing w:before="0" w:line="240" w:lineRule="auto"/>
               <w:rPr>
                 <w:rFonts w:ascii="BRH Malayalam Extra" w:hAnsi="BRH Malayalam Extra" w:cs="BRH Malayalam Extra"/>
-                <w:color w:val="000000"/>
                 <w:sz w:val="32"/>
                 <w:szCs w:val="32"/>
               </w:rPr>
@@ -1122,7 +8840,6 @@
             <w:r>
               <w:rPr>
                 <w:rFonts w:ascii="BRH Malayalam Extra" w:hAnsi="BRH Malayalam Extra" w:cs="BRH Malayalam Extra"/>
-                <w:color w:val="000000"/>
                 <w:sz w:val="32"/>
                 <w:szCs w:val="32"/>
               </w:rPr>
@@ -1131,7 +8848,6 @@
             <w:r>
               <w:rPr>
                 <w:rFonts w:ascii="BRH Malayalam Extra" w:hAnsi="BRH Malayalam Extra" w:cs="BRH Malayalam Extra"/>
-                <w:color w:val="000000"/>
                 <w:sz w:val="32"/>
                 <w:szCs w:val="32"/>
                 <w:highlight w:val="yellow"/>
@@ -1141,16 +8857,14 @@
             <w:r>
               <w:rPr>
                 <w:rFonts w:ascii="BRH Malayalam Extra" w:hAnsi="BRH Malayalam Extra" w:cs="BRH Malayalam Extra"/>
-                <w:color w:val="000000"/>
-                <w:sz w:val="28"/>
-                <w:szCs w:val="32"/>
-              </w:rPr>
-              <w:t>–</w:t>
-            </w:r>
-            <w:r>
-              <w:rPr>
-                <w:rFonts w:ascii="BRH Malayalam Extra" w:hAnsi="BRH Malayalam Extra" w:cs="BRH Malayalam Extra"/>
-                <w:color w:val="000000"/>
+                <w:sz w:val="28"/>
+                <w:szCs w:val="32"/>
+              </w:rPr>
+              <w:t>–</w:t>
+            </w:r>
+            <w:r>
+              <w:rPr>
+                <w:rFonts w:ascii="BRH Malayalam Extra" w:hAnsi="BRH Malayalam Extra" w:cs="BRH Malayalam Extra"/>
                 <w:sz w:val="32"/>
                 <w:szCs w:val="32"/>
               </w:rPr>
@@ -1159,16 +8873,14 @@
             <w:r>
               <w:rPr>
                 <w:rFonts w:ascii="BRH Malayalam Extra" w:hAnsi="BRH Malayalam Extra" w:cs="BRH Malayalam Extra"/>
-                <w:color w:val="000000"/>
-                <w:sz w:val="28"/>
-                <w:szCs w:val="32"/>
-              </w:rPr>
-              <w:t>–</w:t>
-            </w:r>
-            <w:r>
-              <w:rPr>
-                <w:rFonts w:ascii="BRH Malayalam Extra" w:hAnsi="BRH Malayalam Extra" w:cs="BRH Malayalam Extra"/>
-                <w:color w:val="000000"/>
+                <w:sz w:val="28"/>
+                <w:szCs w:val="32"/>
+              </w:rPr>
+              <w:t>–</w:t>
+            </w:r>
+            <w:r>
+              <w:rPr>
+                <w:rFonts w:ascii="BRH Malayalam Extra" w:hAnsi="BRH Malayalam Extra" w:cs="BRH Malayalam Extra"/>
                 <w:sz w:val="32"/>
                 <w:szCs w:val="32"/>
               </w:rPr>
@@ -1177,7 +8889,6 @@
             <w:r>
               <w:rPr>
                 <w:rFonts w:ascii="BRH Malayalam Extra" w:hAnsi="BRH Malayalam Extra" w:cs="BRH Malayalam Extra"/>
-                <w:color w:val="000000"/>
                 <w:sz w:val="32"/>
                 <w:szCs w:val="32"/>
                 <w:highlight w:val="yellow"/>
@@ -1187,16 +8898,14 @@
             <w:r>
               <w:rPr>
                 <w:rFonts w:ascii="BRH Malayalam Extra" w:hAnsi="BRH Malayalam Extra" w:cs="BRH Malayalam Extra"/>
-                <w:color w:val="000000"/>
-                <w:sz w:val="28"/>
-                <w:szCs w:val="32"/>
-              </w:rPr>
-              <w:t>–</w:t>
-            </w:r>
-            <w:r>
-              <w:rPr>
-                <w:rFonts w:ascii="BRH Malayalam Extra" w:hAnsi="BRH Malayalam Extra" w:cs="BRH Malayalam Extra"/>
-                <w:color w:val="000000"/>
+                <w:sz w:val="28"/>
+                <w:szCs w:val="32"/>
+              </w:rPr>
+              <w:t>–</w:t>
+            </w:r>
+            <w:r>
+              <w:rPr>
+                <w:rFonts w:ascii="BRH Malayalam Extra" w:hAnsi="BRH Malayalam Extra" w:cs="BRH Malayalam Extra"/>
                 <w:sz w:val="32"/>
                 <w:szCs w:val="32"/>
               </w:rPr>
@@ -1205,16 +8914,14 @@
             <w:r>
               <w:rPr>
                 <w:rFonts w:ascii="BRH Malayalam Extra" w:hAnsi="BRH Malayalam Extra" w:cs="BRH Malayalam Extra"/>
-                <w:color w:val="000000"/>
-                <w:sz w:val="28"/>
-                <w:szCs w:val="32"/>
-              </w:rPr>
-              <w:t>–</w:t>
-            </w:r>
-            <w:r>
-              <w:rPr>
-                <w:rFonts w:ascii="BRH Malayalam Extra" w:hAnsi="BRH Malayalam Extra" w:cs="BRH Malayalam Extra"/>
-                <w:color w:val="000000"/>
+                <w:sz w:val="28"/>
+                <w:szCs w:val="32"/>
+              </w:rPr>
+              <w:t>–</w:t>
+            </w:r>
+            <w:r>
+              <w:rPr>
+                <w:rFonts w:ascii="BRH Malayalam Extra" w:hAnsi="BRH Malayalam Extra" w:cs="BRH Malayalam Extra"/>
                 <w:sz w:val="32"/>
                 <w:szCs w:val="32"/>
               </w:rPr>
@@ -1236,7 +8943,6 @@
             <w:r>
               <w:rPr>
                 <w:rFonts w:ascii="BRH Malayalam Extra" w:hAnsi="BRH Malayalam Extra" w:cs="BRH Malayalam Extra"/>
-                <w:color w:val="000000"/>
                 <w:sz w:val="32"/>
                 <w:szCs w:val="32"/>
               </w:rPr>
@@ -1245,16 +8951,14 @@
             <w:r>
               <w:rPr>
                 <w:rFonts w:ascii="BRH Malayalam Extra" w:hAnsi="BRH Malayalam Extra" w:cs="BRH Malayalam Extra"/>
-                <w:color w:val="000000"/>
-                <w:sz w:val="28"/>
-                <w:szCs w:val="32"/>
-              </w:rPr>
-              <w:t>–</w:t>
-            </w:r>
-            <w:r>
-              <w:rPr>
-                <w:rFonts w:ascii="BRH Malayalam Extra" w:hAnsi="BRH Malayalam Extra" w:cs="BRH Malayalam Extra"/>
-                <w:color w:val="000000"/>
+                <w:sz w:val="28"/>
+                <w:szCs w:val="32"/>
+              </w:rPr>
+              <w:t>–</w:t>
+            </w:r>
+            <w:r>
+              <w:rPr>
+                <w:rFonts w:ascii="BRH Malayalam Extra" w:hAnsi="BRH Malayalam Extra" w:cs="BRH Malayalam Extra"/>
                 <w:sz w:val="32"/>
                 <w:szCs w:val="32"/>
               </w:rPr>
@@ -1263,7 +8967,6 @@
             <w:r>
               <w:rPr>
                 <w:rFonts w:ascii="BRH Devanagari Extra" w:hAnsi="BRH Devanagari Extra" w:cs="BRH Malayalam Extra"/>
-                <w:color w:val="000000"/>
                 <w:sz w:val="26"/>
                 <w:szCs w:val="32"/>
               </w:rPr>
@@ -1272,7 +8975,6 @@
             <w:r>
               <w:rPr>
                 <w:rFonts w:ascii="BRH Malayalam Extra" w:hAnsi="BRH Malayalam Extra" w:cs="BRH Malayalam Extra"/>
-                <w:color w:val="000000"/>
                 <w:sz w:val="32"/>
                 <w:szCs w:val="32"/>
               </w:rPr>
@@ -1281,16 +8983,14 @@
             <w:r>
               <w:rPr>
                 <w:rFonts w:ascii="BRH Malayalam Extra" w:hAnsi="BRH Malayalam Extra" w:cs="BRH Malayalam Extra"/>
-                <w:color w:val="000000"/>
-                <w:sz w:val="28"/>
-                <w:szCs w:val="32"/>
-              </w:rPr>
-              <w:t>–</w:t>
-            </w:r>
-            <w:r>
-              <w:rPr>
-                <w:rFonts w:ascii="BRH Malayalam Extra" w:hAnsi="BRH Malayalam Extra" w:cs="BRH Malayalam Extra"/>
-                <w:color w:val="000000"/>
+                <w:sz w:val="28"/>
+                <w:szCs w:val="32"/>
+              </w:rPr>
+              <w:t>–</w:t>
+            </w:r>
+            <w:r>
+              <w:rPr>
+                <w:rFonts w:ascii="BRH Malayalam Extra" w:hAnsi="BRH Malayalam Extra" w:cs="BRH Malayalam Extra"/>
                 <w:sz w:val="32"/>
                 <w:szCs w:val="32"/>
               </w:rPr>
@@ -1299,7 +8999,6 @@
             <w:r>
               <w:rPr>
                 <w:rFonts w:ascii="BRH Malayalam Extra" w:hAnsi="BRH Malayalam Extra" w:cs="BRH Malayalam Extra"/>
-                <w:color w:val="000000"/>
                 <w:sz w:val="32"/>
                 <w:szCs w:val="32"/>
                 <w:highlight w:val="yellow"/>
@@ -1309,16 +9008,14 @@
             <w:r>
               <w:rPr>
                 <w:rFonts w:ascii="BRH Malayalam Extra" w:hAnsi="BRH Malayalam Extra" w:cs="BRH Malayalam Extra"/>
-                <w:color w:val="000000"/>
-                <w:sz w:val="28"/>
-                <w:szCs w:val="32"/>
-              </w:rPr>
-              <w:t>–</w:t>
-            </w:r>
-            <w:r>
-              <w:rPr>
-                <w:rFonts w:ascii="BRH Malayalam Extra" w:hAnsi="BRH Malayalam Extra" w:cs="BRH Malayalam Extra"/>
-                <w:color w:val="000000"/>
+                <w:sz w:val="28"/>
+                <w:szCs w:val="32"/>
+              </w:rPr>
+              <w:t>–</w:t>
+            </w:r>
+            <w:r>
+              <w:rPr>
+                <w:rFonts w:ascii="BRH Malayalam Extra" w:hAnsi="BRH Malayalam Extra" w:cs="BRH Malayalam Extra"/>
                 <w:sz w:val="32"/>
                 <w:szCs w:val="32"/>
               </w:rPr>
@@ -1327,16 +9024,14 @@
             <w:r>
               <w:rPr>
                 <w:rFonts w:ascii="BRH Malayalam Extra" w:hAnsi="BRH Malayalam Extra" w:cs="BRH Malayalam Extra"/>
-                <w:color w:val="000000"/>
-                <w:sz w:val="28"/>
-                <w:szCs w:val="32"/>
-              </w:rPr>
-              <w:t>–</w:t>
-            </w:r>
-            <w:r>
-              <w:rPr>
-                <w:rFonts w:ascii="BRH Malayalam Extra" w:hAnsi="BRH Malayalam Extra" w:cs="BRH Malayalam Extra"/>
-                <w:color w:val="000000"/>
+                <w:sz w:val="28"/>
+                <w:szCs w:val="32"/>
+              </w:rPr>
+              <w:t>–</w:t>
+            </w:r>
+            <w:r>
+              <w:rPr>
+                <w:rFonts w:ascii="BRH Malayalam Extra" w:hAnsi="BRH Malayalam Extra" w:cs="BRH Malayalam Extra"/>
                 <w:sz w:val="32"/>
                 <w:szCs w:val="32"/>
               </w:rPr>
@@ -1357,7 +9052,6 @@
               <w:spacing w:before="0" w:line="240" w:lineRule="auto"/>
               <w:rPr>
                 <w:rFonts w:ascii="BRH Malayalam Extra" w:hAnsi="BRH Malayalam Extra" w:cs="BRH Malayalam Extra"/>
-                <w:color w:val="000000"/>
                 <w:sz w:val="32"/>
                 <w:szCs w:val="32"/>
               </w:rPr>
@@ -1365,16 +9059,15 @@
             <w:r>
               <w:rPr>
                 <w:rFonts w:ascii="BRH Malayalam Extra" w:hAnsi="BRH Malayalam Extra" w:cs="BRH Malayalam Extra"/>
-                <w:color w:val="000000"/>
                 <w:sz w:val="32"/>
                 <w:szCs w:val="32"/>
               </w:rPr>
               <w:t>(</w:t>
             </w:r>
-            <w:r>
-              <w:rPr>
-                <w:rFonts w:cs="BRH Malayalam Extra"/>
-                <w:color w:val="000000"/>
+            <w:proofErr w:type="gramStart"/>
+            <w:r>
+              <w:rPr>
+                <w:rFonts w:cs="BRH Malayalam Extra"/>
                 <w:szCs w:val="32"/>
               </w:rPr>
               <w:t>45</w:t>
@@ -1382,7 +9075,6 @@
             <w:r>
               <w:rPr>
                 <w:rFonts w:ascii="BRH Malayalam Extra" w:hAnsi="BRH Malayalam Extra" w:cs="BRH Malayalam Extra"/>
-                <w:color w:val="000000"/>
                 <w:sz w:val="32"/>
                 <w:szCs w:val="32"/>
               </w:rPr>
@@ -1391,15 +9083,21 @@
             <w:r>
               <w:rPr>
                 <w:rFonts w:cs="BRH Malayalam Extra"/>
-                <w:color w:val="000000"/>
-                <w:szCs w:val="32"/>
-              </w:rPr>
-              <w:t>[P41</w:t>
-            </w:r>
-            <w:r>
-              <w:rPr>
-                <w:rFonts w:ascii="BRH Malayalam Extra" w:hAnsi="BRH Malayalam Extra" w:cs="BRH Malayalam Extra"/>
-                <w:color w:val="000000"/>
+                <w:szCs w:val="32"/>
+              </w:rPr>
+              <w:t>[</w:t>
+            </w:r>
+            <w:proofErr w:type="gramEnd"/>
+            <w:r>
+              <w:rPr>
+                <w:rFonts w:cs="BRH Malayalam Extra"/>
+                <w:szCs w:val="32"/>
+              </w:rPr>
+              <w:t>P41</w:t>
+            </w:r>
+            <w:r>
+              <w:rPr>
+                <w:rFonts w:ascii="BRH Malayalam Extra" w:hAnsi="BRH Malayalam Extra" w:cs="BRH Malayalam Extra"/>
                 <w:sz w:val="32"/>
                 <w:szCs w:val="32"/>
               </w:rPr>
@@ -1408,7 +9106,6 @@
             <w:r>
               <w:rPr>
                 <w:rFonts w:cs="BRH Malayalam Extra"/>
-                <w:color w:val="000000"/>
                 <w:szCs w:val="32"/>
               </w:rPr>
               <w:t>7</w:t>
@@ -1416,7 +9113,6 @@
             <w:r>
               <w:rPr>
                 <w:rFonts w:ascii="BRH Malayalam Extra" w:hAnsi="BRH Malayalam Extra" w:cs="BRH Malayalam Extra"/>
-                <w:color w:val="000000"/>
                 <w:sz w:val="32"/>
                 <w:szCs w:val="32"/>
               </w:rPr>
@@ -1425,7 +9121,6 @@
             <w:r>
               <w:rPr>
                 <w:rFonts w:cs="BRH Malayalam Extra"/>
-                <w:color w:val="000000"/>
                 <w:szCs w:val="32"/>
               </w:rPr>
               <w:t>4</w:t>
@@ -1433,7 +9128,6 @@
             <w:r>
               <w:rPr>
                 <w:rFonts w:ascii="BRH Malayalam Extra" w:hAnsi="BRH Malayalam Extra" w:cs="BRH Malayalam Extra"/>
-                <w:color w:val="000000"/>
                 <w:sz w:val="32"/>
                 <w:szCs w:val="32"/>
               </w:rPr>
@@ -1442,7 +9136,6 @@
             <w:r>
               <w:rPr>
                 <w:rFonts w:cs="BRH Malayalam Extra"/>
-                <w:color w:val="000000"/>
                 <w:szCs w:val="32"/>
               </w:rPr>
               <w:t>15</w:t>
@@ -1450,7 +9143,6 @@
             <w:r>
               <w:rPr>
                 <w:rFonts w:ascii="BRH Malayalam Extra" w:hAnsi="BRH Malayalam Extra" w:cs="BRH Malayalam Extra"/>
-                <w:color w:val="000000"/>
                 <w:sz w:val="32"/>
                 <w:szCs w:val="32"/>
               </w:rPr>
@@ -1459,7 +9151,6 @@
             <w:r>
               <w:rPr>
                 <w:rFonts w:cs="BRH Malayalam Extra"/>
-                <w:color w:val="000000"/>
                 <w:szCs w:val="32"/>
               </w:rPr>
               <w:t>1</w:t>
@@ -1467,7 +9158,6 @@
             <w:r>
               <w:rPr>
                 <w:rFonts w:ascii="BRH Malayalam Extra" w:hAnsi="BRH Malayalam Extra" w:cs="BRH Malayalam Extra"/>
-                <w:color w:val="000000"/>
                 <w:sz w:val="32"/>
                 <w:szCs w:val="32"/>
               </w:rPr>
@@ -1476,7 +9166,6 @@
             <w:r>
               <w:rPr>
                 <w:rFonts w:cs="BRH Malayalam Extra"/>
-                <w:color w:val="000000"/>
                 <w:szCs w:val="32"/>
               </w:rPr>
               <w:t>42</w:t>
@@ -1484,7 +9173,6 @@
             <w:r>
               <w:rPr>
                 <w:rFonts w:ascii="BRH Malayalam Extra" w:hAnsi="BRH Malayalam Extra" w:cs="BRH Malayalam Extra"/>
-                <w:color w:val="000000"/>
                 <w:sz w:val="32"/>
                 <w:szCs w:val="32"/>
               </w:rPr>
@@ -1493,16 +9181,14 @@
             <w:r>
               <w:rPr>
                 <w:rFonts w:ascii="BRH Malayalam Extra" w:hAnsi="BRH Malayalam Extra" w:cs="BRH Malayalam Extra"/>
-                <w:color w:val="000000"/>
-                <w:sz w:val="28"/>
-                <w:szCs w:val="32"/>
-              </w:rPr>
-              <w:t>–</w:t>
-            </w:r>
-            <w:r>
-              <w:rPr>
-                <w:rFonts w:ascii="BRH Malayalam Extra" w:hAnsi="BRH Malayalam Extra" w:cs="BRH Malayalam Extra"/>
-                <w:color w:val="000000"/>
+                <w:sz w:val="28"/>
+                <w:szCs w:val="32"/>
+              </w:rPr>
+              <w:t>–</w:t>
+            </w:r>
+            <w:r>
+              <w:rPr>
+                <w:rFonts w:ascii="BRH Malayalam Extra" w:hAnsi="BRH Malayalam Extra" w:cs="BRH Malayalam Extra"/>
                 <w:sz w:val="32"/>
                 <w:szCs w:val="32"/>
               </w:rPr>
@@ -1518,7 +9204,6 @@
               <w:spacing w:before="0" w:line="240" w:lineRule="auto"/>
               <w:rPr>
                 <w:rFonts w:ascii="BRH Malayalam Extra" w:hAnsi="BRH Malayalam Extra" w:cs="BRH Malayalam Extra"/>
-                <w:color w:val="000000"/>
                 <w:sz w:val="32"/>
                 <w:szCs w:val="32"/>
               </w:rPr>
@@ -1526,7 +9211,6 @@
             <w:r>
               <w:rPr>
                 <w:rFonts w:ascii="BRH Malayalam Extra" w:hAnsi="BRH Malayalam Extra" w:cs="BRH Malayalam Extra"/>
-                <w:color w:val="000000"/>
                 <w:sz w:val="32"/>
                 <w:szCs w:val="32"/>
               </w:rPr>
@@ -1535,7 +9219,6 @@
             <w:r>
               <w:rPr>
                 <w:rFonts w:ascii="BRH Malayalam Extra" w:hAnsi="BRH Malayalam Extra" w:cs="BRH Malayalam Extra"/>
-                <w:color w:val="000000"/>
                 <w:sz w:val="32"/>
                 <w:szCs w:val="32"/>
                 <w:highlight w:val="green"/>
@@ -1545,7 +9228,6 @@
             <w:r>
               <w:rPr>
                 <w:rFonts w:ascii="BRH Malayalam Extra" w:hAnsi="BRH Malayalam Extra" w:cs="BRH Malayalam Extra"/>
-                <w:color w:val="000000"/>
                 <w:sz w:val="28"/>
                 <w:szCs w:val="32"/>
                 <w:highlight w:val="green"/>
@@ -1555,7 +9237,6 @@
             <w:r>
               <w:rPr>
                 <w:rFonts w:ascii="BRH Malayalam Extra" w:hAnsi="BRH Malayalam Extra" w:cs="BRH Malayalam Extra"/>
-                <w:color w:val="000000"/>
                 <w:sz w:val="32"/>
                 <w:szCs w:val="32"/>
                 <w:highlight w:val="green"/>
@@ -1565,7 +9246,6 @@
             <w:r>
               <w:rPr>
                 <w:rFonts w:ascii="BRH Malayalam Extra" w:hAnsi="BRH Malayalam Extra" w:cs="BRH Malayalam Extra"/>
-                <w:color w:val="000000"/>
                 <w:sz w:val="32"/>
                 <w:szCs w:val="32"/>
               </w:rPr>
@@ -1574,16 +9254,14 @@
             <w:r>
               <w:rPr>
                 <w:rFonts w:ascii="BRH Malayalam Extra" w:hAnsi="BRH Malayalam Extra" w:cs="BRH Malayalam Extra"/>
-                <w:color w:val="000000"/>
-                <w:sz w:val="28"/>
-                <w:szCs w:val="32"/>
-              </w:rPr>
-              <w:t>–</w:t>
-            </w:r>
-            <w:r>
-              <w:rPr>
-                <w:rFonts w:ascii="BRH Malayalam Extra" w:hAnsi="BRH Malayalam Extra" w:cs="BRH Malayalam Extra"/>
-                <w:color w:val="000000"/>
+                <w:sz w:val="28"/>
+                <w:szCs w:val="32"/>
+              </w:rPr>
+              <w:t>–</w:t>
+            </w:r>
+            <w:r>
+              <w:rPr>
+                <w:rFonts w:ascii="BRH Malayalam Extra" w:hAnsi="BRH Malayalam Extra" w:cs="BRH Malayalam Extra"/>
                 <w:sz w:val="32"/>
                 <w:szCs w:val="32"/>
               </w:rPr>
@@ -1592,7 +9270,6 @@
             <w:r>
               <w:rPr>
                 <w:rFonts w:ascii="BRH Malayalam Extra" w:hAnsi="BRH Malayalam Extra" w:cs="BRH Malayalam Extra"/>
-                <w:color w:val="000000"/>
                 <w:sz w:val="32"/>
                 <w:szCs w:val="32"/>
                 <w:highlight w:val="green"/>
@@ -1602,16 +9279,14 @@
             <w:r>
               <w:rPr>
                 <w:rFonts w:ascii="BRH Malayalam Extra" w:hAnsi="BRH Malayalam Extra" w:cs="BRH Malayalam Extra"/>
-                <w:color w:val="000000"/>
-                <w:sz w:val="28"/>
-                <w:szCs w:val="32"/>
-              </w:rPr>
-              <w:t>–</w:t>
-            </w:r>
-            <w:r>
-              <w:rPr>
-                <w:rFonts w:ascii="BRH Malayalam Extra" w:hAnsi="BRH Malayalam Extra" w:cs="BRH Malayalam Extra"/>
-                <w:color w:val="000000"/>
+                <w:sz w:val="28"/>
+                <w:szCs w:val="32"/>
+              </w:rPr>
+              <w:t>–</w:t>
+            </w:r>
+            <w:r>
+              <w:rPr>
+                <w:rFonts w:ascii="BRH Malayalam Extra" w:hAnsi="BRH Malayalam Extra" w:cs="BRH Malayalam Extra"/>
                 <w:sz w:val="32"/>
                 <w:szCs w:val="32"/>
               </w:rPr>
@@ -1620,16 +9295,14 @@
             <w:r>
               <w:rPr>
                 <w:rFonts w:ascii="BRH Malayalam Extra" w:hAnsi="BRH Malayalam Extra" w:cs="BRH Malayalam Extra"/>
-                <w:color w:val="000000"/>
-                <w:sz w:val="28"/>
-                <w:szCs w:val="32"/>
-              </w:rPr>
-              <w:t>–</w:t>
-            </w:r>
-            <w:r>
-              <w:rPr>
-                <w:rFonts w:ascii="BRH Malayalam Extra" w:hAnsi="BRH Malayalam Extra" w:cs="BRH Malayalam Extra"/>
-                <w:color w:val="000000"/>
+                <w:sz w:val="28"/>
+                <w:szCs w:val="32"/>
+              </w:rPr>
+              <w:t>–</w:t>
+            </w:r>
+            <w:r>
+              <w:rPr>
+                <w:rFonts w:ascii="BRH Malayalam Extra" w:hAnsi="BRH Malayalam Extra" w:cs="BRH Malayalam Extra"/>
                 <w:sz w:val="32"/>
                 <w:szCs w:val="32"/>
               </w:rPr>
@@ -1645,14 +9318,12 @@
               <w:spacing w:before="0" w:line="240" w:lineRule="auto"/>
               <w:rPr>
                 <w:rFonts w:cs="BRH Malayalam Extra"/>
-                <w:color w:val="000000"/>
                 <w:szCs w:val="40"/>
               </w:rPr>
             </w:pPr>
             <w:r>
               <w:rPr>
                 <w:rFonts w:ascii="BRH Malayalam Extra" w:hAnsi="BRH Malayalam Extra" w:cs="BRH Malayalam Extra"/>
-                <w:color w:val="000000"/>
                 <w:sz w:val="32"/>
                 <w:szCs w:val="32"/>
               </w:rPr>
@@ -1661,16 +9332,14 @@
             <w:r>
               <w:rPr>
                 <w:rFonts w:ascii="BRH Malayalam Extra" w:hAnsi="BRH Malayalam Extra" w:cs="BRH Malayalam Extra"/>
-                <w:color w:val="000000"/>
-                <w:sz w:val="28"/>
-                <w:szCs w:val="32"/>
-              </w:rPr>
-              <w:t>–</w:t>
-            </w:r>
-            <w:r>
-              <w:rPr>
-                <w:rFonts w:ascii="BRH Malayalam Extra" w:hAnsi="BRH Malayalam Extra" w:cs="BRH Malayalam Extra"/>
-                <w:color w:val="000000"/>
+                <w:sz w:val="28"/>
+                <w:szCs w:val="32"/>
+              </w:rPr>
+              <w:t>–</w:t>
+            </w:r>
+            <w:r>
+              <w:rPr>
+                <w:rFonts w:ascii="BRH Malayalam Extra" w:hAnsi="BRH Malayalam Extra" w:cs="BRH Malayalam Extra"/>
                 <w:sz w:val="32"/>
                 <w:szCs w:val="32"/>
               </w:rPr>
@@ -1679,7 +9348,6 @@
             <w:r>
               <w:rPr>
                 <w:rFonts w:ascii="BRH Devanagari Extra" w:hAnsi="BRH Devanagari Extra" w:cs="BRH Malayalam Extra"/>
-                <w:color w:val="000000"/>
                 <w:sz w:val="26"/>
                 <w:szCs w:val="32"/>
               </w:rPr>
@@ -1688,7 +9356,6 @@
             <w:r>
               <w:rPr>
                 <w:rFonts w:ascii="BRH Malayalam Extra" w:hAnsi="BRH Malayalam Extra" w:cs="BRH Malayalam Extra"/>
-                <w:color w:val="000000"/>
                 <w:sz w:val="32"/>
                 <w:szCs w:val="32"/>
               </w:rPr>
@@ -1697,16 +9364,14 @@
             <w:r>
               <w:rPr>
                 <w:rFonts w:ascii="BRH Malayalam Extra" w:hAnsi="BRH Malayalam Extra" w:cs="BRH Malayalam Extra"/>
-                <w:color w:val="000000"/>
-                <w:sz w:val="28"/>
-                <w:szCs w:val="32"/>
-              </w:rPr>
-              <w:t>–</w:t>
-            </w:r>
-            <w:r>
-              <w:rPr>
-                <w:rFonts w:ascii="BRH Malayalam Extra" w:hAnsi="BRH Malayalam Extra" w:cs="BRH Malayalam Extra"/>
-                <w:color w:val="000000"/>
+                <w:sz w:val="28"/>
+                <w:szCs w:val="32"/>
+              </w:rPr>
+              <w:t>–</w:t>
+            </w:r>
+            <w:r>
+              <w:rPr>
+                <w:rFonts w:ascii="BRH Malayalam Extra" w:hAnsi="BRH Malayalam Extra" w:cs="BRH Malayalam Extra"/>
                 <w:sz w:val="32"/>
                 <w:szCs w:val="32"/>
               </w:rPr>
@@ -1715,7 +9380,6 @@
             <w:r>
               <w:rPr>
                 <w:rFonts w:ascii="BRH Malayalam Extra" w:hAnsi="BRH Malayalam Extra" w:cs="BRH Malayalam Extra"/>
-                <w:color w:val="000000"/>
                 <w:sz w:val="32"/>
                 <w:szCs w:val="32"/>
                 <w:highlight w:val="green"/>
@@ -1725,7 +9389,6 @@
             <w:r>
               <w:rPr>
                 <w:rFonts w:ascii="BRH Malayalam Extra" w:hAnsi="BRH Malayalam Extra" w:cs="BRH Malayalam Extra"/>
-                <w:color w:val="000000"/>
                 <w:sz w:val="28"/>
                 <w:szCs w:val="32"/>
                 <w:highlight w:val="green"/>
@@ -1735,7 +9398,6 @@
             <w:r>
               <w:rPr>
                 <w:rFonts w:ascii="BRH Malayalam Extra" w:hAnsi="BRH Malayalam Extra" w:cs="BRH Malayalam Extra"/>
-                <w:color w:val="000000"/>
                 <w:sz w:val="32"/>
                 <w:szCs w:val="32"/>
                 <w:highlight w:val="green"/>
@@ -1745,7 +9407,6 @@
             <w:r>
               <w:rPr>
                 <w:rFonts w:ascii="BRH Malayalam Extra" w:hAnsi="BRH Malayalam Extra" w:cs="BRH Malayalam Extra"/>
-                <w:color w:val="000000"/>
                 <w:sz w:val="32"/>
                 <w:szCs w:val="32"/>
               </w:rPr>
@@ -1754,16 +9415,14 @@
             <w:r>
               <w:rPr>
                 <w:rFonts w:ascii="BRH Malayalam Extra" w:hAnsi="BRH Malayalam Extra" w:cs="BRH Malayalam Extra"/>
-                <w:color w:val="000000"/>
-                <w:sz w:val="28"/>
-                <w:szCs w:val="32"/>
-              </w:rPr>
-              <w:t>–</w:t>
-            </w:r>
-            <w:r>
-              <w:rPr>
-                <w:rFonts w:ascii="BRH Malayalam Extra" w:hAnsi="BRH Malayalam Extra" w:cs="BRH Malayalam Extra"/>
-                <w:color w:val="000000"/>
+                <w:sz w:val="28"/>
+                <w:szCs w:val="32"/>
+              </w:rPr>
+              <w:t>–</w:t>
+            </w:r>
+            <w:r>
+              <w:rPr>
+                <w:rFonts w:ascii="BRH Malayalam Extra" w:hAnsi="BRH Malayalam Extra" w:cs="BRH Malayalam Extra"/>
                 <w:sz w:val="32"/>
                 <w:szCs w:val="32"/>
               </w:rPr>
@@ -1828,6 +9487,7 @@
           <w:szCs w:val="32"/>
           <w:u w:val="single"/>
         </w:rPr>
+        <w:lastRenderedPageBreak/>
         <w:t xml:space="preserve">TS </w:t>
       </w:r>
       <w:r>
@@ -2099,102 +9759,6 @@
                 <w:color w:val="000000"/>
                 <w:sz w:val="32"/>
                 <w:szCs w:val="32"/>
-              </w:rPr>
-            </w:pPr>
-            <w:r>
-              <w:rPr>
-                <w:rFonts w:cs="Arial"/>
-                <w:color w:val="000000"/>
-                <w:sz w:val="32"/>
-                <w:szCs w:val="32"/>
-              </w:rPr>
-              <w:t>None</w:t>
-            </w:r>
-            <w:r>
-              <w:rPr>
-                <w:rFonts w:cs="Arial"/>
-                <w:color w:val="000000"/>
-                <w:sz w:val="32"/>
-                <w:szCs w:val="32"/>
-              </w:rPr>
-              <w:t xml:space="preserve">                            </w:t>
-            </w:r>
-            <w:r>
-              <w:rPr>
-                <w:rFonts w:cs="Arial"/>
-                <w:color w:val="000000"/>
-                <w:sz w:val="32"/>
-                <w:szCs w:val="32"/>
-              </w:rPr>
-              <w:t>None</w:t>
-            </w:r>
-          </w:p>
-        </w:tc>
-      </w:tr>
-      <w:tr>
-        <w:trPr>
-          <w:trHeight w:val="540"/>
-        </w:trPr>
-        <w:tc>
-          <w:tcPr>
-            <w:tcW w:w="7024" w:type="dxa"/>
-          </w:tcPr>
-          <w:p>
-            <w:pPr>
-              <w:widowControl w:val="0"/>
-              <w:autoSpaceDE w:val="0"/>
-              <w:autoSpaceDN w:val="0"/>
-              <w:adjustRightInd w:val="0"/>
-              <w:spacing w:before="0" w:line="240" w:lineRule="auto"/>
-              <w:rPr>
-                <w:rFonts w:cs="BRH Malayalam Extra"/>
-                <w:szCs w:val="40"/>
-              </w:rPr>
-            </w:pPr>
-            <w:r>
-              <w:rPr>
-                <w:rFonts w:cs="Arial"/>
-                <w:color w:val="000000"/>
-                <w:sz w:val="32"/>
-                <w:szCs w:val="32"/>
-              </w:rPr>
-              <w:t>None</w:t>
-            </w:r>
-            <w:r>
-              <w:rPr>
-                <w:rFonts w:cs="Arial"/>
-                <w:color w:val="000000"/>
-                <w:sz w:val="32"/>
-                <w:szCs w:val="32"/>
-              </w:rPr>
-              <w:t xml:space="preserve">                            </w:t>
-            </w:r>
-            <w:r>
-              <w:rPr>
-                <w:rFonts w:cs="Arial"/>
-                <w:color w:val="000000"/>
-                <w:sz w:val="32"/>
-                <w:szCs w:val="32"/>
-              </w:rPr>
-              <w:t>None</w:t>
-            </w:r>
-          </w:p>
-        </w:tc>
-        <w:tc>
-          <w:tcPr>
-            <w:tcW w:w="7230" w:type="dxa"/>
-          </w:tcPr>
-          <w:p>
-            <w:pPr>
-              <w:widowControl w:val="0"/>
-              <w:autoSpaceDE w:val="0"/>
-              <w:autoSpaceDN w:val="0"/>
-              <w:adjustRightInd w:val="0"/>
-              <w:spacing w:before="0" w:line="240" w:lineRule="auto"/>
-              <w:rPr>
-                <w:rFonts w:cs="BRH Malayalam Extra"/>
-                <w:color w:val="000000"/>
-                <w:szCs w:val="40"/>
               </w:rPr>
             </w:pPr>
             <w:r>
